--- a/output/12_北塩原村第10期_第3回策定委員会資料.docx
+++ b/output/12_北塩原村第10期_第3回策定委員会資料.docx
@@ -2388,6 +2388,1142 @@
       </w:r>
     </w:p>
     <w:p>
+      <w:pPr>
+        <w:spacing w:after="120" w:line="300"/>
+      </w:pPr>
+      <w:r>
+        <w:rPr>
+          <w:rFonts w:ascii="游ゴシック" w:cs="游ゴシック" w:eastAsia="游ゴシック" w:hAnsi="游ゴシック"/>
+          <w:sz w:val="21"/>
+          <w:szCs w:val="21"/>
+        </w:rPr>
+        <w:t xml:space="preserve">骨子を作った時点で確定していなかった事項は22件でした。国の推計ワークシートと県の整備量見込みシートの受領により、次の11件が確定し、本資料の該当箇所に反映しています。確定していない事項の枠は20件になりました（確定により消えた枠が3件、問いが狭まった枠が2件、新たに生じた枠が1件）。各資料の「確定していない事項」の欄でお示しします。</w:t>
+      </w:r>
+    </w:p>
+    <w:tbl>
+      <w:tblPr>
+        <w:tblW w:type="dxa" w:w="9360"/>
+        <w:tblBorders>
+          <w:top w:val="single" w:color="auto" w:sz="4"/>
+          <w:left w:val="single" w:color="auto" w:sz="4"/>
+          <w:bottom w:val="single" w:color="auto" w:sz="4"/>
+          <w:right w:val="single" w:color="auto" w:sz="4"/>
+          <w:insideH w:val="single" w:color="auto" w:sz="4"/>
+          <w:insideV w:val="single" w:color="auto" w:sz="4"/>
+        </w:tblBorders>
+        <w:tblLayout w:type="fixed"/>
+      </w:tblPr>
+      <w:tblGrid>
+        <w:gridCol w:w="468"/>
+        <w:gridCol w:w="5242"/>
+        <w:gridCol w:w="3650"/>
+      </w:tblGrid>
+      <w:tr>
+        <w:trPr>
+          <w:cantSplit/>
+          <w:tblHeader/>
+        </w:trPr>
+        <w:tc>
+          <w:tcPr>
+            <w:tcW w:type="dxa" w:w="468"/>
+            <w:shd w:fill="2E75B6" w:val="clear"/>
+            <w:tcMar>
+              <w:top w:type="dxa" w:w="60"/>
+              <w:left w:type="dxa" w:w="90"/>
+              <w:bottom w:type="dxa" w:w="60"/>
+              <w:right w:type="dxa" w:w="90"/>
+            </w:tcMar>
+          </w:tcPr>
+          <w:p>
+            <w:pPr>
+              <w:spacing w:after="0" w:line="240"/>
+              <w:jc w:val="center"/>
+            </w:pPr>
+            <w:r>
+              <w:rPr>
+                <w:rFonts w:ascii="游ゴシック" w:cs="游ゴシック" w:eastAsia="游ゴシック" w:hAnsi="游ゴシック"/>
+                <w:b/>
+                <w:bCs/>
+                <w:color w:val="FFFFFF"/>
+                <w:sz w:val="17"/>
+                <w:szCs w:val="17"/>
+              </w:rPr>
+              <w:t xml:space="preserve">#</w:t>
+            </w:r>
+          </w:p>
+        </w:tc>
+        <w:tc>
+          <w:tcPr>
+            <w:tcW w:type="dxa" w:w="5242"/>
+            <w:shd w:fill="2E75B6" w:val="clear"/>
+            <w:tcMar>
+              <w:top w:type="dxa" w:w="60"/>
+              <w:left w:type="dxa" w:w="90"/>
+              <w:bottom w:type="dxa" w:w="60"/>
+              <w:right w:type="dxa" w:w="90"/>
+            </w:tcMar>
+          </w:tcPr>
+          <w:p>
+            <w:pPr>
+              <w:spacing w:after="0" w:line="240"/>
+              <w:jc w:val="center"/>
+            </w:pPr>
+            <w:r>
+              <w:rPr>
+                <w:rFonts w:ascii="游ゴシック" w:cs="游ゴシック" w:eastAsia="游ゴシック" w:hAnsi="游ゴシック"/>
+                <w:b/>
+                <w:bCs/>
+                <w:color w:val="FFFFFF"/>
+                <w:sz w:val="17"/>
+                <w:szCs w:val="17"/>
+              </w:rPr>
+              <w:t xml:space="preserve">確定した事項</w:t>
+            </w:r>
+          </w:p>
+        </w:tc>
+        <w:tc>
+          <w:tcPr>
+            <w:tcW w:type="dxa" w:w="3650"/>
+            <w:shd w:fill="2E75B6" w:val="clear"/>
+            <w:tcMar>
+              <w:top w:type="dxa" w:w="60"/>
+              <w:left w:type="dxa" w:w="90"/>
+              <w:bottom w:type="dxa" w:w="60"/>
+              <w:right w:type="dxa" w:w="90"/>
+            </w:tcMar>
+          </w:tcPr>
+          <w:p>
+            <w:pPr>
+              <w:spacing w:after="0" w:line="240"/>
+              <w:jc w:val="center"/>
+            </w:pPr>
+            <w:r>
+              <w:rPr>
+                <w:rFonts w:ascii="游ゴシック" w:cs="游ゴシック" w:eastAsia="游ゴシック" w:hAnsi="游ゴシック"/>
+                <w:b/>
+                <w:bCs/>
+                <w:color w:val="FFFFFF"/>
+                <w:sz w:val="17"/>
+                <w:szCs w:val="17"/>
+              </w:rPr>
+              <w:t xml:space="preserve">反映した箇所</w:t>
+            </w:r>
+          </w:p>
+        </w:tc>
+      </w:tr>
+      <w:tr>
+        <w:trPr>
+          <w:cantSplit/>
+        </w:trPr>
+        <w:tc>
+          <w:tcPr>
+            <w:tcW w:type="dxa" w:w="468"/>
+            <w:shd w:fill="FFFFFF" w:val="clear"/>
+            <w:tcMar>
+              <w:top w:type="dxa" w:w="60"/>
+              <w:left w:type="dxa" w:w="90"/>
+              <w:bottom w:type="dxa" w:w="60"/>
+              <w:right w:type="dxa" w:w="90"/>
+            </w:tcMar>
+          </w:tcPr>
+          <w:p>
+            <w:pPr>
+              <w:spacing w:after="0" w:line="240"/>
+            </w:pPr>
+            <w:r>
+              <w:rPr>
+                <w:rFonts w:ascii="游ゴシック" w:cs="游ゴシック" w:eastAsia="游ゴシック" w:hAnsi="游ゴシック"/>
+                <w:b w:val="false"/>
+                <w:bCs w:val="false"/>
+                <w:color w:val="000000"/>
+                <w:sz w:val="17"/>
+                <w:szCs w:val="17"/>
+              </w:rPr>
+              <w:t xml:space="preserve">1</w:t>
+            </w:r>
+          </w:p>
+        </w:tc>
+        <w:tc>
+          <w:tcPr>
+            <w:tcW w:type="dxa" w:w="5242"/>
+            <w:shd w:fill="FFFFFF" w:val="clear"/>
+            <w:tcMar>
+              <w:top w:type="dxa" w:w="60"/>
+              <w:left w:type="dxa" w:w="90"/>
+              <w:bottom w:type="dxa" w:w="60"/>
+              <w:right w:type="dxa" w:w="90"/>
+            </w:tcMar>
+          </w:tcPr>
+          <w:p>
+            <w:pPr>
+              <w:spacing w:after="0" w:line="240"/>
+            </w:pPr>
+            <w:r>
+              <w:rPr>
+                <w:rFonts w:ascii="游ゴシック" w:cs="游ゴシック" w:eastAsia="游ゴシック" w:hAnsi="游ゴシック"/>
+                <w:b w:val="false"/>
+                <w:bCs w:val="false"/>
+                <w:color w:val="000000"/>
+                <w:sz w:val="17"/>
+                <w:szCs w:val="17"/>
+              </w:rPr>
+              <w:t xml:space="preserve">国の推計ワークシートによる算定</w:t>
+            </w:r>
+          </w:p>
+        </w:tc>
+        <w:tc>
+          <w:tcPr>
+            <w:tcW w:type="dxa" w:w="3650"/>
+            <w:shd w:fill="FFFFFF" w:val="clear"/>
+            <w:tcMar>
+              <w:top w:type="dxa" w:w="60"/>
+              <w:left w:type="dxa" w:w="90"/>
+              <w:bottom w:type="dxa" w:w="60"/>
+              <w:right w:type="dxa" w:w="90"/>
+            </w:tcMar>
+          </w:tcPr>
+          <w:p>
+            <w:pPr>
+              <w:spacing w:after="0" w:line="240"/>
+            </w:pPr>
+            <w:r>
+              <w:rPr>
+                <w:rFonts w:ascii="游ゴシック" w:cs="游ゴシック" w:eastAsia="游ゴシック" w:hAnsi="游ゴシック"/>
+                <w:b w:val="false"/>
+                <w:bCs w:val="false"/>
+                <w:color w:val="000000"/>
+                <w:sz w:val="17"/>
+                <w:szCs w:val="17"/>
+              </w:rPr>
+              <w:t xml:space="preserve">資料5-1</w:t>
+            </w:r>
+          </w:p>
+        </w:tc>
+      </w:tr>
+      <w:tr>
+        <w:trPr>
+          <w:cantSplit/>
+        </w:trPr>
+        <w:tc>
+          <w:tcPr>
+            <w:tcW w:type="dxa" w:w="468"/>
+            <w:shd w:fill="FFFFFF" w:val="clear"/>
+            <w:tcMar>
+              <w:top w:type="dxa" w:w="60"/>
+              <w:left w:type="dxa" w:w="90"/>
+              <w:bottom w:type="dxa" w:w="60"/>
+              <w:right w:type="dxa" w:w="90"/>
+            </w:tcMar>
+          </w:tcPr>
+          <w:p>
+            <w:pPr>
+              <w:spacing w:after="0" w:line="240"/>
+            </w:pPr>
+            <w:r>
+              <w:rPr>
+                <w:rFonts w:ascii="游ゴシック" w:cs="游ゴシック" w:eastAsia="游ゴシック" w:hAnsi="游ゴシック"/>
+                <w:b w:val="false"/>
+                <w:bCs w:val="false"/>
+                <w:color w:val="000000"/>
+                <w:sz w:val="17"/>
+                <w:szCs w:val="17"/>
+              </w:rPr>
+              <w:t xml:space="preserve">2</w:t>
+            </w:r>
+          </w:p>
+        </w:tc>
+        <w:tc>
+          <w:tcPr>
+            <w:tcW w:type="dxa" w:w="5242"/>
+            <w:shd w:fill="FFFFFF" w:val="clear"/>
+            <w:tcMar>
+              <w:top w:type="dxa" w:w="60"/>
+              <w:left w:type="dxa" w:w="90"/>
+              <w:bottom w:type="dxa" w:w="60"/>
+              <w:right w:type="dxa" w:w="90"/>
+            </w:tcMar>
+          </w:tcPr>
+          <w:p>
+            <w:pPr>
+              <w:spacing w:after="0" w:line="240"/>
+            </w:pPr>
+            <w:r>
+              <w:rPr>
+                <w:rFonts w:ascii="游ゴシック" w:cs="游ゴシック" w:eastAsia="游ゴシック" w:hAnsi="游ゴシック"/>
+                <w:b w:val="false"/>
+                <w:bCs w:val="false"/>
+                <w:color w:val="000000"/>
+                <w:sz w:val="17"/>
+                <w:szCs w:val="17"/>
+              </w:rPr>
+              <w:t xml:space="preserve">施設・居住系5サービスの見込量</w:t>
+            </w:r>
+          </w:p>
+        </w:tc>
+        <w:tc>
+          <w:tcPr>
+            <w:tcW w:type="dxa" w:w="3650"/>
+            <w:shd w:fill="FFFFFF" w:val="clear"/>
+            <w:tcMar>
+              <w:top w:type="dxa" w:w="60"/>
+              <w:left w:type="dxa" w:w="90"/>
+              <w:bottom w:type="dxa" w:w="60"/>
+              <w:right w:type="dxa" w:w="90"/>
+            </w:tcMar>
+          </w:tcPr>
+          <w:p>
+            <w:pPr>
+              <w:spacing w:after="0" w:line="240"/>
+            </w:pPr>
+            <w:r>
+              <w:rPr>
+                <w:rFonts w:ascii="游ゴシック" w:cs="游ゴシック" w:eastAsia="游ゴシック" w:hAnsi="游ゴシック"/>
+                <w:b w:val="false"/>
+                <w:bCs w:val="false"/>
+                <w:color w:val="000000"/>
+                <w:sz w:val="17"/>
+                <w:szCs w:val="17"/>
+              </w:rPr>
+              <w:t xml:space="preserve">資料5-1</w:t>
+            </w:r>
+          </w:p>
+        </w:tc>
+      </w:tr>
+      <w:tr>
+        <w:trPr>
+          <w:cantSplit/>
+        </w:trPr>
+        <w:tc>
+          <w:tcPr>
+            <w:tcW w:type="dxa" w:w="468"/>
+            <w:shd w:fill="FFFFFF" w:val="clear"/>
+            <w:tcMar>
+              <w:top w:type="dxa" w:w="60"/>
+              <w:left w:type="dxa" w:w="90"/>
+              <w:bottom w:type="dxa" w:w="60"/>
+              <w:right w:type="dxa" w:w="90"/>
+            </w:tcMar>
+          </w:tcPr>
+          <w:p>
+            <w:pPr>
+              <w:spacing w:after="0" w:line="240"/>
+            </w:pPr>
+            <w:r>
+              <w:rPr>
+                <w:rFonts w:ascii="游ゴシック" w:cs="游ゴシック" w:eastAsia="游ゴシック" w:hAnsi="游ゴシック"/>
+                <w:b w:val="false"/>
+                <w:bCs w:val="false"/>
+                <w:color w:val="000000"/>
+                <w:sz w:val="17"/>
+                <w:szCs w:val="17"/>
+              </w:rPr>
+              <w:t xml:space="preserve">3</w:t>
+            </w:r>
+          </w:p>
+        </w:tc>
+        <w:tc>
+          <w:tcPr>
+            <w:tcW w:type="dxa" w:w="5242"/>
+            <w:shd w:fill="FFFFFF" w:val="clear"/>
+            <w:tcMar>
+              <w:top w:type="dxa" w:w="60"/>
+              <w:left w:type="dxa" w:w="90"/>
+              <w:bottom w:type="dxa" w:w="60"/>
+              <w:right w:type="dxa" w:w="90"/>
+            </w:tcMar>
+          </w:tcPr>
+          <w:p>
+            <w:pPr>
+              <w:spacing w:after="0" w:line="240"/>
+            </w:pPr>
+            <w:r>
+              <w:rPr>
+                <w:rFonts w:ascii="游ゴシック" w:cs="游ゴシック" w:eastAsia="游ゴシック" w:hAnsi="游ゴシック"/>
+                <w:b w:val="false"/>
+                <w:bCs w:val="false"/>
+                <w:color w:val="000000"/>
+                <w:sz w:val="17"/>
+                <w:szCs w:val="17"/>
+              </w:rPr>
+              <w:t xml:space="preserve">第1号被保険者数の区分</w:t>
+            </w:r>
+          </w:p>
+        </w:tc>
+        <w:tc>
+          <w:tcPr>
+            <w:tcW w:type="dxa" w:w="3650"/>
+            <w:shd w:fill="FFFFFF" w:val="clear"/>
+            <w:tcMar>
+              <w:top w:type="dxa" w:w="60"/>
+              <w:left w:type="dxa" w:w="90"/>
+              <w:bottom w:type="dxa" w:w="60"/>
+              <w:right w:type="dxa" w:w="90"/>
+            </w:tcMar>
+          </w:tcPr>
+          <w:p>
+            <w:pPr>
+              <w:spacing w:after="0" w:line="240"/>
+            </w:pPr>
+            <w:r>
+              <w:rPr>
+                <w:rFonts w:ascii="游ゴシック" w:cs="游ゴシック" w:eastAsia="游ゴシック" w:hAnsi="游ゴシック"/>
+                <w:b w:val="false"/>
+                <w:bCs w:val="false"/>
+                <w:color w:val="000000"/>
+                <w:sz w:val="17"/>
+                <w:szCs w:val="17"/>
+              </w:rPr>
+              <w:t xml:space="preserve">資料5-1</w:t>
+            </w:r>
+          </w:p>
+        </w:tc>
+      </w:tr>
+      <w:tr>
+        <w:trPr>
+          <w:cantSplit/>
+        </w:trPr>
+        <w:tc>
+          <w:tcPr>
+            <w:tcW w:type="dxa" w:w="468"/>
+            <w:shd w:fill="FFFFFF" w:val="clear"/>
+            <w:tcMar>
+              <w:top w:type="dxa" w:w="60"/>
+              <w:left w:type="dxa" w:w="90"/>
+              <w:bottom w:type="dxa" w:w="60"/>
+              <w:right w:type="dxa" w:w="90"/>
+            </w:tcMar>
+          </w:tcPr>
+          <w:p>
+            <w:pPr>
+              <w:spacing w:after="0" w:line="240"/>
+            </w:pPr>
+            <w:r>
+              <w:rPr>
+                <w:rFonts w:ascii="游ゴシック" w:cs="游ゴシック" w:eastAsia="游ゴシック" w:hAnsi="游ゴシック"/>
+                <w:b w:val="false"/>
+                <w:bCs w:val="false"/>
+                <w:color w:val="000000"/>
+                <w:sz w:val="17"/>
+                <w:szCs w:val="17"/>
+              </w:rPr>
+              <w:t xml:space="preserve">4</w:t>
+            </w:r>
+          </w:p>
+        </w:tc>
+        <w:tc>
+          <w:tcPr>
+            <w:tcW w:type="dxa" w:w="5242"/>
+            <w:shd w:fill="FFFFFF" w:val="clear"/>
+            <w:tcMar>
+              <w:top w:type="dxa" w:w="60"/>
+              <w:left w:type="dxa" w:w="90"/>
+              <w:bottom w:type="dxa" w:w="60"/>
+              <w:right w:type="dxa" w:w="90"/>
+            </w:tcMar>
+          </w:tcPr>
+          <w:p>
+            <w:pPr>
+              <w:spacing w:after="0" w:line="240"/>
+            </w:pPr>
+            <w:r>
+              <w:rPr>
+                <w:rFonts w:ascii="游ゴシック" w:cs="游ゴシック" w:eastAsia="游ゴシック" w:hAnsi="游ゴシック"/>
+                <w:b w:val="false"/>
+                <w:bCs w:val="false"/>
+                <w:color w:val="000000"/>
+                <w:sz w:val="17"/>
+                <w:szCs w:val="17"/>
+              </w:rPr>
+              <w:t xml:space="preserve">必要利用定員総数</w:t>
+            </w:r>
+          </w:p>
+        </w:tc>
+        <w:tc>
+          <w:tcPr>
+            <w:tcW w:type="dxa" w:w="3650"/>
+            <w:shd w:fill="FFFFFF" w:val="clear"/>
+            <w:tcMar>
+              <w:top w:type="dxa" w:w="60"/>
+              <w:left w:type="dxa" w:w="90"/>
+              <w:bottom w:type="dxa" w:w="60"/>
+              <w:right w:type="dxa" w:w="90"/>
+            </w:tcMar>
+          </w:tcPr>
+          <w:p>
+            <w:pPr>
+              <w:spacing w:after="0" w:line="240"/>
+            </w:pPr>
+            <w:r>
+              <w:rPr>
+                <w:rFonts w:ascii="游ゴシック" w:cs="游ゴシック" w:eastAsia="游ゴシック" w:hAnsi="游ゴシック"/>
+                <w:b w:val="false"/>
+                <w:bCs w:val="false"/>
+                <w:color w:val="000000"/>
+                <w:sz w:val="17"/>
+                <w:szCs w:val="17"/>
+              </w:rPr>
+              <w:t xml:space="preserve">資料5-2</w:t>
+            </w:r>
+          </w:p>
+        </w:tc>
+      </w:tr>
+      <w:tr>
+        <w:trPr>
+          <w:cantSplit/>
+        </w:trPr>
+        <w:tc>
+          <w:tcPr>
+            <w:tcW w:type="dxa" w:w="468"/>
+            <w:shd w:fill="FFFFFF" w:val="clear"/>
+            <w:tcMar>
+              <w:top w:type="dxa" w:w="60"/>
+              <w:left w:type="dxa" w:w="90"/>
+              <w:bottom w:type="dxa" w:w="60"/>
+              <w:right w:type="dxa" w:w="90"/>
+            </w:tcMar>
+          </w:tcPr>
+          <w:p>
+            <w:pPr>
+              <w:spacing w:after="0" w:line="240"/>
+            </w:pPr>
+            <w:r>
+              <w:rPr>
+                <w:rFonts w:ascii="游ゴシック" w:cs="游ゴシック" w:eastAsia="游ゴシック" w:hAnsi="游ゴシック"/>
+                <w:b w:val="false"/>
+                <w:bCs w:val="false"/>
+                <w:color w:val="000000"/>
+                <w:sz w:val="17"/>
+                <w:szCs w:val="17"/>
+              </w:rPr>
+              <w:t xml:space="preserve">5</w:t>
+            </w:r>
+          </w:p>
+        </w:tc>
+        <w:tc>
+          <w:tcPr>
+            <w:tcW w:type="dxa" w:w="5242"/>
+            <w:shd w:fill="FFFFFF" w:val="clear"/>
+            <w:tcMar>
+              <w:top w:type="dxa" w:w="60"/>
+              <w:left w:type="dxa" w:w="90"/>
+              <w:bottom w:type="dxa" w:w="60"/>
+              <w:right w:type="dxa" w:w="90"/>
+            </w:tcMar>
+          </w:tcPr>
+          <w:p>
+            <w:pPr>
+              <w:spacing w:after="0" w:line="240"/>
+            </w:pPr>
+            <w:r>
+              <w:rPr>
+                <w:rFonts w:ascii="游ゴシック" w:cs="游ゴシック" w:eastAsia="游ゴシック" w:hAnsi="游ゴシック"/>
+                <w:b w:val="false"/>
+                <w:bCs w:val="false"/>
+                <w:color w:val="000000"/>
+                <w:sz w:val="17"/>
+                <w:szCs w:val="17"/>
+              </w:rPr>
+              <w:t xml:space="preserve">定員に対する利用者数</w:t>
+            </w:r>
+          </w:p>
+        </w:tc>
+        <w:tc>
+          <w:tcPr>
+            <w:tcW w:type="dxa" w:w="3650"/>
+            <w:shd w:fill="FFFFFF" w:val="clear"/>
+            <w:tcMar>
+              <w:top w:type="dxa" w:w="60"/>
+              <w:left w:type="dxa" w:w="90"/>
+              <w:bottom w:type="dxa" w:w="60"/>
+              <w:right w:type="dxa" w:w="90"/>
+            </w:tcMar>
+          </w:tcPr>
+          <w:p>
+            <w:pPr>
+              <w:spacing w:after="0" w:line="240"/>
+            </w:pPr>
+            <w:r>
+              <w:rPr>
+                <w:rFonts w:ascii="游ゴシック" w:cs="游ゴシック" w:eastAsia="游ゴシック" w:hAnsi="游ゴシック"/>
+                <w:b w:val="false"/>
+                <w:bCs w:val="false"/>
+                <w:color w:val="000000"/>
+                <w:sz w:val="17"/>
+                <w:szCs w:val="17"/>
+              </w:rPr>
+              <w:t xml:space="preserve">資料5-2</w:t>
+            </w:r>
+          </w:p>
+        </w:tc>
+      </w:tr>
+      <w:tr>
+        <w:trPr>
+          <w:cantSplit/>
+        </w:trPr>
+        <w:tc>
+          <w:tcPr>
+            <w:tcW w:type="dxa" w:w="468"/>
+            <w:shd w:fill="FFFFFF" w:val="clear"/>
+            <w:tcMar>
+              <w:top w:type="dxa" w:w="60"/>
+              <w:left w:type="dxa" w:w="90"/>
+              <w:bottom w:type="dxa" w:w="60"/>
+              <w:right w:type="dxa" w:w="90"/>
+            </w:tcMar>
+          </w:tcPr>
+          <w:p>
+            <w:pPr>
+              <w:spacing w:after="0" w:line="240"/>
+            </w:pPr>
+            <w:r>
+              <w:rPr>
+                <w:rFonts w:ascii="游ゴシック" w:cs="游ゴシック" w:eastAsia="游ゴシック" w:hAnsi="游ゴシック"/>
+                <w:b w:val="false"/>
+                <w:bCs w:val="false"/>
+                <w:color w:val="000000"/>
+                <w:sz w:val="17"/>
+                <w:szCs w:val="17"/>
+              </w:rPr>
+              <w:t xml:space="preserve">6</w:t>
+            </w:r>
+          </w:p>
+        </w:tc>
+        <w:tc>
+          <w:tcPr>
+            <w:tcW w:type="dxa" w:w="5242"/>
+            <w:shd w:fill="FFFFFF" w:val="clear"/>
+            <w:tcMar>
+              <w:top w:type="dxa" w:w="60"/>
+              <w:left w:type="dxa" w:w="90"/>
+              <w:bottom w:type="dxa" w:w="60"/>
+              <w:right w:type="dxa" w:w="90"/>
+            </w:tcMar>
+          </w:tcPr>
+          <w:p>
+            <w:pPr>
+              <w:spacing w:after="0" w:line="240"/>
+            </w:pPr>
+            <w:r>
+              <w:rPr>
+                <w:rFonts w:ascii="游ゴシック" w:cs="游ゴシック" w:eastAsia="游ゴシック" w:hAnsi="游ゴシック"/>
+                <w:b w:val="false"/>
+                <w:bCs w:val="false"/>
+                <w:color w:val="000000"/>
+                <w:sz w:val="17"/>
+                <w:szCs w:val="17"/>
+              </w:rPr>
+              <w:t xml:space="preserve">第1号被保険者負担割合（α）</w:t>
+            </w:r>
+          </w:p>
+        </w:tc>
+        <w:tc>
+          <w:tcPr>
+            <w:tcW w:type="dxa" w:w="3650"/>
+            <w:shd w:fill="FFFFFF" w:val="clear"/>
+            <w:tcMar>
+              <w:top w:type="dxa" w:w="60"/>
+              <w:left w:type="dxa" w:w="90"/>
+              <w:bottom w:type="dxa" w:w="60"/>
+              <w:right w:type="dxa" w:w="90"/>
+            </w:tcMar>
+          </w:tcPr>
+          <w:p>
+            <w:pPr>
+              <w:spacing w:after="0" w:line="240"/>
+            </w:pPr>
+            <w:r>
+              <w:rPr>
+                <w:rFonts w:ascii="游ゴシック" w:cs="游ゴシック" w:eastAsia="游ゴシック" w:hAnsi="游ゴシック"/>
+                <w:b w:val="false"/>
+                <w:bCs w:val="false"/>
+                <w:color w:val="000000"/>
+                <w:sz w:val="17"/>
+                <w:szCs w:val="17"/>
+              </w:rPr>
+              <w:t xml:space="preserve">資料6-1</w:t>
+            </w:r>
+          </w:p>
+        </w:tc>
+      </w:tr>
+      <w:tr>
+        <w:trPr>
+          <w:cantSplit/>
+        </w:trPr>
+        <w:tc>
+          <w:tcPr>
+            <w:tcW w:type="dxa" w:w="468"/>
+            <w:shd w:fill="FFFFFF" w:val="clear"/>
+            <w:tcMar>
+              <w:top w:type="dxa" w:w="60"/>
+              <w:left w:type="dxa" w:w="90"/>
+              <w:bottom w:type="dxa" w:w="60"/>
+              <w:right w:type="dxa" w:w="90"/>
+            </w:tcMar>
+          </w:tcPr>
+          <w:p>
+            <w:pPr>
+              <w:spacing w:after="0" w:line="240"/>
+            </w:pPr>
+            <w:r>
+              <w:rPr>
+                <w:rFonts w:ascii="游ゴシック" w:cs="游ゴシック" w:eastAsia="游ゴシック" w:hAnsi="游ゴシック"/>
+                <w:b w:val="false"/>
+                <w:bCs w:val="false"/>
+                <w:color w:val="000000"/>
+                <w:sz w:val="17"/>
+                <w:szCs w:val="17"/>
+              </w:rPr>
+              <w:t xml:space="preserve">7</w:t>
+            </w:r>
+          </w:p>
+        </w:tc>
+        <w:tc>
+          <w:tcPr>
+            <w:tcW w:type="dxa" w:w="5242"/>
+            <w:shd w:fill="FFFFFF" w:val="clear"/>
+            <w:tcMar>
+              <w:top w:type="dxa" w:w="60"/>
+              <w:left w:type="dxa" w:w="90"/>
+              <w:bottom w:type="dxa" w:w="60"/>
+              <w:right w:type="dxa" w:w="90"/>
+            </w:tcMar>
+          </w:tcPr>
+          <w:p>
+            <w:pPr>
+              <w:spacing w:after="0" w:line="240"/>
+            </w:pPr>
+            <w:r>
+              <w:rPr>
+                <w:rFonts w:ascii="游ゴシック" w:cs="游ゴシック" w:eastAsia="游ゴシック" w:hAnsi="游ゴシック"/>
+                <w:b w:val="false"/>
+                <w:bCs w:val="false"/>
+                <w:color w:val="000000"/>
+                <w:sz w:val="17"/>
+                <w:szCs w:val="17"/>
+              </w:rPr>
+              <w:t xml:space="preserve">介護給付費準備基金の残高</w:t>
+            </w:r>
+          </w:p>
+        </w:tc>
+        <w:tc>
+          <w:tcPr>
+            <w:tcW w:type="dxa" w:w="3650"/>
+            <w:shd w:fill="FFFFFF" w:val="clear"/>
+            <w:tcMar>
+              <w:top w:type="dxa" w:w="60"/>
+              <w:left w:type="dxa" w:w="90"/>
+              <w:bottom w:type="dxa" w:w="60"/>
+              <w:right w:type="dxa" w:w="90"/>
+            </w:tcMar>
+          </w:tcPr>
+          <w:p>
+            <w:pPr>
+              <w:spacing w:after="0" w:line="240"/>
+            </w:pPr>
+            <w:r>
+              <w:rPr>
+                <w:rFonts w:ascii="游ゴシック" w:cs="游ゴシック" w:eastAsia="游ゴシック" w:hAnsi="游ゴシック"/>
+                <w:b w:val="false"/>
+                <w:bCs w:val="false"/>
+                <w:color w:val="000000"/>
+                <w:sz w:val="17"/>
+                <w:szCs w:val="17"/>
+              </w:rPr>
+              <w:t xml:space="preserve">資料6-1</w:t>
+            </w:r>
+          </w:p>
+        </w:tc>
+      </w:tr>
+      <w:tr>
+        <w:trPr>
+          <w:cantSplit/>
+        </w:trPr>
+        <w:tc>
+          <w:tcPr>
+            <w:tcW w:type="dxa" w:w="468"/>
+            <w:shd w:fill="FFFFFF" w:val="clear"/>
+            <w:tcMar>
+              <w:top w:type="dxa" w:w="60"/>
+              <w:left w:type="dxa" w:w="90"/>
+              <w:bottom w:type="dxa" w:w="60"/>
+              <w:right w:type="dxa" w:w="90"/>
+            </w:tcMar>
+          </w:tcPr>
+          <w:p>
+            <w:pPr>
+              <w:spacing w:after="0" w:line="240"/>
+            </w:pPr>
+            <w:r>
+              <w:rPr>
+                <w:rFonts w:ascii="游ゴシック" w:cs="游ゴシック" w:eastAsia="游ゴシック" w:hAnsi="游ゴシック"/>
+                <w:b w:val="false"/>
+                <w:bCs w:val="false"/>
+                <w:color w:val="000000"/>
+                <w:sz w:val="17"/>
+                <w:szCs w:val="17"/>
+              </w:rPr>
+              <w:t xml:space="preserve">8</w:t>
+            </w:r>
+          </w:p>
+        </w:tc>
+        <w:tc>
+          <w:tcPr>
+            <w:tcW w:type="dxa" w:w="5242"/>
+            <w:shd w:fill="FFFFFF" w:val="clear"/>
+            <w:tcMar>
+              <w:top w:type="dxa" w:w="60"/>
+              <w:left w:type="dxa" w:w="90"/>
+              <w:bottom w:type="dxa" w:w="60"/>
+              <w:right w:type="dxa" w:w="90"/>
+            </w:tcMar>
+          </w:tcPr>
+          <w:p>
+            <w:pPr>
+              <w:spacing w:after="0" w:line="240"/>
+            </w:pPr>
+            <w:r>
+              <w:rPr>
+                <w:rFonts w:ascii="游ゴシック" w:cs="游ゴシック" w:eastAsia="游ゴシック" w:hAnsi="游ゴシック"/>
+                <w:b w:val="false"/>
+                <w:bCs w:val="false"/>
+                <w:color w:val="000000"/>
+                <w:sz w:val="17"/>
+                <w:szCs w:val="17"/>
+              </w:rPr>
+              <w:t xml:space="preserve">所得段階別加入割合補正後被保険者数</w:t>
+            </w:r>
+          </w:p>
+        </w:tc>
+        <w:tc>
+          <w:tcPr>
+            <w:tcW w:type="dxa" w:w="3650"/>
+            <w:shd w:fill="FFFFFF" w:val="clear"/>
+            <w:tcMar>
+              <w:top w:type="dxa" w:w="60"/>
+              <w:left w:type="dxa" w:w="90"/>
+              <w:bottom w:type="dxa" w:w="60"/>
+              <w:right w:type="dxa" w:w="90"/>
+            </w:tcMar>
+          </w:tcPr>
+          <w:p>
+            <w:pPr>
+              <w:spacing w:after="0" w:line="240"/>
+            </w:pPr>
+            <w:r>
+              <w:rPr>
+                <w:rFonts w:ascii="游ゴシック" w:cs="游ゴシック" w:eastAsia="游ゴシック" w:hAnsi="游ゴシック"/>
+                <w:b w:val="false"/>
+                <w:bCs w:val="false"/>
+                <w:color w:val="000000"/>
+                <w:sz w:val="17"/>
+                <w:szCs w:val="17"/>
+              </w:rPr>
+              <w:t xml:space="preserve">資料6-1</w:t>
+            </w:r>
+          </w:p>
+        </w:tc>
+      </w:tr>
+      <w:tr>
+        <w:trPr>
+          <w:cantSplit/>
+        </w:trPr>
+        <w:tc>
+          <w:tcPr>
+            <w:tcW w:type="dxa" w:w="468"/>
+            <w:shd w:fill="FFFFFF" w:val="clear"/>
+            <w:tcMar>
+              <w:top w:type="dxa" w:w="60"/>
+              <w:left w:type="dxa" w:w="90"/>
+              <w:bottom w:type="dxa" w:w="60"/>
+              <w:right w:type="dxa" w:w="90"/>
+            </w:tcMar>
+          </w:tcPr>
+          <w:p>
+            <w:pPr>
+              <w:spacing w:after="0" w:line="240"/>
+            </w:pPr>
+            <w:r>
+              <w:rPr>
+                <w:rFonts w:ascii="游ゴシック" w:cs="游ゴシック" w:eastAsia="游ゴシック" w:hAnsi="游ゴシック"/>
+                <w:b w:val="false"/>
+                <w:bCs w:val="false"/>
+                <w:color w:val="000000"/>
+                <w:sz w:val="17"/>
+                <w:szCs w:val="17"/>
+              </w:rPr>
+              <w:t xml:space="preserve">9</w:t>
+            </w:r>
+          </w:p>
+        </w:tc>
+        <w:tc>
+          <w:tcPr>
+            <w:tcW w:type="dxa" w:w="5242"/>
+            <w:shd w:fill="FFFFFF" w:val="clear"/>
+            <w:tcMar>
+              <w:top w:type="dxa" w:w="60"/>
+              <w:left w:type="dxa" w:w="90"/>
+              <w:bottom w:type="dxa" w:w="60"/>
+              <w:right w:type="dxa" w:w="90"/>
+            </w:tcMar>
+          </w:tcPr>
+          <w:p>
+            <w:pPr>
+              <w:spacing w:after="0" w:line="240"/>
+            </w:pPr>
+            <w:r>
+              <w:rPr>
+                <w:rFonts w:ascii="游ゴシック" w:cs="游ゴシック" w:eastAsia="游ゴシック" w:hAnsi="游ゴシック"/>
+                <w:b w:val="false"/>
+                <w:bCs w:val="false"/>
+                <w:color w:val="000000"/>
+                <w:sz w:val="17"/>
+                <w:szCs w:val="17"/>
+              </w:rPr>
+              <w:t xml:space="preserve">条例上の基準額の置き方</w:t>
+            </w:r>
+          </w:p>
+        </w:tc>
+        <w:tc>
+          <w:tcPr>
+            <w:tcW w:type="dxa" w:w="3650"/>
+            <w:shd w:fill="FFFFFF" w:val="clear"/>
+            <w:tcMar>
+              <w:top w:type="dxa" w:w="60"/>
+              <w:left w:type="dxa" w:w="90"/>
+              <w:bottom w:type="dxa" w:w="60"/>
+              <w:right w:type="dxa" w:w="90"/>
+            </w:tcMar>
+          </w:tcPr>
+          <w:p>
+            <w:pPr>
+              <w:spacing w:after="0" w:line="240"/>
+            </w:pPr>
+            <w:r>
+              <w:rPr>
+                <w:rFonts w:ascii="游ゴシック" w:cs="游ゴシック" w:eastAsia="游ゴシック" w:hAnsi="游ゴシック"/>
+                <w:b w:val="false"/>
+                <w:bCs w:val="false"/>
+                <w:color w:val="000000"/>
+                <w:sz w:val="17"/>
+                <w:szCs w:val="17"/>
+              </w:rPr>
+              <w:t xml:space="preserve">資料6-1</w:t>
+            </w:r>
+          </w:p>
+        </w:tc>
+      </w:tr>
+      <w:tr>
+        <w:trPr>
+          <w:cantSplit/>
+        </w:trPr>
+        <w:tc>
+          <w:tcPr>
+            <w:tcW w:type="dxa" w:w="468"/>
+            <w:shd w:fill="FFFFFF" w:val="clear"/>
+            <w:tcMar>
+              <w:top w:type="dxa" w:w="60"/>
+              <w:left w:type="dxa" w:w="90"/>
+              <w:bottom w:type="dxa" w:w="60"/>
+              <w:right w:type="dxa" w:w="90"/>
+            </w:tcMar>
+          </w:tcPr>
+          <w:p>
+            <w:pPr>
+              <w:spacing w:after="0" w:line="240"/>
+            </w:pPr>
+            <w:r>
+              <w:rPr>
+                <w:rFonts w:ascii="游ゴシック" w:cs="游ゴシック" w:eastAsia="游ゴシック" w:hAnsi="游ゴシック"/>
+                <w:b w:val="false"/>
+                <w:bCs w:val="false"/>
+                <w:color w:val="000000"/>
+                <w:sz w:val="17"/>
+                <w:szCs w:val="17"/>
+              </w:rPr>
+              <w:t xml:space="preserve">10</w:t>
+            </w:r>
+          </w:p>
+        </w:tc>
+        <w:tc>
+          <w:tcPr>
+            <w:tcW w:type="dxa" w:w="5242"/>
+            <w:shd w:fill="FFFFFF" w:val="clear"/>
+            <w:tcMar>
+              <w:top w:type="dxa" w:w="60"/>
+              <w:left w:type="dxa" w:w="90"/>
+              <w:bottom w:type="dxa" w:w="60"/>
+              <w:right w:type="dxa" w:w="90"/>
+            </w:tcMar>
+          </w:tcPr>
+          <w:p>
+            <w:pPr>
+              <w:spacing w:after="0" w:line="240"/>
+            </w:pPr>
+            <w:r>
+              <w:rPr>
+                <w:rFonts w:ascii="游ゴシック" w:cs="游ゴシック" w:eastAsia="游ゴシック" w:hAnsi="游ゴシック"/>
+                <w:b w:val="false"/>
+                <w:bCs w:val="false"/>
+                <w:color w:val="000000"/>
+                <w:sz w:val="17"/>
+                <w:szCs w:val="17"/>
+              </w:rPr>
+              <w:t xml:space="preserve">村の段階区分</w:t>
+            </w:r>
+          </w:p>
+        </w:tc>
+        <w:tc>
+          <w:tcPr>
+            <w:tcW w:type="dxa" w:w="3650"/>
+            <w:shd w:fill="FFFFFF" w:val="clear"/>
+            <w:tcMar>
+              <w:top w:type="dxa" w:w="60"/>
+              <w:left w:type="dxa" w:w="90"/>
+              <w:bottom w:type="dxa" w:w="60"/>
+              <w:right w:type="dxa" w:w="90"/>
+            </w:tcMar>
+          </w:tcPr>
+          <w:p>
+            <w:pPr>
+              <w:spacing w:after="0" w:line="240"/>
+            </w:pPr>
+            <w:r>
+              <w:rPr>
+                <w:rFonts w:ascii="游ゴシック" w:cs="游ゴシック" w:eastAsia="游ゴシック" w:hAnsi="游ゴシック"/>
+                <w:b w:val="false"/>
+                <w:bCs w:val="false"/>
+                <w:color w:val="000000"/>
+                <w:sz w:val="17"/>
+                <w:szCs w:val="17"/>
+              </w:rPr>
+              <w:t xml:space="preserve">資料6-2</w:t>
+            </w:r>
+          </w:p>
+        </w:tc>
+      </w:tr>
+      <w:tr>
+        <w:trPr>
+          <w:cantSplit/>
+        </w:trPr>
+        <w:tc>
+          <w:tcPr>
+            <w:tcW w:type="dxa" w:w="468"/>
+            <w:shd w:fill="FFFFFF" w:val="clear"/>
+            <w:tcMar>
+              <w:top w:type="dxa" w:w="60"/>
+              <w:left w:type="dxa" w:w="90"/>
+              <w:bottom w:type="dxa" w:w="60"/>
+              <w:right w:type="dxa" w:w="90"/>
+            </w:tcMar>
+          </w:tcPr>
+          <w:p>
+            <w:pPr>
+              <w:spacing w:after="0" w:line="240"/>
+            </w:pPr>
+            <w:r>
+              <w:rPr>
+                <w:rFonts w:ascii="游ゴシック" w:cs="游ゴシック" w:eastAsia="游ゴシック" w:hAnsi="游ゴシック"/>
+                <w:b w:val="false"/>
+                <w:bCs w:val="false"/>
+                <w:color w:val="000000"/>
+                <w:sz w:val="17"/>
+                <w:szCs w:val="17"/>
+              </w:rPr>
+              <w:t xml:space="preserve">11</w:t>
+            </w:r>
+          </w:p>
+        </w:tc>
+        <w:tc>
+          <w:tcPr>
+            <w:tcW w:type="dxa" w:w="5242"/>
+            <w:shd w:fill="FFFFFF" w:val="clear"/>
+            <w:tcMar>
+              <w:top w:type="dxa" w:w="60"/>
+              <w:left w:type="dxa" w:w="90"/>
+              <w:bottom w:type="dxa" w:w="60"/>
+              <w:right w:type="dxa" w:w="90"/>
+            </w:tcMar>
+          </w:tcPr>
+          <w:p>
+            <w:pPr>
+              <w:spacing w:after="0" w:line="240"/>
+            </w:pPr>
+            <w:r>
+              <w:rPr>
+                <w:rFonts w:ascii="游ゴシック" w:cs="游ゴシック" w:eastAsia="游ゴシック" w:hAnsi="游ゴシック"/>
+                <w:b w:val="false"/>
+                <w:bCs w:val="false"/>
+                <w:color w:val="000000"/>
+                <w:sz w:val="17"/>
+                <w:szCs w:val="17"/>
+              </w:rPr>
+              <w:t xml:space="preserve">非課税層の分布</w:t>
+            </w:r>
+          </w:p>
+        </w:tc>
+        <w:tc>
+          <w:tcPr>
+            <w:tcW w:type="dxa" w:w="3650"/>
+            <w:shd w:fill="FFFFFF" w:val="clear"/>
+            <w:tcMar>
+              <w:top w:type="dxa" w:w="60"/>
+              <w:left w:type="dxa" w:w="90"/>
+              <w:bottom w:type="dxa" w:w="60"/>
+              <w:right w:type="dxa" w:w="90"/>
+            </w:tcMar>
+          </w:tcPr>
+          <w:p>
+            <w:pPr>
+              <w:spacing w:after="0" w:line="240"/>
+            </w:pPr>
+            <w:r>
+              <w:rPr>
+                <w:rFonts w:ascii="游ゴシック" w:cs="游ゴシック" w:eastAsia="游ゴシック" w:hAnsi="游ゴシック"/>
+                <w:b w:val="false"/>
+                <w:bCs w:val="false"/>
+                <w:color w:val="000000"/>
+                <w:sz w:val="17"/>
+                <w:szCs w:val="17"/>
+              </w:rPr>
+              <w:t xml:space="preserve">資料6-2</w:t>
+            </w:r>
+          </w:p>
+        </w:tc>
+      </w:tr>
+    </w:tbl>
+    <w:p>
+      <w:pPr>
+        <w:spacing w:after="160" w:line="300"/>
+      </w:pPr>
+      <w:r>
+        <w:rPr>
+          <w:rFonts w:ascii="游ゴシック" w:cs="游ゴシック" w:eastAsia="游ゴシック" w:hAnsi="游ゴシック"/>
+          <w:sz w:val="21"/>
+          <w:szCs w:val="21"/>
+        </w:rPr>
+        <w:t xml:space="preserve"/>
+      </w:r>
+    </w:p>
+    <w:p>
+      <w:pPr>
+        <w:pBdr>
+          <w:left w:val="single" w:color="C00000" w:sz="18" w:space="8"/>
+        </w:pBdr>
+        <w:shd w:fill="FFF3F3" w:val="clear"/>
+        <w:spacing w:after="180" w:before="120" w:line="280"/>
+        <w:ind w:left="200" w:right="200"/>
+      </w:pPr>
+      <w:r>
+        <w:rPr>
+          <w:rFonts w:ascii="游ゴシック" w:cs="游ゴシック" w:eastAsia="游ゴシック" w:hAnsi="游ゴシック"/>
+          <w:color w:val="595959"/>
+          <w:sz w:val="17"/>
+          <w:szCs w:val="17"/>
+        </w:rPr>
+        <w:t xml:space="preserve">※ 新たに生じた枠は、ワークシートに令和9年度以降も0で入っている6サービスの扱いである（資料5-1）。</w:t>
+      </w:r>
+    </w:p>
+    <w:p>
       <w:r>
         <w:br w:type="page"/>
       </w:r>
@@ -4064,8 +5200,8 @@
         <w:tblLayout w:type="fixed"/>
       </w:tblPr>
       <w:tblGrid>
-        <w:gridCol w:w="3557"/>
-        <w:gridCol w:w="3744"/>
+        <w:gridCol w:w="2808"/>
+        <w:gridCol w:w="4493"/>
         <w:gridCol w:w="2059"/>
       </w:tblGrid>
       <w:tr>
@@ -4075,7 +5211,7 @@
         </w:trPr>
         <w:tc>
           <w:tcPr>
-            <w:tcW w:type="dxa" w:w="3557"/>
+            <w:tcW w:type="dxa" w:w="2808"/>
             <w:shd w:fill="2E75B6" w:val="clear"/>
             <w:tcMar>
               <w:top w:type="dxa" w:w="60"/>
@@ -4098,13 +5234,13 @@
                 <w:sz w:val="17"/>
                 <w:szCs w:val="17"/>
               </w:rPr>
-              <w:t xml:space="preserve">確定していない事項</w:t>
-            </w:r>
-          </w:p>
-        </w:tc>
-        <w:tc>
-          <w:tcPr>
-            <w:tcW w:type="dxa" w:w="3744"/>
+              <w:t xml:space="preserve">確定した事項</w:t>
+            </w:r>
+          </w:p>
+        </w:tc>
+        <w:tc>
+          <w:tcPr>
+            <w:tcW w:type="dxa" w:w="4493"/>
             <w:shd w:fill="2E75B6" w:val="clear"/>
             <w:tcMar>
               <w:top w:type="dxa" w:w="60"/>
@@ -4127,7 +5263,7 @@
                 <w:sz w:val="17"/>
                 <w:szCs w:val="17"/>
               </w:rPr>
-              <w:t xml:space="preserve">確定の条件</w:t>
+              <w:t xml:space="preserve">確定した内容</w:t>
             </w:r>
           </w:p>
         </w:tc>
@@ -4156,7 +5292,7 @@
                 <w:sz w:val="17"/>
                 <w:szCs w:val="17"/>
               </w:rPr>
-              <w:t xml:space="preserve">入る箇所</w:t>
+              <w:t xml:space="preserve">出どころ</w:t>
             </w:r>
           </w:p>
         </w:tc>
@@ -4167,57 +5303,57 @@
         </w:trPr>
         <w:tc>
           <w:tcPr>
-            <w:tcW w:type="dxa" w:w="3557"/>
-            <w:shd w:fill="FFFFFF" w:val="clear"/>
-            <w:tcMar>
-              <w:top w:type="dxa" w:w="60"/>
-              <w:left w:type="dxa" w:w="90"/>
-              <w:bottom w:type="dxa" w:w="60"/>
-              <w:right w:type="dxa" w:w="90"/>
-            </w:tcMar>
-          </w:tcPr>
-          <w:p>
-            <w:pPr>
-              <w:spacing w:after="0" w:line="240"/>
-            </w:pPr>
-            <w:r>
-              <w:rPr>
-                <w:rFonts w:ascii="游ゴシック" w:cs="游ゴシック" w:eastAsia="游ゴシック" w:hAnsi="游ゴシック"/>
-                <w:b w:val="false"/>
-                <w:bCs w:val="false"/>
-                <w:color w:val="000000"/>
-                <w:sz w:val="17"/>
-                <w:szCs w:val="17"/>
-              </w:rPr>
-              <w:t xml:space="preserve">【要確定】国の推計ワークシートによる算定</w:t>
-            </w:r>
-          </w:p>
-        </w:tc>
-        <w:tc>
-          <w:tcPr>
-            <w:tcW w:type="dxa" w:w="3744"/>
-            <w:shd w:fill="FFFFFF" w:val="clear"/>
-            <w:tcMar>
-              <w:top w:type="dxa" w:w="60"/>
-              <w:left w:type="dxa" w:w="90"/>
-              <w:bottom w:type="dxa" w:w="60"/>
-              <w:right w:type="dxa" w:w="90"/>
-            </w:tcMar>
-          </w:tcPr>
-          <w:p>
-            <w:pPr>
-              <w:spacing w:after="0" w:line="240"/>
-            </w:pPr>
-            <w:r>
-              <w:rPr>
-                <w:rFonts w:ascii="游ゴシック" w:cs="游ゴシック" w:eastAsia="游ゴシック" w:hAnsi="游ゴシック"/>
-                <w:b w:val="false"/>
-                <w:bCs w:val="false"/>
-                <w:color w:val="000000"/>
-                <w:sz w:val="17"/>
-                <w:szCs w:val="17"/>
-              </w:rPr>
-              <w:t xml:space="preserve">国の推計ワークシートの配布と入手（県への照会）</w:t>
+            <w:tcW w:type="dxa" w:w="2808"/>
+            <w:shd w:fill="FFFFFF" w:val="clear"/>
+            <w:tcMar>
+              <w:top w:type="dxa" w:w="60"/>
+              <w:left w:type="dxa" w:w="90"/>
+              <w:bottom w:type="dxa" w:w="60"/>
+              <w:right w:type="dxa" w:w="90"/>
+            </w:tcMar>
+          </w:tcPr>
+          <w:p>
+            <w:pPr>
+              <w:spacing w:after="0" w:line="240"/>
+            </w:pPr>
+            <w:r>
+              <w:rPr>
+                <w:rFonts w:ascii="游ゴシック" w:cs="游ゴシック" w:eastAsia="游ゴシック" w:hAnsi="游ゴシック"/>
+                <w:b w:val="false"/>
+                <w:bCs w:val="false"/>
+                <w:color w:val="000000"/>
+                <w:sz w:val="17"/>
+                <w:szCs w:val="17"/>
+              </w:rPr>
+              <w:t xml:space="preserve">国の推計ワークシートによる算定</w:t>
+            </w:r>
+          </w:p>
+        </w:tc>
+        <w:tc>
+          <w:tcPr>
+            <w:tcW w:type="dxa" w:w="4493"/>
+            <w:shd w:fill="FFFFFF" w:val="clear"/>
+            <w:tcMar>
+              <w:top w:type="dxa" w:w="60"/>
+              <w:left w:type="dxa" w:w="90"/>
+              <w:bottom w:type="dxa" w:w="60"/>
+              <w:right w:type="dxa" w:w="90"/>
+            </w:tcMar>
+          </w:tcPr>
+          <w:p>
+            <w:pPr>
+              <w:spacing w:after="0" w:line="240"/>
+            </w:pPr>
+            <w:r>
+              <w:rPr>
+                <w:rFonts w:ascii="游ゴシック" w:cs="游ゴシック" w:eastAsia="游ゴシック" w:hAnsi="游ゴシック"/>
+                <w:b w:val="false"/>
+                <w:bCs w:val="false"/>
+                <w:color w:val="000000"/>
+                <w:sz w:val="17"/>
+                <w:szCs w:val="17"/>
+              </w:rPr>
+              <w:t xml:space="preserve">令和8年10月7日に受領した（将来推計総括表・令和8年10月5日出力）。サービス見込量・給付費・保険料の算定をこのシートの前提にそろえた</w:t>
             </w:r>
           </w:p>
         </w:tc>
@@ -4245,7 +5381,7 @@
                 <w:sz w:val="17"/>
                 <w:szCs w:val="17"/>
               </w:rPr>
-              <w:t xml:space="preserve">資料5-1・資料6</w:t>
+              <w:t xml:space="preserve">村提供（国の推計ワークシート）</w:t>
             </w:r>
           </w:p>
         </w:tc>
@@ -4256,57 +5392,57 @@
         </w:trPr>
         <w:tc>
           <w:tcPr>
-            <w:tcW w:type="dxa" w:w="3557"/>
-            <w:shd w:fill="FFFFFF" w:val="clear"/>
-            <w:tcMar>
-              <w:top w:type="dxa" w:w="60"/>
-              <w:left w:type="dxa" w:w="90"/>
-              <w:bottom w:type="dxa" w:w="60"/>
-              <w:right w:type="dxa" w:w="90"/>
-            </w:tcMar>
-          </w:tcPr>
-          <w:p>
-            <w:pPr>
-              <w:spacing w:after="0" w:line="240"/>
-            </w:pPr>
-            <w:r>
-              <w:rPr>
-                <w:rFonts w:ascii="游ゴシック" w:cs="游ゴシック" w:eastAsia="游ゴシック" w:hAnsi="游ゴシック"/>
-                <w:b w:val="false"/>
-                <w:bCs w:val="false"/>
-                <w:color w:val="000000"/>
-                <w:sz w:val="17"/>
-                <w:szCs w:val="17"/>
-              </w:rPr>
-              <w:t xml:space="preserve">【要確定】居宅療養管理指導・短期入所生活介護の置き方</w:t>
-            </w:r>
-          </w:p>
-        </w:tc>
-        <w:tc>
-          <w:tcPr>
-            <w:tcW w:type="dxa" w:w="3744"/>
-            <w:shd w:fill="FFFFFF" w:val="clear"/>
-            <w:tcMar>
-              <w:top w:type="dxa" w:w="60"/>
-              <w:left w:type="dxa" w:w="90"/>
-              <w:bottom w:type="dxa" w:w="60"/>
-              <w:right w:type="dxa" w:w="90"/>
-            </w:tcMar>
-          </w:tcPr>
-          <w:p>
-            <w:pPr>
-              <w:spacing w:after="0" w:line="240"/>
-            </w:pPr>
-            <w:r>
-              <w:rPr>
-                <w:rFonts w:ascii="游ゴシック" w:cs="游ゴシック" w:eastAsia="游ゴシック" w:hAnsi="游ゴシック"/>
-                <w:b w:val="false"/>
-                <w:bCs w:val="false"/>
-                <w:color w:val="000000"/>
-                <w:sz w:val="17"/>
-                <w:szCs w:val="17"/>
-              </w:rPr>
-              <w:t xml:space="preserve">3か年平均か令和7年度水準かの村の判断</w:t>
+            <w:tcW w:type="dxa" w:w="2808"/>
+            <w:shd w:fill="FFFFFF" w:val="clear"/>
+            <w:tcMar>
+              <w:top w:type="dxa" w:w="60"/>
+              <w:left w:type="dxa" w:w="90"/>
+              <w:bottom w:type="dxa" w:w="60"/>
+              <w:right w:type="dxa" w:w="90"/>
+            </w:tcMar>
+          </w:tcPr>
+          <w:p>
+            <w:pPr>
+              <w:spacing w:after="0" w:line="240"/>
+            </w:pPr>
+            <w:r>
+              <w:rPr>
+                <w:rFonts w:ascii="游ゴシック" w:cs="游ゴシック" w:eastAsia="游ゴシック" w:hAnsi="游ゴシック"/>
+                <w:b w:val="false"/>
+                <w:bCs w:val="false"/>
+                <w:color w:val="000000"/>
+                <w:sz w:val="17"/>
+                <w:szCs w:val="17"/>
+              </w:rPr>
+              <w:t xml:space="preserve">施設・居住系5サービスの見込量</w:t>
+            </w:r>
+          </w:p>
+        </w:tc>
+        <w:tc>
+          <w:tcPr>
+            <w:tcW w:type="dxa" w:w="4493"/>
+            <w:shd w:fill="FFFFFF" w:val="clear"/>
+            <w:tcMar>
+              <w:top w:type="dxa" w:w="60"/>
+              <w:left w:type="dxa" w:w="90"/>
+              <w:bottom w:type="dxa" w:w="60"/>
+              <w:right w:type="dxa" w:w="90"/>
+            </w:tcMar>
+          </w:tcPr>
+          <w:p>
+            <w:pPr>
+              <w:spacing w:after="0" w:line="240"/>
+            </w:pPr>
+            <w:r>
+              <w:rPr>
+                <w:rFonts w:ascii="游ゴシック" w:cs="游ゴシック" w:eastAsia="游ゴシック" w:hAnsi="游ゴシック"/>
+                <w:b w:val="false"/>
+                <w:bCs w:val="false"/>
+                <w:color w:val="000000"/>
+                <w:sz w:val="17"/>
+                <w:szCs w:val="17"/>
+              </w:rPr>
+              <w:t xml:space="preserve">県の整備量見込みシート（令和8年10月6日提出）の値に置き換えた。記入要領は「令和6〜8年度は月平均の実績人数（四捨五入）」であり、当方の算出は四捨五入の範囲で一致した</w:t>
             </w:r>
           </w:p>
         </w:tc>
@@ -4334,7 +5470,7 @@
                 <w:sz w:val="17"/>
                 <w:szCs w:val="17"/>
               </w:rPr>
-              <w:t xml:space="preserve">資料5-1</w:t>
+              <w:t xml:space="preserve">村提供（県の整備量見込みシート）</w:t>
             </w:r>
           </w:p>
         </w:tc>
@@ -4345,57 +5481,57 @@
         </w:trPr>
         <w:tc>
           <w:tcPr>
-            <w:tcW w:type="dxa" w:w="3557"/>
-            <w:shd w:fill="FFFFFF" w:val="clear"/>
-            <w:tcMar>
-              <w:top w:type="dxa" w:w="60"/>
-              <w:left w:type="dxa" w:w="90"/>
-              <w:bottom w:type="dxa" w:w="60"/>
-              <w:right w:type="dxa" w:w="90"/>
-            </w:tcMar>
-          </w:tcPr>
-          <w:p>
-            <w:pPr>
-              <w:spacing w:after="0" w:line="240"/>
-            </w:pPr>
-            <w:r>
-              <w:rPr>
-                <w:rFonts w:ascii="游ゴシック" w:cs="游ゴシック" w:eastAsia="游ゴシック" w:hAnsi="游ゴシック"/>
-                <w:b w:val="false"/>
-                <w:bCs w:val="false"/>
-                <w:color w:val="000000"/>
-                <w:sz w:val="17"/>
-                <w:szCs w:val="17"/>
-              </w:rPr>
-              <w:t xml:space="preserve">【要確定】特定地域サービス・特定地域居宅サービス等事業の有無</w:t>
-            </w:r>
-          </w:p>
-        </w:tc>
-        <w:tc>
-          <w:tcPr>
-            <w:tcW w:type="dxa" w:w="3744"/>
-            <w:shd w:fill="FFFFFF" w:val="clear"/>
-            <w:tcMar>
-              <w:top w:type="dxa" w:w="60"/>
-              <w:left w:type="dxa" w:w="90"/>
-              <w:bottom w:type="dxa" w:w="60"/>
-              <w:right w:type="dxa" w:w="90"/>
-            </w:tcMar>
-          </w:tcPr>
-          <w:p>
-            <w:pPr>
-              <w:spacing w:after="0" w:line="240"/>
-            </w:pPr>
-            <w:r>
-              <w:rPr>
-                <w:rFonts w:ascii="游ゴシック" w:cs="游ゴシック" w:eastAsia="游ゴシック" w:hAnsi="游ゴシック"/>
-                <w:b w:val="false"/>
-                <w:bCs w:val="false"/>
-                <w:color w:val="000000"/>
-                <w:sz w:val="17"/>
-                <w:szCs w:val="17"/>
-              </w:rPr>
-              <w:t xml:space="preserve">省令・通知および村の活用の意向</w:t>
+            <w:tcW w:type="dxa" w:w="2808"/>
+            <w:shd w:fill="FFFFFF" w:val="clear"/>
+            <w:tcMar>
+              <w:top w:type="dxa" w:w="60"/>
+              <w:left w:type="dxa" w:w="90"/>
+              <w:bottom w:type="dxa" w:w="60"/>
+              <w:right w:type="dxa" w:w="90"/>
+            </w:tcMar>
+          </w:tcPr>
+          <w:p>
+            <w:pPr>
+              <w:spacing w:after="0" w:line="240"/>
+            </w:pPr>
+            <w:r>
+              <w:rPr>
+                <w:rFonts w:ascii="游ゴシック" w:cs="游ゴシック" w:eastAsia="游ゴシック" w:hAnsi="游ゴシック"/>
+                <w:b w:val="false"/>
+                <w:bCs w:val="false"/>
+                <w:color w:val="000000"/>
+                <w:sz w:val="17"/>
+                <w:szCs w:val="17"/>
+              </w:rPr>
+              <w:t xml:space="preserve">第1号被保険者数の区分</w:t>
+            </w:r>
+          </w:p>
+        </w:tc>
+        <w:tc>
+          <w:tcPr>
+            <w:tcW w:type="dxa" w:w="4493"/>
+            <w:shd w:fill="FFFFFF" w:val="clear"/>
+            <w:tcMar>
+              <w:top w:type="dxa" w:w="60"/>
+              <w:left w:type="dxa" w:w="90"/>
+              <w:bottom w:type="dxa" w:w="60"/>
+              <w:right w:type="dxa" w:w="90"/>
+            </w:tcMar>
+          </w:tcPr>
+          <w:p>
+            <w:pPr>
+              <w:spacing w:after="0" w:line="240"/>
+            </w:pPr>
+            <w:r>
+              <w:rPr>
+                <w:rFonts w:ascii="游ゴシック" w:cs="游ゴシック" w:eastAsia="游ゴシック" w:hAnsi="游ゴシック"/>
+                <w:b w:val="false"/>
+                <w:bCs w:val="false"/>
+                <w:color w:val="000000"/>
+                <w:sz w:val="17"/>
+                <w:szCs w:val="17"/>
+              </w:rPr>
+              <w:t xml:space="preserve">ワークシートは3区分（前期65〜74歳／後期75〜84歳／後期85歳以上）で持っており、村は3区分で提出していた。素案5-2を3区分にそろえた</w:t>
             </w:r>
           </w:p>
         </w:tc>
@@ -4423,96 +5559,7 @@
                 <w:sz w:val="17"/>
                 <w:szCs w:val="17"/>
               </w:rPr>
-              <w:t xml:space="preserve">資料5-1</w:t>
-            </w:r>
-          </w:p>
-        </w:tc>
-      </w:tr>
-      <w:tr>
-        <w:trPr>
-          <w:cantSplit/>
-        </w:trPr>
-        <w:tc>
-          <w:tcPr>
-            <w:tcW w:type="dxa" w:w="3557"/>
-            <w:shd w:fill="FFFFFF" w:val="clear"/>
-            <w:tcMar>
-              <w:top w:type="dxa" w:w="60"/>
-              <w:left w:type="dxa" w:w="90"/>
-              <w:bottom w:type="dxa" w:w="60"/>
-              <w:right w:type="dxa" w:w="90"/>
-            </w:tcMar>
-          </w:tcPr>
-          <w:p>
-            <w:pPr>
-              <w:spacing w:after="0" w:line="240"/>
-            </w:pPr>
-            <w:r>
-              <w:rPr>
-                <w:rFonts w:ascii="游ゴシック" w:cs="游ゴシック" w:eastAsia="游ゴシック" w:hAnsi="游ゴシック"/>
-                <w:b w:val="false"/>
-                <w:bCs w:val="false"/>
-                <w:color w:val="000000"/>
-                <w:sz w:val="17"/>
-                <w:szCs w:val="17"/>
-              </w:rPr>
-              <w:t xml:space="preserve">【要確定】令和9年4月の介護報酬改定率</w:t>
-            </w:r>
-          </w:p>
-        </w:tc>
-        <w:tc>
-          <w:tcPr>
-            <w:tcW w:type="dxa" w:w="3744"/>
-            <w:shd w:fill="FFFFFF" w:val="clear"/>
-            <w:tcMar>
-              <w:top w:type="dxa" w:w="60"/>
-              <w:left w:type="dxa" w:w="90"/>
-              <w:bottom w:type="dxa" w:w="60"/>
-              <w:right w:type="dxa" w:w="90"/>
-            </w:tcMar>
-          </w:tcPr>
-          <w:p>
-            <w:pPr>
-              <w:spacing w:after="0" w:line="240"/>
-            </w:pPr>
-            <w:r>
-              <w:rPr>
-                <w:rFonts w:ascii="游ゴシック" w:cs="游ゴシック" w:eastAsia="游ゴシック" w:hAnsi="游ゴシック"/>
-                <w:b w:val="false"/>
-                <w:bCs w:val="false"/>
-                <w:color w:val="000000"/>
-                <w:sz w:val="17"/>
-                <w:szCs w:val="17"/>
-              </w:rPr>
-              <w:t xml:space="preserve">改定率の告示</w:t>
-            </w:r>
-          </w:p>
-        </w:tc>
-        <w:tc>
-          <w:tcPr>
-            <w:tcW w:type="dxa" w:w="2059"/>
-            <w:shd w:fill="FFFFFF" w:val="clear"/>
-            <w:tcMar>
-              <w:top w:type="dxa" w:w="60"/>
-              <w:left w:type="dxa" w:w="90"/>
-              <w:bottom w:type="dxa" w:w="60"/>
-              <w:right w:type="dxa" w:w="90"/>
-            </w:tcMar>
-          </w:tcPr>
-          <w:p>
-            <w:pPr>
-              <w:spacing w:after="0" w:line="240"/>
-            </w:pPr>
-            <w:r>
-              <w:rPr>
-                <w:rFonts w:ascii="游ゴシック" w:cs="游ゴシック" w:eastAsia="游ゴシック" w:hAnsi="游ゴシック"/>
-                <w:b w:val="false"/>
-                <w:bCs w:val="false"/>
-                <w:color w:val="000000"/>
-                <w:sz w:val="17"/>
-                <w:szCs w:val="17"/>
-              </w:rPr>
-              <w:t xml:space="preserve">資料5-1・資料6</w:t>
+              <w:t xml:space="preserve">国の推計ワークシート</w:t>
             </w:r>
           </w:p>
         </w:tc>
@@ -4529,54 +5576,6 @@
           <w:szCs w:val="21"/>
         </w:rPr>
         <w:t xml:space="preserve"/>
-      </w:r>
-    </w:p>
-    <w:p>
-      <w:pPr>
-        <w:pStyle w:val="Heading2"/>
-        <w:keepNext/>
-        <w:keepLines/>
-        <w:pBdr>
-          <w:bottom w:val="single" w:color="2E75B6" w:sz="12" w:space="4"/>
-        </w:pBdr>
-        <w:spacing w:after="180" w:before="320"/>
-      </w:pPr>
-      <w:r>
-        <w:rPr>
-          <w:rFonts w:ascii="游ゴシック" w:cs="游ゴシック" w:eastAsia="游ゴシック" w:hAnsi="游ゴシック"/>
-          <w:b/>
-          <w:bCs/>
-          <w:color w:val="1F3864"/>
-          <w:sz w:val="25"/>
-          <w:szCs w:val="25"/>
-        </w:rPr>
-        <w:t xml:space="preserve">5-2　認知症対応型共同生活介護の必要利用定員総数</w:t>
-      </w:r>
-    </w:p>
-    <w:p>
-      <w:pPr>
-        <w:spacing w:after="120" w:line="300"/>
-      </w:pPr>
-      <w:r>
-        <w:rPr>
-          <w:rFonts w:ascii="游ゴシック" w:cs="游ゴシック" w:eastAsia="游ゴシック" w:hAnsi="游ゴシック"/>
-          <w:sz w:val="21"/>
-          <w:szCs w:val="21"/>
-        </w:rPr>
-        <w:t xml:space="preserve">地域密着型サービスの必要利用定員総数は、計画に定めることが介護保険法第117条第2項第1号により求められています。本村で該当するのは認知症対応型共同生活介護です。</w:t>
-      </w:r>
-    </w:p>
-    <w:p>
-      <w:pPr>
-        <w:spacing w:after="120" w:line="300"/>
-      </w:pPr>
-      <w:r>
-        <w:rPr>
-          <w:rFonts w:ascii="游ゴシック" w:cs="游ゴシック" w:eastAsia="游ゴシック" w:hAnsi="游ゴシック"/>
-          <w:sz w:val="21"/>
-          <w:szCs w:val="21"/>
-        </w:rPr>
-        <w:t xml:space="preserve">現在の定員は27人です。第10期の必要利用定員総数をご決定いただきます。</w:t>
       </w:r>
     </w:p>
     <w:tbl>
@@ -4718,7 +5717,7 @@
                 <w:sz w:val="17"/>
                 <w:szCs w:val="17"/>
               </w:rPr>
-              <w:t xml:space="preserve">【要確定】必要利用定員総数（27人の据置きか増床か）</w:t>
+              <w:t xml:space="preserve">【要確定】令和9年度以降も0で入っている6サービスの扱い</w:t>
             </w:r>
           </w:p>
         </w:tc>
@@ -4746,7 +5745,7 @@
                 <w:sz w:val="17"/>
                 <w:szCs w:val="17"/>
               </w:rPr>
-              <w:t xml:space="preserve">待機者数と村外のグループホームの利用者数の把握</w:t>
+              <w:t xml:space="preserve">村のご回答（提出期限 令和8年10月13日18時）</w:t>
             </w:r>
           </w:p>
         </w:tc>
@@ -4774,7 +5773,274 @@
                 <w:sz w:val="17"/>
                 <w:szCs w:val="17"/>
               </w:rPr>
-              <w:t xml:space="preserve">資料5-2・素案5-4(8)</w:t>
+              <w:t xml:space="preserve">資料5-1・素案5-4</w:t>
+            </w:r>
+          </w:p>
+        </w:tc>
+      </w:tr>
+      <w:tr>
+        <w:trPr>
+          <w:cantSplit/>
+        </w:trPr>
+        <w:tc>
+          <w:tcPr>
+            <w:tcW w:type="dxa" w:w="3557"/>
+            <w:shd w:fill="FFFFFF" w:val="clear"/>
+            <w:tcMar>
+              <w:top w:type="dxa" w:w="60"/>
+              <w:left w:type="dxa" w:w="90"/>
+              <w:bottom w:type="dxa" w:w="60"/>
+              <w:right w:type="dxa" w:w="90"/>
+            </w:tcMar>
+          </w:tcPr>
+          <w:p>
+            <w:pPr>
+              <w:spacing w:after="0" w:line="240"/>
+            </w:pPr>
+            <w:r>
+              <w:rPr>
+                <w:rFonts w:ascii="游ゴシック" w:cs="游ゴシック" w:eastAsia="游ゴシック" w:hAnsi="游ゴシック"/>
+                <w:b w:val="false"/>
+                <w:bCs w:val="false"/>
+                <w:color w:val="000000"/>
+                <w:sz w:val="17"/>
+                <w:szCs w:val="17"/>
+              </w:rPr>
+              <w:t xml:space="preserve">【要確定】居宅療養管理指導・短期入所生活介護の置き方</w:t>
+            </w:r>
+          </w:p>
+        </w:tc>
+        <w:tc>
+          <w:tcPr>
+            <w:tcW w:type="dxa" w:w="3744"/>
+            <w:shd w:fill="FFFFFF" w:val="clear"/>
+            <w:tcMar>
+              <w:top w:type="dxa" w:w="60"/>
+              <w:left w:type="dxa" w:w="90"/>
+              <w:bottom w:type="dxa" w:w="60"/>
+              <w:right w:type="dxa" w:w="90"/>
+            </w:tcMar>
+          </w:tcPr>
+          <w:p>
+            <w:pPr>
+              <w:spacing w:after="0" w:line="240"/>
+            </w:pPr>
+            <w:r>
+              <w:rPr>
+                <w:rFonts w:ascii="游ゴシック" w:cs="游ゴシック" w:eastAsia="游ゴシック" w:hAnsi="游ゴシック"/>
+                <w:b w:val="false"/>
+                <w:bCs w:val="false"/>
+                <w:color w:val="000000"/>
+                <w:sz w:val="17"/>
+                <w:szCs w:val="17"/>
+              </w:rPr>
+              <w:t xml:space="preserve">3か年平均か令和7年度水準かの村の判断</w:t>
+            </w:r>
+          </w:p>
+        </w:tc>
+        <w:tc>
+          <w:tcPr>
+            <w:tcW w:type="dxa" w:w="2059"/>
+            <w:shd w:fill="FFFFFF" w:val="clear"/>
+            <w:tcMar>
+              <w:top w:type="dxa" w:w="60"/>
+              <w:left w:type="dxa" w:w="90"/>
+              <w:bottom w:type="dxa" w:w="60"/>
+              <w:right w:type="dxa" w:w="90"/>
+            </w:tcMar>
+          </w:tcPr>
+          <w:p>
+            <w:pPr>
+              <w:spacing w:after="0" w:line="240"/>
+            </w:pPr>
+            <w:r>
+              <w:rPr>
+                <w:rFonts w:ascii="游ゴシック" w:cs="游ゴシック" w:eastAsia="游ゴシック" w:hAnsi="游ゴシック"/>
+                <w:b w:val="false"/>
+                <w:bCs w:val="false"/>
+                <w:color w:val="000000"/>
+                <w:sz w:val="17"/>
+                <w:szCs w:val="17"/>
+              </w:rPr>
+              <w:t xml:space="preserve">資料5-1</w:t>
+            </w:r>
+          </w:p>
+        </w:tc>
+      </w:tr>
+      <w:tr>
+        <w:trPr>
+          <w:cantSplit/>
+        </w:trPr>
+        <w:tc>
+          <w:tcPr>
+            <w:tcW w:type="dxa" w:w="3557"/>
+            <w:shd w:fill="FFFFFF" w:val="clear"/>
+            <w:tcMar>
+              <w:top w:type="dxa" w:w="60"/>
+              <w:left w:type="dxa" w:w="90"/>
+              <w:bottom w:type="dxa" w:w="60"/>
+              <w:right w:type="dxa" w:w="90"/>
+            </w:tcMar>
+          </w:tcPr>
+          <w:p>
+            <w:pPr>
+              <w:spacing w:after="0" w:line="240"/>
+            </w:pPr>
+            <w:r>
+              <w:rPr>
+                <w:rFonts w:ascii="游ゴシック" w:cs="游ゴシック" w:eastAsia="游ゴシック" w:hAnsi="游ゴシック"/>
+                <w:b w:val="false"/>
+                <w:bCs w:val="false"/>
+                <w:color w:val="000000"/>
+                <w:sz w:val="17"/>
+                <w:szCs w:val="17"/>
+              </w:rPr>
+              <w:t xml:space="preserve">【要確定】特定地域サービス・特定地域居宅サービス等事業の有無</w:t>
+            </w:r>
+          </w:p>
+        </w:tc>
+        <w:tc>
+          <w:tcPr>
+            <w:tcW w:type="dxa" w:w="3744"/>
+            <w:shd w:fill="FFFFFF" w:val="clear"/>
+            <w:tcMar>
+              <w:top w:type="dxa" w:w="60"/>
+              <w:left w:type="dxa" w:w="90"/>
+              <w:bottom w:type="dxa" w:w="60"/>
+              <w:right w:type="dxa" w:w="90"/>
+            </w:tcMar>
+          </w:tcPr>
+          <w:p>
+            <w:pPr>
+              <w:spacing w:after="0" w:line="240"/>
+            </w:pPr>
+            <w:r>
+              <w:rPr>
+                <w:rFonts w:ascii="游ゴシック" w:cs="游ゴシック" w:eastAsia="游ゴシック" w:hAnsi="游ゴシック"/>
+                <w:b w:val="false"/>
+                <w:bCs w:val="false"/>
+                <w:color w:val="000000"/>
+                <w:sz w:val="17"/>
+                <w:szCs w:val="17"/>
+              </w:rPr>
+              <w:t xml:space="preserve">省令・通知および村の活用の意向</w:t>
+            </w:r>
+          </w:p>
+        </w:tc>
+        <w:tc>
+          <w:tcPr>
+            <w:tcW w:type="dxa" w:w="2059"/>
+            <w:shd w:fill="FFFFFF" w:val="clear"/>
+            <w:tcMar>
+              <w:top w:type="dxa" w:w="60"/>
+              <w:left w:type="dxa" w:w="90"/>
+              <w:bottom w:type="dxa" w:w="60"/>
+              <w:right w:type="dxa" w:w="90"/>
+            </w:tcMar>
+          </w:tcPr>
+          <w:p>
+            <w:pPr>
+              <w:spacing w:after="0" w:line="240"/>
+            </w:pPr>
+            <w:r>
+              <w:rPr>
+                <w:rFonts w:ascii="游ゴシック" w:cs="游ゴシック" w:eastAsia="游ゴシック" w:hAnsi="游ゴシック"/>
+                <w:b w:val="false"/>
+                <w:bCs w:val="false"/>
+                <w:color w:val="000000"/>
+                <w:sz w:val="17"/>
+                <w:szCs w:val="17"/>
+              </w:rPr>
+              <w:t xml:space="preserve">資料5-1</w:t>
+            </w:r>
+          </w:p>
+        </w:tc>
+      </w:tr>
+      <w:tr>
+        <w:trPr>
+          <w:cantSplit/>
+        </w:trPr>
+        <w:tc>
+          <w:tcPr>
+            <w:tcW w:type="dxa" w:w="3557"/>
+            <w:shd w:fill="FFFFFF" w:val="clear"/>
+            <w:tcMar>
+              <w:top w:type="dxa" w:w="60"/>
+              <w:left w:type="dxa" w:w="90"/>
+              <w:bottom w:type="dxa" w:w="60"/>
+              <w:right w:type="dxa" w:w="90"/>
+            </w:tcMar>
+          </w:tcPr>
+          <w:p>
+            <w:pPr>
+              <w:spacing w:after="0" w:line="240"/>
+            </w:pPr>
+            <w:r>
+              <w:rPr>
+                <w:rFonts w:ascii="游ゴシック" w:cs="游ゴシック" w:eastAsia="游ゴシック" w:hAnsi="游ゴシック"/>
+                <w:b w:val="false"/>
+                <w:bCs w:val="false"/>
+                <w:color w:val="000000"/>
+                <w:sz w:val="17"/>
+                <w:szCs w:val="17"/>
+              </w:rPr>
+              <w:t xml:space="preserve">【要確定】令和9年4月の介護報酬改定率</w:t>
+            </w:r>
+          </w:p>
+        </w:tc>
+        <w:tc>
+          <w:tcPr>
+            <w:tcW w:type="dxa" w:w="3744"/>
+            <w:shd w:fill="FFFFFF" w:val="clear"/>
+            <w:tcMar>
+              <w:top w:type="dxa" w:w="60"/>
+              <w:left w:type="dxa" w:w="90"/>
+              <w:bottom w:type="dxa" w:w="60"/>
+              <w:right w:type="dxa" w:w="90"/>
+            </w:tcMar>
+          </w:tcPr>
+          <w:p>
+            <w:pPr>
+              <w:spacing w:after="0" w:line="240"/>
+            </w:pPr>
+            <w:r>
+              <w:rPr>
+                <w:rFonts w:ascii="游ゴシック" w:cs="游ゴシック" w:eastAsia="游ゴシック" w:hAnsi="游ゴシック"/>
+                <w:b w:val="false"/>
+                <w:bCs w:val="false"/>
+                <w:color w:val="000000"/>
+                <w:sz w:val="17"/>
+                <w:szCs w:val="17"/>
+              </w:rPr>
+              <w:t xml:space="preserve">改定率の告示</w:t>
+            </w:r>
+          </w:p>
+        </w:tc>
+        <w:tc>
+          <w:tcPr>
+            <w:tcW w:type="dxa" w:w="2059"/>
+            <w:shd w:fill="FFFFFF" w:val="clear"/>
+            <w:tcMar>
+              <w:top w:type="dxa" w:w="60"/>
+              <w:left w:type="dxa" w:w="90"/>
+              <w:bottom w:type="dxa" w:w="60"/>
+              <w:right w:type="dxa" w:w="90"/>
+            </w:tcMar>
+          </w:tcPr>
+          <w:p>
+            <w:pPr>
+              <w:spacing w:after="0" w:line="240"/>
+            </w:pPr>
+            <w:r>
+              <w:rPr>
+                <w:rFonts w:ascii="游ゴシック" w:cs="游ゴシック" w:eastAsia="游ゴシック" w:hAnsi="游ゴシック"/>
+                <w:b w:val="false"/>
+                <w:bCs w:val="false"/>
+                <w:color w:val="000000"/>
+                <w:sz w:val="17"/>
+                <w:szCs w:val="17"/>
+              </w:rPr>
+              <w:t xml:space="preserve">資料5-1・資料6</w:t>
             </w:r>
           </w:p>
         </w:tc>
@@ -4791,50 +6057,6 @@
           <w:szCs w:val="21"/>
         </w:rPr>
         <w:t xml:space="preserve"/>
-      </w:r>
-    </w:p>
-    <w:p>
-      <w:pPr>
-        <w:pBdr>
-          <w:left w:val="single" w:color="C00000" w:sz="18" w:space="8"/>
-        </w:pBdr>
-        <w:shd w:fill="FFF3F3" w:val="clear"/>
-        <w:spacing w:after="180" w:before="120" w:line="280"/>
-        <w:ind w:left="200" w:right="200"/>
-      </w:pPr>
-      <w:r>
-        <w:rPr>
-          <w:rFonts w:ascii="游ゴシック" w:cs="游ゴシック" w:eastAsia="游ゴシック" w:hAnsi="游ゴシック"/>
-          <w:color w:val="595959"/>
-          <w:sz w:val="17"/>
-          <w:szCs w:val="17"/>
-        </w:rPr>
-        <w:t xml:space="preserve">※ 村内の認知症対応型共同生活介護は定員27人の1施設のみである。待機者数と村外利用者数が把握できていないため、増床の要否を判断する材料がそろっていない（確認事項）。</w:t>
-      </w:r>
-    </w:p>
-    <w:p>
-      <w:r>
-        <w:br w:type="page"/>
-      </w:r>
-    </w:p>
-    <w:p>
-      <w:pPr>
-        <w:pStyle w:val="Heading1"/>
-        <w:keepNext/>
-        <w:keepLines/>
-        <w:shd w:fill="1F3864" w:val="clear"/>
-        <w:spacing w:after="300" w:before="0"/>
-      </w:pPr>
-      <w:r>
-        <w:rPr>
-          <w:rFonts w:ascii="游ゴシック" w:cs="游ゴシック" w:eastAsia="游ゴシック" w:hAnsi="游ゴシック"/>
-          <w:b/>
-          <w:bCs/>
-          <w:color w:val="FFFFFF"/>
-          <w:sz w:val="30"/>
-          <w:szCs w:val="30"/>
-        </w:rPr>
-        <w:t xml:space="preserve">資料6　介護保険料（決定案）</w:t>
       </w:r>
     </w:p>
     <w:p>
@@ -4856,7 +6078,7 @@
           <w:sz w:val="25"/>
           <w:szCs w:val="25"/>
         </w:rPr>
-        <w:t xml:space="preserve">6-1　保険料の基準額</w:t>
+        <w:t xml:space="preserve">5-2　認知症対応型共同生活介護の必要利用定員総数</w:t>
       </w:r>
     </w:p>
     <w:p>
@@ -4869,26 +6091,336 @@
           <w:sz w:val="21"/>
           <w:szCs w:val="21"/>
         </w:rPr>
-        <w:t xml:space="preserve">第10期の第1号被保険者の保険料の基準額をお示しします。</w:t>
-      </w:r>
-    </w:p>
-    <w:p>
-      <w:pPr>
-        <w:pBdr>
-          <w:left w:val="single" w:color="C00000" w:sz="18" w:space="8"/>
-        </w:pBdr>
-        <w:shd w:fill="FFF3F3" w:val="clear"/>
-        <w:spacing w:after="180" w:before="120" w:line="280"/>
-        <w:ind w:left="200" w:right="200"/>
+        <w:t xml:space="preserve">地域密着型サービスの必要利用定員総数は、計画に定めることが介護保険法第117条第2項第1号により求められています。本村で該当するのは認知症対応型共同生活介護です。</w:t>
+      </w:r>
+    </w:p>
+    <w:p>
+      <w:pPr>
+        <w:spacing w:after="120" w:line="300"/>
       </w:pPr>
       <w:r>
         <w:rPr>
           <w:rFonts w:ascii="游ゴシック" w:cs="游ゴシック" w:eastAsia="游ゴシック" w:hAnsi="游ゴシック"/>
-          <w:color w:val="595959"/>
-          <w:sz w:val="17"/>
-          <w:szCs w:val="17"/>
+          <w:sz w:val="21"/>
+          <w:szCs w:val="21"/>
         </w:rPr>
-        <w:t xml:space="preserve">※ 第2回では複数のパターンをお示しした。本日は前提を1つに定めた決定案を示す。</w:t>
+        <w:t xml:space="preserve">現在の定員は27人です。第10期の必要利用定員総数をご決定いただきます。</w:t>
+      </w:r>
+    </w:p>
+    <w:tbl>
+      <w:tblPr>
+        <w:tblW w:type="dxa" w:w="9360"/>
+        <w:tblBorders>
+          <w:top w:val="single" w:color="auto" w:sz="4"/>
+          <w:left w:val="single" w:color="auto" w:sz="4"/>
+          <w:bottom w:val="single" w:color="auto" w:sz="4"/>
+          <w:right w:val="single" w:color="auto" w:sz="4"/>
+          <w:insideH w:val="single" w:color="auto" w:sz="4"/>
+          <w:insideV w:val="single" w:color="auto" w:sz="4"/>
+        </w:tblBorders>
+        <w:tblLayout w:type="fixed"/>
+      </w:tblPr>
+      <w:tblGrid>
+        <w:gridCol w:w="2808"/>
+        <w:gridCol w:w="4493"/>
+        <w:gridCol w:w="2059"/>
+      </w:tblGrid>
+      <w:tr>
+        <w:trPr>
+          <w:cantSplit/>
+          <w:tblHeader/>
+        </w:trPr>
+        <w:tc>
+          <w:tcPr>
+            <w:tcW w:type="dxa" w:w="2808"/>
+            <w:shd w:fill="2E75B6" w:val="clear"/>
+            <w:tcMar>
+              <w:top w:type="dxa" w:w="60"/>
+              <w:left w:type="dxa" w:w="90"/>
+              <w:bottom w:type="dxa" w:w="60"/>
+              <w:right w:type="dxa" w:w="90"/>
+            </w:tcMar>
+          </w:tcPr>
+          <w:p>
+            <w:pPr>
+              <w:spacing w:after="0" w:line="240"/>
+              <w:jc w:val="center"/>
+            </w:pPr>
+            <w:r>
+              <w:rPr>
+                <w:rFonts w:ascii="游ゴシック" w:cs="游ゴシック" w:eastAsia="游ゴシック" w:hAnsi="游ゴシック"/>
+                <w:b/>
+                <w:bCs/>
+                <w:color w:val="FFFFFF"/>
+                <w:sz w:val="17"/>
+                <w:szCs w:val="17"/>
+              </w:rPr>
+              <w:t xml:space="preserve">確定した事項</w:t>
+            </w:r>
+          </w:p>
+        </w:tc>
+        <w:tc>
+          <w:tcPr>
+            <w:tcW w:type="dxa" w:w="4493"/>
+            <w:shd w:fill="2E75B6" w:val="clear"/>
+            <w:tcMar>
+              <w:top w:type="dxa" w:w="60"/>
+              <w:left w:type="dxa" w:w="90"/>
+              <w:bottom w:type="dxa" w:w="60"/>
+              <w:right w:type="dxa" w:w="90"/>
+            </w:tcMar>
+          </w:tcPr>
+          <w:p>
+            <w:pPr>
+              <w:spacing w:after="0" w:line="240"/>
+              <w:jc w:val="center"/>
+            </w:pPr>
+            <w:r>
+              <w:rPr>
+                <w:rFonts w:ascii="游ゴシック" w:cs="游ゴシック" w:eastAsia="游ゴシック" w:hAnsi="游ゴシック"/>
+                <w:b/>
+                <w:bCs/>
+                <w:color w:val="FFFFFF"/>
+                <w:sz w:val="17"/>
+                <w:szCs w:val="17"/>
+              </w:rPr>
+              <w:t xml:space="preserve">確定した内容</w:t>
+            </w:r>
+          </w:p>
+        </w:tc>
+        <w:tc>
+          <w:tcPr>
+            <w:tcW w:type="dxa" w:w="2059"/>
+            <w:shd w:fill="2E75B6" w:val="clear"/>
+            <w:tcMar>
+              <w:top w:type="dxa" w:w="60"/>
+              <w:left w:type="dxa" w:w="90"/>
+              <w:bottom w:type="dxa" w:w="60"/>
+              <w:right w:type="dxa" w:w="90"/>
+            </w:tcMar>
+          </w:tcPr>
+          <w:p>
+            <w:pPr>
+              <w:spacing w:after="0" w:line="240"/>
+              <w:jc w:val="center"/>
+            </w:pPr>
+            <w:r>
+              <w:rPr>
+                <w:rFonts w:ascii="游ゴシック" w:cs="游ゴシック" w:eastAsia="游ゴシック" w:hAnsi="游ゴシック"/>
+                <w:b/>
+                <w:bCs/>
+                <w:color w:val="FFFFFF"/>
+                <w:sz w:val="17"/>
+                <w:szCs w:val="17"/>
+              </w:rPr>
+              <w:t xml:space="preserve">出どころ</w:t>
+            </w:r>
+          </w:p>
+        </w:tc>
+      </w:tr>
+      <w:tr>
+        <w:trPr>
+          <w:cantSplit/>
+        </w:trPr>
+        <w:tc>
+          <w:tcPr>
+            <w:tcW w:type="dxa" w:w="2808"/>
+            <w:shd w:fill="FFFFFF" w:val="clear"/>
+            <w:tcMar>
+              <w:top w:type="dxa" w:w="60"/>
+              <w:left w:type="dxa" w:w="90"/>
+              <w:bottom w:type="dxa" w:w="60"/>
+              <w:right w:type="dxa" w:w="90"/>
+            </w:tcMar>
+          </w:tcPr>
+          <w:p>
+            <w:pPr>
+              <w:spacing w:after="0" w:line="240"/>
+            </w:pPr>
+            <w:r>
+              <w:rPr>
+                <w:rFonts w:ascii="游ゴシック" w:cs="游ゴシック" w:eastAsia="游ゴシック" w:hAnsi="游ゴシック"/>
+                <w:b w:val="false"/>
+                <w:bCs w:val="false"/>
+                <w:color w:val="000000"/>
+                <w:sz w:val="17"/>
+                <w:szCs w:val="17"/>
+              </w:rPr>
+              <w:t xml:space="preserve">必要利用定員総数</w:t>
+            </w:r>
+          </w:p>
+        </w:tc>
+        <w:tc>
+          <w:tcPr>
+            <w:tcW w:type="dxa" w:w="4493"/>
+            <w:shd w:fill="FFFFFF" w:val="clear"/>
+            <w:tcMar>
+              <w:top w:type="dxa" w:w="60"/>
+              <w:left w:type="dxa" w:w="90"/>
+              <w:bottom w:type="dxa" w:w="60"/>
+              <w:right w:type="dxa" w:w="90"/>
+            </w:tcMar>
+          </w:tcPr>
+          <w:p>
+            <w:pPr>
+              <w:spacing w:after="0" w:line="240"/>
+            </w:pPr>
+            <w:r>
+              <w:rPr>
+                <w:rFonts w:ascii="游ゴシック" w:cs="游ゴシック" w:eastAsia="游ゴシック" w:hAnsi="游ゴシック"/>
+                <w:b w:val="false"/>
+                <w:bCs w:val="false"/>
+                <w:color w:val="000000"/>
+                <w:sz w:val="17"/>
+                <w:szCs w:val="17"/>
+              </w:rPr>
+              <w:t xml:space="preserve">令和9年度から令和11年度までいずれも27人（整備数0）で県に提出済みである。県の施設・居住系サービスの整備量見込みシート（令和8年10月6日提出）による</w:t>
+            </w:r>
+          </w:p>
+        </w:tc>
+        <w:tc>
+          <w:tcPr>
+            <w:tcW w:type="dxa" w:w="2059"/>
+            <w:shd w:fill="FFFFFF" w:val="clear"/>
+            <w:tcMar>
+              <w:top w:type="dxa" w:w="60"/>
+              <w:left w:type="dxa" w:w="90"/>
+              <w:bottom w:type="dxa" w:w="60"/>
+              <w:right w:type="dxa" w:w="90"/>
+            </w:tcMar>
+          </w:tcPr>
+          <w:p>
+            <w:pPr>
+              <w:spacing w:after="0" w:line="240"/>
+            </w:pPr>
+            <w:r>
+              <w:rPr>
+                <w:rFonts w:ascii="游ゴシック" w:cs="游ゴシック" w:eastAsia="游ゴシック" w:hAnsi="游ゴシック"/>
+                <w:b w:val="false"/>
+                <w:bCs w:val="false"/>
+                <w:color w:val="000000"/>
+                <w:sz w:val="17"/>
+                <w:szCs w:val="17"/>
+              </w:rPr>
+              <w:t xml:space="preserve">村提供（県の整備量見込みシート）</w:t>
+            </w:r>
+          </w:p>
+        </w:tc>
+      </w:tr>
+      <w:tr>
+        <w:trPr>
+          <w:cantSplit/>
+        </w:trPr>
+        <w:tc>
+          <w:tcPr>
+            <w:tcW w:type="dxa" w:w="2808"/>
+            <w:shd w:fill="FFFFFF" w:val="clear"/>
+            <w:tcMar>
+              <w:top w:type="dxa" w:w="60"/>
+              <w:left w:type="dxa" w:w="90"/>
+              <w:bottom w:type="dxa" w:w="60"/>
+              <w:right w:type="dxa" w:w="90"/>
+            </w:tcMar>
+          </w:tcPr>
+          <w:p>
+            <w:pPr>
+              <w:spacing w:after="0" w:line="240"/>
+            </w:pPr>
+            <w:r>
+              <w:rPr>
+                <w:rFonts w:ascii="游ゴシック" w:cs="游ゴシック" w:eastAsia="游ゴシック" w:hAnsi="游ゴシック"/>
+                <w:b w:val="false"/>
+                <w:bCs w:val="false"/>
+                <w:color w:val="000000"/>
+                <w:sz w:val="17"/>
+                <w:szCs w:val="17"/>
+              </w:rPr>
+              <w:t xml:space="preserve">定員に対する利用者数</w:t>
+            </w:r>
+          </w:p>
+        </w:tc>
+        <w:tc>
+          <w:tcPr>
+            <w:tcW w:type="dxa" w:w="4493"/>
+            <w:shd w:fill="FFFFFF" w:val="clear"/>
+            <w:tcMar>
+              <w:top w:type="dxa" w:w="60"/>
+              <w:left w:type="dxa" w:w="90"/>
+              <w:bottom w:type="dxa" w:w="60"/>
+              <w:right w:type="dxa" w:w="90"/>
+            </w:tcMar>
+          </w:tcPr>
+          <w:p>
+            <w:pPr>
+              <w:spacing w:after="0" w:line="240"/>
+            </w:pPr>
+            <w:r>
+              <w:rPr>
+                <w:rFonts w:ascii="游ゴシック" w:cs="游ゴシック" w:eastAsia="游ゴシック" w:hAnsi="游ゴシック"/>
+                <w:b w:val="false"/>
+                <w:bCs w:val="false"/>
+                <w:color w:val="000000"/>
+                <w:sz w:val="17"/>
+                <w:szCs w:val="17"/>
+              </w:rPr>
+              <w:t xml:space="preserve">令和8年度26人から令和9〜11年度27人となり、定員に対する到達率は令和6年度77.8%・令和7年度88.9%・令和8年度96.3%・計画期間100%（満床）である</w:t>
+            </w:r>
+          </w:p>
+        </w:tc>
+        <w:tc>
+          <w:tcPr>
+            <w:tcW w:type="dxa" w:w="2059"/>
+            <w:shd w:fill="FFFFFF" w:val="clear"/>
+            <w:tcMar>
+              <w:top w:type="dxa" w:w="60"/>
+              <w:left w:type="dxa" w:w="90"/>
+              <w:bottom w:type="dxa" w:w="60"/>
+              <w:right w:type="dxa" w:w="90"/>
+            </w:tcMar>
+          </w:tcPr>
+          <w:p>
+            <w:pPr>
+              <w:spacing w:after="0" w:line="240"/>
+            </w:pPr>
+            <w:r>
+              <w:rPr>
+                <w:rFonts w:ascii="游ゴシック" w:cs="游ゴシック" w:eastAsia="游ゴシック" w:hAnsi="游ゴシック"/>
+                <w:b w:val="false"/>
+                <w:bCs w:val="false"/>
+                <w:color w:val="000000"/>
+                <w:sz w:val="17"/>
+                <w:szCs w:val="17"/>
+              </w:rPr>
+              <w:t xml:space="preserve">県の整備量見込みシート</w:t>
+            </w:r>
+          </w:p>
+        </w:tc>
+      </w:tr>
+    </w:tbl>
+    <w:p>
+      <w:pPr>
+        <w:spacing w:after="160" w:line="300"/>
+      </w:pPr>
+      <w:r>
+        <w:rPr>
+          <w:rFonts w:ascii="游ゴシック" w:cs="游ゴシック" w:eastAsia="游ゴシック" w:hAnsi="游ゴシック"/>
+          <w:sz w:val="21"/>
+          <w:szCs w:val="21"/>
+        </w:rPr>
+        <w:t xml:space="preserve"/>
+      </w:r>
+    </w:p>
+    <w:p>
+      <w:pPr>
+        <w:spacing w:after="120" w:line="300"/>
+      </w:pPr>
+      <w:r>
+        <w:rPr>
+          <w:rFonts w:ascii="游ゴシック" w:cs="游ゴシック" w:eastAsia="游ゴシック" w:hAnsi="游ゴシック"/>
+          <w:sz w:val="21"/>
+          <w:szCs w:val="21"/>
+        </w:rPr>
+        <w:t xml:space="preserve">定員27人の据置きは村が県に提出した内容と一致しており、計画に定める必要利用定員総数は27人とする案をお示しします。</w:t>
       </w:r>
     </w:p>
     <w:tbl>
@@ -5030,7 +6562,7 @@
                 <w:sz w:val="17"/>
                 <w:szCs w:val="17"/>
               </w:rPr>
-              <w:t xml:space="preserve">【要確定】保険料の基準額（月額）</w:t>
+              <w:t xml:space="preserve">【要確定】満床の見込みに対する対応（増床・村外・在宅のいずれを取るか）</w:t>
             </w:r>
           </w:p>
         </w:tc>
@@ -5058,7 +6590,7 @@
                 <w:sz w:val="17"/>
                 <w:szCs w:val="17"/>
               </w:rPr>
-              <w:t xml:space="preserve">国の推計ワークシート、基金の取崩額、第1号被保険者数の置き方の決定</w:t>
+              <w:t xml:space="preserve">待機の状況（人数・待機期間）の把握</w:t>
             </w:r>
           </w:p>
         </w:tc>
@@ -5086,7 +6618,230 @@
                 <w:sz w:val="17"/>
                 <w:szCs w:val="17"/>
               </w:rPr>
-              <w:t xml:space="preserve">資料6-1・素案5-7</w:t>
+              <w:t xml:space="preserve">資料5-2・素案5-4(8)</w:t>
+            </w:r>
+          </w:p>
+        </w:tc>
+      </w:tr>
+    </w:tbl>
+    <w:p>
+      <w:pPr>
+        <w:spacing w:after="160" w:line="300"/>
+      </w:pPr>
+      <w:r>
+        <w:rPr>
+          <w:rFonts w:ascii="游ゴシック" w:cs="游ゴシック" w:eastAsia="游ゴシック" w:hAnsi="游ゴシック"/>
+          <w:sz w:val="21"/>
+          <w:szCs w:val="21"/>
+        </w:rPr>
+        <w:t xml:space="preserve"/>
+      </w:r>
+    </w:p>
+    <w:p>
+      <w:pPr>
+        <w:pBdr>
+          <w:left w:val="single" w:color="C00000" w:sz="18" w:space="8"/>
+        </w:pBdr>
+        <w:shd w:fill="FFF3F3" w:val="clear"/>
+        <w:spacing w:after="180" w:before="120" w:line="280"/>
+        <w:ind w:left="200" w:right="200"/>
+      </w:pPr>
+      <w:r>
+        <w:rPr>
+          <w:rFonts w:ascii="游ゴシック" w:cs="游ゴシック" w:eastAsia="游ゴシック" w:hAnsi="游ゴシック"/>
+          <w:color w:val="595959"/>
+          <w:sz w:val="17"/>
+          <w:szCs w:val="17"/>
+        </w:rPr>
+        <w:t xml:space="preserve">※ 村内の認知症対応型共同生活介護は定員27人の1施設のみである。必要利用定員総数そのものは確定したが、計画期間を通じて到達率100%（満床）の見込みであり、待機者がいる場合は村外または在宅での対応になる。待機の状況が把握できていないため、増床の要否を判断する材料がそろっていない（確認事項）。</w:t>
+      </w:r>
+    </w:p>
+    <w:p>
+      <w:r>
+        <w:br w:type="page"/>
+      </w:r>
+    </w:p>
+    <w:p>
+      <w:pPr>
+        <w:pStyle w:val="Heading1"/>
+        <w:keepNext/>
+        <w:keepLines/>
+        <w:shd w:fill="1F3864" w:val="clear"/>
+        <w:spacing w:after="300" w:before="0"/>
+      </w:pPr>
+      <w:r>
+        <w:rPr>
+          <w:rFonts w:ascii="游ゴシック" w:cs="游ゴシック" w:eastAsia="游ゴシック" w:hAnsi="游ゴシック"/>
+          <w:b/>
+          <w:bCs/>
+          <w:color w:val="FFFFFF"/>
+          <w:sz w:val="30"/>
+          <w:szCs w:val="30"/>
+        </w:rPr>
+        <w:t xml:space="preserve">資料6　介護保険料（決定案）</w:t>
+      </w:r>
+    </w:p>
+    <w:p>
+      <w:pPr>
+        <w:pStyle w:val="Heading2"/>
+        <w:keepNext/>
+        <w:keepLines/>
+        <w:pBdr>
+          <w:bottom w:val="single" w:color="2E75B6" w:sz="12" w:space="4"/>
+        </w:pBdr>
+        <w:spacing w:after="180" w:before="320"/>
+      </w:pPr>
+      <w:r>
+        <w:rPr>
+          <w:rFonts w:ascii="游ゴシック" w:cs="游ゴシック" w:eastAsia="游ゴシック" w:hAnsi="游ゴシック"/>
+          <w:b/>
+          <w:bCs/>
+          <w:color w:val="1F3864"/>
+          <w:sz w:val="25"/>
+          <w:szCs w:val="25"/>
+        </w:rPr>
+        <w:t xml:space="preserve">6-1　保険料の基準額</w:t>
+      </w:r>
+    </w:p>
+    <w:p>
+      <w:pPr>
+        <w:spacing w:after="120" w:line="300"/>
+      </w:pPr>
+      <w:r>
+        <w:rPr>
+          <w:rFonts w:ascii="游ゴシック" w:cs="游ゴシック" w:eastAsia="游ゴシック" w:hAnsi="游ゴシック"/>
+          <w:sz w:val="21"/>
+          <w:szCs w:val="21"/>
+        </w:rPr>
+        <w:t xml:space="preserve">第10期の第1号被保険者の保険料の基準額をお示しします。</w:t>
+      </w:r>
+    </w:p>
+    <w:p>
+      <w:pPr>
+        <w:pBdr>
+          <w:left w:val="single" w:color="C00000" w:sz="18" w:space="8"/>
+        </w:pBdr>
+        <w:shd w:fill="FFF3F3" w:val="clear"/>
+        <w:spacing w:after="180" w:before="120" w:line="280"/>
+        <w:ind w:left="200" w:right="200"/>
+      </w:pPr>
+      <w:r>
+        <w:rPr>
+          <w:rFonts w:ascii="游ゴシック" w:cs="游ゴシック" w:eastAsia="游ゴシック" w:hAnsi="游ゴシック"/>
+          <w:color w:val="595959"/>
+          <w:sz w:val="17"/>
+          <w:szCs w:val="17"/>
+        </w:rPr>
+        <w:t xml:space="preserve">※ 第2回では複数のパターンをお示しした。本日は前提を1つに定めた決定案を示す。</w:t>
+      </w:r>
+    </w:p>
+    <w:tbl>
+      <w:tblPr>
+        <w:tblW w:type="dxa" w:w="9360"/>
+        <w:tblBorders>
+          <w:top w:val="single" w:color="auto" w:sz="4"/>
+          <w:left w:val="single" w:color="auto" w:sz="4"/>
+          <w:bottom w:val="single" w:color="auto" w:sz="4"/>
+          <w:right w:val="single" w:color="auto" w:sz="4"/>
+          <w:insideH w:val="single" w:color="auto" w:sz="4"/>
+          <w:insideV w:val="single" w:color="auto" w:sz="4"/>
+        </w:tblBorders>
+        <w:tblLayout w:type="fixed"/>
+      </w:tblPr>
+      <w:tblGrid>
+        <w:gridCol w:w="2808"/>
+        <w:gridCol w:w="4493"/>
+        <w:gridCol w:w="2059"/>
+      </w:tblGrid>
+      <w:tr>
+        <w:trPr>
+          <w:cantSplit/>
+          <w:tblHeader/>
+        </w:trPr>
+        <w:tc>
+          <w:tcPr>
+            <w:tcW w:type="dxa" w:w="2808"/>
+            <w:shd w:fill="2E75B6" w:val="clear"/>
+            <w:tcMar>
+              <w:top w:type="dxa" w:w="60"/>
+              <w:left w:type="dxa" w:w="90"/>
+              <w:bottom w:type="dxa" w:w="60"/>
+              <w:right w:type="dxa" w:w="90"/>
+            </w:tcMar>
+          </w:tcPr>
+          <w:p>
+            <w:pPr>
+              <w:spacing w:after="0" w:line="240"/>
+              <w:jc w:val="center"/>
+            </w:pPr>
+            <w:r>
+              <w:rPr>
+                <w:rFonts w:ascii="游ゴシック" w:cs="游ゴシック" w:eastAsia="游ゴシック" w:hAnsi="游ゴシック"/>
+                <w:b/>
+                <w:bCs/>
+                <w:color w:val="FFFFFF"/>
+                <w:sz w:val="17"/>
+                <w:szCs w:val="17"/>
+              </w:rPr>
+              <w:t xml:space="preserve">確定した事項</w:t>
+            </w:r>
+          </w:p>
+        </w:tc>
+        <w:tc>
+          <w:tcPr>
+            <w:tcW w:type="dxa" w:w="4493"/>
+            <w:shd w:fill="2E75B6" w:val="clear"/>
+            <w:tcMar>
+              <w:top w:type="dxa" w:w="60"/>
+              <w:left w:type="dxa" w:w="90"/>
+              <w:bottom w:type="dxa" w:w="60"/>
+              <w:right w:type="dxa" w:w="90"/>
+            </w:tcMar>
+          </w:tcPr>
+          <w:p>
+            <w:pPr>
+              <w:spacing w:after="0" w:line="240"/>
+              <w:jc w:val="center"/>
+            </w:pPr>
+            <w:r>
+              <w:rPr>
+                <w:rFonts w:ascii="游ゴシック" w:cs="游ゴシック" w:eastAsia="游ゴシック" w:hAnsi="游ゴシック"/>
+                <w:b/>
+                <w:bCs/>
+                <w:color w:val="FFFFFF"/>
+                <w:sz w:val="17"/>
+                <w:szCs w:val="17"/>
+              </w:rPr>
+              <w:t xml:space="preserve">確定した内容</w:t>
+            </w:r>
+          </w:p>
+        </w:tc>
+        <w:tc>
+          <w:tcPr>
+            <w:tcW w:type="dxa" w:w="2059"/>
+            <w:shd w:fill="2E75B6" w:val="clear"/>
+            <w:tcMar>
+              <w:top w:type="dxa" w:w="60"/>
+              <w:left w:type="dxa" w:w="90"/>
+              <w:bottom w:type="dxa" w:w="60"/>
+              <w:right w:type="dxa" w:w="90"/>
+            </w:tcMar>
+          </w:tcPr>
+          <w:p>
+            <w:pPr>
+              <w:spacing w:after="0" w:line="240"/>
+              <w:jc w:val="center"/>
+            </w:pPr>
+            <w:r>
+              <w:rPr>
+                <w:rFonts w:ascii="游ゴシック" w:cs="游ゴシック" w:eastAsia="游ゴシック" w:hAnsi="游ゴシック"/>
+                <w:b/>
+                <w:bCs/>
+                <w:color w:val="FFFFFF"/>
+                <w:sz w:val="17"/>
+                <w:szCs w:val="17"/>
+              </w:rPr>
+              <w:t xml:space="preserve">出どころ</w:t>
             </w:r>
           </w:p>
         </w:tc>
@@ -5097,57 +6852,57 @@
         </w:trPr>
         <w:tc>
           <w:tcPr>
-            <w:tcW w:type="dxa" w:w="3557"/>
-            <w:shd w:fill="FFFFFF" w:val="clear"/>
-            <w:tcMar>
-              <w:top w:type="dxa" w:w="60"/>
-              <w:left w:type="dxa" w:w="90"/>
-              <w:bottom w:type="dxa" w:w="60"/>
-              <w:right w:type="dxa" w:w="90"/>
-            </w:tcMar>
-          </w:tcPr>
-          <w:p>
-            <w:pPr>
-              <w:spacing w:after="0" w:line="240"/>
-            </w:pPr>
-            <w:r>
-              <w:rPr>
-                <w:rFonts w:ascii="游ゴシック" w:cs="游ゴシック" w:eastAsia="游ゴシック" w:hAnsi="游ゴシック"/>
-                <w:b w:val="false"/>
-                <w:bCs w:val="false"/>
-                <w:color w:val="000000"/>
-                <w:sz w:val="17"/>
-                <w:szCs w:val="17"/>
-              </w:rPr>
-              <w:t xml:space="preserve">【要確定】介護給付費準備基金の取崩額</w:t>
-            </w:r>
-          </w:p>
-        </w:tc>
-        <w:tc>
-          <w:tcPr>
-            <w:tcW w:type="dxa" w:w="3744"/>
-            <w:shd w:fill="FFFFFF" w:val="clear"/>
-            <w:tcMar>
-              <w:top w:type="dxa" w:w="60"/>
-              <w:left w:type="dxa" w:w="90"/>
-              <w:bottom w:type="dxa" w:w="60"/>
-              <w:right w:type="dxa" w:w="90"/>
-            </w:tcMar>
-          </w:tcPr>
-          <w:p>
-            <w:pPr>
-              <w:spacing w:after="0" w:line="240"/>
-            </w:pPr>
-            <w:r>
-              <w:rPr>
-                <w:rFonts w:ascii="游ゴシック" w:cs="游ゴシック" w:eastAsia="游ゴシック" w:hAnsi="游ゴシック"/>
-                <w:b w:val="false"/>
-                <w:bCs w:val="false"/>
-                <w:color w:val="000000"/>
-                <w:sz w:val="17"/>
-                <w:szCs w:val="17"/>
-              </w:rPr>
-              <w:t xml:space="preserve">基金の残高と取崩方針の村の決定</w:t>
+            <w:tcW w:type="dxa" w:w="2808"/>
+            <w:shd w:fill="FFFFFF" w:val="clear"/>
+            <w:tcMar>
+              <w:top w:type="dxa" w:w="60"/>
+              <w:left w:type="dxa" w:w="90"/>
+              <w:bottom w:type="dxa" w:w="60"/>
+              <w:right w:type="dxa" w:w="90"/>
+            </w:tcMar>
+          </w:tcPr>
+          <w:p>
+            <w:pPr>
+              <w:spacing w:after="0" w:line="240"/>
+            </w:pPr>
+            <w:r>
+              <w:rPr>
+                <w:rFonts w:ascii="游ゴシック" w:cs="游ゴシック" w:eastAsia="游ゴシック" w:hAnsi="游ゴシック"/>
+                <w:b w:val="false"/>
+                <w:bCs w:val="false"/>
+                <w:color w:val="000000"/>
+                <w:sz w:val="17"/>
+                <w:szCs w:val="17"/>
+              </w:rPr>
+              <w:t xml:space="preserve">第1号被保険者負担割合（α）</w:t>
+            </w:r>
+          </w:p>
+        </w:tc>
+        <w:tc>
+          <w:tcPr>
+            <w:tcW w:type="dxa" w:w="4493"/>
+            <w:shd w:fill="FFFFFF" w:val="clear"/>
+            <w:tcMar>
+              <w:top w:type="dxa" w:w="60"/>
+              <w:left w:type="dxa" w:w="90"/>
+              <w:bottom w:type="dxa" w:w="60"/>
+              <w:right w:type="dxa" w:w="90"/>
+            </w:tcMar>
+          </w:tcPr>
+          <w:p>
+            <w:pPr>
+              <w:spacing w:after="0" w:line="240"/>
+            </w:pPr>
+            <w:r>
+              <w:rPr>
+                <w:rFonts w:ascii="游ゴシック" w:cs="游ゴシック" w:eastAsia="游ゴシック" w:hAnsi="游ゴシック"/>
+                <w:b w:val="false"/>
+                <w:bCs w:val="false"/>
+                <w:color w:val="000000"/>
+                <w:sz w:val="17"/>
+                <w:szCs w:val="17"/>
+              </w:rPr>
+              <w:t xml:space="preserve">第10期は23%で、第9期と同じ水準に据え置かれる。本村では1ポイントで月額約294円であるため、上昇要因として働かない</w:t>
             </w:r>
           </w:p>
         </w:tc>
@@ -5175,7 +6930,7 @@
                 <w:sz w:val="17"/>
                 <w:szCs w:val="17"/>
               </w:rPr>
-              <w:t xml:space="preserve">資料6-1・素案5-7</w:t>
+              <w:t xml:space="preserve">国の推計ワークシート（参考シート）</w:t>
             </w:r>
           </w:p>
         </w:tc>
@@ -5186,57 +6941,57 @@
         </w:trPr>
         <w:tc>
           <w:tcPr>
-            <w:tcW w:type="dxa" w:w="3557"/>
-            <w:shd w:fill="FFFFFF" w:val="clear"/>
-            <w:tcMar>
-              <w:top w:type="dxa" w:w="60"/>
-              <w:left w:type="dxa" w:w="90"/>
-              <w:bottom w:type="dxa" w:w="60"/>
-              <w:right w:type="dxa" w:w="90"/>
-            </w:tcMar>
-          </w:tcPr>
-          <w:p>
-            <w:pPr>
-              <w:spacing w:after="0" w:line="240"/>
-            </w:pPr>
-            <w:r>
-              <w:rPr>
-                <w:rFonts w:ascii="游ゴシック" w:cs="游ゴシック" w:eastAsia="游ゴシック" w:hAnsi="游ゴシック"/>
-                <w:b w:val="false"/>
-                <w:bCs w:val="false"/>
-                <w:color w:val="000000"/>
-                <w:sz w:val="17"/>
-                <w:szCs w:val="17"/>
-              </w:rPr>
-              <w:t xml:space="preserve">【要確定】第1号被保険者負担割合（α）</w:t>
-            </w:r>
-          </w:p>
-        </w:tc>
-        <w:tc>
-          <w:tcPr>
-            <w:tcW w:type="dxa" w:w="3744"/>
-            <w:shd w:fill="FFFFFF" w:val="clear"/>
-            <w:tcMar>
-              <w:top w:type="dxa" w:w="60"/>
-              <w:left w:type="dxa" w:w="90"/>
-              <w:bottom w:type="dxa" w:w="60"/>
-              <w:right w:type="dxa" w:w="90"/>
-            </w:tcMar>
-          </w:tcPr>
-          <w:p>
-            <w:pPr>
-              <w:spacing w:after="0" w:line="240"/>
-            </w:pPr>
-            <w:r>
-              <w:rPr>
-                <w:rFonts w:ascii="游ゴシック" w:cs="游ゴシック" w:eastAsia="游ゴシック" w:hAnsi="游ゴシック"/>
-                <w:b w:val="false"/>
-                <w:bCs w:val="false"/>
-                <w:color w:val="000000"/>
-                <w:sz w:val="17"/>
-                <w:szCs w:val="17"/>
-              </w:rPr>
-              <w:t xml:space="preserve">第10期に適用される政令</w:t>
+            <w:tcW w:type="dxa" w:w="2808"/>
+            <w:shd w:fill="FFFFFF" w:val="clear"/>
+            <w:tcMar>
+              <w:top w:type="dxa" w:w="60"/>
+              <w:left w:type="dxa" w:w="90"/>
+              <w:bottom w:type="dxa" w:w="60"/>
+              <w:right w:type="dxa" w:w="90"/>
+            </w:tcMar>
+          </w:tcPr>
+          <w:p>
+            <w:pPr>
+              <w:spacing w:after="0" w:line="240"/>
+            </w:pPr>
+            <w:r>
+              <w:rPr>
+                <w:rFonts w:ascii="游ゴシック" w:cs="游ゴシック" w:eastAsia="游ゴシック" w:hAnsi="游ゴシック"/>
+                <w:b w:val="false"/>
+                <w:bCs w:val="false"/>
+                <w:color w:val="000000"/>
+                <w:sz w:val="17"/>
+                <w:szCs w:val="17"/>
+              </w:rPr>
+              <w:t xml:space="preserve">介護給付費準備基金の残高</w:t>
+            </w:r>
+          </w:p>
+        </w:tc>
+        <w:tc>
+          <w:tcPr>
+            <w:tcW w:type="dxa" w:w="4493"/>
+            <w:shd w:fill="FFFFFF" w:val="clear"/>
+            <w:tcMar>
+              <w:top w:type="dxa" w:w="60"/>
+              <w:left w:type="dxa" w:w="90"/>
+              <w:bottom w:type="dxa" w:w="60"/>
+              <w:right w:type="dxa" w:w="90"/>
+            </w:tcMar>
+          </w:tcPr>
+          <w:p>
+            <w:pPr>
+              <w:spacing w:after="0" w:line="240"/>
+            </w:pPr>
+            <w:r>
+              <w:rPr>
+                <w:rFonts w:ascii="游ゴシック" w:cs="游ゴシック" w:eastAsia="游ゴシック" w:hAnsi="游ゴシック"/>
+                <w:b w:val="false"/>
+                <w:bCs w:val="false"/>
+                <w:color w:val="000000"/>
+                <w:sz w:val="17"/>
+                <w:szCs w:val="17"/>
+              </w:rPr>
+              <w:t xml:space="preserve">令和8年度末の見込額 42,128,183円。第9期計画の24,000,000円は期間合計である</w:t>
             </w:r>
           </w:p>
         </w:tc>
@@ -5264,7 +7019,7 @@
                 <w:sz w:val="17"/>
                 <w:szCs w:val="17"/>
               </w:rPr>
-              <w:t xml:space="preserve">資料6-1</w:t>
+              <w:t xml:space="preserve">国の推計ワークシート</w:t>
             </w:r>
           </w:p>
         </w:tc>
@@ -5275,57 +7030,57 @@
         </w:trPr>
         <w:tc>
           <w:tcPr>
-            <w:tcW w:type="dxa" w:w="3557"/>
-            <w:shd w:fill="FFFFFF" w:val="clear"/>
-            <w:tcMar>
-              <w:top w:type="dxa" w:w="60"/>
-              <w:left w:type="dxa" w:w="90"/>
-              <w:bottom w:type="dxa" w:w="60"/>
-              <w:right w:type="dxa" w:w="90"/>
-            </w:tcMar>
-          </w:tcPr>
-          <w:p>
-            <w:pPr>
-              <w:spacing w:after="0" w:line="240"/>
-            </w:pPr>
-            <w:r>
-              <w:rPr>
-                <w:rFonts w:ascii="游ゴシック" w:cs="游ゴシック" w:eastAsia="游ゴシック" w:hAnsi="游ゴシック"/>
-                <w:b w:val="false"/>
-                <w:bCs w:val="false"/>
-                <w:color w:val="000000"/>
-                <w:sz w:val="17"/>
-                <w:szCs w:val="17"/>
-              </w:rPr>
-              <w:t xml:space="preserve">【要確定】調整交付金の見込交付割合</w:t>
-            </w:r>
-          </w:p>
-        </w:tc>
-        <w:tc>
-          <w:tcPr>
-            <w:tcW w:type="dxa" w:w="3744"/>
-            <w:shd w:fill="FFFFFF" w:val="clear"/>
-            <w:tcMar>
-              <w:top w:type="dxa" w:w="60"/>
-              <w:left w:type="dxa" w:w="90"/>
-              <w:bottom w:type="dxa" w:w="60"/>
-              <w:right w:type="dxa" w:w="90"/>
-            </w:tcMar>
-          </w:tcPr>
-          <w:p>
-            <w:pPr>
-              <w:spacing w:after="0" w:line="240"/>
-            </w:pPr>
-            <w:r>
-              <w:rPr>
-                <w:rFonts w:ascii="游ゴシック" w:cs="游ゴシック" w:eastAsia="游ゴシック" w:hAnsi="游ゴシック"/>
-                <w:b w:val="false"/>
-                <w:bCs w:val="false"/>
-                <w:color w:val="000000"/>
-                <w:sz w:val="17"/>
-                <w:szCs w:val="17"/>
-              </w:rPr>
-              <w:t xml:space="preserve">国の推計ワークシート、主要3事業の勘案についての県への照会</w:t>
+            <w:tcW w:type="dxa" w:w="2808"/>
+            <w:shd w:fill="FFFFFF" w:val="clear"/>
+            <w:tcMar>
+              <w:top w:type="dxa" w:w="60"/>
+              <w:left w:type="dxa" w:w="90"/>
+              <w:bottom w:type="dxa" w:w="60"/>
+              <w:right w:type="dxa" w:w="90"/>
+            </w:tcMar>
+          </w:tcPr>
+          <w:p>
+            <w:pPr>
+              <w:spacing w:after="0" w:line="240"/>
+            </w:pPr>
+            <w:r>
+              <w:rPr>
+                <w:rFonts w:ascii="游ゴシック" w:cs="游ゴシック" w:eastAsia="游ゴシック" w:hAnsi="游ゴシック"/>
+                <w:b w:val="false"/>
+                <w:bCs w:val="false"/>
+                <w:color w:val="000000"/>
+                <w:sz w:val="17"/>
+                <w:szCs w:val="17"/>
+              </w:rPr>
+              <w:t xml:space="preserve">所得段階別加入割合補正後被保険者数</w:t>
+            </w:r>
+          </w:p>
+        </w:tc>
+        <w:tc>
+          <w:tcPr>
+            <w:tcW w:type="dxa" w:w="4493"/>
+            <w:shd w:fill="FFFFFF" w:val="clear"/>
+            <w:tcMar>
+              <w:top w:type="dxa" w:w="60"/>
+              <w:left w:type="dxa" w:w="90"/>
+              <w:bottom w:type="dxa" w:w="60"/>
+              <w:right w:type="dxa" w:w="90"/>
+            </w:tcMar>
+          </w:tcPr>
+          <w:p>
+            <w:pPr>
+              <w:spacing w:after="0" w:line="240"/>
+            </w:pPr>
+            <w:r>
+              <w:rPr>
+                <w:rFonts w:ascii="游ゴシック" w:cs="游ゴシック" w:eastAsia="游ゴシック" w:hAnsi="游ゴシック"/>
+                <w:b w:val="false"/>
+                <w:bCs w:val="false"/>
+                <w:color w:val="000000"/>
+                <w:sz w:val="17"/>
+                <w:szCs w:val="17"/>
+              </w:rPr>
+              <w:t xml:space="preserve">3か年で3,054人。村は標準の段階区分で提出しており、弾力化をした場合の行はすべて0である</w:t>
             </w:r>
           </w:p>
         </w:tc>
@@ -5353,7 +7108,1071 @@
                 <w:sz w:val="17"/>
                 <w:szCs w:val="17"/>
               </w:rPr>
-              <w:t xml:space="preserve">資料6-1</w:t>
+              <w:t xml:space="preserve">国の推計ワークシート（参考シート）</w:t>
+            </w:r>
+          </w:p>
+        </w:tc>
+      </w:tr>
+      <w:tr>
+        <w:trPr>
+          <w:cantSplit/>
+        </w:trPr>
+        <w:tc>
+          <w:tcPr>
+            <w:tcW w:type="dxa" w:w="2808"/>
+            <w:shd w:fill="FFFFFF" w:val="clear"/>
+            <w:tcMar>
+              <w:top w:type="dxa" w:w="60"/>
+              <w:left w:type="dxa" w:w="90"/>
+              <w:bottom w:type="dxa" w:w="60"/>
+              <w:right w:type="dxa" w:w="90"/>
+            </w:tcMar>
+          </w:tcPr>
+          <w:p>
+            <w:pPr>
+              <w:spacing w:after="0" w:line="240"/>
+            </w:pPr>
+            <w:r>
+              <w:rPr>
+                <w:rFonts w:ascii="游ゴシック" w:cs="游ゴシック" w:eastAsia="游ゴシック" w:hAnsi="游ゴシック"/>
+                <w:b w:val="false"/>
+                <w:bCs w:val="false"/>
+                <w:color w:val="000000"/>
+                <w:sz w:val="17"/>
+                <w:szCs w:val="17"/>
+              </w:rPr>
+              <w:t xml:space="preserve">条例上の基準額の置き方</w:t>
+            </w:r>
+          </w:p>
+        </w:tc>
+        <w:tc>
+          <w:tcPr>
+            <w:tcW w:type="dxa" w:w="4493"/>
+            <w:shd w:fill="FFFFFF" w:val="clear"/>
+            <w:tcMar>
+              <w:top w:type="dxa" w:w="60"/>
+              <w:left w:type="dxa" w:w="90"/>
+              <w:bottom w:type="dxa" w:w="60"/>
+              <w:right w:type="dxa" w:w="90"/>
+            </w:tcMar>
+          </w:tcPr>
+          <w:p>
+            <w:pPr>
+              <w:spacing w:after="0" w:line="240"/>
+            </w:pPr>
+            <w:r>
+              <w:rPr>
+                <w:rFonts w:ascii="游ゴシック" w:cs="游ゴシック" w:eastAsia="游ゴシック" w:hAnsi="游ゴシック"/>
+                <w:b w:val="false"/>
+                <w:bCs w:val="false"/>
+                <w:color w:val="000000"/>
+                <w:sz w:val="17"/>
+                <w:szCs w:val="17"/>
+              </w:rPr>
+              <w:t xml:space="preserve">百円未満切捨てである。第9期は算定上6,760.76円に対し条例6,700円であり、四捨五入（6,800円）では説明できない</w:t>
+            </w:r>
+          </w:p>
+        </w:tc>
+        <w:tc>
+          <w:tcPr>
+            <w:tcW w:type="dxa" w:w="2059"/>
+            <w:shd w:fill="FFFFFF" w:val="clear"/>
+            <w:tcMar>
+              <w:top w:type="dxa" w:w="60"/>
+              <w:left w:type="dxa" w:w="90"/>
+              <w:bottom w:type="dxa" w:w="60"/>
+              <w:right w:type="dxa" w:w="90"/>
+            </w:tcMar>
+          </w:tcPr>
+          <w:p>
+            <w:pPr>
+              <w:spacing w:after="0" w:line="240"/>
+            </w:pPr>
+            <w:r>
+              <w:rPr>
+                <w:rFonts w:ascii="游ゴシック" w:cs="游ゴシック" w:eastAsia="游ゴシック" w:hAnsi="游ゴシック"/>
+                <w:b w:val="false"/>
+                <w:bCs w:val="false"/>
+                <w:color w:val="000000"/>
+                <w:sz w:val="17"/>
+                <w:szCs w:val="17"/>
+              </w:rPr>
+              <w:t xml:space="preserve">第9期の条例との突合</w:t>
+            </w:r>
+          </w:p>
+        </w:tc>
+      </w:tr>
+    </w:tbl>
+    <w:p>
+      <w:pPr>
+        <w:spacing w:after="160" w:line="300"/>
+      </w:pPr>
+      <w:r>
+        <w:rPr>
+          <w:rFonts w:ascii="游ゴシック" w:cs="游ゴシック" w:eastAsia="游ゴシック" w:hAnsi="游ゴシック"/>
+          <w:sz w:val="21"/>
+          <w:szCs w:val="21"/>
+        </w:rPr>
+        <w:t xml:space="preserve"/>
+      </w:r>
+    </w:p>
+    <w:p>
+      <w:pPr>
+        <w:spacing w:after="120" w:line="300"/>
+      </w:pPr>
+      <w:r>
+        <w:rPr>
+          <w:rFonts w:ascii="游ゴシック" w:cs="游ゴシック" w:eastAsia="游ゴシック" w:hAnsi="游ゴシック"/>
+          <w:sz w:val="21"/>
+          <w:szCs w:val="21"/>
+        </w:rPr>
+        <w:t xml:space="preserve">基金の取崩額を変えたときの保険料の基準額は次のとおりです。取崩額をいくらとするかは村のご判断であり、第2回のご審議事項①です。</w:t>
+      </w:r>
+    </w:p>
+    <w:tbl>
+      <w:tblPr>
+        <w:tblW w:type="dxa" w:w="9360"/>
+        <w:tblBorders>
+          <w:top w:val="single" w:color="auto" w:sz="4"/>
+          <w:left w:val="single" w:color="auto" w:sz="4"/>
+          <w:bottom w:val="single" w:color="auto" w:sz="4"/>
+          <w:right w:val="single" w:color="auto" w:sz="4"/>
+          <w:insideH w:val="single" w:color="auto" w:sz="4"/>
+          <w:insideV w:val="single" w:color="auto" w:sz="4"/>
+        </w:tblBorders>
+        <w:tblLayout w:type="fixed"/>
+      </w:tblPr>
+      <w:tblGrid>
+        <w:gridCol w:w="562"/>
+        <w:gridCol w:w="2434"/>
+        <w:gridCol w:w="1310"/>
+        <w:gridCol w:w="1217"/>
+        <w:gridCol w:w="1217"/>
+        <w:gridCol w:w="936"/>
+        <w:gridCol w:w="1404"/>
+        <w:gridCol w:w="280"/>
+      </w:tblGrid>
+      <w:tr>
+        <w:trPr>
+          <w:cantSplit/>
+          <w:tblHeader/>
+        </w:trPr>
+        <w:tc>
+          <w:tcPr>
+            <w:tcW w:type="dxa" w:w="562"/>
+            <w:shd w:fill="2E75B6" w:val="clear"/>
+            <w:tcMar>
+              <w:top w:type="dxa" w:w="60"/>
+              <w:left w:type="dxa" w:w="90"/>
+              <w:bottom w:type="dxa" w:w="60"/>
+              <w:right w:type="dxa" w:w="90"/>
+            </w:tcMar>
+          </w:tcPr>
+          <w:p>
+            <w:pPr>
+              <w:spacing w:after="0" w:line="240"/>
+              <w:jc w:val="center"/>
+            </w:pPr>
+            <w:r>
+              <w:rPr>
+                <w:rFonts w:ascii="游ゴシック" w:cs="游ゴシック" w:eastAsia="游ゴシック" w:hAnsi="游ゴシック"/>
+                <w:b/>
+                <w:bCs/>
+                <w:color w:val="FFFFFF"/>
+                <w:sz w:val="17"/>
+                <w:szCs w:val="17"/>
+              </w:rPr>
+              <w:t xml:space="preserve">案</w:t>
+            </w:r>
+          </w:p>
+        </w:tc>
+        <w:tc>
+          <w:tcPr>
+            <w:tcW w:type="dxa" w:w="2434"/>
+            <w:shd w:fill="2E75B6" w:val="clear"/>
+            <w:tcMar>
+              <w:top w:type="dxa" w:w="60"/>
+              <w:left w:type="dxa" w:w="90"/>
+              <w:bottom w:type="dxa" w:w="60"/>
+              <w:right w:type="dxa" w:w="90"/>
+            </w:tcMar>
+          </w:tcPr>
+          <w:p>
+            <w:pPr>
+              <w:spacing w:after="0" w:line="240"/>
+              <w:jc w:val="center"/>
+            </w:pPr>
+            <w:r>
+              <w:rPr>
+                <w:rFonts w:ascii="游ゴシック" w:cs="游ゴシック" w:eastAsia="游ゴシック" w:hAnsi="游ゴシック"/>
+                <w:b/>
+                <w:bCs/>
+                <w:color w:val="FFFFFF"/>
+                <w:sz w:val="17"/>
+                <w:szCs w:val="17"/>
+              </w:rPr>
+              <w:t xml:space="preserve">考え方</w:t>
+            </w:r>
+          </w:p>
+        </w:tc>
+        <w:tc>
+          <w:tcPr>
+            <w:tcW w:type="dxa" w:w="1310"/>
+            <w:shd w:fill="2E75B6" w:val="clear"/>
+            <w:tcMar>
+              <w:top w:type="dxa" w:w="60"/>
+              <w:left w:type="dxa" w:w="90"/>
+              <w:bottom w:type="dxa" w:w="60"/>
+              <w:right w:type="dxa" w:w="90"/>
+            </w:tcMar>
+          </w:tcPr>
+          <w:p>
+            <w:pPr>
+              <w:spacing w:after="0" w:line="240"/>
+              <w:jc w:val="center"/>
+            </w:pPr>
+            <w:r>
+              <w:rPr>
+                <w:rFonts w:ascii="游ゴシック" w:cs="游ゴシック" w:eastAsia="游ゴシック" w:hAnsi="游ゴシック"/>
+                <w:b/>
+                <w:bCs/>
+                <w:color w:val="FFFFFF"/>
+                <w:sz w:val="17"/>
+                <w:szCs w:val="17"/>
+              </w:rPr>
+              <w:t xml:space="preserve">取崩額</w:t>
+            </w:r>
+          </w:p>
+        </w:tc>
+        <w:tc>
+          <w:tcPr>
+            <w:tcW w:type="dxa" w:w="1217"/>
+            <w:shd w:fill="2E75B6" w:val="clear"/>
+            <w:tcMar>
+              <w:top w:type="dxa" w:w="60"/>
+              <w:left w:type="dxa" w:w="90"/>
+              <w:bottom w:type="dxa" w:w="60"/>
+              <w:right w:type="dxa" w:w="90"/>
+            </w:tcMar>
+          </w:tcPr>
+          <w:p>
+            <w:pPr>
+              <w:spacing w:after="0" w:line="240"/>
+              <w:jc w:val="center"/>
+            </w:pPr>
+            <w:r>
+              <w:rPr>
+                <w:rFonts w:ascii="游ゴシック" w:cs="游ゴシック" w:eastAsia="游ゴシック" w:hAnsi="游ゴシック"/>
+                <w:b/>
+                <w:bCs/>
+                <w:color w:val="FFFFFF"/>
+                <w:sz w:val="17"/>
+                <w:szCs w:val="17"/>
+              </w:rPr>
+              <w:t xml:space="preserve">算定上の月額</w:t>
+            </w:r>
+          </w:p>
+        </w:tc>
+        <w:tc>
+          <w:tcPr>
+            <w:tcW w:type="dxa" w:w="1217"/>
+            <w:shd w:fill="2E75B6" w:val="clear"/>
+            <w:tcMar>
+              <w:top w:type="dxa" w:w="60"/>
+              <w:left w:type="dxa" w:w="90"/>
+              <w:bottom w:type="dxa" w:w="60"/>
+              <w:right w:type="dxa" w:w="90"/>
+            </w:tcMar>
+          </w:tcPr>
+          <w:p>
+            <w:pPr>
+              <w:spacing w:after="0" w:line="240"/>
+              <w:jc w:val="center"/>
+            </w:pPr>
+            <w:r>
+              <w:rPr>
+                <w:rFonts w:ascii="游ゴシック" w:cs="游ゴシック" w:eastAsia="游ゴシック" w:hAnsi="游ゴシック"/>
+                <w:b/>
+                <w:bCs/>
+                <w:color w:val="FFFFFF"/>
+                <w:sz w:val="17"/>
+                <w:szCs w:val="17"/>
+              </w:rPr>
+              <w:t xml:space="preserve">条例上の基準額</w:t>
+            </w:r>
+          </w:p>
+        </w:tc>
+        <w:tc>
+          <w:tcPr>
+            <w:tcW w:type="dxa" w:w="936"/>
+            <w:shd w:fill="2E75B6" w:val="clear"/>
+            <w:tcMar>
+              <w:top w:type="dxa" w:w="60"/>
+              <w:left w:type="dxa" w:w="90"/>
+              <w:bottom w:type="dxa" w:w="60"/>
+              <w:right w:type="dxa" w:w="90"/>
+            </w:tcMar>
+          </w:tcPr>
+          <w:p>
+            <w:pPr>
+              <w:spacing w:after="0" w:line="240"/>
+              <w:jc w:val="center"/>
+            </w:pPr>
+            <w:r>
+              <w:rPr>
+                <w:rFonts w:ascii="游ゴシック" w:cs="游ゴシック" w:eastAsia="游ゴシック" w:hAnsi="游ゴシック"/>
+                <w:b/>
+                <w:bCs/>
+                <w:color w:val="FFFFFF"/>
+                <w:sz w:val="17"/>
+                <w:szCs w:val="17"/>
+              </w:rPr>
+              <w:t xml:space="preserve">第9期差</w:t>
+            </w:r>
+          </w:p>
+        </w:tc>
+        <w:tc>
+          <w:tcPr>
+            <w:tcW w:type="dxa" w:w="1404"/>
+            <w:shd w:fill="2E75B6" w:val="clear"/>
+            <w:tcMar>
+              <w:top w:type="dxa" w:w="60"/>
+              <w:left w:type="dxa" w:w="90"/>
+              <w:bottom w:type="dxa" w:w="60"/>
+              <w:right w:type="dxa" w:w="90"/>
+            </w:tcMar>
+          </w:tcPr>
+          <w:p>
+            <w:pPr>
+              <w:spacing w:after="0" w:line="240"/>
+              <w:jc w:val="center"/>
+            </w:pPr>
+            <w:r>
+              <w:rPr>
+                <w:rFonts w:ascii="游ゴシック" w:cs="游ゴシック" w:eastAsia="游ゴシック" w:hAnsi="游ゴシック"/>
+                <w:b/>
+                <w:bCs/>
+                <w:color w:val="FFFFFF"/>
+                <w:sz w:val="17"/>
+                <w:szCs w:val="17"/>
+              </w:rPr>
+              <w:t xml:space="preserve">期末の残高</w:t>
+            </w:r>
+          </w:p>
+        </w:tc>
+        <w:tc>
+          <w:tcPr>
+            <w:tcW w:type="dxa" w:w="280"/>
+            <w:shd w:fill="2E75B6" w:val="clear"/>
+            <w:tcMar>
+              <w:top w:type="dxa" w:w="60"/>
+              <w:left w:type="dxa" w:w="90"/>
+              <w:bottom w:type="dxa" w:w="60"/>
+              <w:right w:type="dxa" w:w="90"/>
+            </w:tcMar>
+          </w:tcPr>
+          <w:p>
+            <w:pPr>
+              <w:spacing w:after="0" w:line="240"/>
+              <w:jc w:val="center"/>
+            </w:pPr>
+            <w:r>
+              <w:rPr>
+                <w:rFonts w:ascii="游ゴシック" w:cs="游ゴシック" w:eastAsia="游ゴシック" w:hAnsi="游ゴシック"/>
+                <w:b/>
+                <w:bCs/>
+                <w:color w:val="FFFFFF"/>
+                <w:sz w:val="17"/>
+                <w:szCs w:val="17"/>
+              </w:rPr>
+              <w:t xml:space="preserve">第11期（条例）</w:t>
+            </w:r>
+          </w:p>
+        </w:tc>
+      </w:tr>
+      <w:tr>
+        <w:trPr>
+          <w:cantSplit/>
+        </w:trPr>
+        <w:tc>
+          <w:tcPr>
+            <w:tcW w:type="dxa" w:w="562"/>
+            <w:shd w:fill="FFFFFF" w:val="clear"/>
+            <w:tcMar>
+              <w:top w:type="dxa" w:w="60"/>
+              <w:left w:type="dxa" w:w="90"/>
+              <w:bottom w:type="dxa" w:w="60"/>
+              <w:right w:type="dxa" w:w="90"/>
+            </w:tcMar>
+          </w:tcPr>
+          <w:p>
+            <w:pPr>
+              <w:spacing w:after="0" w:line="240"/>
+            </w:pPr>
+            <w:r>
+              <w:rPr>
+                <w:rFonts w:ascii="游ゴシック" w:cs="游ゴシック" w:eastAsia="游ゴシック" w:hAnsi="游ゴシック"/>
+                <w:b w:val="false"/>
+                <w:bCs w:val="false"/>
+                <w:color w:val="000000"/>
+                <w:sz w:val="17"/>
+                <w:szCs w:val="17"/>
+              </w:rPr>
+              <w:t xml:space="preserve">A案</w:t>
+            </w:r>
+          </w:p>
+        </w:tc>
+        <w:tc>
+          <w:tcPr>
+            <w:tcW w:type="dxa" w:w="2434"/>
+            <w:shd w:fill="FFFFFF" w:val="clear"/>
+            <w:tcMar>
+              <w:top w:type="dxa" w:w="60"/>
+              <w:left w:type="dxa" w:w="90"/>
+              <w:bottom w:type="dxa" w:w="60"/>
+              <w:right w:type="dxa" w:w="90"/>
+            </w:tcMar>
+          </w:tcPr>
+          <w:p>
+            <w:pPr>
+              <w:spacing w:after="0" w:line="240"/>
+            </w:pPr>
+            <w:r>
+              <w:rPr>
+                <w:rFonts w:ascii="游ゴシック" w:cs="游ゴシック" w:eastAsia="游ゴシック" w:hAnsi="游ゴシック"/>
+                <w:b w:val="false"/>
+                <w:bCs w:val="false"/>
+                <w:color w:val="000000"/>
+                <w:sz w:val="17"/>
+                <w:szCs w:val="17"/>
+              </w:rPr>
+              <w:t xml:space="preserve">基金を取り崩さない</w:t>
+            </w:r>
+          </w:p>
+        </w:tc>
+        <w:tc>
+          <w:tcPr>
+            <w:tcW w:type="dxa" w:w="1310"/>
+            <w:shd w:fill="FFFFFF" w:val="clear"/>
+            <w:tcMar>
+              <w:top w:type="dxa" w:w="60"/>
+              <w:left w:type="dxa" w:w="90"/>
+              <w:bottom w:type="dxa" w:w="60"/>
+              <w:right w:type="dxa" w:w="90"/>
+            </w:tcMar>
+          </w:tcPr>
+          <w:p>
+            <w:pPr>
+              <w:spacing w:after="0" w:line="240"/>
+            </w:pPr>
+            <w:r>
+              <w:rPr>
+                <w:rFonts w:ascii="游ゴシック" w:cs="游ゴシック" w:eastAsia="游ゴシック" w:hAnsi="游ゴシック"/>
+                <w:b w:val="false"/>
+                <w:bCs w:val="false"/>
+                <w:color w:val="000000"/>
+                <w:sz w:val="17"/>
+                <w:szCs w:val="17"/>
+              </w:rPr>
+              <w:t xml:space="preserve">0円</w:t>
+            </w:r>
+          </w:p>
+        </w:tc>
+        <w:tc>
+          <w:tcPr>
+            <w:tcW w:type="dxa" w:w="1217"/>
+            <w:shd w:fill="FFFFFF" w:val="clear"/>
+            <w:tcMar>
+              <w:top w:type="dxa" w:w="60"/>
+              <w:left w:type="dxa" w:w="90"/>
+              <w:bottom w:type="dxa" w:w="60"/>
+              <w:right w:type="dxa" w:w="90"/>
+            </w:tcMar>
+          </w:tcPr>
+          <w:p>
+            <w:pPr>
+              <w:spacing w:after="0" w:line="240"/>
+            </w:pPr>
+            <w:r>
+              <w:rPr>
+                <w:rFonts w:ascii="游ゴシック" w:cs="游ゴシック" w:eastAsia="游ゴシック" w:hAnsi="游ゴシック"/>
+                <w:b w:val="false"/>
+                <w:bCs w:val="false"/>
+                <w:color w:val="000000"/>
+                <w:sz w:val="17"/>
+                <w:szCs w:val="17"/>
+              </w:rPr>
+              <w:t xml:space="preserve">6,610.55円</w:t>
+            </w:r>
+          </w:p>
+        </w:tc>
+        <w:tc>
+          <w:tcPr>
+            <w:tcW w:type="dxa" w:w="1217"/>
+            <w:shd w:fill="FFFFFF" w:val="clear"/>
+            <w:tcMar>
+              <w:top w:type="dxa" w:w="60"/>
+              <w:left w:type="dxa" w:w="90"/>
+              <w:bottom w:type="dxa" w:w="60"/>
+              <w:right w:type="dxa" w:w="90"/>
+            </w:tcMar>
+          </w:tcPr>
+          <w:p>
+            <w:pPr>
+              <w:spacing w:after="0" w:line="240"/>
+            </w:pPr>
+            <w:r>
+              <w:rPr>
+                <w:rFonts w:ascii="游ゴシック" w:cs="游ゴシック" w:eastAsia="游ゴシック" w:hAnsi="游ゴシック"/>
+                <w:b w:val="false"/>
+                <w:bCs w:val="false"/>
+                <w:color w:val="000000"/>
+                <w:sz w:val="17"/>
+                <w:szCs w:val="17"/>
+              </w:rPr>
+              <w:t xml:space="preserve">6,600円</w:t>
+            </w:r>
+          </w:p>
+        </w:tc>
+        <w:tc>
+          <w:tcPr>
+            <w:tcW w:type="dxa" w:w="936"/>
+            <w:shd w:fill="FFFFFF" w:val="clear"/>
+            <w:tcMar>
+              <w:top w:type="dxa" w:w="60"/>
+              <w:left w:type="dxa" w:w="90"/>
+              <w:bottom w:type="dxa" w:w="60"/>
+              <w:right w:type="dxa" w:w="90"/>
+            </w:tcMar>
+          </w:tcPr>
+          <w:p>
+            <w:pPr>
+              <w:spacing w:after="0" w:line="240"/>
+            </w:pPr>
+            <w:r>
+              <w:rPr>
+                <w:rFonts w:ascii="游ゴシック" w:cs="游ゴシック" w:eastAsia="游ゴシック" w:hAnsi="游ゴシック"/>
+                <w:b w:val="false"/>
+                <w:bCs w:val="false"/>
+                <w:color w:val="000000"/>
+                <w:sz w:val="17"/>
+                <w:szCs w:val="17"/>
+              </w:rPr>
+              <w:t xml:space="preserve">-100円</w:t>
+            </w:r>
+          </w:p>
+        </w:tc>
+        <w:tc>
+          <w:tcPr>
+            <w:tcW w:type="dxa" w:w="1404"/>
+            <w:shd w:fill="FFFFFF" w:val="clear"/>
+            <w:tcMar>
+              <w:top w:type="dxa" w:w="60"/>
+              <w:left w:type="dxa" w:w="90"/>
+              <w:bottom w:type="dxa" w:w="60"/>
+              <w:right w:type="dxa" w:w="90"/>
+            </w:tcMar>
+          </w:tcPr>
+          <w:p>
+            <w:pPr>
+              <w:spacing w:after="0" w:line="240"/>
+            </w:pPr>
+            <w:r>
+              <w:rPr>
+                <w:rFonts w:ascii="游ゴシック" w:cs="游ゴシック" w:eastAsia="游ゴシック" w:hAnsi="游ゴシック"/>
+                <w:b w:val="false"/>
+                <w:bCs w:val="false"/>
+                <w:color w:val="000000"/>
+                <w:sz w:val="17"/>
+                <w:szCs w:val="17"/>
+              </w:rPr>
+              <w:t xml:space="preserve">42,128,183円</w:t>
+            </w:r>
+          </w:p>
+        </w:tc>
+        <w:tc>
+          <w:tcPr>
+            <w:tcW w:type="dxa" w:w="280"/>
+            <w:shd w:fill="FFFFFF" w:val="clear"/>
+            <w:tcMar>
+              <w:top w:type="dxa" w:w="60"/>
+              <w:left w:type="dxa" w:w="90"/>
+              <w:bottom w:type="dxa" w:w="60"/>
+              <w:right w:type="dxa" w:w="90"/>
+            </w:tcMar>
+          </w:tcPr>
+          <w:p>
+            <w:pPr>
+              <w:spacing w:after="0" w:line="240"/>
+            </w:pPr>
+            <w:r>
+              <w:rPr>
+                <w:rFonts w:ascii="游ゴシック" w:cs="游ゴシック" w:eastAsia="游ゴシック" w:hAnsi="游ゴシック"/>
+                <w:b w:val="false"/>
+                <w:bCs w:val="false"/>
+                <w:color w:val="000000"/>
+                <w:sz w:val="17"/>
+                <w:szCs w:val="17"/>
+              </w:rPr>
+              <w:t xml:space="preserve">6,100円</w:t>
+            </w:r>
+          </w:p>
+        </w:tc>
+      </w:tr>
+      <w:tr>
+        <w:trPr>
+          <w:cantSplit/>
+        </w:trPr>
+        <w:tc>
+          <w:tcPr>
+            <w:tcW w:type="dxa" w:w="562"/>
+            <w:shd w:fill="FFFFFF" w:val="clear"/>
+            <w:tcMar>
+              <w:top w:type="dxa" w:w="60"/>
+              <w:left w:type="dxa" w:w="90"/>
+              <w:bottom w:type="dxa" w:w="60"/>
+              <w:right w:type="dxa" w:w="90"/>
+            </w:tcMar>
+          </w:tcPr>
+          <w:p>
+            <w:pPr>
+              <w:spacing w:after="0" w:line="240"/>
+            </w:pPr>
+            <w:r>
+              <w:rPr>
+                <w:rFonts w:ascii="游ゴシック" w:cs="游ゴシック" w:eastAsia="游ゴシック" w:hAnsi="游ゴシック"/>
+                <w:b w:val="false"/>
+                <w:bCs w:val="false"/>
+                <w:color w:val="000000"/>
+                <w:sz w:val="17"/>
+                <w:szCs w:val="17"/>
+              </w:rPr>
+              <w:t xml:space="preserve">B案</w:t>
+            </w:r>
+          </w:p>
+        </w:tc>
+        <w:tc>
+          <w:tcPr>
+            <w:tcW w:type="dxa" w:w="2434"/>
+            <w:shd w:fill="FFFFFF" w:val="clear"/>
+            <w:tcMar>
+              <w:top w:type="dxa" w:w="60"/>
+              <w:left w:type="dxa" w:w="90"/>
+              <w:bottom w:type="dxa" w:w="60"/>
+              <w:right w:type="dxa" w:w="90"/>
+            </w:tcMar>
+          </w:tcPr>
+          <w:p>
+            <w:pPr>
+              <w:spacing w:after="0" w:line="240"/>
+            </w:pPr>
+            <w:r>
+              <w:rPr>
+                <w:rFonts w:ascii="游ゴシック" w:cs="游ゴシック" w:eastAsia="游ゴシック" w:hAnsi="游ゴシック"/>
+                <w:b w:val="false"/>
+                <w:bCs w:val="false"/>
+                <w:color w:val="000000"/>
+                <w:sz w:val="17"/>
+                <w:szCs w:val="17"/>
+              </w:rPr>
+              <w:t xml:space="preserve">第9期と同程度に取り崩す</w:t>
+            </w:r>
+          </w:p>
+        </w:tc>
+        <w:tc>
+          <w:tcPr>
+            <w:tcW w:type="dxa" w:w="1310"/>
+            <w:shd w:fill="FFFFFF" w:val="clear"/>
+            <w:tcMar>
+              <w:top w:type="dxa" w:w="60"/>
+              <w:left w:type="dxa" w:w="90"/>
+              <w:bottom w:type="dxa" w:w="60"/>
+              <w:right w:type="dxa" w:w="90"/>
+            </w:tcMar>
+          </w:tcPr>
+          <w:p>
+            <w:pPr>
+              <w:spacing w:after="0" w:line="240"/>
+            </w:pPr>
+            <w:r>
+              <w:rPr>
+                <w:rFonts w:ascii="游ゴシック" w:cs="游ゴシック" w:eastAsia="游ゴシック" w:hAnsi="游ゴシック"/>
+                <w:b w:val="false"/>
+                <w:bCs w:val="false"/>
+                <w:color w:val="000000"/>
+                <w:sz w:val="17"/>
+                <w:szCs w:val="17"/>
+              </w:rPr>
+              <w:t xml:space="preserve">24,000,000円</w:t>
+            </w:r>
+          </w:p>
+        </w:tc>
+        <w:tc>
+          <w:tcPr>
+            <w:tcW w:type="dxa" w:w="1217"/>
+            <w:shd w:fill="FFFFFF" w:val="clear"/>
+            <w:tcMar>
+              <w:top w:type="dxa" w:w="60"/>
+              <w:left w:type="dxa" w:w="90"/>
+              <w:bottom w:type="dxa" w:w="60"/>
+              <w:right w:type="dxa" w:w="90"/>
+            </w:tcMar>
+          </w:tcPr>
+          <w:p>
+            <w:pPr>
+              <w:spacing w:after="0" w:line="240"/>
+            </w:pPr>
+            <w:r>
+              <w:rPr>
+                <w:rFonts w:ascii="游ゴシック" w:cs="游ゴシック" w:eastAsia="游ゴシック" w:hAnsi="游ゴシック"/>
+                <w:b w:val="false"/>
+                <w:bCs w:val="false"/>
+                <w:color w:val="000000"/>
+                <w:sz w:val="17"/>
+                <w:szCs w:val="17"/>
+              </w:rPr>
+              <w:t xml:space="preserve">5,952.45円</w:t>
+            </w:r>
+          </w:p>
+        </w:tc>
+        <w:tc>
+          <w:tcPr>
+            <w:tcW w:type="dxa" w:w="1217"/>
+            <w:shd w:fill="FFFFFF" w:val="clear"/>
+            <w:tcMar>
+              <w:top w:type="dxa" w:w="60"/>
+              <w:left w:type="dxa" w:w="90"/>
+              <w:bottom w:type="dxa" w:w="60"/>
+              <w:right w:type="dxa" w:w="90"/>
+            </w:tcMar>
+          </w:tcPr>
+          <w:p>
+            <w:pPr>
+              <w:spacing w:after="0" w:line="240"/>
+            </w:pPr>
+            <w:r>
+              <w:rPr>
+                <w:rFonts w:ascii="游ゴシック" w:cs="游ゴシック" w:eastAsia="游ゴシック" w:hAnsi="游ゴシック"/>
+                <w:b w:val="false"/>
+                <w:bCs w:val="false"/>
+                <w:color w:val="000000"/>
+                <w:sz w:val="17"/>
+                <w:szCs w:val="17"/>
+              </w:rPr>
+              <w:t xml:space="preserve">5,900円</w:t>
+            </w:r>
+          </w:p>
+        </w:tc>
+        <w:tc>
+          <w:tcPr>
+            <w:tcW w:type="dxa" w:w="936"/>
+            <w:shd w:fill="FFFFFF" w:val="clear"/>
+            <w:tcMar>
+              <w:top w:type="dxa" w:w="60"/>
+              <w:left w:type="dxa" w:w="90"/>
+              <w:bottom w:type="dxa" w:w="60"/>
+              <w:right w:type="dxa" w:w="90"/>
+            </w:tcMar>
+          </w:tcPr>
+          <w:p>
+            <w:pPr>
+              <w:spacing w:after="0" w:line="240"/>
+            </w:pPr>
+            <w:r>
+              <w:rPr>
+                <w:rFonts w:ascii="游ゴシック" w:cs="游ゴシック" w:eastAsia="游ゴシック" w:hAnsi="游ゴシック"/>
+                <w:b w:val="false"/>
+                <w:bCs w:val="false"/>
+                <w:color w:val="000000"/>
+                <w:sz w:val="17"/>
+                <w:szCs w:val="17"/>
+              </w:rPr>
+              <w:t xml:space="preserve">-800円</w:t>
+            </w:r>
+          </w:p>
+        </w:tc>
+        <w:tc>
+          <w:tcPr>
+            <w:tcW w:type="dxa" w:w="1404"/>
+            <w:shd w:fill="FFFFFF" w:val="clear"/>
+            <w:tcMar>
+              <w:top w:type="dxa" w:w="60"/>
+              <w:left w:type="dxa" w:w="90"/>
+              <w:bottom w:type="dxa" w:w="60"/>
+              <w:right w:type="dxa" w:w="90"/>
+            </w:tcMar>
+          </w:tcPr>
+          <w:p>
+            <w:pPr>
+              <w:spacing w:after="0" w:line="240"/>
+            </w:pPr>
+            <w:r>
+              <w:rPr>
+                <w:rFonts w:ascii="游ゴシック" w:cs="游ゴシック" w:eastAsia="游ゴシック" w:hAnsi="游ゴシック"/>
+                <w:b w:val="false"/>
+                <w:bCs w:val="false"/>
+                <w:color w:val="000000"/>
+                <w:sz w:val="17"/>
+                <w:szCs w:val="17"/>
+              </w:rPr>
+              <w:t xml:space="preserve">18,128,183円</w:t>
+            </w:r>
+          </w:p>
+        </w:tc>
+        <w:tc>
+          <w:tcPr>
+            <w:tcW w:type="dxa" w:w="280"/>
+            <w:shd w:fill="FFFFFF" w:val="clear"/>
+            <w:tcMar>
+              <w:top w:type="dxa" w:w="60"/>
+              <w:left w:type="dxa" w:w="90"/>
+              <w:bottom w:type="dxa" w:w="60"/>
+              <w:right w:type="dxa" w:w="90"/>
+            </w:tcMar>
+          </w:tcPr>
+          <w:p>
+            <w:pPr>
+              <w:spacing w:after="0" w:line="240"/>
+            </w:pPr>
+            <w:r>
+              <w:rPr>
+                <w:rFonts w:ascii="游ゴシック" w:cs="游ゴシック" w:eastAsia="游ゴシック" w:hAnsi="游ゴシック"/>
+                <w:b w:val="false"/>
+                <w:bCs w:val="false"/>
+                <w:color w:val="000000"/>
+                <w:sz w:val="17"/>
+                <w:szCs w:val="17"/>
+              </w:rPr>
+              <w:t xml:space="preserve">6,700円</w:t>
+            </w:r>
+          </w:p>
+        </w:tc>
+      </w:tr>
+      <w:tr>
+        <w:trPr>
+          <w:cantSplit/>
+        </w:trPr>
+        <w:tc>
+          <w:tcPr>
+            <w:tcW w:type="dxa" w:w="562"/>
+            <w:shd w:fill="FFFFFF" w:val="clear"/>
+            <w:tcMar>
+              <w:top w:type="dxa" w:w="60"/>
+              <w:left w:type="dxa" w:w="90"/>
+              <w:bottom w:type="dxa" w:w="60"/>
+              <w:right w:type="dxa" w:w="90"/>
+            </w:tcMar>
+          </w:tcPr>
+          <w:p>
+            <w:pPr>
+              <w:spacing w:after="0" w:line="240"/>
+            </w:pPr>
+            <w:r>
+              <w:rPr>
+                <w:rFonts w:ascii="游ゴシック" w:cs="游ゴシック" w:eastAsia="游ゴシック" w:hAnsi="游ゴシック"/>
+                <w:b w:val="false"/>
+                <w:bCs w:val="false"/>
+                <w:color w:val="000000"/>
+                <w:sz w:val="17"/>
+                <w:szCs w:val="17"/>
+              </w:rPr>
+              <w:t xml:space="preserve">C案</w:t>
+            </w:r>
+          </w:p>
+        </w:tc>
+        <w:tc>
+          <w:tcPr>
+            <w:tcW w:type="dxa" w:w="2434"/>
+            <w:shd w:fill="FFFFFF" w:val="clear"/>
+            <w:tcMar>
+              <w:top w:type="dxa" w:w="60"/>
+              <w:left w:type="dxa" w:w="90"/>
+              <w:bottom w:type="dxa" w:w="60"/>
+              <w:right w:type="dxa" w:w="90"/>
+            </w:tcMar>
+          </w:tcPr>
+          <w:p>
+            <w:pPr>
+              <w:spacing w:after="0" w:line="240"/>
+            </w:pPr>
+            <w:r>
+              <w:rPr>
+                <w:rFonts w:ascii="游ゴシック" w:cs="游ゴシック" w:eastAsia="游ゴシック" w:hAnsi="游ゴシック"/>
+                <w:b w:val="false"/>
+                <w:bCs w:val="false"/>
+                <w:color w:val="000000"/>
+                <w:sz w:val="17"/>
+                <w:szCs w:val="17"/>
+              </w:rPr>
+              <w:t xml:space="preserve">国の推計ワークシートの前提どおり取り崩す</w:t>
+            </w:r>
+          </w:p>
+        </w:tc>
+        <w:tc>
+          <w:tcPr>
+            <w:tcW w:type="dxa" w:w="1310"/>
+            <w:shd w:fill="FFFFFF" w:val="clear"/>
+            <w:tcMar>
+              <w:top w:type="dxa" w:w="60"/>
+              <w:left w:type="dxa" w:w="90"/>
+              <w:bottom w:type="dxa" w:w="60"/>
+              <w:right w:type="dxa" w:w="90"/>
+            </w:tcMar>
+          </w:tcPr>
+          <w:p>
+            <w:pPr>
+              <w:spacing w:after="0" w:line="240"/>
+            </w:pPr>
+            <w:r>
+              <w:rPr>
+                <w:rFonts w:ascii="游ゴシック" w:cs="游ゴシック" w:eastAsia="游ゴシック" w:hAnsi="游ゴシック"/>
+                <w:b w:val="false"/>
+                <w:bCs w:val="false"/>
+                <w:color w:val="000000"/>
+                <w:sz w:val="17"/>
+                <w:szCs w:val="17"/>
+              </w:rPr>
+              <w:t xml:space="preserve">40,000,000円</w:t>
+            </w:r>
+          </w:p>
+        </w:tc>
+        <w:tc>
+          <w:tcPr>
+            <w:tcW w:type="dxa" w:w="1217"/>
+            <w:shd w:fill="FFFFFF" w:val="clear"/>
+            <w:tcMar>
+              <w:top w:type="dxa" w:w="60"/>
+              <w:left w:type="dxa" w:w="90"/>
+              <w:bottom w:type="dxa" w:w="60"/>
+              <w:right w:type="dxa" w:w="90"/>
+            </w:tcMar>
+          </w:tcPr>
+          <w:p>
+            <w:pPr>
+              <w:spacing w:after="0" w:line="240"/>
+            </w:pPr>
+            <w:r>
+              <w:rPr>
+                <w:rFonts w:ascii="游ゴシック" w:cs="游ゴシック" w:eastAsia="游ゴシック" w:hAnsi="游ゴシック"/>
+                <w:b w:val="false"/>
+                <w:bCs w:val="false"/>
+                <w:color w:val="000000"/>
+                <w:sz w:val="17"/>
+                <w:szCs w:val="17"/>
+              </w:rPr>
+              <w:t xml:space="preserve">5,513.72円</w:t>
+            </w:r>
+          </w:p>
+        </w:tc>
+        <w:tc>
+          <w:tcPr>
+            <w:tcW w:type="dxa" w:w="1217"/>
+            <w:shd w:fill="FFFFFF" w:val="clear"/>
+            <w:tcMar>
+              <w:top w:type="dxa" w:w="60"/>
+              <w:left w:type="dxa" w:w="90"/>
+              <w:bottom w:type="dxa" w:w="60"/>
+              <w:right w:type="dxa" w:w="90"/>
+            </w:tcMar>
+          </w:tcPr>
+          <w:p>
+            <w:pPr>
+              <w:spacing w:after="0" w:line="240"/>
+            </w:pPr>
+            <w:r>
+              <w:rPr>
+                <w:rFonts w:ascii="游ゴシック" w:cs="游ゴシック" w:eastAsia="游ゴシック" w:hAnsi="游ゴシック"/>
+                <w:b w:val="false"/>
+                <w:bCs w:val="false"/>
+                <w:color w:val="000000"/>
+                <w:sz w:val="17"/>
+                <w:szCs w:val="17"/>
+              </w:rPr>
+              <w:t xml:space="preserve">5,500円</w:t>
+            </w:r>
+          </w:p>
+        </w:tc>
+        <w:tc>
+          <w:tcPr>
+            <w:tcW w:type="dxa" w:w="936"/>
+            <w:shd w:fill="FFFFFF" w:val="clear"/>
+            <w:tcMar>
+              <w:top w:type="dxa" w:w="60"/>
+              <w:left w:type="dxa" w:w="90"/>
+              <w:bottom w:type="dxa" w:w="60"/>
+              <w:right w:type="dxa" w:w="90"/>
+            </w:tcMar>
+          </w:tcPr>
+          <w:p>
+            <w:pPr>
+              <w:spacing w:after="0" w:line="240"/>
+            </w:pPr>
+            <w:r>
+              <w:rPr>
+                <w:rFonts w:ascii="游ゴシック" w:cs="游ゴシック" w:eastAsia="游ゴシック" w:hAnsi="游ゴシック"/>
+                <w:b w:val="false"/>
+                <w:bCs w:val="false"/>
+                <w:color w:val="000000"/>
+                <w:sz w:val="17"/>
+                <w:szCs w:val="17"/>
+              </w:rPr>
+              <w:t xml:space="preserve">-1,200円</w:t>
+            </w:r>
+          </w:p>
+        </w:tc>
+        <w:tc>
+          <w:tcPr>
+            <w:tcW w:type="dxa" w:w="1404"/>
+            <w:shd w:fill="FFFFFF" w:val="clear"/>
+            <w:tcMar>
+              <w:top w:type="dxa" w:w="60"/>
+              <w:left w:type="dxa" w:w="90"/>
+              <w:bottom w:type="dxa" w:w="60"/>
+              <w:right w:type="dxa" w:w="90"/>
+            </w:tcMar>
+          </w:tcPr>
+          <w:p>
+            <w:pPr>
+              <w:spacing w:after="0" w:line="240"/>
+            </w:pPr>
+            <w:r>
+              <w:rPr>
+                <w:rFonts w:ascii="游ゴシック" w:cs="游ゴシック" w:eastAsia="游ゴシック" w:hAnsi="游ゴシック"/>
+                <w:b w:val="false"/>
+                <w:bCs w:val="false"/>
+                <w:color w:val="000000"/>
+                <w:sz w:val="17"/>
+                <w:szCs w:val="17"/>
+              </w:rPr>
+              <w:t xml:space="preserve">2,128,183円</w:t>
+            </w:r>
+          </w:p>
+        </w:tc>
+        <w:tc>
+          <w:tcPr>
+            <w:tcW w:type="dxa" w:w="280"/>
+            <w:shd w:fill="FFFFFF" w:val="clear"/>
+            <w:tcMar>
+              <w:top w:type="dxa" w:w="60"/>
+              <w:left w:type="dxa" w:w="90"/>
+              <w:bottom w:type="dxa" w:w="60"/>
+              <w:right w:type="dxa" w:w="90"/>
+            </w:tcMar>
+          </w:tcPr>
+          <w:p>
+            <w:pPr>
+              <w:spacing w:after="0" w:line="240"/>
+            </w:pPr>
+            <w:r>
+              <w:rPr>
+                <w:rFonts w:ascii="游ゴシック" w:cs="游ゴシック" w:eastAsia="游ゴシック" w:hAnsi="游ゴシック"/>
+                <w:b w:val="false"/>
+                <w:bCs w:val="false"/>
+                <w:color w:val="000000"/>
+                <w:sz w:val="17"/>
+                <w:szCs w:val="17"/>
+              </w:rPr>
+              <w:t xml:space="preserve">7,200円</w:t>
             </w:r>
           </w:p>
         </w:tc>
@@ -5389,7 +8208,310 @@
           <w:sz w:val="20"/>
           <w:szCs w:val="20"/>
         </w:rPr>
-        <w:t xml:space="preserve">基金の取崩額は保険料の基準額を月額で数百円動かします。取崩しの考え方を第3回でご決定いただきます。</w:t>
+        <w:t xml:space="preserve">基金の取崩額は保険料の基準額を月額で数百円動かします。取り崩すほど第10期は下がりますが、第11期の上がり幅が大きくなります（A案は第11期が第10期比▲7.2%、C案は＋31.4%）。あわせて、基金には推計の誤差を吸収する役割があります。推計そのものの誤差は絶対値の平均で11.9%（月額約700円）あり、C案の期末残高2,128,183円が吸収できるのは月額58円分にとどまります。取崩しの考え方を第3回でご決定いただきます。</w:t>
+      </w:r>
+    </w:p>
+    <w:tbl>
+      <w:tblPr>
+        <w:tblW w:type="dxa" w:w="9360"/>
+        <w:tblBorders>
+          <w:top w:val="single" w:color="auto" w:sz="4"/>
+          <w:left w:val="single" w:color="auto" w:sz="4"/>
+          <w:bottom w:val="single" w:color="auto" w:sz="4"/>
+          <w:right w:val="single" w:color="auto" w:sz="4"/>
+          <w:insideH w:val="single" w:color="auto" w:sz="4"/>
+          <w:insideV w:val="single" w:color="auto" w:sz="4"/>
+        </w:tblBorders>
+        <w:tblLayout w:type="fixed"/>
+      </w:tblPr>
+      <w:tblGrid>
+        <w:gridCol w:w="3557"/>
+        <w:gridCol w:w="3744"/>
+        <w:gridCol w:w="2059"/>
+      </w:tblGrid>
+      <w:tr>
+        <w:trPr>
+          <w:cantSplit/>
+          <w:tblHeader/>
+        </w:trPr>
+        <w:tc>
+          <w:tcPr>
+            <w:tcW w:type="dxa" w:w="3557"/>
+            <w:shd w:fill="2E75B6" w:val="clear"/>
+            <w:tcMar>
+              <w:top w:type="dxa" w:w="60"/>
+              <w:left w:type="dxa" w:w="90"/>
+              <w:bottom w:type="dxa" w:w="60"/>
+              <w:right w:type="dxa" w:w="90"/>
+            </w:tcMar>
+          </w:tcPr>
+          <w:p>
+            <w:pPr>
+              <w:spacing w:after="0" w:line="240"/>
+              <w:jc w:val="center"/>
+            </w:pPr>
+            <w:r>
+              <w:rPr>
+                <w:rFonts w:ascii="游ゴシック" w:cs="游ゴシック" w:eastAsia="游ゴシック" w:hAnsi="游ゴシック"/>
+                <w:b/>
+                <w:bCs/>
+                <w:color w:val="FFFFFF"/>
+                <w:sz w:val="17"/>
+                <w:szCs w:val="17"/>
+              </w:rPr>
+              <w:t xml:space="preserve">確定していない事項</w:t>
+            </w:r>
+          </w:p>
+        </w:tc>
+        <w:tc>
+          <w:tcPr>
+            <w:tcW w:type="dxa" w:w="3744"/>
+            <w:shd w:fill="2E75B6" w:val="clear"/>
+            <w:tcMar>
+              <w:top w:type="dxa" w:w="60"/>
+              <w:left w:type="dxa" w:w="90"/>
+              <w:bottom w:type="dxa" w:w="60"/>
+              <w:right w:type="dxa" w:w="90"/>
+            </w:tcMar>
+          </w:tcPr>
+          <w:p>
+            <w:pPr>
+              <w:spacing w:after="0" w:line="240"/>
+              <w:jc w:val="center"/>
+            </w:pPr>
+            <w:r>
+              <w:rPr>
+                <w:rFonts w:ascii="游ゴシック" w:cs="游ゴシック" w:eastAsia="游ゴシック" w:hAnsi="游ゴシック"/>
+                <w:b/>
+                <w:bCs/>
+                <w:color w:val="FFFFFF"/>
+                <w:sz w:val="17"/>
+                <w:szCs w:val="17"/>
+              </w:rPr>
+              <w:t xml:space="preserve">確定の条件</w:t>
+            </w:r>
+          </w:p>
+        </w:tc>
+        <w:tc>
+          <w:tcPr>
+            <w:tcW w:type="dxa" w:w="2059"/>
+            <w:shd w:fill="2E75B6" w:val="clear"/>
+            <w:tcMar>
+              <w:top w:type="dxa" w:w="60"/>
+              <w:left w:type="dxa" w:w="90"/>
+              <w:bottom w:type="dxa" w:w="60"/>
+              <w:right w:type="dxa" w:w="90"/>
+            </w:tcMar>
+          </w:tcPr>
+          <w:p>
+            <w:pPr>
+              <w:spacing w:after="0" w:line="240"/>
+              <w:jc w:val="center"/>
+            </w:pPr>
+            <w:r>
+              <w:rPr>
+                <w:rFonts w:ascii="游ゴシック" w:cs="游ゴシック" w:eastAsia="游ゴシック" w:hAnsi="游ゴシック"/>
+                <w:b/>
+                <w:bCs/>
+                <w:color w:val="FFFFFF"/>
+                <w:sz w:val="17"/>
+                <w:szCs w:val="17"/>
+              </w:rPr>
+              <w:t xml:space="preserve">入る箇所</w:t>
+            </w:r>
+          </w:p>
+        </w:tc>
+      </w:tr>
+      <w:tr>
+        <w:trPr>
+          <w:cantSplit/>
+        </w:trPr>
+        <w:tc>
+          <w:tcPr>
+            <w:tcW w:type="dxa" w:w="3557"/>
+            <w:shd w:fill="FFFFFF" w:val="clear"/>
+            <w:tcMar>
+              <w:top w:type="dxa" w:w="60"/>
+              <w:left w:type="dxa" w:w="90"/>
+              <w:bottom w:type="dxa" w:w="60"/>
+              <w:right w:type="dxa" w:w="90"/>
+            </w:tcMar>
+          </w:tcPr>
+          <w:p>
+            <w:pPr>
+              <w:spacing w:after="0" w:line="240"/>
+            </w:pPr>
+            <w:r>
+              <w:rPr>
+                <w:rFonts w:ascii="游ゴシック" w:cs="游ゴシック" w:eastAsia="游ゴシック" w:hAnsi="游ゴシック"/>
+                <w:b w:val="false"/>
+                <w:bCs w:val="false"/>
+                <w:color w:val="000000"/>
+                <w:sz w:val="17"/>
+                <w:szCs w:val="17"/>
+              </w:rPr>
+              <w:t xml:space="preserve">【要確定】基金の取崩額（A案・B案・C案のいずれを採るか）</w:t>
+            </w:r>
+          </w:p>
+        </w:tc>
+        <w:tc>
+          <w:tcPr>
+            <w:tcW w:type="dxa" w:w="3744"/>
+            <w:shd w:fill="FFFFFF" w:val="clear"/>
+            <w:tcMar>
+              <w:top w:type="dxa" w:w="60"/>
+              <w:left w:type="dxa" w:w="90"/>
+              <w:bottom w:type="dxa" w:w="60"/>
+              <w:right w:type="dxa" w:w="90"/>
+            </w:tcMar>
+          </w:tcPr>
+          <w:p>
+            <w:pPr>
+              <w:spacing w:after="0" w:line="240"/>
+            </w:pPr>
+            <w:r>
+              <w:rPr>
+                <w:rFonts w:ascii="游ゴシック" w:cs="游ゴシック" w:eastAsia="游ゴシック" w:hAnsi="游ゴシック"/>
+                <w:b w:val="false"/>
+                <w:bCs w:val="false"/>
+                <w:color w:val="000000"/>
+                <w:sz w:val="17"/>
+                <w:szCs w:val="17"/>
+              </w:rPr>
+              <w:t xml:space="preserve">第2回のご審議事項①についての村のご決定</w:t>
+            </w:r>
+          </w:p>
+        </w:tc>
+        <w:tc>
+          <w:tcPr>
+            <w:tcW w:type="dxa" w:w="2059"/>
+            <w:shd w:fill="FFFFFF" w:val="clear"/>
+            <w:tcMar>
+              <w:top w:type="dxa" w:w="60"/>
+              <w:left w:type="dxa" w:w="90"/>
+              <w:bottom w:type="dxa" w:w="60"/>
+              <w:right w:type="dxa" w:w="90"/>
+            </w:tcMar>
+          </w:tcPr>
+          <w:p>
+            <w:pPr>
+              <w:spacing w:after="0" w:line="240"/>
+            </w:pPr>
+            <w:r>
+              <w:rPr>
+                <w:rFonts w:ascii="游ゴシック" w:cs="游ゴシック" w:eastAsia="游ゴシック" w:hAnsi="游ゴシック"/>
+                <w:b w:val="false"/>
+                <w:bCs w:val="false"/>
+                <w:color w:val="000000"/>
+                <w:sz w:val="17"/>
+                <w:szCs w:val="17"/>
+              </w:rPr>
+              <w:t xml:space="preserve">資料6-1・素案5-7</w:t>
+            </w:r>
+          </w:p>
+        </w:tc>
+      </w:tr>
+      <w:tr>
+        <w:trPr>
+          <w:cantSplit/>
+        </w:trPr>
+        <w:tc>
+          <w:tcPr>
+            <w:tcW w:type="dxa" w:w="3557"/>
+            <w:shd w:fill="FFFFFF" w:val="clear"/>
+            <w:tcMar>
+              <w:top w:type="dxa" w:w="60"/>
+              <w:left w:type="dxa" w:w="90"/>
+              <w:bottom w:type="dxa" w:w="60"/>
+              <w:right w:type="dxa" w:w="90"/>
+            </w:tcMar>
+          </w:tcPr>
+          <w:p>
+            <w:pPr>
+              <w:spacing w:after="0" w:line="240"/>
+            </w:pPr>
+            <w:r>
+              <w:rPr>
+                <w:rFonts w:ascii="游ゴシック" w:cs="游ゴシック" w:eastAsia="游ゴシック" w:hAnsi="游ゴシック"/>
+                <w:b w:val="false"/>
+                <w:bCs w:val="false"/>
+                <w:color w:val="000000"/>
+                <w:sz w:val="17"/>
+                <w:szCs w:val="17"/>
+              </w:rPr>
+              <w:t xml:space="preserve">【要確定】調整交付金の見込交付割合</w:t>
+            </w:r>
+          </w:p>
+        </w:tc>
+        <w:tc>
+          <w:tcPr>
+            <w:tcW w:type="dxa" w:w="3744"/>
+            <w:shd w:fill="FFFFFF" w:val="clear"/>
+            <w:tcMar>
+              <w:top w:type="dxa" w:w="60"/>
+              <w:left w:type="dxa" w:w="90"/>
+              <w:bottom w:type="dxa" w:w="60"/>
+              <w:right w:type="dxa" w:w="90"/>
+            </w:tcMar>
+          </w:tcPr>
+          <w:p>
+            <w:pPr>
+              <w:spacing w:after="0" w:line="240"/>
+            </w:pPr>
+            <w:r>
+              <w:rPr>
+                <w:rFonts w:ascii="游ゴシック" w:cs="游ゴシック" w:eastAsia="游ゴシック" w:hAnsi="游ゴシック"/>
+                <w:b w:val="false"/>
+                <w:bCs w:val="false"/>
+                <w:color w:val="000000"/>
+                <w:sz w:val="17"/>
+                <w:szCs w:val="17"/>
+              </w:rPr>
+              <w:t xml:space="preserve">主要3事業の勘案についての県への照会</w:t>
+            </w:r>
+          </w:p>
+        </w:tc>
+        <w:tc>
+          <w:tcPr>
+            <w:tcW w:type="dxa" w:w="2059"/>
+            <w:shd w:fill="FFFFFF" w:val="clear"/>
+            <w:tcMar>
+              <w:top w:type="dxa" w:w="60"/>
+              <w:left w:type="dxa" w:w="90"/>
+              <w:bottom w:type="dxa" w:w="60"/>
+              <w:right w:type="dxa" w:w="90"/>
+            </w:tcMar>
+          </w:tcPr>
+          <w:p>
+            <w:pPr>
+              <w:spacing w:after="0" w:line="240"/>
+            </w:pPr>
+            <w:r>
+              <w:rPr>
+                <w:rFonts w:ascii="游ゴシック" w:cs="游ゴシック" w:eastAsia="游ゴシック" w:hAnsi="游ゴシック"/>
+                <w:b w:val="false"/>
+                <w:bCs w:val="false"/>
+                <w:color w:val="000000"/>
+                <w:sz w:val="17"/>
+                <w:szCs w:val="17"/>
+              </w:rPr>
+              <w:t xml:space="preserve">資料6-1</w:t>
+            </w:r>
+          </w:p>
+        </w:tc>
+      </w:tr>
+    </w:tbl>
+    <w:p>
+      <w:pPr>
+        <w:spacing w:after="160" w:line="300"/>
+      </w:pPr>
+      <w:r>
+        <w:rPr>
+          <w:rFonts w:ascii="游ゴシック" w:cs="游ゴシック" w:eastAsia="游ゴシック" w:hAnsi="游ゴシック"/>
+          <w:sz w:val="21"/>
+          <w:szCs w:val="21"/>
+        </w:rPr>
+        <w:t xml:space="preserve"/>
       </w:r>
     </w:p>
     <w:p>
@@ -5425,6 +8547,309 @@
           <w:szCs w:val="21"/>
         </w:rPr>
         <w:t xml:space="preserve">保険料の所得段階の区分と乗率をお示しします。</w:t>
+      </w:r>
+    </w:p>
+    <w:tbl>
+      <w:tblPr>
+        <w:tblW w:type="dxa" w:w="9360"/>
+        <w:tblBorders>
+          <w:top w:val="single" w:color="auto" w:sz="4"/>
+          <w:left w:val="single" w:color="auto" w:sz="4"/>
+          <w:bottom w:val="single" w:color="auto" w:sz="4"/>
+          <w:right w:val="single" w:color="auto" w:sz="4"/>
+          <w:insideH w:val="single" w:color="auto" w:sz="4"/>
+          <w:insideV w:val="single" w:color="auto" w:sz="4"/>
+        </w:tblBorders>
+        <w:tblLayout w:type="fixed"/>
+      </w:tblPr>
+      <w:tblGrid>
+        <w:gridCol w:w="2808"/>
+        <w:gridCol w:w="4493"/>
+        <w:gridCol w:w="2059"/>
+      </w:tblGrid>
+      <w:tr>
+        <w:trPr>
+          <w:cantSplit/>
+          <w:tblHeader/>
+        </w:trPr>
+        <w:tc>
+          <w:tcPr>
+            <w:tcW w:type="dxa" w:w="2808"/>
+            <w:shd w:fill="2E75B6" w:val="clear"/>
+            <w:tcMar>
+              <w:top w:type="dxa" w:w="60"/>
+              <w:left w:type="dxa" w:w="90"/>
+              <w:bottom w:type="dxa" w:w="60"/>
+              <w:right w:type="dxa" w:w="90"/>
+            </w:tcMar>
+          </w:tcPr>
+          <w:p>
+            <w:pPr>
+              <w:spacing w:after="0" w:line="240"/>
+              <w:jc w:val="center"/>
+            </w:pPr>
+            <w:r>
+              <w:rPr>
+                <w:rFonts w:ascii="游ゴシック" w:cs="游ゴシック" w:eastAsia="游ゴシック" w:hAnsi="游ゴシック"/>
+                <w:b/>
+                <w:bCs/>
+                <w:color w:val="FFFFFF"/>
+                <w:sz w:val="17"/>
+                <w:szCs w:val="17"/>
+              </w:rPr>
+              <w:t xml:space="preserve">確定した事項</w:t>
+            </w:r>
+          </w:p>
+        </w:tc>
+        <w:tc>
+          <w:tcPr>
+            <w:tcW w:type="dxa" w:w="4493"/>
+            <w:shd w:fill="2E75B6" w:val="clear"/>
+            <w:tcMar>
+              <w:top w:type="dxa" w:w="60"/>
+              <w:left w:type="dxa" w:w="90"/>
+              <w:bottom w:type="dxa" w:w="60"/>
+              <w:right w:type="dxa" w:w="90"/>
+            </w:tcMar>
+          </w:tcPr>
+          <w:p>
+            <w:pPr>
+              <w:spacing w:after="0" w:line="240"/>
+              <w:jc w:val="center"/>
+            </w:pPr>
+            <w:r>
+              <w:rPr>
+                <w:rFonts w:ascii="游ゴシック" w:cs="游ゴシック" w:eastAsia="游ゴシック" w:hAnsi="游ゴシック"/>
+                <w:b/>
+                <w:bCs/>
+                <w:color w:val="FFFFFF"/>
+                <w:sz w:val="17"/>
+                <w:szCs w:val="17"/>
+              </w:rPr>
+              <w:t xml:space="preserve">確定した内容</w:t>
+            </w:r>
+          </w:p>
+        </w:tc>
+        <w:tc>
+          <w:tcPr>
+            <w:tcW w:type="dxa" w:w="2059"/>
+            <w:shd w:fill="2E75B6" w:val="clear"/>
+            <w:tcMar>
+              <w:top w:type="dxa" w:w="60"/>
+              <w:left w:type="dxa" w:w="90"/>
+              <w:bottom w:type="dxa" w:w="60"/>
+              <w:right w:type="dxa" w:w="90"/>
+            </w:tcMar>
+          </w:tcPr>
+          <w:p>
+            <w:pPr>
+              <w:spacing w:after="0" w:line="240"/>
+              <w:jc w:val="center"/>
+            </w:pPr>
+            <w:r>
+              <w:rPr>
+                <w:rFonts w:ascii="游ゴシック" w:cs="游ゴシック" w:eastAsia="游ゴシック" w:hAnsi="游ゴシック"/>
+                <w:b/>
+                <w:bCs/>
+                <w:color w:val="FFFFFF"/>
+                <w:sz w:val="17"/>
+                <w:szCs w:val="17"/>
+              </w:rPr>
+              <w:t xml:space="preserve">出どころ</w:t>
+            </w:r>
+          </w:p>
+        </w:tc>
+      </w:tr>
+      <w:tr>
+        <w:trPr>
+          <w:cantSplit/>
+        </w:trPr>
+        <w:tc>
+          <w:tcPr>
+            <w:tcW w:type="dxa" w:w="2808"/>
+            <w:shd w:fill="FFFFFF" w:val="clear"/>
+            <w:tcMar>
+              <w:top w:type="dxa" w:w="60"/>
+              <w:left w:type="dxa" w:w="90"/>
+              <w:bottom w:type="dxa" w:w="60"/>
+              <w:right w:type="dxa" w:w="90"/>
+            </w:tcMar>
+          </w:tcPr>
+          <w:p>
+            <w:pPr>
+              <w:spacing w:after="0" w:line="240"/>
+            </w:pPr>
+            <w:r>
+              <w:rPr>
+                <w:rFonts w:ascii="游ゴシック" w:cs="游ゴシック" w:eastAsia="游ゴシック" w:hAnsi="游ゴシック"/>
+                <w:b w:val="false"/>
+                <w:bCs w:val="false"/>
+                <w:color w:val="000000"/>
+                <w:sz w:val="17"/>
+                <w:szCs w:val="17"/>
+              </w:rPr>
+              <w:t xml:space="preserve">村の段階区分</w:t>
+            </w:r>
+          </w:p>
+        </w:tc>
+        <w:tc>
+          <w:tcPr>
+            <w:tcW w:type="dxa" w:w="4493"/>
+            <w:shd w:fill="FFFFFF" w:val="clear"/>
+            <w:tcMar>
+              <w:top w:type="dxa" w:w="60"/>
+              <w:left w:type="dxa" w:w="90"/>
+              <w:bottom w:type="dxa" w:w="60"/>
+              <w:right w:type="dxa" w:w="90"/>
+            </w:tcMar>
+          </w:tcPr>
+          <w:p>
+            <w:pPr>
+              <w:spacing w:after="0" w:line="240"/>
+            </w:pPr>
+            <w:r>
+              <w:rPr>
+                <w:rFonts w:ascii="游ゴシック" w:cs="游ゴシック" w:eastAsia="游ゴシック" w:hAnsi="游ゴシック"/>
+                <w:b w:val="false"/>
+                <w:bCs w:val="false"/>
+                <w:color w:val="000000"/>
+                <w:sz w:val="17"/>
+                <w:szCs w:val="17"/>
+              </w:rPr>
+              <w:t xml:space="preserve">村は標準の段階区分で提出している。ワークシートの「弾力化をした場合の所得段階別加入割合」および「同 被保険者数」の行はすべて0である。第9期の標準13段階を据え置いて算定している</w:t>
+            </w:r>
+          </w:p>
+        </w:tc>
+        <w:tc>
+          <w:tcPr>
+            <w:tcW w:type="dxa" w:w="2059"/>
+            <w:shd w:fill="FFFFFF" w:val="clear"/>
+            <w:tcMar>
+              <w:top w:type="dxa" w:w="60"/>
+              <w:left w:type="dxa" w:w="90"/>
+              <w:bottom w:type="dxa" w:w="60"/>
+              <w:right w:type="dxa" w:w="90"/>
+            </w:tcMar>
+          </w:tcPr>
+          <w:p>
+            <w:pPr>
+              <w:spacing w:after="0" w:line="240"/>
+            </w:pPr>
+            <w:r>
+              <w:rPr>
+                <w:rFonts w:ascii="游ゴシック" w:cs="游ゴシック" w:eastAsia="游ゴシック" w:hAnsi="游ゴシック"/>
+                <w:b w:val="false"/>
+                <w:bCs w:val="false"/>
+                <w:color w:val="000000"/>
+                <w:sz w:val="17"/>
+                <w:szCs w:val="17"/>
+              </w:rPr>
+              <w:t xml:space="preserve">国の推計ワークシート（参考シート）</w:t>
+            </w:r>
+          </w:p>
+        </w:tc>
+      </w:tr>
+      <w:tr>
+        <w:trPr>
+          <w:cantSplit/>
+        </w:trPr>
+        <w:tc>
+          <w:tcPr>
+            <w:tcW w:type="dxa" w:w="2808"/>
+            <w:shd w:fill="FFFFFF" w:val="clear"/>
+            <w:tcMar>
+              <w:top w:type="dxa" w:w="60"/>
+              <w:left w:type="dxa" w:w="90"/>
+              <w:bottom w:type="dxa" w:w="60"/>
+              <w:right w:type="dxa" w:w="90"/>
+            </w:tcMar>
+          </w:tcPr>
+          <w:p>
+            <w:pPr>
+              <w:spacing w:after="0" w:line="240"/>
+            </w:pPr>
+            <w:r>
+              <w:rPr>
+                <w:rFonts w:ascii="游ゴシック" w:cs="游ゴシック" w:eastAsia="游ゴシック" w:hAnsi="游ゴシック"/>
+                <w:b w:val="false"/>
+                <w:bCs w:val="false"/>
+                <w:color w:val="000000"/>
+                <w:sz w:val="17"/>
+                <w:szCs w:val="17"/>
+              </w:rPr>
+              <w:t xml:space="preserve">非課税層の分布</w:t>
+            </w:r>
+          </w:p>
+        </w:tc>
+        <w:tc>
+          <w:tcPr>
+            <w:tcW w:type="dxa" w:w="4493"/>
+            <w:shd w:fill="FFFFFF" w:val="clear"/>
+            <w:tcMar>
+              <w:top w:type="dxa" w:w="60"/>
+              <w:left w:type="dxa" w:w="90"/>
+              <w:bottom w:type="dxa" w:w="60"/>
+              <w:right w:type="dxa" w:w="90"/>
+            </w:tcMar>
+          </w:tcPr>
+          <w:p>
+            <w:pPr>
+              <w:spacing w:after="0" w:line="240"/>
+            </w:pPr>
+            <w:r>
+              <w:rPr>
+                <w:rFonts w:ascii="游ゴシック" w:cs="游ゴシック" w:eastAsia="游ゴシック" w:hAnsi="游ゴシック"/>
+                <w:b w:val="false"/>
+                <w:bCs w:val="false"/>
+                <w:color w:val="000000"/>
+                <w:sz w:val="17"/>
+                <w:szCs w:val="17"/>
+              </w:rPr>
+              <w:t xml:space="preserve">市町村民税非課税の第1段階から第5段階が612人・60.3%を占め、非課税の最上位である第5段階に193人、課税の最下位である第6段階に159人が分布している。非課税から課税に上がるときの上昇の緩和は、この境界にいる方に直接関わる</w:t>
+            </w:r>
+          </w:p>
+        </w:tc>
+        <w:tc>
+          <w:tcPr>
+            <w:tcW w:type="dxa" w:w="2059"/>
+            <w:shd w:fill="FFFFFF" w:val="clear"/>
+            <w:tcMar>
+              <w:top w:type="dxa" w:w="60"/>
+              <w:left w:type="dxa" w:w="90"/>
+              <w:bottom w:type="dxa" w:w="60"/>
+              <w:right w:type="dxa" w:w="90"/>
+            </w:tcMar>
+          </w:tcPr>
+          <w:p>
+            <w:pPr>
+              <w:spacing w:after="0" w:line="240"/>
+            </w:pPr>
+            <w:r>
+              <w:rPr>
+                <w:rFonts w:ascii="游ゴシック" w:cs="游ゴシック" w:eastAsia="游ゴシック" w:hAnsi="游ゴシック"/>
+                <w:b w:val="false"/>
+                <w:bCs w:val="false"/>
+                <w:color w:val="000000"/>
+                <w:sz w:val="17"/>
+                <w:szCs w:val="17"/>
+              </w:rPr>
+              <w:t xml:space="preserve">令和8年度合計所得金額分布調査</w:t>
+            </w:r>
+          </w:p>
+        </w:tc>
+      </w:tr>
+    </w:tbl>
+    <w:p>
+      <w:pPr>
+        <w:spacing w:after="160" w:line="300"/>
+      </w:pPr>
+      <w:r>
+        <w:rPr>
+          <w:rFonts w:ascii="游ゴシック" w:cs="游ゴシック" w:eastAsia="游ゴシック" w:hAnsi="游ゴシック"/>
+          <w:sz w:val="21"/>
+          <w:szCs w:val="21"/>
+        </w:rPr>
+        <w:t xml:space="preserve"/>
       </w:r>
     </w:p>
     <w:tbl>

--- a/output/12_北塩原村第10期_第3回策定委員会資料.docx
+++ b/output/12_北塩原村第10期_第3回策定委員会資料.docx
@@ -2414,9 +2414,9 @@
         <w:tblLayout w:type="fixed"/>
       </w:tblPr>
       <w:tblGrid>
-        <w:gridCol w:w="468"/>
-        <w:gridCol w:w="5242"/>
-        <w:gridCol w:w="3650"/>
+        <w:gridCol w:w="562"/>
+        <w:gridCol w:w="6458"/>
+        <w:gridCol w:w="2340"/>
       </w:tblGrid>
       <w:tr>
         <w:trPr>
@@ -2425,7 +2425,7 @@
         </w:trPr>
         <w:tc>
           <w:tcPr>
-            <w:tcW w:type="dxa" w:w="468"/>
+            <w:tcW w:type="dxa" w:w="562"/>
             <w:shd w:fill="2E75B6" w:val="clear"/>
             <w:tcMar>
               <w:top w:type="dxa" w:w="60"/>
@@ -2454,7 +2454,7 @@
         </w:tc>
         <w:tc>
           <w:tcPr>
-            <w:tcW w:type="dxa" w:w="5242"/>
+            <w:tcW w:type="dxa" w:w="6458"/>
             <w:shd w:fill="2E75B6" w:val="clear"/>
             <w:tcMar>
               <w:top w:type="dxa" w:w="60"/>
@@ -2483,7 +2483,7 @@
         </w:tc>
         <w:tc>
           <w:tcPr>
-            <w:tcW w:type="dxa" w:w="3650"/>
+            <w:tcW w:type="dxa" w:w="2340"/>
             <w:shd w:fill="2E75B6" w:val="clear"/>
             <w:tcMar>
               <w:top w:type="dxa" w:w="60"/>
@@ -2517,7 +2517,7 @@
         </w:trPr>
         <w:tc>
           <w:tcPr>
-            <w:tcW w:type="dxa" w:w="468"/>
+            <w:tcW w:type="dxa" w:w="562"/>
             <w:shd w:fill="FFFFFF" w:val="clear"/>
             <w:tcMar>
               <w:top w:type="dxa" w:w="60"/>
@@ -2545,7 +2545,7 @@
         </w:tc>
         <w:tc>
           <w:tcPr>
-            <w:tcW w:type="dxa" w:w="5242"/>
+            <w:tcW w:type="dxa" w:w="6458"/>
             <w:shd w:fill="FFFFFF" w:val="clear"/>
             <w:tcMar>
               <w:top w:type="dxa" w:w="60"/>
@@ -2573,7 +2573,7 @@
         </w:tc>
         <w:tc>
           <w:tcPr>
-            <w:tcW w:type="dxa" w:w="3650"/>
+            <w:tcW w:type="dxa" w:w="2340"/>
             <w:shd w:fill="FFFFFF" w:val="clear"/>
             <w:tcMar>
               <w:top w:type="dxa" w:w="60"/>
@@ -2606,7 +2606,7 @@
         </w:trPr>
         <w:tc>
           <w:tcPr>
-            <w:tcW w:type="dxa" w:w="468"/>
+            <w:tcW w:type="dxa" w:w="562"/>
             <w:shd w:fill="FFFFFF" w:val="clear"/>
             <w:tcMar>
               <w:top w:type="dxa" w:w="60"/>
@@ -2634,7 +2634,7 @@
         </w:tc>
         <w:tc>
           <w:tcPr>
-            <w:tcW w:type="dxa" w:w="5242"/>
+            <w:tcW w:type="dxa" w:w="6458"/>
             <w:shd w:fill="FFFFFF" w:val="clear"/>
             <w:tcMar>
               <w:top w:type="dxa" w:w="60"/>
@@ -2662,7 +2662,7 @@
         </w:tc>
         <w:tc>
           <w:tcPr>
-            <w:tcW w:type="dxa" w:w="3650"/>
+            <w:tcW w:type="dxa" w:w="2340"/>
             <w:shd w:fill="FFFFFF" w:val="clear"/>
             <w:tcMar>
               <w:top w:type="dxa" w:w="60"/>
@@ -2695,7 +2695,7 @@
         </w:trPr>
         <w:tc>
           <w:tcPr>
-            <w:tcW w:type="dxa" w:w="468"/>
+            <w:tcW w:type="dxa" w:w="562"/>
             <w:shd w:fill="FFFFFF" w:val="clear"/>
             <w:tcMar>
               <w:top w:type="dxa" w:w="60"/>
@@ -2723,7 +2723,7 @@
         </w:tc>
         <w:tc>
           <w:tcPr>
-            <w:tcW w:type="dxa" w:w="5242"/>
+            <w:tcW w:type="dxa" w:w="6458"/>
             <w:shd w:fill="FFFFFF" w:val="clear"/>
             <w:tcMar>
               <w:top w:type="dxa" w:w="60"/>
@@ -2751,7 +2751,7 @@
         </w:tc>
         <w:tc>
           <w:tcPr>
-            <w:tcW w:type="dxa" w:w="3650"/>
+            <w:tcW w:type="dxa" w:w="2340"/>
             <w:shd w:fill="FFFFFF" w:val="clear"/>
             <w:tcMar>
               <w:top w:type="dxa" w:w="60"/>
@@ -2784,7 +2784,7 @@
         </w:trPr>
         <w:tc>
           <w:tcPr>
-            <w:tcW w:type="dxa" w:w="468"/>
+            <w:tcW w:type="dxa" w:w="562"/>
             <w:shd w:fill="FFFFFF" w:val="clear"/>
             <w:tcMar>
               <w:top w:type="dxa" w:w="60"/>
@@ -2812,7 +2812,7 @@
         </w:tc>
         <w:tc>
           <w:tcPr>
-            <w:tcW w:type="dxa" w:w="5242"/>
+            <w:tcW w:type="dxa" w:w="6458"/>
             <w:shd w:fill="FFFFFF" w:val="clear"/>
             <w:tcMar>
               <w:top w:type="dxa" w:w="60"/>
@@ -2840,7 +2840,7 @@
         </w:tc>
         <w:tc>
           <w:tcPr>
-            <w:tcW w:type="dxa" w:w="3650"/>
+            <w:tcW w:type="dxa" w:w="2340"/>
             <w:shd w:fill="FFFFFF" w:val="clear"/>
             <w:tcMar>
               <w:top w:type="dxa" w:w="60"/>
@@ -2873,7 +2873,7 @@
         </w:trPr>
         <w:tc>
           <w:tcPr>
-            <w:tcW w:type="dxa" w:w="468"/>
+            <w:tcW w:type="dxa" w:w="562"/>
             <w:shd w:fill="FFFFFF" w:val="clear"/>
             <w:tcMar>
               <w:top w:type="dxa" w:w="60"/>
@@ -2901,7 +2901,7 @@
         </w:tc>
         <w:tc>
           <w:tcPr>
-            <w:tcW w:type="dxa" w:w="5242"/>
+            <w:tcW w:type="dxa" w:w="6458"/>
             <w:shd w:fill="FFFFFF" w:val="clear"/>
             <w:tcMar>
               <w:top w:type="dxa" w:w="60"/>
@@ -2929,7 +2929,7 @@
         </w:tc>
         <w:tc>
           <w:tcPr>
-            <w:tcW w:type="dxa" w:w="3650"/>
+            <w:tcW w:type="dxa" w:w="2340"/>
             <w:shd w:fill="FFFFFF" w:val="clear"/>
             <w:tcMar>
               <w:top w:type="dxa" w:w="60"/>
@@ -2962,7 +2962,7 @@
         </w:trPr>
         <w:tc>
           <w:tcPr>
-            <w:tcW w:type="dxa" w:w="468"/>
+            <w:tcW w:type="dxa" w:w="562"/>
             <w:shd w:fill="FFFFFF" w:val="clear"/>
             <w:tcMar>
               <w:top w:type="dxa" w:w="60"/>
@@ -2990,7 +2990,7 @@
         </w:tc>
         <w:tc>
           <w:tcPr>
-            <w:tcW w:type="dxa" w:w="5242"/>
+            <w:tcW w:type="dxa" w:w="6458"/>
             <w:shd w:fill="FFFFFF" w:val="clear"/>
             <w:tcMar>
               <w:top w:type="dxa" w:w="60"/>
@@ -3018,7 +3018,7 @@
         </w:tc>
         <w:tc>
           <w:tcPr>
-            <w:tcW w:type="dxa" w:w="3650"/>
+            <w:tcW w:type="dxa" w:w="2340"/>
             <w:shd w:fill="FFFFFF" w:val="clear"/>
             <w:tcMar>
               <w:top w:type="dxa" w:w="60"/>
@@ -3051,7 +3051,7 @@
         </w:trPr>
         <w:tc>
           <w:tcPr>
-            <w:tcW w:type="dxa" w:w="468"/>
+            <w:tcW w:type="dxa" w:w="562"/>
             <w:shd w:fill="FFFFFF" w:val="clear"/>
             <w:tcMar>
               <w:top w:type="dxa" w:w="60"/>
@@ -3079,7 +3079,7 @@
         </w:tc>
         <w:tc>
           <w:tcPr>
-            <w:tcW w:type="dxa" w:w="5242"/>
+            <w:tcW w:type="dxa" w:w="6458"/>
             <w:shd w:fill="FFFFFF" w:val="clear"/>
             <w:tcMar>
               <w:top w:type="dxa" w:w="60"/>
@@ -3107,7 +3107,7 @@
         </w:tc>
         <w:tc>
           <w:tcPr>
-            <w:tcW w:type="dxa" w:w="3650"/>
+            <w:tcW w:type="dxa" w:w="2340"/>
             <w:shd w:fill="FFFFFF" w:val="clear"/>
             <w:tcMar>
               <w:top w:type="dxa" w:w="60"/>
@@ -3140,7 +3140,7 @@
         </w:trPr>
         <w:tc>
           <w:tcPr>
-            <w:tcW w:type="dxa" w:w="468"/>
+            <w:tcW w:type="dxa" w:w="562"/>
             <w:shd w:fill="FFFFFF" w:val="clear"/>
             <w:tcMar>
               <w:top w:type="dxa" w:w="60"/>
@@ -3168,7 +3168,7 @@
         </w:tc>
         <w:tc>
           <w:tcPr>
-            <w:tcW w:type="dxa" w:w="5242"/>
+            <w:tcW w:type="dxa" w:w="6458"/>
             <w:shd w:fill="FFFFFF" w:val="clear"/>
             <w:tcMar>
               <w:top w:type="dxa" w:w="60"/>
@@ -3196,7 +3196,7 @@
         </w:tc>
         <w:tc>
           <w:tcPr>
-            <w:tcW w:type="dxa" w:w="3650"/>
+            <w:tcW w:type="dxa" w:w="2340"/>
             <w:shd w:fill="FFFFFF" w:val="clear"/>
             <w:tcMar>
               <w:top w:type="dxa" w:w="60"/>
@@ -3229,7 +3229,7 @@
         </w:trPr>
         <w:tc>
           <w:tcPr>
-            <w:tcW w:type="dxa" w:w="468"/>
+            <w:tcW w:type="dxa" w:w="562"/>
             <w:shd w:fill="FFFFFF" w:val="clear"/>
             <w:tcMar>
               <w:top w:type="dxa" w:w="60"/>
@@ -3257,7 +3257,7 @@
         </w:tc>
         <w:tc>
           <w:tcPr>
-            <w:tcW w:type="dxa" w:w="5242"/>
+            <w:tcW w:type="dxa" w:w="6458"/>
             <w:shd w:fill="FFFFFF" w:val="clear"/>
             <w:tcMar>
               <w:top w:type="dxa" w:w="60"/>
@@ -3285,7 +3285,7 @@
         </w:tc>
         <w:tc>
           <w:tcPr>
-            <w:tcW w:type="dxa" w:w="3650"/>
+            <w:tcW w:type="dxa" w:w="2340"/>
             <w:shd w:fill="FFFFFF" w:val="clear"/>
             <w:tcMar>
               <w:top w:type="dxa" w:w="60"/>
@@ -3318,7 +3318,7 @@
         </w:trPr>
         <w:tc>
           <w:tcPr>
-            <w:tcW w:type="dxa" w:w="468"/>
+            <w:tcW w:type="dxa" w:w="562"/>
             <w:shd w:fill="FFFFFF" w:val="clear"/>
             <w:tcMar>
               <w:top w:type="dxa" w:w="60"/>
@@ -3346,7 +3346,7 @@
         </w:tc>
         <w:tc>
           <w:tcPr>
-            <w:tcW w:type="dxa" w:w="5242"/>
+            <w:tcW w:type="dxa" w:w="6458"/>
             <w:shd w:fill="FFFFFF" w:val="clear"/>
             <w:tcMar>
               <w:top w:type="dxa" w:w="60"/>
@@ -3374,7 +3374,7 @@
         </w:tc>
         <w:tc>
           <w:tcPr>
-            <w:tcW w:type="dxa" w:w="3650"/>
+            <w:tcW w:type="dxa" w:w="2340"/>
             <w:shd w:fill="FFFFFF" w:val="clear"/>
             <w:tcMar>
               <w:top w:type="dxa" w:w="60"/>
@@ -3407,7 +3407,7 @@
         </w:trPr>
         <w:tc>
           <w:tcPr>
-            <w:tcW w:type="dxa" w:w="468"/>
+            <w:tcW w:type="dxa" w:w="562"/>
             <w:shd w:fill="FFFFFF" w:val="clear"/>
             <w:tcMar>
               <w:top w:type="dxa" w:w="60"/>
@@ -3435,7 +3435,7 @@
         </w:tc>
         <w:tc>
           <w:tcPr>
-            <w:tcW w:type="dxa" w:w="5242"/>
+            <w:tcW w:type="dxa" w:w="6458"/>
             <w:shd w:fill="FFFFFF" w:val="clear"/>
             <w:tcMar>
               <w:top w:type="dxa" w:w="60"/>
@@ -3463,7 +3463,7 @@
         </w:tc>
         <w:tc>
           <w:tcPr>
-            <w:tcW w:type="dxa" w:w="3650"/>
+            <w:tcW w:type="dxa" w:w="2340"/>
             <w:shd w:fill="FFFFFF" w:val="clear"/>
             <w:tcMar>
               <w:top w:type="dxa" w:w="60"/>
@@ -7243,14 +7243,14 @@
         <w:tblLayout w:type="fixed"/>
       </w:tblPr>
       <w:tblGrid>
-        <w:gridCol w:w="562"/>
-        <w:gridCol w:w="2434"/>
-        <w:gridCol w:w="1310"/>
+        <w:gridCol w:w="468"/>
+        <w:gridCol w:w="2153"/>
         <w:gridCol w:w="1217"/>
+        <w:gridCol w:w="1123"/>
         <w:gridCol w:w="1217"/>
         <w:gridCol w:w="936"/>
-        <w:gridCol w:w="1404"/>
-        <w:gridCol w:w="280"/>
+        <w:gridCol w:w="1310"/>
+        <w:gridCol w:w="936"/>
       </w:tblGrid>
       <w:tr>
         <w:trPr>
@@ -7259,7 +7259,7 @@
         </w:trPr>
         <w:tc>
           <w:tcPr>
-            <w:tcW w:type="dxa" w:w="562"/>
+            <w:tcW w:type="dxa" w:w="468"/>
             <w:shd w:fill="2E75B6" w:val="clear"/>
             <w:tcMar>
               <w:top w:type="dxa" w:w="60"/>
@@ -7288,7 +7288,7 @@
         </w:tc>
         <w:tc>
           <w:tcPr>
-            <w:tcW w:type="dxa" w:w="2434"/>
+            <w:tcW w:type="dxa" w:w="2153"/>
             <w:shd w:fill="2E75B6" w:val="clear"/>
             <w:tcMar>
               <w:top w:type="dxa" w:w="60"/>
@@ -7317,7 +7317,7 @@
         </w:tc>
         <w:tc>
           <w:tcPr>
-            <w:tcW w:type="dxa" w:w="1310"/>
+            <w:tcW w:type="dxa" w:w="1217"/>
             <w:shd w:fill="2E75B6" w:val="clear"/>
             <w:tcMar>
               <w:top w:type="dxa" w:w="60"/>
@@ -7346,7 +7346,7 @@
         </w:tc>
         <w:tc>
           <w:tcPr>
-            <w:tcW w:type="dxa" w:w="1217"/>
+            <w:tcW w:type="dxa" w:w="1123"/>
             <w:shd w:fill="2E75B6" w:val="clear"/>
             <w:tcMar>
               <w:top w:type="dxa" w:w="60"/>
@@ -7433,7 +7433,7 @@
         </w:tc>
         <w:tc>
           <w:tcPr>
-            <w:tcW w:type="dxa" w:w="1404"/>
+            <w:tcW w:type="dxa" w:w="1310"/>
             <w:shd w:fill="2E75B6" w:val="clear"/>
             <w:tcMar>
               <w:top w:type="dxa" w:w="60"/>
@@ -7462,7 +7462,7 @@
         </w:tc>
         <w:tc>
           <w:tcPr>
-            <w:tcW w:type="dxa" w:w="280"/>
+            <w:tcW w:type="dxa" w:w="936"/>
             <w:shd w:fill="2E75B6" w:val="clear"/>
             <w:tcMar>
               <w:top w:type="dxa" w:w="60"/>
@@ -7496,7 +7496,7 @@
         </w:trPr>
         <w:tc>
           <w:tcPr>
-            <w:tcW w:type="dxa" w:w="562"/>
+            <w:tcW w:type="dxa" w:w="468"/>
             <w:shd w:fill="FFFFFF" w:val="clear"/>
             <w:tcMar>
               <w:top w:type="dxa" w:w="60"/>
@@ -7524,7 +7524,7 @@
         </w:tc>
         <w:tc>
           <w:tcPr>
-            <w:tcW w:type="dxa" w:w="2434"/>
+            <w:tcW w:type="dxa" w:w="2153"/>
             <w:shd w:fill="FFFFFF" w:val="clear"/>
             <w:tcMar>
               <w:top w:type="dxa" w:w="60"/>
@@ -7552,6 +7552,118 @@
         </w:tc>
         <w:tc>
           <w:tcPr>
+            <w:tcW w:type="dxa" w:w="1217"/>
+            <w:shd w:fill="FFFFFF" w:val="clear"/>
+            <w:tcMar>
+              <w:top w:type="dxa" w:w="60"/>
+              <w:left w:type="dxa" w:w="90"/>
+              <w:bottom w:type="dxa" w:w="60"/>
+              <w:right w:type="dxa" w:w="90"/>
+            </w:tcMar>
+          </w:tcPr>
+          <w:p>
+            <w:pPr>
+              <w:spacing w:after="0" w:line="240"/>
+            </w:pPr>
+            <w:r>
+              <w:rPr>
+                <w:rFonts w:ascii="游ゴシック" w:cs="游ゴシック" w:eastAsia="游ゴシック" w:hAnsi="游ゴシック"/>
+                <w:b w:val="false"/>
+                <w:bCs w:val="false"/>
+                <w:color w:val="000000"/>
+                <w:sz w:val="17"/>
+                <w:szCs w:val="17"/>
+              </w:rPr>
+              <w:t xml:space="preserve">0円</w:t>
+            </w:r>
+          </w:p>
+        </w:tc>
+        <w:tc>
+          <w:tcPr>
+            <w:tcW w:type="dxa" w:w="1123"/>
+            <w:shd w:fill="FFFFFF" w:val="clear"/>
+            <w:tcMar>
+              <w:top w:type="dxa" w:w="60"/>
+              <w:left w:type="dxa" w:w="90"/>
+              <w:bottom w:type="dxa" w:w="60"/>
+              <w:right w:type="dxa" w:w="90"/>
+            </w:tcMar>
+          </w:tcPr>
+          <w:p>
+            <w:pPr>
+              <w:spacing w:after="0" w:line="240"/>
+            </w:pPr>
+            <w:r>
+              <w:rPr>
+                <w:rFonts w:ascii="游ゴシック" w:cs="游ゴシック" w:eastAsia="游ゴシック" w:hAnsi="游ゴシック"/>
+                <w:b w:val="false"/>
+                <w:bCs w:val="false"/>
+                <w:color w:val="000000"/>
+                <w:sz w:val="17"/>
+                <w:szCs w:val="17"/>
+              </w:rPr>
+              <w:t xml:space="preserve">6,610.55円</w:t>
+            </w:r>
+          </w:p>
+        </w:tc>
+        <w:tc>
+          <w:tcPr>
+            <w:tcW w:type="dxa" w:w="1217"/>
+            <w:shd w:fill="FFFFFF" w:val="clear"/>
+            <w:tcMar>
+              <w:top w:type="dxa" w:w="60"/>
+              <w:left w:type="dxa" w:w="90"/>
+              <w:bottom w:type="dxa" w:w="60"/>
+              <w:right w:type="dxa" w:w="90"/>
+            </w:tcMar>
+          </w:tcPr>
+          <w:p>
+            <w:pPr>
+              <w:spacing w:after="0" w:line="240"/>
+            </w:pPr>
+            <w:r>
+              <w:rPr>
+                <w:rFonts w:ascii="游ゴシック" w:cs="游ゴシック" w:eastAsia="游ゴシック" w:hAnsi="游ゴシック"/>
+                <w:b w:val="false"/>
+                <w:bCs w:val="false"/>
+                <w:color w:val="000000"/>
+                <w:sz w:val="17"/>
+                <w:szCs w:val="17"/>
+              </w:rPr>
+              <w:t xml:space="preserve">6,600円</w:t>
+            </w:r>
+          </w:p>
+        </w:tc>
+        <w:tc>
+          <w:tcPr>
+            <w:tcW w:type="dxa" w:w="936"/>
+            <w:shd w:fill="FFFFFF" w:val="clear"/>
+            <w:tcMar>
+              <w:top w:type="dxa" w:w="60"/>
+              <w:left w:type="dxa" w:w="90"/>
+              <w:bottom w:type="dxa" w:w="60"/>
+              <w:right w:type="dxa" w:w="90"/>
+            </w:tcMar>
+          </w:tcPr>
+          <w:p>
+            <w:pPr>
+              <w:spacing w:after="0" w:line="240"/>
+            </w:pPr>
+            <w:r>
+              <w:rPr>
+                <w:rFonts w:ascii="游ゴシック" w:cs="游ゴシック" w:eastAsia="游ゴシック" w:hAnsi="游ゴシック"/>
+                <w:b w:val="false"/>
+                <w:bCs w:val="false"/>
+                <w:color w:val="000000"/>
+                <w:sz w:val="17"/>
+                <w:szCs w:val="17"/>
+              </w:rPr>
+              <w:t xml:space="preserve">▲100円</w:t>
+            </w:r>
+          </w:p>
+        </w:tc>
+        <w:tc>
+          <w:tcPr>
             <w:tcW w:type="dxa" w:w="1310"/>
             <w:shd w:fill="FFFFFF" w:val="clear"/>
             <w:tcMar>
@@ -7574,125 +7686,13 @@
                 <w:sz w:val="17"/>
                 <w:szCs w:val="17"/>
               </w:rPr>
-              <w:t xml:space="preserve">0円</w:t>
-            </w:r>
-          </w:p>
-        </w:tc>
-        <w:tc>
-          <w:tcPr>
-            <w:tcW w:type="dxa" w:w="1217"/>
-            <w:shd w:fill="FFFFFF" w:val="clear"/>
-            <w:tcMar>
-              <w:top w:type="dxa" w:w="60"/>
-              <w:left w:type="dxa" w:w="90"/>
-              <w:bottom w:type="dxa" w:w="60"/>
-              <w:right w:type="dxa" w:w="90"/>
-            </w:tcMar>
-          </w:tcPr>
-          <w:p>
-            <w:pPr>
-              <w:spacing w:after="0" w:line="240"/>
-            </w:pPr>
-            <w:r>
-              <w:rPr>
-                <w:rFonts w:ascii="游ゴシック" w:cs="游ゴシック" w:eastAsia="游ゴシック" w:hAnsi="游ゴシック"/>
-                <w:b w:val="false"/>
-                <w:bCs w:val="false"/>
-                <w:color w:val="000000"/>
-                <w:sz w:val="17"/>
-                <w:szCs w:val="17"/>
-              </w:rPr>
-              <w:t xml:space="preserve">6,610.55円</w:t>
-            </w:r>
-          </w:p>
-        </w:tc>
-        <w:tc>
-          <w:tcPr>
-            <w:tcW w:type="dxa" w:w="1217"/>
-            <w:shd w:fill="FFFFFF" w:val="clear"/>
-            <w:tcMar>
-              <w:top w:type="dxa" w:w="60"/>
-              <w:left w:type="dxa" w:w="90"/>
-              <w:bottom w:type="dxa" w:w="60"/>
-              <w:right w:type="dxa" w:w="90"/>
-            </w:tcMar>
-          </w:tcPr>
-          <w:p>
-            <w:pPr>
-              <w:spacing w:after="0" w:line="240"/>
-            </w:pPr>
-            <w:r>
-              <w:rPr>
-                <w:rFonts w:ascii="游ゴシック" w:cs="游ゴシック" w:eastAsia="游ゴシック" w:hAnsi="游ゴシック"/>
-                <w:b w:val="false"/>
-                <w:bCs w:val="false"/>
-                <w:color w:val="000000"/>
-                <w:sz w:val="17"/>
-                <w:szCs w:val="17"/>
-              </w:rPr>
-              <w:t xml:space="preserve">6,600円</w:t>
+              <w:t xml:space="preserve">42,128,183円</w:t>
             </w:r>
           </w:p>
         </w:tc>
         <w:tc>
           <w:tcPr>
             <w:tcW w:type="dxa" w:w="936"/>
-            <w:shd w:fill="FFFFFF" w:val="clear"/>
-            <w:tcMar>
-              <w:top w:type="dxa" w:w="60"/>
-              <w:left w:type="dxa" w:w="90"/>
-              <w:bottom w:type="dxa" w:w="60"/>
-              <w:right w:type="dxa" w:w="90"/>
-            </w:tcMar>
-          </w:tcPr>
-          <w:p>
-            <w:pPr>
-              <w:spacing w:after="0" w:line="240"/>
-            </w:pPr>
-            <w:r>
-              <w:rPr>
-                <w:rFonts w:ascii="游ゴシック" w:cs="游ゴシック" w:eastAsia="游ゴシック" w:hAnsi="游ゴシック"/>
-                <w:b w:val="false"/>
-                <w:bCs w:val="false"/>
-                <w:color w:val="000000"/>
-                <w:sz w:val="17"/>
-                <w:szCs w:val="17"/>
-              </w:rPr>
-              <w:t xml:space="preserve">-100円</w:t>
-            </w:r>
-          </w:p>
-        </w:tc>
-        <w:tc>
-          <w:tcPr>
-            <w:tcW w:type="dxa" w:w="1404"/>
-            <w:shd w:fill="FFFFFF" w:val="clear"/>
-            <w:tcMar>
-              <w:top w:type="dxa" w:w="60"/>
-              <w:left w:type="dxa" w:w="90"/>
-              <w:bottom w:type="dxa" w:w="60"/>
-              <w:right w:type="dxa" w:w="90"/>
-            </w:tcMar>
-          </w:tcPr>
-          <w:p>
-            <w:pPr>
-              <w:spacing w:after="0" w:line="240"/>
-            </w:pPr>
-            <w:r>
-              <w:rPr>
-                <w:rFonts w:ascii="游ゴシック" w:cs="游ゴシック" w:eastAsia="游ゴシック" w:hAnsi="游ゴシック"/>
-                <w:b w:val="false"/>
-                <w:bCs w:val="false"/>
-                <w:color w:val="000000"/>
-                <w:sz w:val="17"/>
-                <w:szCs w:val="17"/>
-              </w:rPr>
-              <w:t xml:space="preserve">42,128,183円</w:t>
-            </w:r>
-          </w:p>
-        </w:tc>
-        <w:tc>
-          <w:tcPr>
-            <w:tcW w:type="dxa" w:w="280"/>
             <w:shd w:fill="FFFFFF" w:val="clear"/>
             <w:tcMar>
               <w:top w:type="dxa" w:w="60"/>
@@ -7725,7 +7725,7 @@
         </w:trPr>
         <w:tc>
           <w:tcPr>
-            <w:tcW w:type="dxa" w:w="562"/>
+            <w:tcW w:type="dxa" w:w="468"/>
             <w:shd w:fill="FFFFFF" w:val="clear"/>
             <w:tcMar>
               <w:top w:type="dxa" w:w="60"/>
@@ -7753,7 +7753,7 @@
         </w:tc>
         <w:tc>
           <w:tcPr>
-            <w:tcW w:type="dxa" w:w="2434"/>
+            <w:tcW w:type="dxa" w:w="2153"/>
             <w:shd w:fill="FFFFFF" w:val="clear"/>
             <w:tcMar>
               <w:top w:type="dxa" w:w="60"/>
@@ -7781,6 +7781,118 @@
         </w:tc>
         <w:tc>
           <w:tcPr>
+            <w:tcW w:type="dxa" w:w="1217"/>
+            <w:shd w:fill="FFFFFF" w:val="clear"/>
+            <w:tcMar>
+              <w:top w:type="dxa" w:w="60"/>
+              <w:left w:type="dxa" w:w="90"/>
+              <w:bottom w:type="dxa" w:w="60"/>
+              <w:right w:type="dxa" w:w="90"/>
+            </w:tcMar>
+          </w:tcPr>
+          <w:p>
+            <w:pPr>
+              <w:spacing w:after="0" w:line="240"/>
+            </w:pPr>
+            <w:r>
+              <w:rPr>
+                <w:rFonts w:ascii="游ゴシック" w:cs="游ゴシック" w:eastAsia="游ゴシック" w:hAnsi="游ゴシック"/>
+                <w:b w:val="false"/>
+                <w:bCs w:val="false"/>
+                <w:color w:val="000000"/>
+                <w:sz w:val="17"/>
+                <w:szCs w:val="17"/>
+              </w:rPr>
+              <w:t xml:space="preserve">24,000,000円</w:t>
+            </w:r>
+          </w:p>
+        </w:tc>
+        <w:tc>
+          <w:tcPr>
+            <w:tcW w:type="dxa" w:w="1123"/>
+            <w:shd w:fill="FFFFFF" w:val="clear"/>
+            <w:tcMar>
+              <w:top w:type="dxa" w:w="60"/>
+              <w:left w:type="dxa" w:w="90"/>
+              <w:bottom w:type="dxa" w:w="60"/>
+              <w:right w:type="dxa" w:w="90"/>
+            </w:tcMar>
+          </w:tcPr>
+          <w:p>
+            <w:pPr>
+              <w:spacing w:after="0" w:line="240"/>
+            </w:pPr>
+            <w:r>
+              <w:rPr>
+                <w:rFonts w:ascii="游ゴシック" w:cs="游ゴシック" w:eastAsia="游ゴシック" w:hAnsi="游ゴシック"/>
+                <w:b w:val="false"/>
+                <w:bCs w:val="false"/>
+                <w:color w:val="000000"/>
+                <w:sz w:val="17"/>
+                <w:szCs w:val="17"/>
+              </w:rPr>
+              <w:t xml:space="preserve">5,952.45円</w:t>
+            </w:r>
+          </w:p>
+        </w:tc>
+        <w:tc>
+          <w:tcPr>
+            <w:tcW w:type="dxa" w:w="1217"/>
+            <w:shd w:fill="FFFFFF" w:val="clear"/>
+            <w:tcMar>
+              <w:top w:type="dxa" w:w="60"/>
+              <w:left w:type="dxa" w:w="90"/>
+              <w:bottom w:type="dxa" w:w="60"/>
+              <w:right w:type="dxa" w:w="90"/>
+            </w:tcMar>
+          </w:tcPr>
+          <w:p>
+            <w:pPr>
+              <w:spacing w:after="0" w:line="240"/>
+            </w:pPr>
+            <w:r>
+              <w:rPr>
+                <w:rFonts w:ascii="游ゴシック" w:cs="游ゴシック" w:eastAsia="游ゴシック" w:hAnsi="游ゴシック"/>
+                <w:b w:val="false"/>
+                <w:bCs w:val="false"/>
+                <w:color w:val="000000"/>
+                <w:sz w:val="17"/>
+                <w:szCs w:val="17"/>
+              </w:rPr>
+              <w:t xml:space="preserve">5,900円</w:t>
+            </w:r>
+          </w:p>
+        </w:tc>
+        <w:tc>
+          <w:tcPr>
+            <w:tcW w:type="dxa" w:w="936"/>
+            <w:shd w:fill="FFFFFF" w:val="clear"/>
+            <w:tcMar>
+              <w:top w:type="dxa" w:w="60"/>
+              <w:left w:type="dxa" w:w="90"/>
+              <w:bottom w:type="dxa" w:w="60"/>
+              <w:right w:type="dxa" w:w="90"/>
+            </w:tcMar>
+          </w:tcPr>
+          <w:p>
+            <w:pPr>
+              <w:spacing w:after="0" w:line="240"/>
+            </w:pPr>
+            <w:r>
+              <w:rPr>
+                <w:rFonts w:ascii="游ゴシック" w:cs="游ゴシック" w:eastAsia="游ゴシック" w:hAnsi="游ゴシック"/>
+                <w:b w:val="false"/>
+                <w:bCs w:val="false"/>
+                <w:color w:val="000000"/>
+                <w:sz w:val="17"/>
+                <w:szCs w:val="17"/>
+              </w:rPr>
+              <w:t xml:space="preserve">▲800円</w:t>
+            </w:r>
+          </w:p>
+        </w:tc>
+        <w:tc>
+          <w:tcPr>
             <w:tcW w:type="dxa" w:w="1310"/>
             <w:shd w:fill="FFFFFF" w:val="clear"/>
             <w:tcMar>
@@ -7803,125 +7915,13 @@
                 <w:sz w:val="17"/>
                 <w:szCs w:val="17"/>
               </w:rPr>
-              <w:t xml:space="preserve">24,000,000円</w:t>
-            </w:r>
-          </w:p>
-        </w:tc>
-        <w:tc>
-          <w:tcPr>
-            <w:tcW w:type="dxa" w:w="1217"/>
-            <w:shd w:fill="FFFFFF" w:val="clear"/>
-            <w:tcMar>
-              <w:top w:type="dxa" w:w="60"/>
-              <w:left w:type="dxa" w:w="90"/>
-              <w:bottom w:type="dxa" w:w="60"/>
-              <w:right w:type="dxa" w:w="90"/>
-            </w:tcMar>
-          </w:tcPr>
-          <w:p>
-            <w:pPr>
-              <w:spacing w:after="0" w:line="240"/>
-            </w:pPr>
-            <w:r>
-              <w:rPr>
-                <w:rFonts w:ascii="游ゴシック" w:cs="游ゴシック" w:eastAsia="游ゴシック" w:hAnsi="游ゴシック"/>
-                <w:b w:val="false"/>
-                <w:bCs w:val="false"/>
-                <w:color w:val="000000"/>
-                <w:sz w:val="17"/>
-                <w:szCs w:val="17"/>
-              </w:rPr>
-              <w:t xml:space="preserve">5,952.45円</w:t>
-            </w:r>
-          </w:p>
-        </w:tc>
-        <w:tc>
-          <w:tcPr>
-            <w:tcW w:type="dxa" w:w="1217"/>
-            <w:shd w:fill="FFFFFF" w:val="clear"/>
-            <w:tcMar>
-              <w:top w:type="dxa" w:w="60"/>
-              <w:left w:type="dxa" w:w="90"/>
-              <w:bottom w:type="dxa" w:w="60"/>
-              <w:right w:type="dxa" w:w="90"/>
-            </w:tcMar>
-          </w:tcPr>
-          <w:p>
-            <w:pPr>
-              <w:spacing w:after="0" w:line="240"/>
-            </w:pPr>
-            <w:r>
-              <w:rPr>
-                <w:rFonts w:ascii="游ゴシック" w:cs="游ゴシック" w:eastAsia="游ゴシック" w:hAnsi="游ゴシック"/>
-                <w:b w:val="false"/>
-                <w:bCs w:val="false"/>
-                <w:color w:val="000000"/>
-                <w:sz w:val="17"/>
-                <w:szCs w:val="17"/>
-              </w:rPr>
-              <w:t xml:space="preserve">5,900円</w:t>
+              <w:t xml:space="preserve">18,128,183円</w:t>
             </w:r>
           </w:p>
         </w:tc>
         <w:tc>
           <w:tcPr>
             <w:tcW w:type="dxa" w:w="936"/>
-            <w:shd w:fill="FFFFFF" w:val="clear"/>
-            <w:tcMar>
-              <w:top w:type="dxa" w:w="60"/>
-              <w:left w:type="dxa" w:w="90"/>
-              <w:bottom w:type="dxa" w:w="60"/>
-              <w:right w:type="dxa" w:w="90"/>
-            </w:tcMar>
-          </w:tcPr>
-          <w:p>
-            <w:pPr>
-              <w:spacing w:after="0" w:line="240"/>
-            </w:pPr>
-            <w:r>
-              <w:rPr>
-                <w:rFonts w:ascii="游ゴシック" w:cs="游ゴシック" w:eastAsia="游ゴシック" w:hAnsi="游ゴシック"/>
-                <w:b w:val="false"/>
-                <w:bCs w:val="false"/>
-                <w:color w:val="000000"/>
-                <w:sz w:val="17"/>
-                <w:szCs w:val="17"/>
-              </w:rPr>
-              <w:t xml:space="preserve">-800円</w:t>
-            </w:r>
-          </w:p>
-        </w:tc>
-        <w:tc>
-          <w:tcPr>
-            <w:tcW w:type="dxa" w:w="1404"/>
-            <w:shd w:fill="FFFFFF" w:val="clear"/>
-            <w:tcMar>
-              <w:top w:type="dxa" w:w="60"/>
-              <w:left w:type="dxa" w:w="90"/>
-              <w:bottom w:type="dxa" w:w="60"/>
-              <w:right w:type="dxa" w:w="90"/>
-            </w:tcMar>
-          </w:tcPr>
-          <w:p>
-            <w:pPr>
-              <w:spacing w:after="0" w:line="240"/>
-            </w:pPr>
-            <w:r>
-              <w:rPr>
-                <w:rFonts w:ascii="游ゴシック" w:cs="游ゴシック" w:eastAsia="游ゴシック" w:hAnsi="游ゴシック"/>
-                <w:b w:val="false"/>
-                <w:bCs w:val="false"/>
-                <w:color w:val="000000"/>
-                <w:sz w:val="17"/>
-                <w:szCs w:val="17"/>
-              </w:rPr>
-              <w:t xml:space="preserve">18,128,183円</w:t>
-            </w:r>
-          </w:p>
-        </w:tc>
-        <w:tc>
-          <w:tcPr>
-            <w:tcW w:type="dxa" w:w="280"/>
             <w:shd w:fill="FFFFFF" w:val="clear"/>
             <w:tcMar>
               <w:top w:type="dxa" w:w="60"/>
@@ -7954,7 +7954,7 @@
         </w:trPr>
         <w:tc>
           <w:tcPr>
-            <w:tcW w:type="dxa" w:w="562"/>
+            <w:tcW w:type="dxa" w:w="468"/>
             <w:shd w:fill="FFFFFF" w:val="clear"/>
             <w:tcMar>
               <w:top w:type="dxa" w:w="60"/>
@@ -7982,7 +7982,7 @@
         </w:tc>
         <w:tc>
           <w:tcPr>
-            <w:tcW w:type="dxa" w:w="2434"/>
+            <w:tcW w:type="dxa" w:w="2153"/>
             <w:shd w:fill="FFFFFF" w:val="clear"/>
             <w:tcMar>
               <w:top w:type="dxa" w:w="60"/>
@@ -8010,6 +8010,118 @@
         </w:tc>
         <w:tc>
           <w:tcPr>
+            <w:tcW w:type="dxa" w:w="1217"/>
+            <w:shd w:fill="FFFFFF" w:val="clear"/>
+            <w:tcMar>
+              <w:top w:type="dxa" w:w="60"/>
+              <w:left w:type="dxa" w:w="90"/>
+              <w:bottom w:type="dxa" w:w="60"/>
+              <w:right w:type="dxa" w:w="90"/>
+            </w:tcMar>
+          </w:tcPr>
+          <w:p>
+            <w:pPr>
+              <w:spacing w:after="0" w:line="240"/>
+            </w:pPr>
+            <w:r>
+              <w:rPr>
+                <w:rFonts w:ascii="游ゴシック" w:cs="游ゴシック" w:eastAsia="游ゴシック" w:hAnsi="游ゴシック"/>
+                <w:b w:val="false"/>
+                <w:bCs w:val="false"/>
+                <w:color w:val="000000"/>
+                <w:sz w:val="17"/>
+                <w:szCs w:val="17"/>
+              </w:rPr>
+              <w:t xml:space="preserve">40,000,000円</w:t>
+            </w:r>
+          </w:p>
+        </w:tc>
+        <w:tc>
+          <w:tcPr>
+            <w:tcW w:type="dxa" w:w="1123"/>
+            <w:shd w:fill="FFFFFF" w:val="clear"/>
+            <w:tcMar>
+              <w:top w:type="dxa" w:w="60"/>
+              <w:left w:type="dxa" w:w="90"/>
+              <w:bottom w:type="dxa" w:w="60"/>
+              <w:right w:type="dxa" w:w="90"/>
+            </w:tcMar>
+          </w:tcPr>
+          <w:p>
+            <w:pPr>
+              <w:spacing w:after="0" w:line="240"/>
+            </w:pPr>
+            <w:r>
+              <w:rPr>
+                <w:rFonts w:ascii="游ゴシック" w:cs="游ゴシック" w:eastAsia="游ゴシック" w:hAnsi="游ゴシック"/>
+                <w:b w:val="false"/>
+                <w:bCs w:val="false"/>
+                <w:color w:val="000000"/>
+                <w:sz w:val="17"/>
+                <w:szCs w:val="17"/>
+              </w:rPr>
+              <w:t xml:space="preserve">5,513.72円</w:t>
+            </w:r>
+          </w:p>
+        </w:tc>
+        <w:tc>
+          <w:tcPr>
+            <w:tcW w:type="dxa" w:w="1217"/>
+            <w:shd w:fill="FFFFFF" w:val="clear"/>
+            <w:tcMar>
+              <w:top w:type="dxa" w:w="60"/>
+              <w:left w:type="dxa" w:w="90"/>
+              <w:bottom w:type="dxa" w:w="60"/>
+              <w:right w:type="dxa" w:w="90"/>
+            </w:tcMar>
+          </w:tcPr>
+          <w:p>
+            <w:pPr>
+              <w:spacing w:after="0" w:line="240"/>
+            </w:pPr>
+            <w:r>
+              <w:rPr>
+                <w:rFonts w:ascii="游ゴシック" w:cs="游ゴシック" w:eastAsia="游ゴシック" w:hAnsi="游ゴシック"/>
+                <w:b w:val="false"/>
+                <w:bCs w:val="false"/>
+                <w:color w:val="000000"/>
+                <w:sz w:val="17"/>
+                <w:szCs w:val="17"/>
+              </w:rPr>
+              <w:t xml:space="preserve">5,500円</w:t>
+            </w:r>
+          </w:p>
+        </w:tc>
+        <w:tc>
+          <w:tcPr>
+            <w:tcW w:type="dxa" w:w="936"/>
+            <w:shd w:fill="FFFFFF" w:val="clear"/>
+            <w:tcMar>
+              <w:top w:type="dxa" w:w="60"/>
+              <w:left w:type="dxa" w:w="90"/>
+              <w:bottom w:type="dxa" w:w="60"/>
+              <w:right w:type="dxa" w:w="90"/>
+            </w:tcMar>
+          </w:tcPr>
+          <w:p>
+            <w:pPr>
+              <w:spacing w:after="0" w:line="240"/>
+            </w:pPr>
+            <w:r>
+              <w:rPr>
+                <w:rFonts w:ascii="游ゴシック" w:cs="游ゴシック" w:eastAsia="游ゴシック" w:hAnsi="游ゴシック"/>
+                <w:b w:val="false"/>
+                <w:bCs w:val="false"/>
+                <w:color w:val="000000"/>
+                <w:sz w:val="17"/>
+                <w:szCs w:val="17"/>
+              </w:rPr>
+              <w:t xml:space="preserve">▲1,200円</w:t>
+            </w:r>
+          </w:p>
+        </w:tc>
+        <w:tc>
+          <w:tcPr>
             <w:tcW w:type="dxa" w:w="1310"/>
             <w:shd w:fill="FFFFFF" w:val="clear"/>
             <w:tcMar>
@@ -8032,125 +8144,13 @@
                 <w:sz w:val="17"/>
                 <w:szCs w:val="17"/>
               </w:rPr>
-              <w:t xml:space="preserve">40,000,000円</w:t>
-            </w:r>
-          </w:p>
-        </w:tc>
-        <w:tc>
-          <w:tcPr>
-            <w:tcW w:type="dxa" w:w="1217"/>
-            <w:shd w:fill="FFFFFF" w:val="clear"/>
-            <w:tcMar>
-              <w:top w:type="dxa" w:w="60"/>
-              <w:left w:type="dxa" w:w="90"/>
-              <w:bottom w:type="dxa" w:w="60"/>
-              <w:right w:type="dxa" w:w="90"/>
-            </w:tcMar>
-          </w:tcPr>
-          <w:p>
-            <w:pPr>
-              <w:spacing w:after="0" w:line="240"/>
-            </w:pPr>
-            <w:r>
-              <w:rPr>
-                <w:rFonts w:ascii="游ゴシック" w:cs="游ゴシック" w:eastAsia="游ゴシック" w:hAnsi="游ゴシック"/>
-                <w:b w:val="false"/>
-                <w:bCs w:val="false"/>
-                <w:color w:val="000000"/>
-                <w:sz w:val="17"/>
-                <w:szCs w:val="17"/>
-              </w:rPr>
-              <w:t xml:space="preserve">5,513.72円</w:t>
-            </w:r>
-          </w:p>
-        </w:tc>
-        <w:tc>
-          <w:tcPr>
-            <w:tcW w:type="dxa" w:w="1217"/>
-            <w:shd w:fill="FFFFFF" w:val="clear"/>
-            <w:tcMar>
-              <w:top w:type="dxa" w:w="60"/>
-              <w:left w:type="dxa" w:w="90"/>
-              <w:bottom w:type="dxa" w:w="60"/>
-              <w:right w:type="dxa" w:w="90"/>
-            </w:tcMar>
-          </w:tcPr>
-          <w:p>
-            <w:pPr>
-              <w:spacing w:after="0" w:line="240"/>
-            </w:pPr>
-            <w:r>
-              <w:rPr>
-                <w:rFonts w:ascii="游ゴシック" w:cs="游ゴシック" w:eastAsia="游ゴシック" w:hAnsi="游ゴシック"/>
-                <w:b w:val="false"/>
-                <w:bCs w:val="false"/>
-                <w:color w:val="000000"/>
-                <w:sz w:val="17"/>
-                <w:szCs w:val="17"/>
-              </w:rPr>
-              <w:t xml:space="preserve">5,500円</w:t>
+              <w:t xml:space="preserve">2,128,183円</w:t>
             </w:r>
           </w:p>
         </w:tc>
         <w:tc>
           <w:tcPr>
             <w:tcW w:type="dxa" w:w="936"/>
-            <w:shd w:fill="FFFFFF" w:val="clear"/>
-            <w:tcMar>
-              <w:top w:type="dxa" w:w="60"/>
-              <w:left w:type="dxa" w:w="90"/>
-              <w:bottom w:type="dxa" w:w="60"/>
-              <w:right w:type="dxa" w:w="90"/>
-            </w:tcMar>
-          </w:tcPr>
-          <w:p>
-            <w:pPr>
-              <w:spacing w:after="0" w:line="240"/>
-            </w:pPr>
-            <w:r>
-              <w:rPr>
-                <w:rFonts w:ascii="游ゴシック" w:cs="游ゴシック" w:eastAsia="游ゴシック" w:hAnsi="游ゴシック"/>
-                <w:b w:val="false"/>
-                <w:bCs w:val="false"/>
-                <w:color w:val="000000"/>
-                <w:sz w:val="17"/>
-                <w:szCs w:val="17"/>
-              </w:rPr>
-              <w:t xml:space="preserve">-1,200円</w:t>
-            </w:r>
-          </w:p>
-        </w:tc>
-        <w:tc>
-          <w:tcPr>
-            <w:tcW w:type="dxa" w:w="1404"/>
-            <w:shd w:fill="FFFFFF" w:val="clear"/>
-            <w:tcMar>
-              <w:top w:type="dxa" w:w="60"/>
-              <w:left w:type="dxa" w:w="90"/>
-              <w:bottom w:type="dxa" w:w="60"/>
-              <w:right w:type="dxa" w:w="90"/>
-            </w:tcMar>
-          </w:tcPr>
-          <w:p>
-            <w:pPr>
-              <w:spacing w:after="0" w:line="240"/>
-            </w:pPr>
-            <w:r>
-              <w:rPr>
-                <w:rFonts w:ascii="游ゴシック" w:cs="游ゴシック" w:eastAsia="游ゴシック" w:hAnsi="游ゴシック"/>
-                <w:b w:val="false"/>
-                <w:bCs w:val="false"/>
-                <w:color w:val="000000"/>
-                <w:sz w:val="17"/>
-                <w:szCs w:val="17"/>
-              </w:rPr>
-              <w:t xml:space="preserve">2,128,183円</w:t>
-            </w:r>
-          </w:p>
-        </w:tc>
-        <w:tc>
-          <w:tcPr>
-            <w:tcW w:type="dxa" w:w="280"/>
             <w:shd w:fill="FFFFFF" w:val="clear"/>
             <w:tcMar>
               <w:top w:type="dxa" w:w="60"/>

--- a/output/12_北塩原村第10期_第3回策定委員会資料.docx
+++ b/output/12_北塩原村第10期_第3回策定委員会資料.docx
@@ -4,7 +4,7 @@
   <w:body>
     <w:p>
       <w:pPr>
-        <w:spacing w:after="2600" w:line="300"/>
+        <w:spacing w:after="2600" w:line="300" w:lineRule="exact"/>
       </w:pPr>
       <w:r>
         <w:rPr>
@@ -17,7 +17,7 @@
     </w:p>
     <w:p>
       <w:pPr>
-        <w:spacing w:after="160" w:line="300"/>
+        <w:spacing w:after="160" w:line="300" w:lineRule="exact"/>
         <w:jc w:val="center"/>
       </w:pPr>
       <w:r>
@@ -34,7 +34,7 @@
     </w:p>
     <w:p>
       <w:pPr>
-        <w:spacing w:after="700" w:line="300"/>
+        <w:spacing w:after="700" w:line="300" w:lineRule="exact"/>
         <w:jc w:val="center"/>
       </w:pPr>
       <w:r>
@@ -51,7 +51,7 @@
     </w:p>
     <w:p>
       <w:pPr>
-        <w:spacing w:after="1600" w:line="300"/>
+        <w:spacing w:after="1600" w:line="300" w:lineRule="exact"/>
         <w:jc w:val="center"/>
       </w:pPr>
       <w:r>
@@ -65,7 +65,7 @@
     </w:p>
     <w:p>
       <w:pPr>
-        <w:spacing w:after="100" w:line="300"/>
+        <w:spacing w:after="100" w:line="300" w:lineRule="exact"/>
         <w:jc w:val="center"/>
       </w:pPr>
       <w:r>
@@ -74,12 +74,12 @@
           <w:sz w:val="24"/>
           <w:szCs w:val="24"/>
         </w:rPr>
-        <w:t xml:space="preserve">資料2　第9期計画の進捗と評価</w:t>
-      </w:r>
-    </w:p>
-    <w:p>
-      <w:pPr>
-        <w:spacing w:after="100" w:line="300"/>
+        <w:t xml:space="preserve">資料4　計画素案（全文）の確認</w:t>
+      </w:r>
+    </w:p>
+    <w:p>
+      <w:pPr>
+        <w:spacing w:after="100" w:line="300" w:lineRule="exact"/>
         <w:jc w:val="center"/>
       </w:pPr>
       <w:r>
@@ -88,12 +88,12 @@
           <w:sz w:val="24"/>
           <w:szCs w:val="24"/>
         </w:rPr>
-        <w:t xml:space="preserve">資料4　第10期計画の基本理念・基本目標・施策体系（案）</w:t>
-      </w:r>
-    </w:p>
-    <w:p>
-      <w:pPr>
-        <w:spacing w:after="100" w:line="300"/>
+        <w:t xml:space="preserve">資料5　サービス見込量と必要利用定員総数（決定案）</w:t>
+      </w:r>
+    </w:p>
+    <w:p>
+      <w:pPr>
+        <w:spacing w:after="100" w:line="300" w:lineRule="exact"/>
         <w:jc w:val="center"/>
       </w:pPr>
       <w:r>
@@ -102,12 +102,12 @@
           <w:sz w:val="24"/>
           <w:szCs w:val="24"/>
         </w:rPr>
-        <w:t xml:space="preserve">資料5　サービス見込み量の考え方（案）</w:t>
-      </w:r>
-    </w:p>
-    <w:p>
-      <w:pPr>
-        <w:spacing w:after="100" w:line="300"/>
+        <w:t xml:space="preserve">資料6　介護保険料（決定案）</w:t>
+      </w:r>
+    </w:p>
+    <w:p>
+      <w:pPr>
+        <w:spacing w:after="100" w:line="300" w:lineRule="exact"/>
         <w:jc w:val="center"/>
       </w:pPr>
       <w:r>
@@ -116,12 +116,12 @@
           <w:sz w:val="24"/>
           <w:szCs w:val="24"/>
         </w:rPr>
-        <w:t xml:space="preserve">資料6　介護保険料の概算シミュレーション</w:t>
-      </w:r>
-    </w:p>
-    <w:p>
-      <w:pPr>
-        <w:spacing w:after="1600" w:line="300"/>
+        <w:t xml:space="preserve">資料7　成果目標・活動指標（決定案）</w:t>
+      </w:r>
+    </w:p>
+    <w:p>
+      <w:pPr>
+        <w:spacing w:after="1600" w:line="300" w:lineRule="exact"/>
         <w:jc w:val="center"/>
       </w:pPr>
       <w:r>
@@ -130,12 +130,12 @@
           <w:sz w:val="24"/>
           <w:szCs w:val="24"/>
         </w:rPr>
-        <w:t xml:space="preserve">資料7　成果目標・活動指標（案）</w:t>
-      </w:r>
-    </w:p>
-    <w:p>
-      <w:pPr>
-        <w:spacing w:after="120" w:line="300"/>
+        <w:t xml:space="preserve">資料8　パブリックコメントと今後の日程</w:t>
+      </w:r>
+    </w:p>
+    <w:p>
+      <w:pPr>
+        <w:spacing w:after="120" w:line="300" w:lineRule="exact"/>
         <w:jc w:val="center"/>
       </w:pPr>
       <w:r>
@@ -149,7 +149,7 @@
     </w:p>
     <w:p>
       <w:pPr>
-        <w:spacing w:after="0" w:line="300"/>
+        <w:spacing w:after="0" w:line="300" w:lineRule="exact"/>
         <w:jc w:val="center"/>
       </w:pPr>
       <w:r>
@@ -170,7 +170,7 @@
     </w:p>
     <w:p>
       <w:pPr>
-        <w:spacing w:after="240" w:line="300"/>
+        <w:spacing w:after="240" w:line="300" w:lineRule="exact"/>
       </w:pPr>
       <w:r>
         <w:rPr>
@@ -186,7 +186,7 @@
     </w:p>
     <w:p>
       <w:pPr>
-        <w:spacing w:after="180" w:line="300"/>
+        <w:spacing w:after="180" w:line="300" w:lineRule="exact"/>
       </w:pPr>
       <w:r>
         <w:rPr>
@@ -194,7 +194,7 @@
           <w:sz w:val="21"/>
           <w:szCs w:val="21"/>
         </w:rPr>
-        <w:t xml:space="preserve">本資料は、令和8年11月に開催する第2回策定委員会の資料の一部です。資料3（アンケート調査結果）は、調査の集計後に作成します。</w:t>
+        <w:t xml:space="preserve">本資料は、令和9年1月下旬から2月上旬に開催する第3回策定委員会の資料です。第3回は計画の内容を決める最後の会議であり、本日のご決定をもって計画案を確定し、パブリックコメントに付します。</w:t>
       </w:r>
     </w:p>
     <w:tbl>
@@ -232,7 +232,7 @@
           </w:tcPr>
           <w:p>
             <w:pPr>
-              <w:spacing w:after="0" w:line="240"/>
+              <w:spacing w:after="0" w:line="240" w:lineRule="exact"/>
               <w:jc w:val="center"/>
             </w:pPr>
             <w:r>
@@ -261,7 +261,7 @@
           </w:tcPr>
           <w:p>
             <w:pPr>
-              <w:spacing w:after="0" w:line="240"/>
+              <w:spacing w:after="0" w:line="240" w:lineRule="exact"/>
               <w:jc w:val="center"/>
             </w:pPr>
             <w:r>
@@ -295,18 +295,18 @@
           </w:tcPr>
           <w:p>
             <w:pPr>
-              <w:spacing w:after="0" w:line="240"/>
-            </w:pPr>
-            <w:r>
-              <w:rPr>
-                <w:rFonts w:ascii="游ゴシック" w:cs="游ゴシック" w:eastAsia="游ゴシック" w:hAnsi="游ゴシック"/>
-                <w:b w:val="false"/>
-                <w:bCs w:val="false"/>
-                <w:color w:val="000000"/>
-                <w:sz w:val="17"/>
-                <w:szCs w:val="17"/>
-              </w:rPr>
-              <w:t xml:space="preserve">【要確認】</w:t>
+              <w:spacing w:after="0" w:line="240" w:lineRule="exact"/>
+            </w:pPr>
+            <w:r>
+              <w:rPr>
+                <w:rFonts w:ascii="游ゴシック" w:cs="游ゴシック" w:eastAsia="游ゴシック" w:hAnsi="游ゴシック"/>
+                <w:b w:val="false"/>
+                <w:bCs w:val="false"/>
+                <w:color w:val="000000"/>
+                <w:sz w:val="17"/>
+                <w:szCs w:val="17"/>
+              </w:rPr>
+              <w:t xml:space="preserve">【要確定】</w:t>
             </w:r>
           </w:p>
         </w:tc>
@@ -323,18 +323,18 @@
           </w:tcPr>
           <w:p>
             <w:pPr>
-              <w:spacing w:after="0" w:line="240"/>
-            </w:pPr>
-            <w:r>
-              <w:rPr>
-                <w:rFonts w:ascii="游ゴシック" w:cs="游ゴシック" w:eastAsia="游ゴシック" w:hAnsi="游ゴシック"/>
-                <w:b w:val="false"/>
-                <w:bCs w:val="false"/>
-                <w:color w:val="000000"/>
-                <w:sz w:val="17"/>
-                <w:szCs w:val="17"/>
-              </w:rPr>
-              <w:t xml:space="preserve">北塩原村への確認により確定する事項です。</w:t>
+              <w:spacing w:after="0" w:line="240" w:lineRule="exact"/>
+            </w:pPr>
+            <w:r>
+              <w:rPr>
+                <w:rFonts w:ascii="游ゴシック" w:cs="游ゴシック" w:eastAsia="游ゴシック" w:hAnsi="游ゴシック"/>
+                <w:b w:val="false"/>
+                <w:bCs w:val="false"/>
+                <w:color w:val="000000"/>
+                <w:sz w:val="17"/>
+                <w:szCs w:val="17"/>
+              </w:rPr>
+              <w:t xml:space="preserve">本日までに確定していない事項です。確定の条件と入る箇所を併記しています。</w:t>
             </w:r>
           </w:p>
         </w:tc>
@@ -356,18 +356,18 @@
           </w:tcPr>
           <w:p>
             <w:pPr>
-              <w:spacing w:after="0" w:line="240"/>
-            </w:pPr>
-            <w:r>
-              <w:rPr>
-                <w:rFonts w:ascii="游ゴシック" w:cs="游ゴシック" w:eastAsia="游ゴシック" w:hAnsi="游ゴシック"/>
-                <w:b w:val="false"/>
-                <w:bCs w:val="false"/>
-                <w:color w:val="000000"/>
-                <w:sz w:val="17"/>
-                <w:szCs w:val="17"/>
-              </w:rPr>
-              <w:t xml:space="preserve">【要設定】</w:t>
+              <w:spacing w:after="0" w:line="240" w:lineRule="exact"/>
+            </w:pPr>
+            <w:r>
+              <w:rPr>
+                <w:rFonts w:ascii="游ゴシック" w:cs="游ゴシック" w:eastAsia="游ゴシック" w:hAnsi="游ゴシック"/>
+                <w:b w:val="false"/>
+                <w:bCs w:val="false"/>
+                <w:color w:val="000000"/>
+                <w:sz w:val="17"/>
+                <w:szCs w:val="17"/>
+              </w:rPr>
+              <w:t xml:space="preserve">網掛けの囲み</w:t>
             </w:r>
           </w:p>
         </w:tc>
@@ -384,18 +384,18 @@
           </w:tcPr>
           <w:p>
             <w:pPr>
-              <w:spacing w:after="0" w:line="240"/>
-            </w:pPr>
-            <w:r>
-              <w:rPr>
-                <w:rFonts w:ascii="游ゴシック" w:cs="游ゴシック" w:eastAsia="游ゴシック" w:hAnsi="游ゴシック"/>
-                <w:b w:val="false"/>
-                <w:bCs w:val="false"/>
-                <w:color w:val="000000"/>
-                <w:sz w:val="17"/>
-                <w:szCs w:val="17"/>
-              </w:rPr>
-              <w:t xml:space="preserve">目標値等を今後設定する箇所です。</w:t>
+              <w:spacing w:after="0" w:line="240" w:lineRule="exact"/>
+            </w:pPr>
+            <w:r>
+              <w:rPr>
+                <w:rFonts w:ascii="游ゴシック" w:cs="游ゴシック" w:eastAsia="游ゴシック" w:hAnsi="游ゴシック"/>
+                <w:b w:val="false"/>
+                <w:bCs w:val="false"/>
+                <w:color w:val="000000"/>
+                <w:sz w:val="17"/>
+                <w:szCs w:val="17"/>
+              </w:rPr>
+              <w:t xml:space="preserve">委員の皆様にご留意いただきたい点です。</w:t>
             </w:r>
           </w:p>
         </w:tc>
@@ -417,18 +417,18 @@
           </w:tcPr>
           <w:p>
             <w:pPr>
-              <w:spacing w:after="0" w:line="240"/>
-            </w:pPr>
-            <w:r>
-              <w:rPr>
-                <w:rFonts w:ascii="游ゴシック" w:cs="游ゴシック" w:eastAsia="游ゴシック" w:hAnsi="游ゴシック"/>
-                <w:b w:val="false"/>
-                <w:bCs w:val="false"/>
-                <w:color w:val="000000"/>
-                <w:sz w:val="17"/>
-                <w:szCs w:val="17"/>
-              </w:rPr>
-              <w:t xml:space="preserve">【試算中】／【推計中】</w:t>
+              <w:spacing w:after="0" w:line="240" w:lineRule="exact"/>
+            </w:pPr>
+            <w:r>
+              <w:rPr>
+                <w:rFonts w:ascii="游ゴシック" w:cs="游ゴシック" w:eastAsia="游ゴシック" w:hAnsi="游ゴシック"/>
+                <w:b w:val="false"/>
+                <w:bCs w:val="false"/>
+                <w:color w:val="000000"/>
+                <w:sz w:val="17"/>
+                <w:szCs w:val="17"/>
+              </w:rPr>
+              <w:t xml:space="preserve">注記の囲み</w:t>
             </w:r>
           </w:p>
         </w:tc>
@@ -445,129 +445,7 @@
           </w:tcPr>
           <w:p>
             <w:pPr>
-              <w:spacing w:after="0" w:line="240"/>
-            </w:pPr>
-            <w:r>
-              <w:rPr>
-                <w:rFonts w:ascii="游ゴシック" w:cs="游ゴシック" w:eastAsia="游ゴシック" w:hAnsi="游ゴシック"/>
-                <w:b w:val="false"/>
-                <w:bCs w:val="false"/>
-                <w:color w:val="000000"/>
-                <w:sz w:val="17"/>
-                <w:szCs w:val="17"/>
-              </w:rPr>
-              <w:t xml:space="preserve">国の推計ワークシートの提供後に算出する数値です。</w:t>
-            </w:r>
-          </w:p>
-        </w:tc>
-      </w:tr>
-      <w:tr>
-        <w:trPr>
-          <w:cantSplit/>
-        </w:trPr>
-        <w:tc>
-          <w:tcPr>
-            <w:tcW w:type="dxa" w:w="2434"/>
-            <w:shd w:fill="FFFFFF" w:val="clear"/>
-            <w:tcMar>
-              <w:top w:type="dxa" w:w="60"/>
-              <w:left w:type="dxa" w:w="90"/>
-              <w:bottom w:type="dxa" w:w="60"/>
-              <w:right w:type="dxa" w:w="90"/>
-            </w:tcMar>
-          </w:tcPr>
-          <w:p>
-            <w:pPr>
-              <w:spacing w:after="0" w:line="240"/>
-            </w:pPr>
-            <w:r>
-              <w:rPr>
-                <w:rFonts w:ascii="游ゴシック" w:cs="游ゴシック" w:eastAsia="游ゴシック" w:hAnsi="游ゴシック"/>
-                <w:b w:val="false"/>
-                <w:bCs w:val="false"/>
-                <w:color w:val="000000"/>
-                <w:sz w:val="17"/>
-                <w:szCs w:val="17"/>
-              </w:rPr>
-              <w:t xml:space="preserve">網掛けの囲み</w:t>
-            </w:r>
-          </w:p>
-        </w:tc>
-        <w:tc>
-          <w:tcPr>
-            <w:tcW w:type="dxa" w:w="6926"/>
-            <w:shd w:fill="FFFFFF" w:val="clear"/>
-            <w:tcMar>
-              <w:top w:type="dxa" w:w="60"/>
-              <w:left w:type="dxa" w:w="90"/>
-              <w:bottom w:type="dxa" w:w="60"/>
-              <w:right w:type="dxa" w:w="90"/>
-            </w:tcMar>
-          </w:tcPr>
-          <w:p>
-            <w:pPr>
-              <w:spacing w:after="0" w:line="240"/>
-            </w:pPr>
-            <w:r>
-              <w:rPr>
-                <w:rFonts w:ascii="游ゴシック" w:cs="游ゴシック" w:eastAsia="游ゴシック" w:hAnsi="游ゴシック"/>
-                <w:b w:val="false"/>
-                <w:bCs w:val="false"/>
-                <w:color w:val="000000"/>
-                <w:sz w:val="17"/>
-                <w:szCs w:val="17"/>
-              </w:rPr>
-              <w:t xml:space="preserve">委員の皆様にご留意いただきたい点です。</w:t>
-            </w:r>
-          </w:p>
-        </w:tc>
-      </w:tr>
-      <w:tr>
-        <w:trPr>
-          <w:cantSplit/>
-        </w:trPr>
-        <w:tc>
-          <w:tcPr>
-            <w:tcW w:type="dxa" w:w="2434"/>
-            <w:shd w:fill="FFFFFF" w:val="clear"/>
-            <w:tcMar>
-              <w:top w:type="dxa" w:w="60"/>
-              <w:left w:type="dxa" w:w="90"/>
-              <w:bottom w:type="dxa" w:w="60"/>
-              <w:right w:type="dxa" w:w="90"/>
-            </w:tcMar>
-          </w:tcPr>
-          <w:p>
-            <w:pPr>
-              <w:spacing w:after="0" w:line="240"/>
-            </w:pPr>
-            <w:r>
-              <w:rPr>
-                <w:rFonts w:ascii="游ゴシック" w:cs="游ゴシック" w:eastAsia="游ゴシック" w:hAnsi="游ゴシック"/>
-                <w:b w:val="false"/>
-                <w:bCs w:val="false"/>
-                <w:color w:val="000000"/>
-                <w:sz w:val="17"/>
-                <w:szCs w:val="17"/>
-              </w:rPr>
-              <w:t xml:space="preserve">注記の囲み</w:t>
-            </w:r>
-          </w:p>
-        </w:tc>
-        <w:tc>
-          <w:tcPr>
-            <w:tcW w:type="dxa" w:w="6926"/>
-            <w:shd w:fill="FFFFFF" w:val="clear"/>
-            <w:tcMar>
-              <w:top w:type="dxa" w:w="60"/>
-              <w:left w:type="dxa" w:w="90"/>
-              <w:bottom w:type="dxa" w:w="60"/>
-              <w:right w:type="dxa" w:w="90"/>
-            </w:tcMar>
-          </w:tcPr>
-          <w:p>
-            <w:pPr>
-              <w:spacing w:after="0" w:line="240"/>
+              <w:spacing w:after="0" w:line="240" w:lineRule="exact"/>
             </w:pPr>
             <w:r>
               <w:rPr>
@@ -586,7 +464,7 @@
     </w:tbl>
     <w:p>
       <w:pPr>
-        <w:spacing w:after="200" w:line="300"/>
+        <w:spacing w:after="200" w:line="300" w:lineRule="exact"/>
       </w:pPr>
       <w:r>
         <w:rPr>
@@ -599,7 +477,7 @@
     </w:p>
     <w:p>
       <w:pPr>
-        <w:spacing w:after="180" w:line="300"/>
+        <w:spacing w:after="180" w:line="300" w:lineRule="exact"/>
       </w:pPr>
       <w:r>
         <w:rPr>
@@ -607,12 +485,12 @@
           <w:sz w:val="21"/>
           <w:szCs w:val="21"/>
         </w:rPr>
-        <w:t xml:space="preserve">資料5・6は骨格です。数値は、国の推計ワークシートの提供（第10期基本指針の告示後）と、村の実績データの受領をもって確定します。本日は「考え方」についてご意見をいただきたく存じます。</w:t>
-      </w:r>
-    </w:p>
-    <w:p>
-      <w:pPr>
-        <w:spacing w:after="240" w:line="300"/>
+        <w:t xml:space="preserve">資料5・6は決定案です。第2回でお示しした複数のパターンから前提を1つに定めています。第2回以降に確定した事項は資料2-2に一覧で示しています。</w:t>
+      </w:r>
+    </w:p>
+    <w:p>
+      <w:pPr>
+        <w:spacing w:after="240" w:line="300" w:lineRule="exact"/>
       </w:pPr>
       <w:r>
         <w:rPr>
@@ -620,7 +498,7 @@
           <w:sz w:val="21"/>
           <w:szCs w:val="21"/>
         </w:rPr>
-        <w:t xml:space="preserve">資料4は、本委員会でご議論いただきたい事項の中心です。各施策の根拠となる住民ニーズの数値は、資料3で補足します。</w:t>
+        <w:t xml:space="preserve">本資料は骨子です。確定していない数値を入れる箇所は【要確定】の枠で示し、何が決まれば埋まるかを一つずつ記載しています。</w:t>
       </w:r>
     </w:p>
     <w:p>
@@ -630,7 +508,7 @@
     </w:p>
     <w:p>
       <w:pPr>
-        <w:spacing w:after="360" w:line="300"/>
+        <w:spacing w:after="360" w:line="300" w:lineRule="exact"/>
         <w:jc w:val="center"/>
       </w:pPr>
       <w:r>
@@ -746,7 +624,7 @@
           </w:tcPr>
           <w:p>
             <w:pPr>
-              <w:spacing w:after="0" w:line="240"/>
+              <w:spacing w:after="0" w:line="240" w:lineRule="exact"/>
               <w:jc w:val="center"/>
             </w:pPr>
             <w:r>
@@ -775,7 +653,7 @@
           </w:tcPr>
           <w:p>
             <w:pPr>
-              <w:spacing w:after="0" w:line="240"/>
+              <w:spacing w:after="0" w:line="240" w:lineRule="exact"/>
               <w:jc w:val="center"/>
             </w:pPr>
             <w:r>
@@ -809,7 +687,7 @@
           </w:tcPr>
           <w:p>
             <w:pPr>
-              <w:spacing w:after="0" w:line="240"/>
+              <w:spacing w:after="0" w:line="240" w:lineRule="exact"/>
             </w:pPr>
             <w:r>
               <w:rPr>
@@ -837,7 +715,7 @@
           </w:tcPr>
           <w:p>
             <w:pPr>
-              <w:spacing w:after="0" w:line="240"/>
+              <w:spacing w:after="0" w:line="240" w:lineRule="exact"/>
             </w:pPr>
             <w:r>
               <w:rPr>
@@ -870,7 +748,7 @@
           </w:tcPr>
           <w:p>
             <w:pPr>
-              <w:spacing w:after="0" w:line="240"/>
+              <w:spacing w:after="0" w:line="240" w:lineRule="exact"/>
             </w:pPr>
             <w:r>
               <w:rPr>
@@ -898,7 +776,7 @@
           </w:tcPr>
           <w:p>
             <w:pPr>
-              <w:spacing w:after="0" w:line="240"/>
+              <w:spacing w:after="0" w:line="240" w:lineRule="exact"/>
             </w:pPr>
             <w:r>
               <w:rPr>
@@ -931,7 +809,7 @@
           </w:tcPr>
           <w:p>
             <w:pPr>
-              <w:spacing w:after="0" w:line="240"/>
+              <w:spacing w:after="0" w:line="240" w:lineRule="exact"/>
             </w:pPr>
             <w:r>
               <w:rPr>
@@ -959,7 +837,7 @@
           </w:tcPr>
           <w:p>
             <w:pPr>
-              <w:spacing w:after="0" w:line="240"/>
+              <w:spacing w:after="0" w:line="240" w:lineRule="exact"/>
             </w:pPr>
             <w:r>
               <w:rPr>
@@ -992,7 +870,7 @@
           </w:tcPr>
           <w:p>
             <w:pPr>
-              <w:spacing w:after="0" w:line="240"/>
+              <w:spacing w:after="0" w:line="240" w:lineRule="exact"/>
             </w:pPr>
             <w:r>
               <w:rPr>
@@ -1020,7 +898,7 @@
           </w:tcPr>
           <w:p>
             <w:pPr>
-              <w:spacing w:after="0" w:line="240"/>
+              <w:spacing w:after="0" w:line="240" w:lineRule="exact"/>
             </w:pPr>
             <w:r>
               <w:rPr>
@@ -1053,7 +931,7 @@
           </w:tcPr>
           <w:p>
             <w:pPr>
-              <w:spacing w:after="0" w:line="240"/>
+              <w:spacing w:after="0" w:line="240" w:lineRule="exact"/>
             </w:pPr>
             <w:r>
               <w:rPr>
@@ -1081,7 +959,7 @@
           </w:tcPr>
           <w:p>
             <w:pPr>
-              <w:spacing w:after="0" w:line="240"/>
+              <w:spacing w:after="0" w:line="240" w:lineRule="exact"/>
             </w:pPr>
             <w:r>
               <w:rPr>
@@ -1114,7 +992,7 @@
           </w:tcPr>
           <w:p>
             <w:pPr>
-              <w:spacing w:after="0" w:line="240"/>
+              <w:spacing w:after="0" w:line="240" w:lineRule="exact"/>
             </w:pPr>
             <w:r>
               <w:rPr>
@@ -1142,7 +1020,7 @@
           </w:tcPr>
           <w:p>
             <w:pPr>
-              <w:spacing w:after="0" w:line="240"/>
+              <w:spacing w:after="0" w:line="240" w:lineRule="exact"/>
             </w:pPr>
             <w:r>
               <w:rPr>
@@ -1175,7 +1053,7 @@
           </w:tcPr>
           <w:p>
             <w:pPr>
-              <w:spacing w:after="0" w:line="240"/>
+              <w:spacing w:after="0" w:line="240" w:lineRule="exact"/>
             </w:pPr>
             <w:r>
               <w:rPr>
@@ -1203,7 +1081,7 @@
           </w:tcPr>
           <w:p>
             <w:pPr>
-              <w:spacing w:after="0" w:line="240"/>
+              <w:spacing w:after="0" w:line="240" w:lineRule="exact"/>
             </w:pPr>
             <w:r>
               <w:rPr>
@@ -1236,7 +1114,7 @@
           </w:tcPr>
           <w:p>
             <w:pPr>
-              <w:spacing w:after="0" w:line="240"/>
+              <w:spacing w:after="0" w:line="240" w:lineRule="exact"/>
             </w:pPr>
             <w:r>
               <w:rPr>
@@ -1264,7 +1142,7 @@
           </w:tcPr>
           <w:p>
             <w:pPr>
-              <w:spacing w:after="0" w:line="240"/>
+              <w:spacing w:after="0" w:line="240" w:lineRule="exact"/>
             </w:pPr>
             <w:r>
               <w:rPr>
@@ -1297,7 +1175,7 @@
           </w:tcPr>
           <w:p>
             <w:pPr>
-              <w:spacing w:after="0" w:line="240"/>
+              <w:spacing w:after="0" w:line="240" w:lineRule="exact"/>
             </w:pPr>
             <w:r>
               <w:rPr>
@@ -1325,7 +1203,7 @@
           </w:tcPr>
           <w:p>
             <w:pPr>
-              <w:spacing w:after="0" w:line="240"/>
+              <w:spacing w:after="0" w:line="240" w:lineRule="exact"/>
             </w:pPr>
             <w:r>
               <w:rPr>
@@ -1344,7 +1222,7 @@
     </w:tbl>
     <w:p>
       <w:pPr>
-        <w:spacing w:after="160" w:line="300"/>
+        <w:spacing w:after="160" w:line="300" w:lineRule="exact"/>
       </w:pPr>
       <w:r>
         <w:rPr>
@@ -1361,7 +1239,7 @@
           <w:left w:val="single" w:color="C00000" w:sz="18" w:space="8"/>
         </w:pBdr>
         <w:shd w:fill="FFF3F3" w:val="clear"/>
-        <w:spacing w:after="180" w:before="120" w:line="280"/>
+        <w:spacing w:after="180" w:before="120" w:line="280" w:lineRule="exact"/>
         <w:ind w:left="200" w:right="200"/>
       </w:pPr>
       <w:r>
@@ -1398,7 +1276,7 @@
     </w:p>
     <w:p>
       <w:pPr>
-        <w:spacing w:after="120" w:line="300"/>
+        <w:spacing w:after="120" w:line="300" w:lineRule="exact"/>
       </w:pPr>
       <w:r>
         <w:rPr>
@@ -1445,7 +1323,7 @@
           </w:tcPr>
           <w:p>
             <w:pPr>
-              <w:spacing w:after="0" w:line="240"/>
+              <w:spacing w:after="0" w:line="240" w:lineRule="exact"/>
               <w:jc w:val="center"/>
             </w:pPr>
             <w:r>
@@ -1474,7 +1352,7 @@
           </w:tcPr>
           <w:p>
             <w:pPr>
-              <w:spacing w:after="0" w:line="240"/>
+              <w:spacing w:after="0" w:line="240" w:lineRule="exact"/>
               <w:jc w:val="center"/>
             </w:pPr>
             <w:r>
@@ -1503,7 +1381,7 @@
           </w:tcPr>
           <w:p>
             <w:pPr>
-              <w:spacing w:after="0" w:line="240"/>
+              <w:spacing w:after="0" w:line="240" w:lineRule="exact"/>
               <w:jc w:val="center"/>
             </w:pPr>
             <w:r>
@@ -1537,7 +1415,7 @@
           </w:tcPr>
           <w:p>
             <w:pPr>
-              <w:spacing w:after="0" w:line="240"/>
+              <w:spacing w:after="0" w:line="240" w:lineRule="exact"/>
             </w:pPr>
             <w:r>
               <w:rPr>
@@ -1565,7 +1443,7 @@
           </w:tcPr>
           <w:p>
             <w:pPr>
-              <w:spacing w:after="0" w:line="240"/>
+              <w:spacing w:after="0" w:line="240" w:lineRule="exact"/>
             </w:pPr>
             <w:r>
               <w:rPr>
@@ -1593,7 +1471,7 @@
           </w:tcPr>
           <w:p>
             <w:pPr>
-              <w:spacing w:after="0" w:line="240"/>
+              <w:spacing w:after="0" w:line="240" w:lineRule="exact"/>
             </w:pPr>
             <w:r>
               <w:rPr>
@@ -1626,7 +1504,7 @@
           </w:tcPr>
           <w:p>
             <w:pPr>
-              <w:spacing w:after="0" w:line="240"/>
+              <w:spacing w:after="0" w:line="240" w:lineRule="exact"/>
             </w:pPr>
             <w:r>
               <w:rPr>
@@ -1654,7 +1532,7 @@
           </w:tcPr>
           <w:p>
             <w:pPr>
-              <w:spacing w:after="0" w:line="240"/>
+              <w:spacing w:after="0" w:line="240" w:lineRule="exact"/>
             </w:pPr>
             <w:r>
               <w:rPr>
@@ -1682,7 +1560,7 @@
           </w:tcPr>
           <w:p>
             <w:pPr>
-              <w:spacing w:after="0" w:line="240"/>
+              <w:spacing w:after="0" w:line="240" w:lineRule="exact"/>
             </w:pPr>
             <w:r>
               <w:rPr>
@@ -1715,7 +1593,7 @@
           </w:tcPr>
           <w:p>
             <w:pPr>
-              <w:spacing w:after="0" w:line="240"/>
+              <w:spacing w:after="0" w:line="240" w:lineRule="exact"/>
             </w:pPr>
             <w:r>
               <w:rPr>
@@ -1743,7 +1621,7 @@
           </w:tcPr>
           <w:p>
             <w:pPr>
-              <w:spacing w:after="0" w:line="240"/>
+              <w:spacing w:after="0" w:line="240" w:lineRule="exact"/>
             </w:pPr>
             <w:r>
               <w:rPr>
@@ -1771,7 +1649,7 @@
           </w:tcPr>
           <w:p>
             <w:pPr>
-              <w:spacing w:after="0" w:line="240"/>
+              <w:spacing w:after="0" w:line="240" w:lineRule="exact"/>
             </w:pPr>
             <w:r>
               <w:rPr>
@@ -1804,7 +1682,7 @@
           </w:tcPr>
           <w:p>
             <w:pPr>
-              <w:spacing w:after="0" w:line="240"/>
+              <w:spacing w:after="0" w:line="240" w:lineRule="exact"/>
             </w:pPr>
             <w:r>
               <w:rPr>
@@ -1832,7 +1710,7 @@
           </w:tcPr>
           <w:p>
             <w:pPr>
-              <w:spacing w:after="0" w:line="240"/>
+              <w:spacing w:after="0" w:line="240" w:lineRule="exact"/>
             </w:pPr>
             <w:r>
               <w:rPr>
@@ -1860,7 +1738,7 @@
           </w:tcPr>
           <w:p>
             <w:pPr>
-              <w:spacing w:after="0" w:line="240"/>
+              <w:spacing w:after="0" w:line="240" w:lineRule="exact"/>
             </w:pPr>
             <w:r>
               <w:rPr>
@@ -1893,7 +1771,7 @@
           </w:tcPr>
           <w:p>
             <w:pPr>
-              <w:spacing w:after="0" w:line="240"/>
+              <w:spacing w:after="0" w:line="240" w:lineRule="exact"/>
             </w:pPr>
             <w:r>
               <w:rPr>
@@ -1921,7 +1799,7 @@
           </w:tcPr>
           <w:p>
             <w:pPr>
-              <w:spacing w:after="0" w:line="240"/>
+              <w:spacing w:after="0" w:line="240" w:lineRule="exact"/>
             </w:pPr>
             <w:r>
               <w:rPr>
@@ -1949,7 +1827,7 @@
           </w:tcPr>
           <w:p>
             <w:pPr>
-              <w:spacing w:after="0" w:line="240"/>
+              <w:spacing w:after="0" w:line="240" w:lineRule="exact"/>
             </w:pPr>
             <w:r>
               <w:rPr>
@@ -1968,7 +1846,7 @@
     </w:tbl>
     <w:p>
       <w:pPr>
-        <w:spacing w:after="160" w:line="300"/>
+        <w:spacing w:after="160" w:line="300" w:lineRule="exact"/>
       </w:pPr>
       <w:r>
         <w:rPr>
@@ -1985,7 +1863,7 @@
           <w:left w:val="single" w:color="BF8F00" w:sz="18" w:space="8"/>
         </w:pBdr>
         <w:shd w:fill="FFF2CC" w:val="clear"/>
-        <w:spacing w:after="200" w:before="140" w:line="300"/>
+        <w:spacing w:after="200" w:before="140" w:line="300" w:lineRule="exact"/>
         <w:ind w:left="200" w:right="200"/>
       </w:pPr>
       <w:r>
@@ -2027,7 +1905,7 @@
           <w:left w:val="single" w:color="C00000" w:sz="18" w:space="8"/>
         </w:pBdr>
         <w:shd w:fill="FFF3F3" w:val="clear"/>
-        <w:spacing w:after="180" w:before="120" w:line="280"/>
+        <w:spacing w:after="180" w:before="120" w:line="280" w:lineRule="exact"/>
         <w:ind w:left="200" w:right="200"/>
       </w:pPr>
       <w:r>
@@ -2089,7 +1967,7 @@
     </w:p>
     <w:p>
       <w:pPr>
-        <w:spacing w:after="120" w:line="300"/>
+        <w:spacing w:after="120" w:line="300" w:lineRule="exact"/>
       </w:pPr>
       <w:r>
         <w:rPr>
@@ -2106,7 +1984,7 @@
           <w:left w:val="single" w:color="C00000" w:sz="18" w:space="8"/>
         </w:pBdr>
         <w:shd w:fill="FFF3F3" w:val="clear"/>
-        <w:spacing w:after="180" w:before="120" w:line="280"/>
+        <w:spacing w:after="180" w:before="120" w:line="280" w:lineRule="exact"/>
         <w:ind w:left="200" w:right="200"/>
       </w:pPr>
       <w:r>
@@ -2155,7 +2033,7 @@
           </w:tcPr>
           <w:p>
             <w:pPr>
-              <w:spacing w:after="0" w:line="240"/>
+              <w:spacing w:after="0" w:line="240" w:lineRule="exact"/>
               <w:jc w:val="center"/>
             </w:pPr>
             <w:r>
@@ -2184,7 +2062,7 @@
           </w:tcPr>
           <w:p>
             <w:pPr>
-              <w:spacing w:after="0" w:line="240"/>
+              <w:spacing w:after="0" w:line="240" w:lineRule="exact"/>
               <w:jc w:val="center"/>
             </w:pPr>
             <w:r>
@@ -2213,7 +2091,7 @@
           </w:tcPr>
           <w:p>
             <w:pPr>
-              <w:spacing w:after="0" w:line="240"/>
+              <w:spacing w:after="0" w:line="240" w:lineRule="exact"/>
               <w:jc w:val="center"/>
             </w:pPr>
             <w:r>
@@ -2247,7 +2125,7 @@
           </w:tcPr>
           <w:p>
             <w:pPr>
-              <w:spacing w:after="0" w:line="240"/>
+              <w:spacing w:after="0" w:line="240" w:lineRule="exact"/>
             </w:pPr>
             <w:r>
               <w:rPr>
@@ -2275,7 +2153,7 @@
           </w:tcPr>
           <w:p>
             <w:pPr>
-              <w:spacing w:after="0" w:line="240"/>
+              <w:spacing w:after="0" w:line="240" w:lineRule="exact"/>
             </w:pPr>
             <w:r>
               <w:rPr>
@@ -2303,7 +2181,7 @@
           </w:tcPr>
           <w:p>
             <w:pPr>
-              <w:spacing w:after="0" w:line="240"/>
+              <w:spacing w:after="0" w:line="240" w:lineRule="exact"/>
             </w:pPr>
             <w:r>
               <w:rPr>
@@ -2322,7 +2200,7 @@
     </w:tbl>
     <w:p>
       <w:pPr>
-        <w:spacing w:after="160" w:line="300"/>
+        <w:spacing w:after="160" w:line="300" w:lineRule="exact"/>
       </w:pPr>
       <w:r>
         <w:rPr>
@@ -2357,7 +2235,7 @@
     </w:p>
     <w:p>
       <w:pPr>
-        <w:spacing w:after="120" w:line="300"/>
+        <w:spacing w:after="120" w:line="300" w:lineRule="exact"/>
       </w:pPr>
       <w:r>
         <w:rPr>
@@ -2374,7 +2252,7 @@
           <w:left w:val="single" w:color="C00000" w:sz="18" w:space="8"/>
         </w:pBdr>
         <w:shd w:fill="FFF3F3" w:val="clear"/>
-        <w:spacing w:after="180" w:before="120" w:line="280"/>
+        <w:spacing w:after="180" w:before="120" w:line="280" w:lineRule="exact"/>
         <w:ind w:left="200" w:right="200"/>
       </w:pPr>
       <w:r>
@@ -2389,7 +2267,7 @@
     </w:p>
     <w:p>
       <w:pPr>
-        <w:spacing w:after="120" w:line="300"/>
+        <w:spacing w:after="120" w:line="300" w:lineRule="exact"/>
       </w:pPr>
       <w:r>
         <w:rPr>
@@ -2436,7 +2314,7 @@
           </w:tcPr>
           <w:p>
             <w:pPr>
-              <w:spacing w:after="0" w:line="240"/>
+              <w:spacing w:after="0" w:line="240" w:lineRule="exact"/>
               <w:jc w:val="center"/>
             </w:pPr>
             <w:r>
@@ -2465,7 +2343,7 @@
           </w:tcPr>
           <w:p>
             <w:pPr>
-              <w:spacing w:after="0" w:line="240"/>
+              <w:spacing w:after="0" w:line="240" w:lineRule="exact"/>
               <w:jc w:val="center"/>
             </w:pPr>
             <w:r>
@@ -2494,7 +2372,7 @@
           </w:tcPr>
           <w:p>
             <w:pPr>
-              <w:spacing w:after="0" w:line="240"/>
+              <w:spacing w:after="0" w:line="240" w:lineRule="exact"/>
               <w:jc w:val="center"/>
             </w:pPr>
             <w:r>
@@ -2528,7 +2406,7 @@
           </w:tcPr>
           <w:p>
             <w:pPr>
-              <w:spacing w:after="0" w:line="240"/>
+              <w:spacing w:after="0" w:line="240" w:lineRule="exact"/>
             </w:pPr>
             <w:r>
               <w:rPr>
@@ -2556,7 +2434,7 @@
           </w:tcPr>
           <w:p>
             <w:pPr>
-              <w:spacing w:after="0" w:line="240"/>
+              <w:spacing w:after="0" w:line="240" w:lineRule="exact"/>
             </w:pPr>
             <w:r>
               <w:rPr>
@@ -2584,7 +2462,7 @@
           </w:tcPr>
           <w:p>
             <w:pPr>
-              <w:spacing w:after="0" w:line="240"/>
+              <w:spacing w:after="0" w:line="240" w:lineRule="exact"/>
             </w:pPr>
             <w:r>
               <w:rPr>
@@ -2617,7 +2495,7 @@
           </w:tcPr>
           <w:p>
             <w:pPr>
-              <w:spacing w:after="0" w:line="240"/>
+              <w:spacing w:after="0" w:line="240" w:lineRule="exact"/>
             </w:pPr>
             <w:r>
               <w:rPr>
@@ -2645,7 +2523,7 @@
           </w:tcPr>
           <w:p>
             <w:pPr>
-              <w:spacing w:after="0" w:line="240"/>
+              <w:spacing w:after="0" w:line="240" w:lineRule="exact"/>
             </w:pPr>
             <w:r>
               <w:rPr>
@@ -2673,7 +2551,7 @@
           </w:tcPr>
           <w:p>
             <w:pPr>
-              <w:spacing w:after="0" w:line="240"/>
+              <w:spacing w:after="0" w:line="240" w:lineRule="exact"/>
             </w:pPr>
             <w:r>
               <w:rPr>
@@ -2706,7 +2584,7 @@
           </w:tcPr>
           <w:p>
             <w:pPr>
-              <w:spacing w:after="0" w:line="240"/>
+              <w:spacing w:after="0" w:line="240" w:lineRule="exact"/>
             </w:pPr>
             <w:r>
               <w:rPr>
@@ -2734,7 +2612,7 @@
           </w:tcPr>
           <w:p>
             <w:pPr>
-              <w:spacing w:after="0" w:line="240"/>
+              <w:spacing w:after="0" w:line="240" w:lineRule="exact"/>
             </w:pPr>
             <w:r>
               <w:rPr>
@@ -2762,7 +2640,7 @@
           </w:tcPr>
           <w:p>
             <w:pPr>
-              <w:spacing w:after="0" w:line="240"/>
+              <w:spacing w:after="0" w:line="240" w:lineRule="exact"/>
             </w:pPr>
             <w:r>
               <w:rPr>
@@ -2795,7 +2673,7 @@
           </w:tcPr>
           <w:p>
             <w:pPr>
-              <w:spacing w:after="0" w:line="240"/>
+              <w:spacing w:after="0" w:line="240" w:lineRule="exact"/>
             </w:pPr>
             <w:r>
               <w:rPr>
@@ -2823,7 +2701,7 @@
           </w:tcPr>
           <w:p>
             <w:pPr>
-              <w:spacing w:after="0" w:line="240"/>
+              <w:spacing w:after="0" w:line="240" w:lineRule="exact"/>
             </w:pPr>
             <w:r>
               <w:rPr>
@@ -2851,7 +2729,7 @@
           </w:tcPr>
           <w:p>
             <w:pPr>
-              <w:spacing w:after="0" w:line="240"/>
+              <w:spacing w:after="0" w:line="240" w:lineRule="exact"/>
             </w:pPr>
             <w:r>
               <w:rPr>
@@ -2884,7 +2762,7 @@
           </w:tcPr>
           <w:p>
             <w:pPr>
-              <w:spacing w:after="0" w:line="240"/>
+              <w:spacing w:after="0" w:line="240" w:lineRule="exact"/>
             </w:pPr>
             <w:r>
               <w:rPr>
@@ -2912,7 +2790,7 @@
           </w:tcPr>
           <w:p>
             <w:pPr>
-              <w:spacing w:after="0" w:line="240"/>
+              <w:spacing w:after="0" w:line="240" w:lineRule="exact"/>
             </w:pPr>
             <w:r>
               <w:rPr>
@@ -2940,7 +2818,7 @@
           </w:tcPr>
           <w:p>
             <w:pPr>
-              <w:spacing w:after="0" w:line="240"/>
+              <w:spacing w:after="0" w:line="240" w:lineRule="exact"/>
             </w:pPr>
             <w:r>
               <w:rPr>
@@ -2973,7 +2851,7 @@
           </w:tcPr>
           <w:p>
             <w:pPr>
-              <w:spacing w:after="0" w:line="240"/>
+              <w:spacing w:after="0" w:line="240" w:lineRule="exact"/>
             </w:pPr>
             <w:r>
               <w:rPr>
@@ -3001,7 +2879,7 @@
           </w:tcPr>
           <w:p>
             <w:pPr>
-              <w:spacing w:after="0" w:line="240"/>
+              <w:spacing w:after="0" w:line="240" w:lineRule="exact"/>
             </w:pPr>
             <w:r>
               <w:rPr>
@@ -3029,7 +2907,7 @@
           </w:tcPr>
           <w:p>
             <w:pPr>
-              <w:spacing w:after="0" w:line="240"/>
+              <w:spacing w:after="0" w:line="240" w:lineRule="exact"/>
             </w:pPr>
             <w:r>
               <w:rPr>
@@ -3062,7 +2940,7 @@
           </w:tcPr>
           <w:p>
             <w:pPr>
-              <w:spacing w:after="0" w:line="240"/>
+              <w:spacing w:after="0" w:line="240" w:lineRule="exact"/>
             </w:pPr>
             <w:r>
               <w:rPr>
@@ -3090,7 +2968,7 @@
           </w:tcPr>
           <w:p>
             <w:pPr>
-              <w:spacing w:after="0" w:line="240"/>
+              <w:spacing w:after="0" w:line="240" w:lineRule="exact"/>
             </w:pPr>
             <w:r>
               <w:rPr>
@@ -3118,7 +2996,7 @@
           </w:tcPr>
           <w:p>
             <w:pPr>
-              <w:spacing w:after="0" w:line="240"/>
+              <w:spacing w:after="0" w:line="240" w:lineRule="exact"/>
             </w:pPr>
             <w:r>
               <w:rPr>
@@ -3151,7 +3029,7 @@
           </w:tcPr>
           <w:p>
             <w:pPr>
-              <w:spacing w:after="0" w:line="240"/>
+              <w:spacing w:after="0" w:line="240" w:lineRule="exact"/>
             </w:pPr>
             <w:r>
               <w:rPr>
@@ -3179,7 +3057,7 @@
           </w:tcPr>
           <w:p>
             <w:pPr>
-              <w:spacing w:after="0" w:line="240"/>
+              <w:spacing w:after="0" w:line="240" w:lineRule="exact"/>
             </w:pPr>
             <w:r>
               <w:rPr>
@@ -3207,7 +3085,7 @@
           </w:tcPr>
           <w:p>
             <w:pPr>
-              <w:spacing w:after="0" w:line="240"/>
+              <w:spacing w:after="0" w:line="240" w:lineRule="exact"/>
             </w:pPr>
             <w:r>
               <w:rPr>
@@ -3240,7 +3118,7 @@
           </w:tcPr>
           <w:p>
             <w:pPr>
-              <w:spacing w:after="0" w:line="240"/>
+              <w:spacing w:after="0" w:line="240" w:lineRule="exact"/>
             </w:pPr>
             <w:r>
               <w:rPr>
@@ -3268,7 +3146,7 @@
           </w:tcPr>
           <w:p>
             <w:pPr>
-              <w:spacing w:after="0" w:line="240"/>
+              <w:spacing w:after="0" w:line="240" w:lineRule="exact"/>
             </w:pPr>
             <w:r>
               <w:rPr>
@@ -3296,7 +3174,7 @@
           </w:tcPr>
           <w:p>
             <w:pPr>
-              <w:spacing w:after="0" w:line="240"/>
+              <w:spacing w:after="0" w:line="240" w:lineRule="exact"/>
             </w:pPr>
             <w:r>
               <w:rPr>
@@ -3329,7 +3207,7 @@
           </w:tcPr>
           <w:p>
             <w:pPr>
-              <w:spacing w:after="0" w:line="240"/>
+              <w:spacing w:after="0" w:line="240" w:lineRule="exact"/>
             </w:pPr>
             <w:r>
               <w:rPr>
@@ -3357,7 +3235,7 @@
           </w:tcPr>
           <w:p>
             <w:pPr>
-              <w:spacing w:after="0" w:line="240"/>
+              <w:spacing w:after="0" w:line="240" w:lineRule="exact"/>
             </w:pPr>
             <w:r>
               <w:rPr>
@@ -3385,7 +3263,7 @@
           </w:tcPr>
           <w:p>
             <w:pPr>
-              <w:spacing w:after="0" w:line="240"/>
+              <w:spacing w:after="0" w:line="240" w:lineRule="exact"/>
             </w:pPr>
             <w:r>
               <w:rPr>
@@ -3418,7 +3296,7 @@
           </w:tcPr>
           <w:p>
             <w:pPr>
-              <w:spacing w:after="0" w:line="240"/>
+              <w:spacing w:after="0" w:line="240" w:lineRule="exact"/>
             </w:pPr>
             <w:r>
               <w:rPr>
@@ -3446,7 +3324,7 @@
           </w:tcPr>
           <w:p>
             <w:pPr>
-              <w:spacing w:after="0" w:line="240"/>
+              <w:spacing w:after="0" w:line="240" w:lineRule="exact"/>
             </w:pPr>
             <w:r>
               <w:rPr>
@@ -3474,7 +3352,7 @@
           </w:tcPr>
           <w:p>
             <w:pPr>
-              <w:spacing w:after="0" w:line="240"/>
+              <w:spacing w:after="0" w:line="240" w:lineRule="exact"/>
             </w:pPr>
             <w:r>
               <w:rPr>
@@ -3493,7 +3371,7 @@
     </w:tbl>
     <w:p>
       <w:pPr>
-        <w:spacing w:after="160" w:line="300"/>
+        <w:spacing w:after="160" w:line="300" w:lineRule="exact"/>
       </w:pPr>
       <w:r>
         <w:rPr>
@@ -3510,7 +3388,7 @@
           <w:left w:val="single" w:color="C00000" w:sz="18" w:space="8"/>
         </w:pBdr>
         <w:shd w:fill="FFF3F3" w:val="clear"/>
-        <w:spacing w:after="180" w:before="120" w:line="280"/>
+        <w:spacing w:after="180" w:before="120" w:line="280" w:lineRule="exact"/>
         <w:ind w:left="200" w:right="200"/>
       </w:pPr>
       <w:r>
@@ -3572,7 +3450,7 @@
     </w:p>
     <w:p>
       <w:pPr>
-        <w:spacing w:after="120" w:line="300"/>
+        <w:spacing w:after="120" w:line="300" w:lineRule="exact"/>
       </w:pPr>
       <w:r>
         <w:rPr>
@@ -3589,7 +3467,7 @@
           <w:left w:val="single" w:color="C00000" w:sz="18" w:space="8"/>
         </w:pBdr>
         <w:shd w:fill="FFF3F3" w:val="clear"/>
-        <w:spacing w:after="180" w:before="120" w:line="280"/>
+        <w:spacing w:after="180" w:before="120" w:line="280" w:lineRule="exact"/>
         <w:ind w:left="200" w:right="200"/>
       </w:pPr>
       <w:r>
@@ -3638,7 +3516,7 @@
           </w:tcPr>
           <w:p>
             <w:pPr>
-              <w:spacing w:after="0" w:line="240"/>
+              <w:spacing w:after="0" w:line="240" w:lineRule="exact"/>
               <w:jc w:val="center"/>
             </w:pPr>
             <w:r>
@@ -3667,7 +3545,7 @@
           </w:tcPr>
           <w:p>
             <w:pPr>
-              <w:spacing w:after="0" w:line="240"/>
+              <w:spacing w:after="0" w:line="240" w:lineRule="exact"/>
               <w:jc w:val="center"/>
             </w:pPr>
             <w:r>
@@ -3696,7 +3574,7 @@
           </w:tcPr>
           <w:p>
             <w:pPr>
-              <w:spacing w:after="0" w:line="240"/>
+              <w:spacing w:after="0" w:line="240" w:lineRule="exact"/>
               <w:jc w:val="center"/>
             </w:pPr>
             <w:r>
@@ -3730,7 +3608,7 @@
           </w:tcPr>
           <w:p>
             <w:pPr>
-              <w:spacing w:after="0" w:line="240"/>
+              <w:spacing w:after="0" w:line="240" w:lineRule="exact"/>
             </w:pPr>
             <w:r>
               <w:rPr>
@@ -3758,7 +3636,7 @@
           </w:tcPr>
           <w:p>
             <w:pPr>
-              <w:spacing w:after="0" w:line="240"/>
+              <w:spacing w:after="0" w:line="240" w:lineRule="exact"/>
             </w:pPr>
             <w:r>
               <w:rPr>
@@ -3786,7 +3664,7 @@
           </w:tcPr>
           <w:p>
             <w:pPr>
-              <w:spacing w:after="0" w:line="240"/>
+              <w:spacing w:after="0" w:line="240" w:lineRule="exact"/>
             </w:pPr>
             <w:r>
               <w:rPr>
@@ -3819,7 +3697,7 @@
           </w:tcPr>
           <w:p>
             <w:pPr>
-              <w:spacing w:after="0" w:line="240"/>
+              <w:spacing w:after="0" w:line="240" w:lineRule="exact"/>
             </w:pPr>
             <w:r>
               <w:rPr>
@@ -3847,7 +3725,7 @@
           </w:tcPr>
           <w:p>
             <w:pPr>
-              <w:spacing w:after="0" w:line="240"/>
+              <w:spacing w:after="0" w:line="240" w:lineRule="exact"/>
             </w:pPr>
             <w:r>
               <w:rPr>
@@ -3875,7 +3753,7 @@
           </w:tcPr>
           <w:p>
             <w:pPr>
-              <w:spacing w:after="0" w:line="240"/>
+              <w:spacing w:after="0" w:line="240" w:lineRule="exact"/>
             </w:pPr>
             <w:r>
               <w:rPr>
@@ -3908,7 +3786,7 @@
           </w:tcPr>
           <w:p>
             <w:pPr>
-              <w:spacing w:after="0" w:line="240"/>
+              <w:spacing w:after="0" w:line="240" w:lineRule="exact"/>
             </w:pPr>
             <w:r>
               <w:rPr>
@@ -3936,7 +3814,7 @@
           </w:tcPr>
           <w:p>
             <w:pPr>
-              <w:spacing w:after="0" w:line="240"/>
+              <w:spacing w:after="0" w:line="240" w:lineRule="exact"/>
             </w:pPr>
             <w:r>
               <w:rPr>
@@ -3964,7 +3842,7 @@
           </w:tcPr>
           <w:p>
             <w:pPr>
-              <w:spacing w:after="0" w:line="240"/>
+              <w:spacing w:after="0" w:line="240" w:lineRule="exact"/>
             </w:pPr>
             <w:r>
               <w:rPr>
@@ -3983,7 +3861,7 @@
     </w:tbl>
     <w:p>
       <w:pPr>
-        <w:spacing w:after="160" w:line="300"/>
+        <w:spacing w:after="160" w:line="300" w:lineRule="exact"/>
       </w:pPr>
       <w:r>
         <w:rPr>
@@ -4018,7 +3896,7 @@
     </w:p>
     <w:p>
       <w:pPr>
-        <w:spacing w:after="120" w:line="300"/>
+        <w:spacing w:after="120" w:line="300" w:lineRule="exact"/>
       </w:pPr>
       <w:r>
         <w:rPr>
@@ -4035,7 +3913,7 @@
           <w:left w:val="single" w:color="C00000" w:sz="18" w:space="8"/>
         </w:pBdr>
         <w:shd w:fill="FFF3F3" w:val="clear"/>
-        <w:spacing w:after="180" w:before="120" w:line="280"/>
+        <w:spacing w:after="180" w:before="120" w:line="280" w:lineRule="exact"/>
         <w:ind w:left="200" w:right="200"/>
       </w:pPr>
       <w:r>
@@ -4097,7 +3975,7 @@
     </w:p>
     <w:p>
       <w:pPr>
-        <w:spacing w:after="120" w:line="300"/>
+        <w:spacing w:after="120" w:line="300" w:lineRule="exact"/>
       </w:pPr>
       <w:r>
         <w:rPr>
@@ -4144,7 +4022,7 @@
           </w:tcPr>
           <w:p>
             <w:pPr>
-              <w:spacing w:after="0" w:line="240"/>
+              <w:spacing w:after="0" w:line="240" w:lineRule="exact"/>
               <w:jc w:val="center"/>
             </w:pPr>
             <w:r>
@@ -4173,7 +4051,7 @@
           </w:tcPr>
           <w:p>
             <w:pPr>
-              <w:spacing w:after="0" w:line="240"/>
+              <w:spacing w:after="0" w:line="240" w:lineRule="exact"/>
               <w:jc w:val="center"/>
             </w:pPr>
             <w:r>
@@ -4202,7 +4080,7 @@
           </w:tcPr>
           <w:p>
             <w:pPr>
-              <w:spacing w:after="0" w:line="240"/>
+              <w:spacing w:after="0" w:line="240" w:lineRule="exact"/>
               <w:jc w:val="center"/>
             </w:pPr>
             <w:r>
@@ -4236,7 +4114,7 @@
           </w:tcPr>
           <w:p>
             <w:pPr>
-              <w:spacing w:after="0" w:line="240"/>
+              <w:spacing w:after="0" w:line="240" w:lineRule="exact"/>
             </w:pPr>
             <w:r>
               <w:rPr>
@@ -4264,7 +4142,7 @@
           </w:tcPr>
           <w:p>
             <w:pPr>
-              <w:spacing w:after="0" w:line="240"/>
+              <w:spacing w:after="0" w:line="240" w:lineRule="exact"/>
             </w:pPr>
             <w:r>
               <w:rPr>
@@ -4292,7 +4170,7 @@
           </w:tcPr>
           <w:p>
             <w:pPr>
-              <w:spacing w:after="0" w:line="240"/>
+              <w:spacing w:after="0" w:line="240" w:lineRule="exact"/>
             </w:pPr>
             <w:r>
               <w:rPr>
@@ -4325,7 +4203,7 @@
           </w:tcPr>
           <w:p>
             <w:pPr>
-              <w:spacing w:after="0" w:line="240"/>
+              <w:spacing w:after="0" w:line="240" w:lineRule="exact"/>
             </w:pPr>
             <w:r>
               <w:rPr>
@@ -4353,7 +4231,7 @@
           </w:tcPr>
           <w:p>
             <w:pPr>
-              <w:spacing w:after="0" w:line="240"/>
+              <w:spacing w:after="0" w:line="240" w:lineRule="exact"/>
             </w:pPr>
             <w:r>
               <w:rPr>
@@ -4381,7 +4259,7 @@
           </w:tcPr>
           <w:p>
             <w:pPr>
-              <w:spacing w:after="0" w:line="240"/>
+              <w:spacing w:after="0" w:line="240" w:lineRule="exact"/>
             </w:pPr>
             <w:r>
               <w:rPr>
@@ -4414,7 +4292,7 @@
           </w:tcPr>
           <w:p>
             <w:pPr>
-              <w:spacing w:after="0" w:line="240"/>
+              <w:spacing w:after="0" w:line="240" w:lineRule="exact"/>
             </w:pPr>
             <w:r>
               <w:rPr>
@@ -4442,7 +4320,7 @@
           </w:tcPr>
           <w:p>
             <w:pPr>
-              <w:spacing w:after="0" w:line="240"/>
+              <w:spacing w:after="0" w:line="240" w:lineRule="exact"/>
             </w:pPr>
             <w:r>
               <w:rPr>
@@ -4470,7 +4348,7 @@
           </w:tcPr>
           <w:p>
             <w:pPr>
-              <w:spacing w:after="0" w:line="240"/>
+              <w:spacing w:after="0" w:line="240" w:lineRule="exact"/>
             </w:pPr>
             <w:r>
               <w:rPr>
@@ -4503,7 +4381,7 @@
           </w:tcPr>
           <w:p>
             <w:pPr>
-              <w:spacing w:after="0" w:line="240"/>
+              <w:spacing w:after="0" w:line="240" w:lineRule="exact"/>
             </w:pPr>
             <w:r>
               <w:rPr>
@@ -4531,7 +4409,7 @@
           </w:tcPr>
           <w:p>
             <w:pPr>
-              <w:spacing w:after="0" w:line="240"/>
+              <w:spacing w:after="0" w:line="240" w:lineRule="exact"/>
             </w:pPr>
             <w:r>
               <w:rPr>
@@ -4559,7 +4437,7 @@
           </w:tcPr>
           <w:p>
             <w:pPr>
-              <w:spacing w:after="0" w:line="240"/>
+              <w:spacing w:after="0" w:line="240" w:lineRule="exact"/>
             </w:pPr>
             <w:r>
               <w:rPr>
@@ -4592,7 +4470,7 @@
           </w:tcPr>
           <w:p>
             <w:pPr>
-              <w:spacing w:after="0" w:line="240"/>
+              <w:spacing w:after="0" w:line="240" w:lineRule="exact"/>
             </w:pPr>
             <w:r>
               <w:rPr>
@@ -4620,7 +4498,7 @@
           </w:tcPr>
           <w:p>
             <w:pPr>
-              <w:spacing w:after="0" w:line="240"/>
+              <w:spacing w:after="0" w:line="240" w:lineRule="exact"/>
             </w:pPr>
             <w:r>
               <w:rPr>
@@ -4648,7 +4526,7 @@
           </w:tcPr>
           <w:p>
             <w:pPr>
-              <w:spacing w:after="0" w:line="240"/>
+              <w:spacing w:after="0" w:line="240" w:lineRule="exact"/>
             </w:pPr>
             <w:r>
               <w:rPr>
@@ -4681,7 +4559,7 @@
           </w:tcPr>
           <w:p>
             <w:pPr>
-              <w:spacing w:after="0" w:line="240"/>
+              <w:spacing w:after="0" w:line="240" w:lineRule="exact"/>
             </w:pPr>
             <w:r>
               <w:rPr>
@@ -4709,7 +4587,7 @@
           </w:tcPr>
           <w:p>
             <w:pPr>
-              <w:spacing w:after="0" w:line="240"/>
+              <w:spacing w:after="0" w:line="240" w:lineRule="exact"/>
             </w:pPr>
             <w:r>
               <w:rPr>
@@ -4737,7 +4615,7 @@
           </w:tcPr>
           <w:p>
             <w:pPr>
-              <w:spacing w:after="0" w:line="240"/>
+              <w:spacing w:after="0" w:line="240" w:lineRule="exact"/>
             </w:pPr>
             <w:r>
               <w:rPr>
@@ -4770,7 +4648,7 @@
           </w:tcPr>
           <w:p>
             <w:pPr>
-              <w:spacing w:after="0" w:line="240"/>
+              <w:spacing w:after="0" w:line="240" w:lineRule="exact"/>
             </w:pPr>
             <w:r>
               <w:rPr>
@@ -4798,7 +4676,7 @@
           </w:tcPr>
           <w:p>
             <w:pPr>
-              <w:spacing w:after="0" w:line="240"/>
+              <w:spacing w:after="0" w:line="240" w:lineRule="exact"/>
             </w:pPr>
             <w:r>
               <w:rPr>
@@ -4826,7 +4704,7 @@
           </w:tcPr>
           <w:p>
             <w:pPr>
-              <w:spacing w:after="0" w:line="240"/>
+              <w:spacing w:after="0" w:line="240" w:lineRule="exact"/>
             </w:pPr>
             <w:r>
               <w:rPr>
@@ -4859,7 +4737,7 @@
           </w:tcPr>
           <w:p>
             <w:pPr>
-              <w:spacing w:after="0" w:line="240"/>
+              <w:spacing w:after="0" w:line="240" w:lineRule="exact"/>
             </w:pPr>
             <w:r>
               <w:rPr>
@@ -4887,7 +4765,7 @@
           </w:tcPr>
           <w:p>
             <w:pPr>
-              <w:spacing w:after="0" w:line="240"/>
+              <w:spacing w:after="0" w:line="240" w:lineRule="exact"/>
             </w:pPr>
             <w:r>
               <w:rPr>
@@ -4915,7 +4793,7 @@
           </w:tcPr>
           <w:p>
             <w:pPr>
-              <w:spacing w:after="0" w:line="240"/>
+              <w:spacing w:after="0" w:line="240" w:lineRule="exact"/>
             </w:pPr>
             <w:r>
               <w:rPr>
@@ -4948,7 +4826,7 @@
           </w:tcPr>
           <w:p>
             <w:pPr>
-              <w:spacing w:after="0" w:line="240"/>
+              <w:spacing w:after="0" w:line="240" w:lineRule="exact"/>
             </w:pPr>
             <w:r>
               <w:rPr>
@@ -4976,7 +4854,7 @@
           </w:tcPr>
           <w:p>
             <w:pPr>
-              <w:spacing w:after="0" w:line="240"/>
+              <w:spacing w:after="0" w:line="240" w:lineRule="exact"/>
             </w:pPr>
             <w:r>
               <w:rPr>
@@ -5004,7 +4882,7 @@
           </w:tcPr>
           <w:p>
             <w:pPr>
-              <w:spacing w:after="0" w:line="240"/>
+              <w:spacing w:after="0" w:line="240" w:lineRule="exact"/>
             </w:pPr>
             <w:r>
               <w:rPr>
@@ -5023,7 +4901,7 @@
     </w:tbl>
     <w:p>
       <w:pPr>
-        <w:spacing w:after="160" w:line="300"/>
+        <w:spacing w:after="160" w:line="300" w:lineRule="exact"/>
       </w:pPr>
       <w:r>
         <w:rPr>
@@ -5040,7 +4918,7 @@
           <w:left w:val="single" w:color="C00000" w:sz="18" w:space="8"/>
         </w:pBdr>
         <w:shd w:fill="FFF3F3" w:val="clear"/>
-        <w:spacing w:after="180" w:before="120" w:line="280"/>
+        <w:spacing w:after="180" w:before="120" w:line="280" w:lineRule="exact"/>
         <w:ind w:left="200" w:right="200"/>
       </w:pPr>
       <w:r>
@@ -5077,7 +4955,7 @@
     </w:p>
     <w:p>
       <w:pPr>
-        <w:spacing w:after="120" w:line="300"/>
+        <w:spacing w:after="120" w:line="300" w:lineRule="exact"/>
       </w:pPr>
       <w:r>
         <w:rPr>
@@ -5094,7 +4972,7 @@
           <w:left w:val="single" w:color="C00000" w:sz="18" w:space="8"/>
         </w:pBdr>
         <w:shd w:fill="FFF3F3" w:val="clear"/>
-        <w:spacing w:after="180" w:before="120" w:line="280"/>
+        <w:spacing w:after="180" w:before="120" w:line="280" w:lineRule="exact"/>
         <w:ind w:left="200" w:right="200"/>
       </w:pPr>
       <w:r>
@@ -5156,7 +5034,7 @@
     </w:p>
     <w:p>
       <w:pPr>
-        <w:spacing w:after="120" w:line="300"/>
+        <w:spacing w:after="120" w:line="300" w:lineRule="exact"/>
       </w:pPr>
       <w:r>
         <w:rPr>
@@ -5173,7 +5051,7 @@
           <w:left w:val="single" w:color="C00000" w:sz="18" w:space="8"/>
         </w:pBdr>
         <w:shd w:fill="FFF3F3" w:val="clear"/>
-        <w:spacing w:after="180" w:before="120" w:line="280"/>
+        <w:spacing w:after="180" w:before="120" w:line="280" w:lineRule="exact"/>
         <w:ind w:left="200" w:right="200"/>
       </w:pPr>
       <w:r>
@@ -5222,7 +5100,7 @@
           </w:tcPr>
           <w:p>
             <w:pPr>
-              <w:spacing w:after="0" w:line="240"/>
+              <w:spacing w:after="0" w:line="240" w:lineRule="exact"/>
               <w:jc w:val="center"/>
             </w:pPr>
             <w:r>
@@ -5251,7 +5129,7 @@
           </w:tcPr>
           <w:p>
             <w:pPr>
-              <w:spacing w:after="0" w:line="240"/>
+              <w:spacing w:after="0" w:line="240" w:lineRule="exact"/>
               <w:jc w:val="center"/>
             </w:pPr>
             <w:r>
@@ -5280,7 +5158,7 @@
           </w:tcPr>
           <w:p>
             <w:pPr>
-              <w:spacing w:after="0" w:line="240"/>
+              <w:spacing w:after="0" w:line="240" w:lineRule="exact"/>
               <w:jc w:val="center"/>
             </w:pPr>
             <w:r>
@@ -5314,7 +5192,7 @@
           </w:tcPr>
           <w:p>
             <w:pPr>
-              <w:spacing w:after="0" w:line="240"/>
+              <w:spacing w:after="0" w:line="240" w:lineRule="exact"/>
             </w:pPr>
             <w:r>
               <w:rPr>
@@ -5342,7 +5220,7 @@
           </w:tcPr>
           <w:p>
             <w:pPr>
-              <w:spacing w:after="0" w:line="240"/>
+              <w:spacing w:after="0" w:line="240" w:lineRule="exact"/>
             </w:pPr>
             <w:r>
               <w:rPr>
@@ -5370,7 +5248,7 @@
           </w:tcPr>
           <w:p>
             <w:pPr>
-              <w:spacing w:after="0" w:line="240"/>
+              <w:spacing w:after="0" w:line="240" w:lineRule="exact"/>
             </w:pPr>
             <w:r>
               <w:rPr>
@@ -5403,7 +5281,7 @@
           </w:tcPr>
           <w:p>
             <w:pPr>
-              <w:spacing w:after="0" w:line="240"/>
+              <w:spacing w:after="0" w:line="240" w:lineRule="exact"/>
             </w:pPr>
             <w:r>
               <w:rPr>
@@ -5431,7 +5309,7 @@
           </w:tcPr>
           <w:p>
             <w:pPr>
-              <w:spacing w:after="0" w:line="240"/>
+              <w:spacing w:after="0" w:line="240" w:lineRule="exact"/>
             </w:pPr>
             <w:r>
               <w:rPr>
@@ -5459,7 +5337,7 @@
           </w:tcPr>
           <w:p>
             <w:pPr>
-              <w:spacing w:after="0" w:line="240"/>
+              <w:spacing w:after="0" w:line="240" w:lineRule="exact"/>
             </w:pPr>
             <w:r>
               <w:rPr>
@@ -5492,7 +5370,7 @@
           </w:tcPr>
           <w:p>
             <w:pPr>
-              <w:spacing w:after="0" w:line="240"/>
+              <w:spacing w:after="0" w:line="240" w:lineRule="exact"/>
             </w:pPr>
             <w:r>
               <w:rPr>
@@ -5520,7 +5398,7 @@
           </w:tcPr>
           <w:p>
             <w:pPr>
-              <w:spacing w:after="0" w:line="240"/>
+              <w:spacing w:after="0" w:line="240" w:lineRule="exact"/>
             </w:pPr>
             <w:r>
               <w:rPr>
@@ -5548,7 +5426,7 @@
           </w:tcPr>
           <w:p>
             <w:pPr>
-              <w:spacing w:after="0" w:line="240"/>
+              <w:spacing w:after="0" w:line="240" w:lineRule="exact"/>
             </w:pPr>
             <w:r>
               <w:rPr>
@@ -5567,7 +5445,7 @@
     </w:tbl>
     <w:p>
       <w:pPr>
-        <w:spacing w:after="160" w:line="300"/>
+        <w:spacing w:after="160" w:line="300" w:lineRule="exact"/>
       </w:pPr>
       <w:r>
         <w:rPr>
@@ -5614,7 +5492,7 @@
           </w:tcPr>
           <w:p>
             <w:pPr>
-              <w:spacing w:after="0" w:line="240"/>
+              <w:spacing w:after="0" w:line="240" w:lineRule="exact"/>
               <w:jc w:val="center"/>
             </w:pPr>
             <w:r>
@@ -5643,7 +5521,7 @@
           </w:tcPr>
           <w:p>
             <w:pPr>
-              <w:spacing w:after="0" w:line="240"/>
+              <w:spacing w:after="0" w:line="240" w:lineRule="exact"/>
               <w:jc w:val="center"/>
             </w:pPr>
             <w:r>
@@ -5672,7 +5550,7 @@
           </w:tcPr>
           <w:p>
             <w:pPr>
-              <w:spacing w:after="0" w:line="240"/>
+              <w:spacing w:after="0" w:line="240" w:lineRule="exact"/>
               <w:jc w:val="center"/>
             </w:pPr>
             <w:r>
@@ -5706,7 +5584,7 @@
           </w:tcPr>
           <w:p>
             <w:pPr>
-              <w:spacing w:after="0" w:line="240"/>
+              <w:spacing w:after="0" w:line="240" w:lineRule="exact"/>
             </w:pPr>
             <w:r>
               <w:rPr>
@@ -5734,7 +5612,7 @@
           </w:tcPr>
           <w:p>
             <w:pPr>
-              <w:spacing w:after="0" w:line="240"/>
+              <w:spacing w:after="0" w:line="240" w:lineRule="exact"/>
             </w:pPr>
             <w:r>
               <w:rPr>
@@ -5762,7 +5640,7 @@
           </w:tcPr>
           <w:p>
             <w:pPr>
-              <w:spacing w:after="0" w:line="240"/>
+              <w:spacing w:after="0" w:line="240" w:lineRule="exact"/>
             </w:pPr>
             <w:r>
               <w:rPr>
@@ -5795,7 +5673,7 @@
           </w:tcPr>
           <w:p>
             <w:pPr>
-              <w:spacing w:after="0" w:line="240"/>
+              <w:spacing w:after="0" w:line="240" w:lineRule="exact"/>
             </w:pPr>
             <w:r>
               <w:rPr>
@@ -5823,7 +5701,7 @@
           </w:tcPr>
           <w:p>
             <w:pPr>
-              <w:spacing w:after="0" w:line="240"/>
+              <w:spacing w:after="0" w:line="240" w:lineRule="exact"/>
             </w:pPr>
             <w:r>
               <w:rPr>
@@ -5851,7 +5729,7 @@
           </w:tcPr>
           <w:p>
             <w:pPr>
-              <w:spacing w:after="0" w:line="240"/>
+              <w:spacing w:after="0" w:line="240" w:lineRule="exact"/>
             </w:pPr>
             <w:r>
               <w:rPr>
@@ -5884,7 +5762,7 @@
           </w:tcPr>
           <w:p>
             <w:pPr>
-              <w:spacing w:after="0" w:line="240"/>
+              <w:spacing w:after="0" w:line="240" w:lineRule="exact"/>
             </w:pPr>
             <w:r>
               <w:rPr>
@@ -5912,7 +5790,7 @@
           </w:tcPr>
           <w:p>
             <w:pPr>
-              <w:spacing w:after="0" w:line="240"/>
+              <w:spacing w:after="0" w:line="240" w:lineRule="exact"/>
             </w:pPr>
             <w:r>
               <w:rPr>
@@ -5940,7 +5818,7 @@
           </w:tcPr>
           <w:p>
             <w:pPr>
-              <w:spacing w:after="0" w:line="240"/>
+              <w:spacing w:after="0" w:line="240" w:lineRule="exact"/>
             </w:pPr>
             <w:r>
               <w:rPr>
@@ -5973,7 +5851,7 @@
           </w:tcPr>
           <w:p>
             <w:pPr>
-              <w:spacing w:after="0" w:line="240"/>
+              <w:spacing w:after="0" w:line="240" w:lineRule="exact"/>
             </w:pPr>
             <w:r>
               <w:rPr>
@@ -6001,7 +5879,7 @@
           </w:tcPr>
           <w:p>
             <w:pPr>
-              <w:spacing w:after="0" w:line="240"/>
+              <w:spacing w:after="0" w:line="240" w:lineRule="exact"/>
             </w:pPr>
             <w:r>
               <w:rPr>
@@ -6029,7 +5907,7 @@
           </w:tcPr>
           <w:p>
             <w:pPr>
-              <w:spacing w:after="0" w:line="240"/>
+              <w:spacing w:after="0" w:line="240" w:lineRule="exact"/>
             </w:pPr>
             <w:r>
               <w:rPr>
@@ -6048,7 +5926,7 @@
     </w:tbl>
     <w:p>
       <w:pPr>
-        <w:spacing w:after="160" w:line="300"/>
+        <w:spacing w:after="160" w:line="300" w:lineRule="exact"/>
       </w:pPr>
       <w:r>
         <w:rPr>
@@ -6083,7 +5961,7 @@
     </w:p>
     <w:p>
       <w:pPr>
-        <w:spacing w:after="120" w:line="300"/>
+        <w:spacing w:after="120" w:line="300" w:lineRule="exact"/>
       </w:pPr>
       <w:r>
         <w:rPr>
@@ -6096,7 +5974,7 @@
     </w:p>
     <w:p>
       <w:pPr>
-        <w:spacing w:after="120" w:line="300"/>
+        <w:spacing w:after="120" w:line="300" w:lineRule="exact"/>
       </w:pPr>
       <w:r>
         <w:rPr>
@@ -6143,7 +6021,7 @@
           </w:tcPr>
           <w:p>
             <w:pPr>
-              <w:spacing w:after="0" w:line="240"/>
+              <w:spacing w:after="0" w:line="240" w:lineRule="exact"/>
               <w:jc w:val="center"/>
             </w:pPr>
             <w:r>
@@ -6172,7 +6050,7 @@
           </w:tcPr>
           <w:p>
             <w:pPr>
-              <w:spacing w:after="0" w:line="240"/>
+              <w:spacing w:after="0" w:line="240" w:lineRule="exact"/>
               <w:jc w:val="center"/>
             </w:pPr>
             <w:r>
@@ -6201,7 +6079,7 @@
           </w:tcPr>
           <w:p>
             <w:pPr>
-              <w:spacing w:after="0" w:line="240"/>
+              <w:spacing w:after="0" w:line="240" w:lineRule="exact"/>
               <w:jc w:val="center"/>
             </w:pPr>
             <w:r>
@@ -6235,7 +6113,7 @@
           </w:tcPr>
           <w:p>
             <w:pPr>
-              <w:spacing w:after="0" w:line="240"/>
+              <w:spacing w:after="0" w:line="240" w:lineRule="exact"/>
             </w:pPr>
             <w:r>
               <w:rPr>
@@ -6263,7 +6141,7 @@
           </w:tcPr>
           <w:p>
             <w:pPr>
-              <w:spacing w:after="0" w:line="240"/>
+              <w:spacing w:after="0" w:line="240" w:lineRule="exact"/>
             </w:pPr>
             <w:r>
               <w:rPr>
@@ -6291,7 +6169,7 @@
           </w:tcPr>
           <w:p>
             <w:pPr>
-              <w:spacing w:after="0" w:line="240"/>
+              <w:spacing w:after="0" w:line="240" w:lineRule="exact"/>
             </w:pPr>
             <w:r>
               <w:rPr>
@@ -6324,7 +6202,7 @@
           </w:tcPr>
           <w:p>
             <w:pPr>
-              <w:spacing w:after="0" w:line="240"/>
+              <w:spacing w:after="0" w:line="240" w:lineRule="exact"/>
             </w:pPr>
             <w:r>
               <w:rPr>
@@ -6352,7 +6230,7 @@
           </w:tcPr>
           <w:p>
             <w:pPr>
-              <w:spacing w:after="0" w:line="240"/>
+              <w:spacing w:after="0" w:line="240" w:lineRule="exact"/>
             </w:pPr>
             <w:r>
               <w:rPr>
@@ -6380,7 +6258,7 @@
           </w:tcPr>
           <w:p>
             <w:pPr>
-              <w:spacing w:after="0" w:line="240"/>
+              <w:spacing w:after="0" w:line="240" w:lineRule="exact"/>
             </w:pPr>
             <w:r>
               <w:rPr>
@@ -6399,7 +6277,7 @@
     </w:tbl>
     <w:p>
       <w:pPr>
-        <w:spacing w:after="160" w:line="300"/>
+        <w:spacing w:after="160" w:line="300" w:lineRule="exact"/>
       </w:pPr>
       <w:r>
         <w:rPr>
@@ -6412,7 +6290,7 @@
     </w:p>
     <w:p>
       <w:pPr>
-        <w:spacing w:after="120" w:line="300"/>
+        <w:spacing w:after="120" w:line="300" w:lineRule="exact"/>
       </w:pPr>
       <w:r>
         <w:rPr>
@@ -6459,7 +6337,7 @@
           </w:tcPr>
           <w:p>
             <w:pPr>
-              <w:spacing w:after="0" w:line="240"/>
+              <w:spacing w:after="0" w:line="240" w:lineRule="exact"/>
               <w:jc w:val="center"/>
             </w:pPr>
             <w:r>
@@ -6488,7 +6366,7 @@
           </w:tcPr>
           <w:p>
             <w:pPr>
-              <w:spacing w:after="0" w:line="240"/>
+              <w:spacing w:after="0" w:line="240" w:lineRule="exact"/>
               <w:jc w:val="center"/>
             </w:pPr>
             <w:r>
@@ -6517,7 +6395,7 @@
           </w:tcPr>
           <w:p>
             <w:pPr>
-              <w:spacing w:after="0" w:line="240"/>
+              <w:spacing w:after="0" w:line="240" w:lineRule="exact"/>
               <w:jc w:val="center"/>
             </w:pPr>
             <w:r>
@@ -6551,7 +6429,7 @@
           </w:tcPr>
           <w:p>
             <w:pPr>
-              <w:spacing w:after="0" w:line="240"/>
+              <w:spacing w:after="0" w:line="240" w:lineRule="exact"/>
             </w:pPr>
             <w:r>
               <w:rPr>
@@ -6579,7 +6457,7 @@
           </w:tcPr>
           <w:p>
             <w:pPr>
-              <w:spacing w:after="0" w:line="240"/>
+              <w:spacing w:after="0" w:line="240" w:lineRule="exact"/>
             </w:pPr>
             <w:r>
               <w:rPr>
@@ -6607,7 +6485,7 @@
           </w:tcPr>
           <w:p>
             <w:pPr>
-              <w:spacing w:after="0" w:line="240"/>
+              <w:spacing w:after="0" w:line="240" w:lineRule="exact"/>
             </w:pPr>
             <w:r>
               <w:rPr>
@@ -6626,7 +6504,7 @@
     </w:tbl>
     <w:p>
       <w:pPr>
-        <w:spacing w:after="160" w:line="300"/>
+        <w:spacing w:after="160" w:line="300" w:lineRule="exact"/>
       </w:pPr>
       <w:r>
         <w:rPr>
@@ -6643,7 +6521,7 @@
           <w:left w:val="single" w:color="C00000" w:sz="18" w:space="8"/>
         </w:pBdr>
         <w:shd w:fill="FFF3F3" w:val="clear"/>
-        <w:spacing w:after="180" w:before="120" w:line="280"/>
+        <w:spacing w:after="180" w:before="120" w:line="280" w:lineRule="exact"/>
         <w:ind w:left="200" w:right="200"/>
       </w:pPr>
       <w:r>
@@ -6705,7 +6583,7 @@
     </w:p>
     <w:p>
       <w:pPr>
-        <w:spacing w:after="120" w:line="300"/>
+        <w:spacing w:after="120" w:line="300" w:lineRule="exact"/>
       </w:pPr>
       <w:r>
         <w:rPr>
@@ -6722,7 +6600,7 @@
           <w:left w:val="single" w:color="C00000" w:sz="18" w:space="8"/>
         </w:pBdr>
         <w:shd w:fill="FFF3F3" w:val="clear"/>
-        <w:spacing w:after="180" w:before="120" w:line="280"/>
+        <w:spacing w:after="180" w:before="120" w:line="280" w:lineRule="exact"/>
         <w:ind w:left="200" w:right="200"/>
       </w:pPr>
       <w:r>
@@ -6771,7 +6649,7 @@
           </w:tcPr>
           <w:p>
             <w:pPr>
-              <w:spacing w:after="0" w:line="240"/>
+              <w:spacing w:after="0" w:line="240" w:lineRule="exact"/>
               <w:jc w:val="center"/>
             </w:pPr>
             <w:r>
@@ -6800,7 +6678,7 @@
           </w:tcPr>
           <w:p>
             <w:pPr>
-              <w:spacing w:after="0" w:line="240"/>
+              <w:spacing w:after="0" w:line="240" w:lineRule="exact"/>
               <w:jc w:val="center"/>
             </w:pPr>
             <w:r>
@@ -6829,7 +6707,7 @@
           </w:tcPr>
           <w:p>
             <w:pPr>
-              <w:spacing w:after="0" w:line="240"/>
+              <w:spacing w:after="0" w:line="240" w:lineRule="exact"/>
               <w:jc w:val="center"/>
             </w:pPr>
             <w:r>
@@ -6863,7 +6741,7 @@
           </w:tcPr>
           <w:p>
             <w:pPr>
-              <w:spacing w:after="0" w:line="240"/>
+              <w:spacing w:after="0" w:line="240" w:lineRule="exact"/>
             </w:pPr>
             <w:r>
               <w:rPr>
@@ -6891,7 +6769,7 @@
           </w:tcPr>
           <w:p>
             <w:pPr>
-              <w:spacing w:after="0" w:line="240"/>
+              <w:spacing w:after="0" w:line="240" w:lineRule="exact"/>
             </w:pPr>
             <w:r>
               <w:rPr>
@@ -6919,7 +6797,7 @@
           </w:tcPr>
           <w:p>
             <w:pPr>
-              <w:spacing w:after="0" w:line="240"/>
+              <w:spacing w:after="0" w:line="240" w:lineRule="exact"/>
             </w:pPr>
             <w:r>
               <w:rPr>
@@ -6952,7 +6830,7 @@
           </w:tcPr>
           <w:p>
             <w:pPr>
-              <w:spacing w:after="0" w:line="240"/>
+              <w:spacing w:after="0" w:line="240" w:lineRule="exact"/>
             </w:pPr>
             <w:r>
               <w:rPr>
@@ -6980,7 +6858,7 @@
           </w:tcPr>
           <w:p>
             <w:pPr>
-              <w:spacing w:after="0" w:line="240"/>
+              <w:spacing w:after="0" w:line="240" w:lineRule="exact"/>
             </w:pPr>
             <w:r>
               <w:rPr>
@@ -7008,7 +6886,7 @@
           </w:tcPr>
           <w:p>
             <w:pPr>
-              <w:spacing w:after="0" w:line="240"/>
+              <w:spacing w:after="0" w:line="240" w:lineRule="exact"/>
             </w:pPr>
             <w:r>
               <w:rPr>
@@ -7041,7 +6919,7 @@
           </w:tcPr>
           <w:p>
             <w:pPr>
-              <w:spacing w:after="0" w:line="240"/>
+              <w:spacing w:after="0" w:line="240" w:lineRule="exact"/>
             </w:pPr>
             <w:r>
               <w:rPr>
@@ -7069,7 +6947,7 @@
           </w:tcPr>
           <w:p>
             <w:pPr>
-              <w:spacing w:after="0" w:line="240"/>
+              <w:spacing w:after="0" w:line="240" w:lineRule="exact"/>
             </w:pPr>
             <w:r>
               <w:rPr>
@@ -7097,7 +6975,7 @@
           </w:tcPr>
           <w:p>
             <w:pPr>
-              <w:spacing w:after="0" w:line="240"/>
+              <w:spacing w:after="0" w:line="240" w:lineRule="exact"/>
             </w:pPr>
             <w:r>
               <w:rPr>
@@ -7130,7 +7008,7 @@
           </w:tcPr>
           <w:p>
             <w:pPr>
-              <w:spacing w:after="0" w:line="240"/>
+              <w:spacing w:after="0" w:line="240" w:lineRule="exact"/>
             </w:pPr>
             <w:r>
               <w:rPr>
@@ -7158,7 +7036,7 @@
           </w:tcPr>
           <w:p>
             <w:pPr>
-              <w:spacing w:after="0" w:line="240"/>
+              <w:spacing w:after="0" w:line="240" w:lineRule="exact"/>
             </w:pPr>
             <w:r>
               <w:rPr>
@@ -7186,7 +7064,7 @@
           </w:tcPr>
           <w:p>
             <w:pPr>
-              <w:spacing w:after="0" w:line="240"/>
+              <w:spacing w:after="0" w:line="240" w:lineRule="exact"/>
             </w:pPr>
             <w:r>
               <w:rPr>
@@ -7205,7 +7083,7 @@
     </w:tbl>
     <w:p>
       <w:pPr>
-        <w:spacing w:after="160" w:line="300"/>
+        <w:spacing w:after="160" w:line="300" w:lineRule="exact"/>
       </w:pPr>
       <w:r>
         <w:rPr>
@@ -7218,7 +7096,7 @@
     </w:p>
     <w:p>
       <w:pPr>
-        <w:spacing w:after="120" w:line="300"/>
+        <w:spacing w:after="120" w:line="300" w:lineRule="exact"/>
       </w:pPr>
       <w:r>
         <w:rPr>
@@ -7270,7 +7148,7 @@
           </w:tcPr>
           <w:p>
             <w:pPr>
-              <w:spacing w:after="0" w:line="240"/>
+              <w:spacing w:after="0" w:line="240" w:lineRule="exact"/>
               <w:jc w:val="center"/>
             </w:pPr>
             <w:r>
@@ -7299,7 +7177,7 @@
           </w:tcPr>
           <w:p>
             <w:pPr>
-              <w:spacing w:after="0" w:line="240"/>
+              <w:spacing w:after="0" w:line="240" w:lineRule="exact"/>
               <w:jc w:val="center"/>
             </w:pPr>
             <w:r>
@@ -7328,7 +7206,7 @@
           </w:tcPr>
           <w:p>
             <w:pPr>
-              <w:spacing w:after="0" w:line="240"/>
+              <w:spacing w:after="0" w:line="240" w:lineRule="exact"/>
               <w:jc w:val="center"/>
             </w:pPr>
             <w:r>
@@ -7357,7 +7235,7 @@
           </w:tcPr>
           <w:p>
             <w:pPr>
-              <w:spacing w:after="0" w:line="240"/>
+              <w:spacing w:after="0" w:line="240" w:lineRule="exact"/>
               <w:jc w:val="center"/>
             </w:pPr>
             <w:r>
@@ -7386,7 +7264,7 @@
           </w:tcPr>
           <w:p>
             <w:pPr>
-              <w:spacing w:after="0" w:line="240"/>
+              <w:spacing w:after="0" w:line="240" w:lineRule="exact"/>
               <w:jc w:val="center"/>
             </w:pPr>
             <w:r>
@@ -7415,7 +7293,7 @@
           </w:tcPr>
           <w:p>
             <w:pPr>
-              <w:spacing w:after="0" w:line="240"/>
+              <w:spacing w:after="0" w:line="240" w:lineRule="exact"/>
               <w:jc w:val="center"/>
             </w:pPr>
             <w:r>
@@ -7444,7 +7322,7 @@
           </w:tcPr>
           <w:p>
             <w:pPr>
-              <w:spacing w:after="0" w:line="240"/>
+              <w:spacing w:after="0" w:line="240" w:lineRule="exact"/>
               <w:jc w:val="center"/>
             </w:pPr>
             <w:r>
@@ -7473,7 +7351,7 @@
           </w:tcPr>
           <w:p>
             <w:pPr>
-              <w:spacing w:after="0" w:line="240"/>
+              <w:spacing w:after="0" w:line="240" w:lineRule="exact"/>
               <w:jc w:val="center"/>
             </w:pPr>
             <w:r>
@@ -7507,7 +7385,7 @@
           </w:tcPr>
           <w:p>
             <w:pPr>
-              <w:spacing w:after="0" w:line="240"/>
+              <w:spacing w:after="0" w:line="240" w:lineRule="exact"/>
             </w:pPr>
             <w:r>
               <w:rPr>
@@ -7535,7 +7413,7 @@
           </w:tcPr>
           <w:p>
             <w:pPr>
-              <w:spacing w:after="0" w:line="240"/>
+              <w:spacing w:after="0" w:line="240" w:lineRule="exact"/>
             </w:pPr>
             <w:r>
               <w:rPr>
@@ -7563,7 +7441,7 @@
           </w:tcPr>
           <w:p>
             <w:pPr>
-              <w:spacing w:after="0" w:line="240"/>
+              <w:spacing w:after="0" w:line="240" w:lineRule="exact"/>
             </w:pPr>
             <w:r>
               <w:rPr>
@@ -7591,7 +7469,7 @@
           </w:tcPr>
           <w:p>
             <w:pPr>
-              <w:spacing w:after="0" w:line="240"/>
+              <w:spacing w:after="0" w:line="240" w:lineRule="exact"/>
             </w:pPr>
             <w:r>
               <w:rPr>
@@ -7619,7 +7497,7 @@
           </w:tcPr>
           <w:p>
             <w:pPr>
-              <w:spacing w:after="0" w:line="240"/>
+              <w:spacing w:after="0" w:line="240" w:lineRule="exact"/>
             </w:pPr>
             <w:r>
               <w:rPr>
@@ -7647,7 +7525,7 @@
           </w:tcPr>
           <w:p>
             <w:pPr>
-              <w:spacing w:after="0" w:line="240"/>
+              <w:spacing w:after="0" w:line="240" w:lineRule="exact"/>
             </w:pPr>
             <w:r>
               <w:rPr>
@@ -7675,7 +7553,7 @@
           </w:tcPr>
           <w:p>
             <w:pPr>
-              <w:spacing w:after="0" w:line="240"/>
+              <w:spacing w:after="0" w:line="240" w:lineRule="exact"/>
             </w:pPr>
             <w:r>
               <w:rPr>
@@ -7703,7 +7581,7 @@
           </w:tcPr>
           <w:p>
             <w:pPr>
-              <w:spacing w:after="0" w:line="240"/>
+              <w:spacing w:after="0" w:line="240" w:lineRule="exact"/>
             </w:pPr>
             <w:r>
               <w:rPr>
@@ -7736,7 +7614,7 @@
           </w:tcPr>
           <w:p>
             <w:pPr>
-              <w:spacing w:after="0" w:line="240"/>
+              <w:spacing w:after="0" w:line="240" w:lineRule="exact"/>
             </w:pPr>
             <w:r>
               <w:rPr>
@@ -7764,7 +7642,7 @@
           </w:tcPr>
           <w:p>
             <w:pPr>
-              <w:spacing w:after="0" w:line="240"/>
+              <w:spacing w:after="0" w:line="240" w:lineRule="exact"/>
             </w:pPr>
             <w:r>
               <w:rPr>
@@ -7792,7 +7670,7 @@
           </w:tcPr>
           <w:p>
             <w:pPr>
-              <w:spacing w:after="0" w:line="240"/>
+              <w:spacing w:after="0" w:line="240" w:lineRule="exact"/>
             </w:pPr>
             <w:r>
               <w:rPr>
@@ -7820,7 +7698,7 @@
           </w:tcPr>
           <w:p>
             <w:pPr>
-              <w:spacing w:after="0" w:line="240"/>
+              <w:spacing w:after="0" w:line="240" w:lineRule="exact"/>
             </w:pPr>
             <w:r>
               <w:rPr>
@@ -7848,7 +7726,7 @@
           </w:tcPr>
           <w:p>
             <w:pPr>
-              <w:spacing w:after="0" w:line="240"/>
+              <w:spacing w:after="0" w:line="240" w:lineRule="exact"/>
             </w:pPr>
             <w:r>
               <w:rPr>
@@ -7876,7 +7754,7 @@
           </w:tcPr>
           <w:p>
             <w:pPr>
-              <w:spacing w:after="0" w:line="240"/>
+              <w:spacing w:after="0" w:line="240" w:lineRule="exact"/>
             </w:pPr>
             <w:r>
               <w:rPr>
@@ -7904,7 +7782,7 @@
           </w:tcPr>
           <w:p>
             <w:pPr>
-              <w:spacing w:after="0" w:line="240"/>
+              <w:spacing w:after="0" w:line="240" w:lineRule="exact"/>
             </w:pPr>
             <w:r>
               <w:rPr>
@@ -7932,7 +7810,7 @@
           </w:tcPr>
           <w:p>
             <w:pPr>
-              <w:spacing w:after="0" w:line="240"/>
+              <w:spacing w:after="0" w:line="240" w:lineRule="exact"/>
             </w:pPr>
             <w:r>
               <w:rPr>
@@ -7965,7 +7843,7 @@
           </w:tcPr>
           <w:p>
             <w:pPr>
-              <w:spacing w:after="0" w:line="240"/>
+              <w:spacing w:after="0" w:line="240" w:lineRule="exact"/>
             </w:pPr>
             <w:r>
               <w:rPr>
@@ -7993,7 +7871,7 @@
           </w:tcPr>
           <w:p>
             <w:pPr>
-              <w:spacing w:after="0" w:line="240"/>
+              <w:spacing w:after="0" w:line="240" w:lineRule="exact"/>
             </w:pPr>
             <w:r>
               <w:rPr>
@@ -8021,7 +7899,7 @@
           </w:tcPr>
           <w:p>
             <w:pPr>
-              <w:spacing w:after="0" w:line="240"/>
+              <w:spacing w:after="0" w:line="240" w:lineRule="exact"/>
             </w:pPr>
             <w:r>
               <w:rPr>
@@ -8049,7 +7927,7 @@
           </w:tcPr>
           <w:p>
             <w:pPr>
-              <w:spacing w:after="0" w:line="240"/>
+              <w:spacing w:after="0" w:line="240" w:lineRule="exact"/>
             </w:pPr>
             <w:r>
               <w:rPr>
@@ -8077,7 +7955,7 @@
           </w:tcPr>
           <w:p>
             <w:pPr>
-              <w:spacing w:after="0" w:line="240"/>
+              <w:spacing w:after="0" w:line="240" w:lineRule="exact"/>
             </w:pPr>
             <w:r>
               <w:rPr>
@@ -8105,7 +7983,7 @@
           </w:tcPr>
           <w:p>
             <w:pPr>
-              <w:spacing w:after="0" w:line="240"/>
+              <w:spacing w:after="0" w:line="240" w:lineRule="exact"/>
             </w:pPr>
             <w:r>
               <w:rPr>
@@ -8133,7 +8011,7 @@
           </w:tcPr>
           <w:p>
             <w:pPr>
-              <w:spacing w:after="0" w:line="240"/>
+              <w:spacing w:after="0" w:line="240" w:lineRule="exact"/>
             </w:pPr>
             <w:r>
               <w:rPr>
@@ -8161,7 +8039,7 @@
           </w:tcPr>
           <w:p>
             <w:pPr>
-              <w:spacing w:after="0" w:line="240"/>
+              <w:spacing w:after="0" w:line="240" w:lineRule="exact"/>
             </w:pPr>
             <w:r>
               <w:rPr>
@@ -8180,7 +8058,7 @@
     </w:tbl>
     <w:p>
       <w:pPr>
-        <w:spacing w:after="160" w:line="300"/>
+        <w:spacing w:after="160" w:line="300" w:lineRule="exact"/>
       </w:pPr>
       <w:r>
         <w:rPr>
@@ -8197,7 +8075,7 @@
           <w:left w:val="single" w:color="BF8F00" w:sz="18" w:space="8"/>
         </w:pBdr>
         <w:shd w:fill="FFF2CC" w:val="clear"/>
-        <w:spacing w:after="200" w:before="140" w:line="300"/>
+        <w:spacing w:after="200" w:before="140" w:line="300" w:lineRule="exact"/>
         <w:ind w:left="200" w:right="200"/>
       </w:pPr>
       <w:r>
@@ -8247,7 +8125,7 @@
           </w:tcPr>
           <w:p>
             <w:pPr>
-              <w:spacing w:after="0" w:line="240"/>
+              <w:spacing w:after="0" w:line="240" w:lineRule="exact"/>
               <w:jc w:val="center"/>
             </w:pPr>
             <w:r>
@@ -8276,7 +8154,7 @@
           </w:tcPr>
           <w:p>
             <w:pPr>
-              <w:spacing w:after="0" w:line="240"/>
+              <w:spacing w:after="0" w:line="240" w:lineRule="exact"/>
               <w:jc w:val="center"/>
             </w:pPr>
             <w:r>
@@ -8305,7 +8183,7 @@
           </w:tcPr>
           <w:p>
             <w:pPr>
-              <w:spacing w:after="0" w:line="240"/>
+              <w:spacing w:after="0" w:line="240" w:lineRule="exact"/>
               <w:jc w:val="center"/>
             </w:pPr>
             <w:r>
@@ -8339,7 +8217,7 @@
           </w:tcPr>
           <w:p>
             <w:pPr>
-              <w:spacing w:after="0" w:line="240"/>
+              <w:spacing w:after="0" w:line="240" w:lineRule="exact"/>
             </w:pPr>
             <w:r>
               <w:rPr>
@@ -8367,7 +8245,7 @@
           </w:tcPr>
           <w:p>
             <w:pPr>
-              <w:spacing w:after="0" w:line="240"/>
+              <w:spacing w:after="0" w:line="240" w:lineRule="exact"/>
             </w:pPr>
             <w:r>
               <w:rPr>
@@ -8395,7 +8273,7 @@
           </w:tcPr>
           <w:p>
             <w:pPr>
-              <w:spacing w:after="0" w:line="240"/>
+              <w:spacing w:after="0" w:line="240" w:lineRule="exact"/>
             </w:pPr>
             <w:r>
               <w:rPr>
@@ -8428,7 +8306,7 @@
           </w:tcPr>
           <w:p>
             <w:pPr>
-              <w:spacing w:after="0" w:line="240"/>
+              <w:spacing w:after="0" w:line="240" w:lineRule="exact"/>
             </w:pPr>
             <w:r>
               <w:rPr>
@@ -8456,7 +8334,7 @@
           </w:tcPr>
           <w:p>
             <w:pPr>
-              <w:spacing w:after="0" w:line="240"/>
+              <w:spacing w:after="0" w:line="240" w:lineRule="exact"/>
             </w:pPr>
             <w:r>
               <w:rPr>
@@ -8484,7 +8362,7 @@
           </w:tcPr>
           <w:p>
             <w:pPr>
-              <w:spacing w:after="0" w:line="240"/>
+              <w:spacing w:after="0" w:line="240" w:lineRule="exact"/>
             </w:pPr>
             <w:r>
               <w:rPr>
@@ -8503,7 +8381,7 @@
     </w:tbl>
     <w:p>
       <w:pPr>
-        <w:spacing w:after="160" w:line="300"/>
+        <w:spacing w:after="160" w:line="300" w:lineRule="exact"/>
       </w:pPr>
       <w:r>
         <w:rPr>
@@ -8538,7 +8416,7 @@
     </w:p>
     <w:p>
       <w:pPr>
-        <w:spacing w:after="120" w:line="300"/>
+        <w:spacing w:after="120" w:line="300" w:lineRule="exact"/>
       </w:pPr>
       <w:r>
         <w:rPr>
@@ -8585,7 +8463,7 @@
           </w:tcPr>
           <w:p>
             <w:pPr>
-              <w:spacing w:after="0" w:line="240"/>
+              <w:spacing w:after="0" w:line="240" w:lineRule="exact"/>
               <w:jc w:val="center"/>
             </w:pPr>
             <w:r>
@@ -8614,7 +8492,7 @@
           </w:tcPr>
           <w:p>
             <w:pPr>
-              <w:spacing w:after="0" w:line="240"/>
+              <w:spacing w:after="0" w:line="240" w:lineRule="exact"/>
               <w:jc w:val="center"/>
             </w:pPr>
             <w:r>
@@ -8643,7 +8521,7 @@
           </w:tcPr>
           <w:p>
             <w:pPr>
-              <w:spacing w:after="0" w:line="240"/>
+              <w:spacing w:after="0" w:line="240" w:lineRule="exact"/>
               <w:jc w:val="center"/>
             </w:pPr>
             <w:r>
@@ -8677,7 +8555,7 @@
           </w:tcPr>
           <w:p>
             <w:pPr>
-              <w:spacing w:after="0" w:line="240"/>
+              <w:spacing w:after="0" w:line="240" w:lineRule="exact"/>
             </w:pPr>
             <w:r>
               <w:rPr>
@@ -8705,7 +8583,7 @@
           </w:tcPr>
           <w:p>
             <w:pPr>
-              <w:spacing w:after="0" w:line="240"/>
+              <w:spacing w:after="0" w:line="240" w:lineRule="exact"/>
             </w:pPr>
             <w:r>
               <w:rPr>
@@ -8733,7 +8611,7 @@
           </w:tcPr>
           <w:p>
             <w:pPr>
-              <w:spacing w:after="0" w:line="240"/>
+              <w:spacing w:after="0" w:line="240" w:lineRule="exact"/>
             </w:pPr>
             <w:r>
               <w:rPr>
@@ -8766,7 +8644,7 @@
           </w:tcPr>
           <w:p>
             <w:pPr>
-              <w:spacing w:after="0" w:line="240"/>
+              <w:spacing w:after="0" w:line="240" w:lineRule="exact"/>
             </w:pPr>
             <w:r>
               <w:rPr>
@@ -8794,7 +8672,7 @@
           </w:tcPr>
           <w:p>
             <w:pPr>
-              <w:spacing w:after="0" w:line="240"/>
+              <w:spacing w:after="0" w:line="240" w:lineRule="exact"/>
             </w:pPr>
             <w:r>
               <w:rPr>
@@ -8822,7 +8700,7 @@
           </w:tcPr>
           <w:p>
             <w:pPr>
-              <w:spacing w:after="0" w:line="240"/>
+              <w:spacing w:after="0" w:line="240" w:lineRule="exact"/>
             </w:pPr>
             <w:r>
               <w:rPr>
@@ -8841,7 +8719,7 @@
     </w:tbl>
     <w:p>
       <w:pPr>
-        <w:spacing w:after="160" w:line="300"/>
+        <w:spacing w:after="160" w:line="300" w:lineRule="exact"/>
       </w:pPr>
       <w:r>
         <w:rPr>
@@ -8888,7 +8766,7 @@
           </w:tcPr>
           <w:p>
             <w:pPr>
-              <w:spacing w:after="0" w:line="240"/>
+              <w:spacing w:after="0" w:line="240" w:lineRule="exact"/>
               <w:jc w:val="center"/>
             </w:pPr>
             <w:r>
@@ -8917,7 +8795,7 @@
           </w:tcPr>
           <w:p>
             <w:pPr>
-              <w:spacing w:after="0" w:line="240"/>
+              <w:spacing w:after="0" w:line="240" w:lineRule="exact"/>
               <w:jc w:val="center"/>
             </w:pPr>
             <w:r>
@@ -8946,7 +8824,7 @@
           </w:tcPr>
           <w:p>
             <w:pPr>
-              <w:spacing w:after="0" w:line="240"/>
+              <w:spacing w:after="0" w:line="240" w:lineRule="exact"/>
               <w:jc w:val="center"/>
             </w:pPr>
             <w:r>
@@ -8980,7 +8858,7 @@
           </w:tcPr>
           <w:p>
             <w:pPr>
-              <w:spacing w:after="0" w:line="240"/>
+              <w:spacing w:after="0" w:line="240" w:lineRule="exact"/>
             </w:pPr>
             <w:r>
               <w:rPr>
@@ -9008,7 +8886,7 @@
           </w:tcPr>
           <w:p>
             <w:pPr>
-              <w:spacing w:after="0" w:line="240"/>
+              <w:spacing w:after="0" w:line="240" w:lineRule="exact"/>
             </w:pPr>
             <w:r>
               <w:rPr>
@@ -9036,7 +8914,7 @@
           </w:tcPr>
           <w:p>
             <w:pPr>
-              <w:spacing w:after="0" w:line="240"/>
+              <w:spacing w:after="0" w:line="240" w:lineRule="exact"/>
             </w:pPr>
             <w:r>
               <w:rPr>
@@ -9069,7 +8947,7 @@
           </w:tcPr>
           <w:p>
             <w:pPr>
-              <w:spacing w:after="0" w:line="240"/>
+              <w:spacing w:after="0" w:line="240" w:lineRule="exact"/>
             </w:pPr>
             <w:r>
               <w:rPr>
@@ -9097,7 +8975,7 @@
           </w:tcPr>
           <w:p>
             <w:pPr>
-              <w:spacing w:after="0" w:line="240"/>
+              <w:spacing w:after="0" w:line="240" w:lineRule="exact"/>
             </w:pPr>
             <w:r>
               <w:rPr>
@@ -9125,7 +9003,7 @@
           </w:tcPr>
           <w:p>
             <w:pPr>
-              <w:spacing w:after="0" w:line="240"/>
+              <w:spacing w:after="0" w:line="240" w:lineRule="exact"/>
             </w:pPr>
             <w:r>
               <w:rPr>
@@ -9144,7 +9022,7 @@
     </w:tbl>
     <w:p>
       <w:pPr>
-        <w:spacing w:after="160" w:line="300"/>
+        <w:spacing w:after="160" w:line="300" w:lineRule="exact"/>
       </w:pPr>
       <w:r>
         <w:rPr>
@@ -9179,7 +9057,7 @@
     </w:p>
     <w:p>
       <w:pPr>
-        <w:spacing w:after="120" w:line="300"/>
+        <w:spacing w:after="120" w:line="300" w:lineRule="exact"/>
       </w:pPr>
       <w:r>
         <w:rPr>
@@ -9196,7 +9074,7 @@
           <w:left w:val="single" w:color="C00000" w:sz="18" w:space="8"/>
         </w:pBdr>
         <w:shd w:fill="FFF3F3" w:val="clear"/>
-        <w:spacing w:after="180" w:before="120" w:line="280"/>
+        <w:spacing w:after="180" w:before="120" w:line="280" w:lineRule="exact"/>
         <w:ind w:left="200" w:right="200"/>
       </w:pPr>
       <w:r>
@@ -9258,7 +9136,7 @@
     </w:p>
     <w:p>
       <w:pPr>
-        <w:spacing w:after="120" w:line="300"/>
+        <w:spacing w:after="120" w:line="300" w:lineRule="exact"/>
       </w:pPr>
       <w:r>
         <w:rPr>
@@ -9275,7 +9153,7 @@
           <w:left w:val="single" w:color="C00000" w:sz="18" w:space="8"/>
         </w:pBdr>
         <w:shd w:fill="FFF3F3" w:val="clear"/>
-        <w:spacing w:after="180" w:before="120" w:line="280"/>
+        <w:spacing w:after="180" w:before="120" w:line="280" w:lineRule="exact"/>
         <w:ind w:left="200" w:right="200"/>
       </w:pPr>
       <w:r>
@@ -9324,7 +9202,7 @@
           </w:tcPr>
           <w:p>
             <w:pPr>
-              <w:spacing w:after="0" w:line="240"/>
+              <w:spacing w:after="0" w:line="240" w:lineRule="exact"/>
               <w:jc w:val="center"/>
             </w:pPr>
             <w:r>
@@ -9353,7 +9231,7 @@
           </w:tcPr>
           <w:p>
             <w:pPr>
-              <w:spacing w:after="0" w:line="240"/>
+              <w:spacing w:after="0" w:line="240" w:lineRule="exact"/>
               <w:jc w:val="center"/>
             </w:pPr>
             <w:r>
@@ -9382,7 +9260,7 @@
           </w:tcPr>
           <w:p>
             <w:pPr>
-              <w:spacing w:after="0" w:line="240"/>
+              <w:spacing w:after="0" w:line="240" w:lineRule="exact"/>
               <w:jc w:val="center"/>
             </w:pPr>
             <w:r>
@@ -9416,7 +9294,7 @@
           </w:tcPr>
           <w:p>
             <w:pPr>
-              <w:spacing w:after="0" w:line="240"/>
+              <w:spacing w:after="0" w:line="240" w:lineRule="exact"/>
             </w:pPr>
             <w:r>
               <w:rPr>
@@ -9444,7 +9322,7 @@
           </w:tcPr>
           <w:p>
             <w:pPr>
-              <w:spacing w:after="0" w:line="240"/>
+              <w:spacing w:after="0" w:line="240" w:lineRule="exact"/>
             </w:pPr>
             <w:r>
               <w:rPr>
@@ -9472,7 +9350,7 @@
           </w:tcPr>
           <w:p>
             <w:pPr>
-              <w:spacing w:after="0" w:line="240"/>
+              <w:spacing w:after="0" w:line="240" w:lineRule="exact"/>
             </w:pPr>
             <w:r>
               <w:rPr>
@@ -9505,7 +9383,7 @@
           </w:tcPr>
           <w:p>
             <w:pPr>
-              <w:spacing w:after="0" w:line="240"/>
+              <w:spacing w:after="0" w:line="240" w:lineRule="exact"/>
             </w:pPr>
             <w:r>
               <w:rPr>
@@ -9533,7 +9411,7 @@
           </w:tcPr>
           <w:p>
             <w:pPr>
-              <w:spacing w:after="0" w:line="240"/>
+              <w:spacing w:after="0" w:line="240" w:lineRule="exact"/>
             </w:pPr>
             <w:r>
               <w:rPr>
@@ -9561,7 +9439,7 @@
           </w:tcPr>
           <w:p>
             <w:pPr>
-              <w:spacing w:after="0" w:line="240"/>
+              <w:spacing w:after="0" w:line="240" w:lineRule="exact"/>
             </w:pPr>
             <w:r>
               <w:rPr>
@@ -9580,7 +9458,7 @@
     </w:tbl>
     <w:p>
       <w:pPr>
-        <w:spacing w:after="160" w:line="300"/>
+        <w:spacing w:after="160" w:line="300" w:lineRule="exact"/>
       </w:pPr>
       <w:r>
         <w:rPr>
@@ -9615,7 +9493,7 @@
     </w:p>
     <w:p>
       <w:pPr>
-        <w:spacing w:after="120" w:line="300"/>
+        <w:spacing w:after="120" w:line="300" w:lineRule="exact"/>
       </w:pPr>
       <w:r>
         <w:rPr>
@@ -9662,7 +9540,7 @@
           </w:tcPr>
           <w:p>
             <w:pPr>
-              <w:spacing w:after="0" w:line="240"/>
+              <w:spacing w:after="0" w:line="240" w:lineRule="exact"/>
               <w:jc w:val="center"/>
             </w:pPr>
             <w:r>
@@ -9691,7 +9569,7 @@
           </w:tcPr>
           <w:p>
             <w:pPr>
-              <w:spacing w:after="0" w:line="240"/>
+              <w:spacing w:after="0" w:line="240" w:lineRule="exact"/>
               <w:jc w:val="center"/>
             </w:pPr>
             <w:r>
@@ -9720,7 +9598,7 @@
           </w:tcPr>
           <w:p>
             <w:pPr>
-              <w:spacing w:after="0" w:line="240"/>
+              <w:spacing w:after="0" w:line="240" w:lineRule="exact"/>
               <w:jc w:val="center"/>
             </w:pPr>
             <w:r>
@@ -9754,7 +9632,7 @@
           </w:tcPr>
           <w:p>
             <w:pPr>
-              <w:spacing w:after="0" w:line="240"/>
+              <w:spacing w:after="0" w:line="240" w:lineRule="exact"/>
             </w:pPr>
             <w:r>
               <w:rPr>
@@ -9782,7 +9660,7 @@
           </w:tcPr>
           <w:p>
             <w:pPr>
-              <w:spacing w:after="0" w:line="240"/>
+              <w:spacing w:after="0" w:line="240" w:lineRule="exact"/>
             </w:pPr>
             <w:r>
               <w:rPr>
@@ -9810,7 +9688,7 @@
           </w:tcPr>
           <w:p>
             <w:pPr>
-              <w:spacing w:after="0" w:line="240"/>
+              <w:spacing w:after="0" w:line="240" w:lineRule="exact"/>
             </w:pPr>
             <w:r>
               <w:rPr>
@@ -9843,7 +9721,7 @@
           </w:tcPr>
           <w:p>
             <w:pPr>
-              <w:spacing w:after="0" w:line="240"/>
+              <w:spacing w:after="0" w:line="240" w:lineRule="exact"/>
             </w:pPr>
             <w:r>
               <w:rPr>
@@ -9871,7 +9749,7 @@
           </w:tcPr>
           <w:p>
             <w:pPr>
-              <w:spacing w:after="0" w:line="240"/>
+              <w:spacing w:after="0" w:line="240" w:lineRule="exact"/>
             </w:pPr>
             <w:r>
               <w:rPr>
@@ -9899,7 +9777,7 @@
           </w:tcPr>
           <w:p>
             <w:pPr>
-              <w:spacing w:after="0" w:line="240"/>
+              <w:spacing w:after="0" w:line="240" w:lineRule="exact"/>
             </w:pPr>
             <w:r>
               <w:rPr>
@@ -9932,7 +9810,7 @@
           </w:tcPr>
           <w:p>
             <w:pPr>
-              <w:spacing w:after="0" w:line="240"/>
+              <w:spacing w:after="0" w:line="240" w:lineRule="exact"/>
             </w:pPr>
             <w:r>
               <w:rPr>
@@ -9960,7 +9838,7 @@
           </w:tcPr>
           <w:p>
             <w:pPr>
-              <w:spacing w:after="0" w:line="240"/>
+              <w:spacing w:after="0" w:line="240" w:lineRule="exact"/>
             </w:pPr>
             <w:r>
               <w:rPr>
@@ -9988,7 +9866,7 @@
           </w:tcPr>
           <w:p>
             <w:pPr>
-              <w:spacing w:after="0" w:line="240"/>
+              <w:spacing w:after="0" w:line="240" w:lineRule="exact"/>
             </w:pPr>
             <w:r>
               <w:rPr>
@@ -10007,7 +9885,7 @@
     </w:tbl>
     <w:p>
       <w:pPr>
-        <w:spacing w:after="160" w:line="300"/>
+        <w:spacing w:after="160" w:line="300" w:lineRule="exact"/>
       </w:pPr>
       <w:r>
         <w:rPr>
@@ -10042,7 +9920,7 @@
     </w:p>
     <w:p>
       <w:pPr>
-        <w:spacing w:after="120" w:line="300"/>
+        <w:spacing w:after="120" w:line="300" w:lineRule="exact"/>
       </w:pPr>
       <w:r>
         <w:rPr>
@@ -10059,7 +9937,7 @@
           <w:left w:val="single" w:color="C00000" w:sz="18" w:space="8"/>
         </w:pBdr>
         <w:shd w:fill="FFF3F3" w:val="clear"/>
-        <w:spacing w:after="180" w:before="120" w:line="280"/>
+        <w:spacing w:after="180" w:before="120" w:line="280" w:lineRule="exact"/>
         <w:ind w:left="200" w:right="200"/>
       </w:pPr>
       <w:r>
@@ -10121,7 +9999,7 @@
     </w:p>
     <w:p>
       <w:pPr>
-        <w:spacing w:after="120" w:line="300"/>
+        <w:spacing w:after="120" w:line="300" w:lineRule="exact"/>
       </w:pPr>
       <w:r>
         <w:rPr>
@@ -10168,7 +10046,7 @@
           </w:tcPr>
           <w:p>
             <w:pPr>
-              <w:spacing w:after="0" w:line="240"/>
+              <w:spacing w:after="0" w:line="240" w:lineRule="exact"/>
               <w:jc w:val="center"/>
             </w:pPr>
             <w:r>
@@ -10197,7 +10075,7 @@
           </w:tcPr>
           <w:p>
             <w:pPr>
-              <w:spacing w:after="0" w:line="240"/>
+              <w:spacing w:after="0" w:line="240" w:lineRule="exact"/>
               <w:jc w:val="center"/>
             </w:pPr>
             <w:r>
@@ -10226,7 +10104,7 @@
           </w:tcPr>
           <w:p>
             <w:pPr>
-              <w:spacing w:after="0" w:line="240"/>
+              <w:spacing w:after="0" w:line="240" w:lineRule="exact"/>
               <w:jc w:val="center"/>
             </w:pPr>
             <w:r>
@@ -10260,7 +10138,7 @@
           </w:tcPr>
           <w:p>
             <w:pPr>
-              <w:spacing w:after="0" w:line="240"/>
+              <w:spacing w:after="0" w:line="240" w:lineRule="exact"/>
             </w:pPr>
             <w:r>
               <w:rPr>
@@ -10288,7 +10166,7 @@
           </w:tcPr>
           <w:p>
             <w:pPr>
-              <w:spacing w:after="0" w:line="240"/>
+              <w:spacing w:after="0" w:line="240" w:lineRule="exact"/>
             </w:pPr>
             <w:r>
               <w:rPr>
@@ -10316,7 +10194,7 @@
           </w:tcPr>
           <w:p>
             <w:pPr>
-              <w:spacing w:after="0" w:line="240"/>
+              <w:spacing w:after="0" w:line="240" w:lineRule="exact"/>
             </w:pPr>
             <w:r>
               <w:rPr>
@@ -10349,7 +10227,7 @@
           </w:tcPr>
           <w:p>
             <w:pPr>
-              <w:spacing w:after="0" w:line="240"/>
+              <w:spacing w:after="0" w:line="240" w:lineRule="exact"/>
             </w:pPr>
             <w:r>
               <w:rPr>
@@ -10377,7 +10255,7 @@
           </w:tcPr>
           <w:p>
             <w:pPr>
-              <w:spacing w:after="0" w:line="240"/>
+              <w:spacing w:after="0" w:line="240" w:lineRule="exact"/>
             </w:pPr>
             <w:r>
               <w:rPr>
@@ -10405,7 +10283,7 @@
           </w:tcPr>
           <w:p>
             <w:pPr>
-              <w:spacing w:after="0" w:line="240"/>
+              <w:spacing w:after="0" w:line="240" w:lineRule="exact"/>
             </w:pPr>
             <w:r>
               <w:rPr>
@@ -10424,7 +10302,7 @@
     </w:tbl>
     <w:p>
       <w:pPr>
-        <w:spacing w:after="160" w:line="300"/>
+        <w:spacing w:after="160" w:line="300" w:lineRule="exact"/>
       </w:pPr>
       <w:r>
         <w:rPr>
@@ -10441,7 +10319,7 @@
           <w:left w:val="single" w:color="C00000" w:sz="18" w:space="8"/>
         </w:pBdr>
         <w:shd w:fill="FFF3F3" w:val="clear"/>
-        <w:spacing w:after="180" w:before="120" w:line="280"/>
+        <w:spacing w:after="180" w:before="120" w:line="280" w:lineRule="exact"/>
         <w:ind w:left="200" w:right="200"/>
       </w:pPr>
       <w:r>
@@ -10478,7 +10356,7 @@
     </w:p>
     <w:p>
       <w:pPr>
-        <w:spacing w:after="120" w:line="300"/>
+        <w:spacing w:after="120" w:line="300" w:lineRule="exact"/>
       </w:pPr>
       <w:r>
         <w:rPr>
@@ -10524,7 +10402,7 @@
           </w:tcPr>
           <w:p>
             <w:pPr>
-              <w:spacing w:after="0" w:line="240"/>
+              <w:spacing w:after="0" w:line="240" w:lineRule="exact"/>
               <w:jc w:val="center"/>
             </w:pPr>
             <w:r>
@@ -10553,7 +10431,7 @@
           </w:tcPr>
           <w:p>
             <w:pPr>
-              <w:spacing w:after="0" w:line="240"/>
+              <w:spacing w:after="0" w:line="240" w:lineRule="exact"/>
               <w:jc w:val="center"/>
             </w:pPr>
             <w:r>
@@ -10587,7 +10465,7 @@
           </w:tcPr>
           <w:p>
             <w:pPr>
-              <w:spacing w:after="0" w:line="240"/>
+              <w:spacing w:after="0" w:line="240" w:lineRule="exact"/>
             </w:pPr>
             <w:r>
               <w:rPr>
@@ -10615,7 +10493,7 @@
           </w:tcPr>
           <w:p>
             <w:pPr>
-              <w:spacing w:after="0" w:line="240"/>
+              <w:spacing w:after="0" w:line="240" w:lineRule="exact"/>
             </w:pPr>
             <w:r>
               <w:rPr>
@@ -10648,7 +10526,7 @@
           </w:tcPr>
           <w:p>
             <w:pPr>
-              <w:spacing w:after="0" w:line="240"/>
+              <w:spacing w:after="0" w:line="240" w:lineRule="exact"/>
             </w:pPr>
             <w:r>
               <w:rPr>
@@ -10676,7 +10554,7 @@
           </w:tcPr>
           <w:p>
             <w:pPr>
-              <w:spacing w:after="0" w:line="240"/>
+              <w:spacing w:after="0" w:line="240" w:lineRule="exact"/>
             </w:pPr>
             <w:r>
               <w:rPr>
@@ -10709,7 +10587,7 @@
           </w:tcPr>
           <w:p>
             <w:pPr>
-              <w:spacing w:after="0" w:line="240"/>
+              <w:spacing w:after="0" w:line="240" w:lineRule="exact"/>
             </w:pPr>
             <w:r>
               <w:rPr>
@@ -10737,7 +10615,7 @@
           </w:tcPr>
           <w:p>
             <w:pPr>
-              <w:spacing w:after="0" w:line="240"/>
+              <w:spacing w:after="0" w:line="240" w:lineRule="exact"/>
             </w:pPr>
             <w:r>
               <w:rPr>
@@ -10770,7 +10648,7 @@
           </w:tcPr>
           <w:p>
             <w:pPr>
-              <w:spacing w:after="0" w:line="240"/>
+              <w:spacing w:after="0" w:line="240" w:lineRule="exact"/>
             </w:pPr>
             <w:r>
               <w:rPr>
@@ -10798,7 +10676,7 @@
           </w:tcPr>
           <w:p>
             <w:pPr>
-              <w:spacing w:after="0" w:line="240"/>
+              <w:spacing w:after="0" w:line="240" w:lineRule="exact"/>
             </w:pPr>
             <w:r>
               <w:rPr>
@@ -10831,7 +10709,7 @@
           </w:tcPr>
           <w:p>
             <w:pPr>
-              <w:spacing w:after="0" w:line="240"/>
+              <w:spacing w:after="0" w:line="240" w:lineRule="exact"/>
             </w:pPr>
             <w:r>
               <w:rPr>
@@ -10859,7 +10737,7 @@
           </w:tcPr>
           <w:p>
             <w:pPr>
-              <w:spacing w:after="0" w:line="240"/>
+              <w:spacing w:after="0" w:line="240" w:lineRule="exact"/>
             </w:pPr>
             <w:r>
               <w:rPr>
@@ -10892,7 +10770,7 @@
           </w:tcPr>
           <w:p>
             <w:pPr>
-              <w:spacing w:after="0" w:line="240"/>
+              <w:spacing w:after="0" w:line="240" w:lineRule="exact"/>
             </w:pPr>
             <w:r>
               <w:rPr>
@@ -10920,7 +10798,7 @@
           </w:tcPr>
           <w:p>
             <w:pPr>
-              <w:spacing w:after="0" w:line="240"/>
+              <w:spacing w:after="0" w:line="240" w:lineRule="exact"/>
             </w:pPr>
             <w:r>
               <w:rPr>
@@ -10939,7 +10817,7 @@
     </w:tbl>
     <w:p>
       <w:pPr>
-        <w:spacing w:after="160" w:line="300"/>
+        <w:spacing w:after="160" w:line="300" w:lineRule="exact"/>
       </w:pPr>
       <w:r>
         <w:rPr>
@@ -10956,7 +10834,7 @@
           <w:left w:val="single" w:color="C00000" w:sz="18" w:space="8"/>
         </w:pBdr>
         <w:shd w:fill="FFF3F3" w:val="clear"/>
-        <w:spacing w:after="180" w:before="120" w:line="280"/>
+        <w:spacing w:after="180" w:before="120" w:line="280" w:lineRule="exact"/>
         <w:ind w:left="200" w:right="200"/>
       </w:pPr>
       <w:r>
@@ -11190,7 +11068,13 @@
 <file path=word/styles.xml><?xml version="1.0" encoding="utf-8"?>
 <w:styles xmlns:mc="http://schemas.openxmlformats.org/markup-compatibility/2006" xmlns:r="http://schemas.openxmlformats.org/officeDocument/2006/relationships" xmlns:w="http://schemas.openxmlformats.org/wordprocessingml/2006/main" xmlns:w14="http://schemas.microsoft.com/office/word/2010/wordml" xmlns:w15="http://schemas.microsoft.com/office/word/2012/wordml" mc:Ignorable="w14 w15">
   <w:docDefaults>
-    <w:rPrDefault/>
+    <w:rPrDefault>
+      <w:rPr>
+        <w:rFonts w:ascii="游ゴシック" w:cs="游ゴシック" w:eastAsia="游ゴシック" w:hAnsi="游ゴシック"/>
+        <w:sz w:val="21"/>
+        <w:szCs w:val="21"/>
+      </w:rPr>
+    </w:rPrDefault>
     <w:pPrDefault/>
   </w:docDefaults>
   <w:style w:type="paragraph" w:styleId="Title">

--- a/output/12_北塩原村第10期_第3回策定委員会資料.docx
+++ b/output/12_北塩原村第10期_第3回策定委員会資料.docx
@@ -356,6 +356,7 @@
           </w:tcPr>
           <w:p>
             <w:pPr>
+              <w:keepNext/>
               <w:spacing w:after="0" w:line="240" w:lineRule="exact"/>
             </w:pPr>
             <w:r>
@@ -384,6 +385,7 @@
           </w:tcPr>
           <w:p>
             <w:pPr>
+              <w:keepNext/>
               <w:spacing w:after="0" w:line="240" w:lineRule="exact"/>
             </w:pPr>
             <w:r>
@@ -1114,6 +1116,7 @@
           </w:tcPr>
           <w:p>
             <w:pPr>
+              <w:keepNext/>
               <w:spacing w:after="0" w:line="240" w:lineRule="exact"/>
             </w:pPr>
             <w:r>
@@ -1142,6 +1145,7 @@
           </w:tcPr>
           <w:p>
             <w:pPr>
+              <w:keepNext/>
               <w:spacing w:after="0" w:line="240" w:lineRule="exact"/>
             </w:pPr>
             <w:r>
@@ -1682,6 +1686,7 @@
           </w:tcPr>
           <w:p>
             <w:pPr>
+              <w:keepNext/>
               <w:spacing w:after="0" w:line="240" w:lineRule="exact"/>
             </w:pPr>
             <w:r>
@@ -1710,6 +1715,7 @@
           </w:tcPr>
           <w:p>
             <w:pPr>
+              <w:keepNext/>
               <w:spacing w:after="0" w:line="240" w:lineRule="exact"/>
             </w:pPr>
             <w:r>
@@ -1738,6 +1744,7 @@
           </w:tcPr>
           <w:p>
             <w:pPr>
+              <w:keepNext/>
               <w:spacing w:after="0" w:line="240" w:lineRule="exact"/>
             </w:pPr>
             <w:r>
@@ -3207,6 +3214,7 @@
           </w:tcPr>
           <w:p>
             <w:pPr>
+              <w:keepNext/>
               <w:spacing w:after="0" w:line="240" w:lineRule="exact"/>
             </w:pPr>
             <w:r>
@@ -3235,6 +3243,7 @@
           </w:tcPr>
           <w:p>
             <w:pPr>
+              <w:keepNext/>
               <w:spacing w:after="0" w:line="240" w:lineRule="exact"/>
             </w:pPr>
             <w:r>
@@ -3263,6 +3272,7 @@
           </w:tcPr>
           <w:p>
             <w:pPr>
+              <w:keepNext/>
               <w:spacing w:after="0" w:line="240" w:lineRule="exact"/>
             </w:pPr>
             <w:r>
@@ -3697,6 +3707,7 @@
           </w:tcPr>
           <w:p>
             <w:pPr>
+              <w:keepNext/>
               <w:spacing w:after="0" w:line="240" w:lineRule="exact"/>
             </w:pPr>
             <w:r>
@@ -3725,6 +3736,7 @@
           </w:tcPr>
           <w:p>
             <w:pPr>
+              <w:keepNext/>
               <w:spacing w:after="0" w:line="240" w:lineRule="exact"/>
             </w:pPr>
             <w:r>
@@ -3753,6 +3765,7 @@
           </w:tcPr>
           <w:p>
             <w:pPr>
+              <w:keepNext/>
               <w:spacing w:after="0" w:line="240" w:lineRule="exact"/>
             </w:pPr>
             <w:r>
@@ -4737,6 +4750,7 @@
           </w:tcPr>
           <w:p>
             <w:pPr>
+              <w:keepNext/>
               <w:spacing w:after="0" w:line="240" w:lineRule="exact"/>
             </w:pPr>
             <w:r>
@@ -4765,6 +4779,7 @@
           </w:tcPr>
           <w:p>
             <w:pPr>
+              <w:keepNext/>
               <w:spacing w:after="0" w:line="240" w:lineRule="exact"/>
             </w:pPr>
             <w:r>
@@ -4793,6 +4808,7 @@
           </w:tcPr>
           <w:p>
             <w:pPr>
+              <w:keepNext/>
               <w:spacing w:after="0" w:line="240" w:lineRule="exact"/>
             </w:pPr>
             <w:r>
@@ -5281,6 +5297,7 @@
           </w:tcPr>
           <w:p>
             <w:pPr>
+              <w:keepNext/>
               <w:spacing w:after="0" w:line="240" w:lineRule="exact"/>
             </w:pPr>
             <w:r>
@@ -5309,6 +5326,7 @@
           </w:tcPr>
           <w:p>
             <w:pPr>
+              <w:keepNext/>
               <w:spacing w:after="0" w:line="240" w:lineRule="exact"/>
             </w:pPr>
             <w:r>
@@ -5337,6 +5355,7 @@
           </w:tcPr>
           <w:p>
             <w:pPr>
+              <w:keepNext/>
               <w:spacing w:after="0" w:line="240" w:lineRule="exact"/>
             </w:pPr>
             <w:r>
@@ -5762,6 +5781,7 @@
           </w:tcPr>
           <w:p>
             <w:pPr>
+              <w:keepNext/>
               <w:spacing w:after="0" w:line="240" w:lineRule="exact"/>
             </w:pPr>
             <w:r>
@@ -5790,6 +5810,7 @@
           </w:tcPr>
           <w:p>
             <w:pPr>
+              <w:keepNext/>
               <w:spacing w:after="0" w:line="240" w:lineRule="exact"/>
             </w:pPr>
             <w:r>
@@ -5818,6 +5839,7 @@
           </w:tcPr>
           <w:p>
             <w:pPr>
+              <w:keepNext/>
               <w:spacing w:after="0" w:line="240" w:lineRule="exact"/>
             </w:pPr>
             <w:r>
@@ -6113,6 +6135,7 @@
           </w:tcPr>
           <w:p>
             <w:pPr>
+              <w:keepNext/>
               <w:spacing w:after="0" w:line="240" w:lineRule="exact"/>
             </w:pPr>
             <w:r>
@@ -6141,6 +6164,7 @@
           </w:tcPr>
           <w:p>
             <w:pPr>
+              <w:keepNext/>
               <w:spacing w:after="0" w:line="240" w:lineRule="exact"/>
             </w:pPr>
             <w:r>
@@ -6169,6 +6193,7 @@
           </w:tcPr>
           <w:p>
             <w:pPr>
+              <w:keepNext/>
               <w:spacing w:after="0" w:line="240" w:lineRule="exact"/>
             </w:pPr>
             <w:r>
@@ -6919,6 +6944,7 @@
           </w:tcPr>
           <w:p>
             <w:pPr>
+              <w:keepNext/>
               <w:spacing w:after="0" w:line="240" w:lineRule="exact"/>
             </w:pPr>
             <w:r>
@@ -6947,6 +6973,7 @@
           </w:tcPr>
           <w:p>
             <w:pPr>
+              <w:keepNext/>
               <w:spacing w:after="0" w:line="240" w:lineRule="exact"/>
             </w:pPr>
             <w:r>
@@ -6975,6 +7002,7 @@
           </w:tcPr>
           <w:p>
             <w:pPr>
+              <w:keepNext/>
               <w:spacing w:after="0" w:line="240" w:lineRule="exact"/>
             </w:pPr>
             <w:r>
@@ -7614,6 +7642,7 @@
           </w:tcPr>
           <w:p>
             <w:pPr>
+              <w:keepNext/>
               <w:spacing w:after="0" w:line="240" w:lineRule="exact"/>
             </w:pPr>
             <w:r>
@@ -7642,6 +7671,7 @@
           </w:tcPr>
           <w:p>
             <w:pPr>
+              <w:keepNext/>
               <w:spacing w:after="0" w:line="240" w:lineRule="exact"/>
             </w:pPr>
             <w:r>
@@ -7670,6 +7700,7 @@
           </w:tcPr>
           <w:p>
             <w:pPr>
+              <w:keepNext/>
               <w:spacing w:after="0" w:line="240" w:lineRule="exact"/>
             </w:pPr>
             <w:r>
@@ -7698,6 +7729,7 @@
           </w:tcPr>
           <w:p>
             <w:pPr>
+              <w:keepNext/>
               <w:spacing w:after="0" w:line="240" w:lineRule="exact"/>
             </w:pPr>
             <w:r>
@@ -7726,6 +7758,7 @@
           </w:tcPr>
           <w:p>
             <w:pPr>
+              <w:keepNext/>
               <w:spacing w:after="0" w:line="240" w:lineRule="exact"/>
             </w:pPr>
             <w:r>
@@ -7754,6 +7787,7 @@
           </w:tcPr>
           <w:p>
             <w:pPr>
+              <w:keepNext/>
               <w:spacing w:after="0" w:line="240" w:lineRule="exact"/>
             </w:pPr>
             <w:r>
@@ -7782,6 +7816,7 @@
           </w:tcPr>
           <w:p>
             <w:pPr>
+              <w:keepNext/>
               <w:spacing w:after="0" w:line="240" w:lineRule="exact"/>
             </w:pPr>
             <w:r>
@@ -7810,6 +7845,7 @@
           </w:tcPr>
           <w:p>
             <w:pPr>
+              <w:keepNext/>
               <w:spacing w:after="0" w:line="240" w:lineRule="exact"/>
             </w:pPr>
             <w:r>
@@ -8217,6 +8253,7 @@
           </w:tcPr>
           <w:p>
             <w:pPr>
+              <w:keepNext/>
               <w:spacing w:after="0" w:line="240" w:lineRule="exact"/>
             </w:pPr>
             <w:r>
@@ -8245,6 +8282,7 @@
           </w:tcPr>
           <w:p>
             <w:pPr>
+              <w:keepNext/>
               <w:spacing w:after="0" w:line="240" w:lineRule="exact"/>
             </w:pPr>
             <w:r>
@@ -8273,6 +8311,7 @@
           </w:tcPr>
           <w:p>
             <w:pPr>
+              <w:keepNext/>
               <w:spacing w:after="0" w:line="240" w:lineRule="exact"/>
             </w:pPr>
             <w:r>
@@ -8555,6 +8594,7 @@
           </w:tcPr>
           <w:p>
             <w:pPr>
+              <w:keepNext/>
               <w:spacing w:after="0" w:line="240" w:lineRule="exact"/>
             </w:pPr>
             <w:r>
@@ -8583,6 +8623,7 @@
           </w:tcPr>
           <w:p>
             <w:pPr>
+              <w:keepNext/>
               <w:spacing w:after="0" w:line="240" w:lineRule="exact"/>
             </w:pPr>
             <w:r>
@@ -8611,6 +8652,7 @@
           </w:tcPr>
           <w:p>
             <w:pPr>
+              <w:keepNext/>
               <w:spacing w:after="0" w:line="240" w:lineRule="exact"/>
             </w:pPr>
             <w:r>
@@ -8858,6 +8900,7 @@
           </w:tcPr>
           <w:p>
             <w:pPr>
+              <w:keepNext/>
               <w:spacing w:after="0" w:line="240" w:lineRule="exact"/>
             </w:pPr>
             <w:r>
@@ -8886,6 +8929,7 @@
           </w:tcPr>
           <w:p>
             <w:pPr>
+              <w:keepNext/>
               <w:spacing w:after="0" w:line="240" w:lineRule="exact"/>
             </w:pPr>
             <w:r>
@@ -8914,6 +8958,7 @@
           </w:tcPr>
           <w:p>
             <w:pPr>
+              <w:keepNext/>
               <w:spacing w:after="0" w:line="240" w:lineRule="exact"/>
             </w:pPr>
             <w:r>
@@ -9294,6 +9339,7 @@
           </w:tcPr>
           <w:p>
             <w:pPr>
+              <w:keepNext/>
               <w:spacing w:after="0" w:line="240" w:lineRule="exact"/>
             </w:pPr>
             <w:r>
@@ -9322,6 +9368,7 @@
           </w:tcPr>
           <w:p>
             <w:pPr>
+              <w:keepNext/>
               <w:spacing w:after="0" w:line="240" w:lineRule="exact"/>
             </w:pPr>
             <w:r>
@@ -9350,6 +9397,7 @@
           </w:tcPr>
           <w:p>
             <w:pPr>
+              <w:keepNext/>
               <w:spacing w:after="0" w:line="240" w:lineRule="exact"/>
             </w:pPr>
             <w:r>
@@ -9721,6 +9769,7 @@
           </w:tcPr>
           <w:p>
             <w:pPr>
+              <w:keepNext/>
               <w:spacing w:after="0" w:line="240" w:lineRule="exact"/>
             </w:pPr>
             <w:r>
@@ -9749,6 +9798,7 @@
           </w:tcPr>
           <w:p>
             <w:pPr>
+              <w:keepNext/>
               <w:spacing w:after="0" w:line="240" w:lineRule="exact"/>
             </w:pPr>
             <w:r>
@@ -9777,6 +9827,7 @@
           </w:tcPr>
           <w:p>
             <w:pPr>
+              <w:keepNext/>
               <w:spacing w:after="0" w:line="240" w:lineRule="exact"/>
             </w:pPr>
             <w:r>
@@ -10138,6 +10189,7 @@
           </w:tcPr>
           <w:p>
             <w:pPr>
+              <w:keepNext/>
               <w:spacing w:after="0" w:line="240" w:lineRule="exact"/>
             </w:pPr>
             <w:r>
@@ -10166,6 +10218,7 @@
           </w:tcPr>
           <w:p>
             <w:pPr>
+              <w:keepNext/>
               <w:spacing w:after="0" w:line="240" w:lineRule="exact"/>
             </w:pPr>
             <w:r>
@@ -10194,6 +10247,7 @@
           </w:tcPr>
           <w:p>
             <w:pPr>
+              <w:keepNext/>
               <w:spacing w:after="0" w:line="240" w:lineRule="exact"/>
             </w:pPr>
             <w:r>
@@ -10709,6 +10763,7 @@
           </w:tcPr>
           <w:p>
             <w:pPr>
+              <w:keepNext/>
               <w:spacing w:after="0" w:line="240" w:lineRule="exact"/>
             </w:pPr>
             <w:r>
@@ -10737,6 +10792,7 @@
           </w:tcPr>
           <w:p>
             <w:pPr>
+              <w:keepNext/>
               <w:spacing w:after="0" w:line="240" w:lineRule="exact"/>
             </w:pPr>
             <w:r>

--- a/output/12_北塩原村第10期_第3回策定委員会資料.docx
+++ b/output/12_北塩原村第10期_第3回策定委員会資料.docx
@@ -8,7 +8,7 @@
       </w:pPr>
       <w:r>
         <w:rPr>
-          <w:rFonts w:ascii="游ゴシック" w:cs="游ゴシック" w:eastAsia="游ゴシック" w:hAnsi="游ゴシック"/>
+          <w:rFonts w:ascii="BIZ UDPゴシック" w:cs="BIZ UDPゴシック" w:eastAsia="BIZ UDPゴシック" w:hAnsi="BIZ UDPゴシック"/>
           <w:sz w:val="21"/>
           <w:szCs w:val="21"/>
         </w:rPr>
@@ -17,12 +17,12 @@
     </w:p>
     <w:p>
       <w:pPr>
-        <w:spacing w:after="160" w:line="300" w:lineRule="exact"/>
+        <w:spacing w:after="160" w:line="432" w:lineRule="atLeast"/>
         <w:jc w:val="center"/>
       </w:pPr>
       <w:r>
         <w:rPr>
-          <w:rFonts w:ascii="游ゴシック" w:cs="游ゴシック" w:eastAsia="游ゴシック" w:hAnsi="游ゴシック"/>
+          <w:rFonts w:ascii="BIZ UDPゴシック" w:cs="BIZ UDPゴシック" w:eastAsia="BIZ UDPゴシック" w:hAnsi="BIZ UDPゴシック"/>
           <w:b/>
           <w:bCs/>
           <w:color w:val="1F3864"/>
@@ -34,12 +34,12 @@
     </w:p>
     <w:p>
       <w:pPr>
-        <w:spacing w:after="700" w:line="300" w:lineRule="exact"/>
+        <w:spacing w:after="700" w:line="432" w:lineRule="atLeast"/>
         <w:jc w:val="center"/>
       </w:pPr>
       <w:r>
         <w:rPr>
-          <w:rFonts w:ascii="游ゴシック" w:cs="游ゴシック" w:eastAsia="游ゴシック" w:hAnsi="游ゴシック"/>
+          <w:rFonts w:ascii="BIZ UDPゴシック" w:cs="BIZ UDPゴシック" w:eastAsia="BIZ UDPゴシック" w:hAnsi="BIZ UDPゴシック"/>
           <w:b/>
           <w:bCs/>
           <w:color w:val="1F3864"/>
@@ -51,12 +51,12 @@
     </w:p>
     <w:p>
       <w:pPr>
-        <w:spacing w:after="1600" w:line="300" w:lineRule="exact"/>
+        <w:spacing w:after="1600" w:line="324" w:lineRule="atLeast"/>
         <w:jc w:val="center"/>
       </w:pPr>
       <w:r>
         <w:rPr>
-          <w:rFonts w:ascii="游ゴシック" w:cs="游ゴシック" w:eastAsia="游ゴシック" w:hAnsi="游ゴシック"/>
+          <w:rFonts w:ascii="BIZ UDPゴシック" w:cs="BIZ UDPゴシック" w:eastAsia="BIZ UDPゴシック" w:hAnsi="BIZ UDPゴシック"/>
           <w:sz w:val="24"/>
           <w:szCs w:val="24"/>
         </w:rPr>
@@ -65,12 +65,12 @@
     </w:p>
     <w:p>
       <w:pPr>
-        <w:spacing w:after="100" w:line="300" w:lineRule="exact"/>
+        <w:spacing w:after="100" w:line="324" w:lineRule="atLeast"/>
         <w:jc w:val="center"/>
       </w:pPr>
       <w:r>
         <w:rPr>
-          <w:rFonts w:ascii="游ゴシック" w:cs="游ゴシック" w:eastAsia="游ゴシック" w:hAnsi="游ゴシック"/>
+          <w:rFonts w:ascii="BIZ UDPゴシック" w:cs="BIZ UDPゴシック" w:eastAsia="BIZ UDPゴシック" w:hAnsi="BIZ UDPゴシック"/>
           <w:sz w:val="24"/>
           <w:szCs w:val="24"/>
         </w:rPr>
@@ -79,12 +79,12 @@
     </w:p>
     <w:p>
       <w:pPr>
-        <w:spacing w:after="100" w:line="300" w:lineRule="exact"/>
+        <w:spacing w:after="100" w:line="324" w:lineRule="atLeast"/>
         <w:jc w:val="center"/>
       </w:pPr>
       <w:r>
         <w:rPr>
-          <w:rFonts w:ascii="游ゴシック" w:cs="游ゴシック" w:eastAsia="游ゴシック" w:hAnsi="游ゴシック"/>
+          <w:rFonts w:ascii="BIZ UDPゴシック" w:cs="BIZ UDPゴシック" w:eastAsia="BIZ UDPゴシック" w:hAnsi="BIZ UDPゴシック"/>
           <w:sz w:val="24"/>
           <w:szCs w:val="24"/>
         </w:rPr>
@@ -93,12 +93,12 @@
     </w:p>
     <w:p>
       <w:pPr>
-        <w:spacing w:after="100" w:line="300" w:lineRule="exact"/>
+        <w:spacing w:after="100" w:line="324" w:lineRule="atLeast"/>
         <w:jc w:val="center"/>
       </w:pPr>
       <w:r>
         <w:rPr>
-          <w:rFonts w:ascii="游ゴシック" w:cs="游ゴシック" w:eastAsia="游ゴシック" w:hAnsi="游ゴシック"/>
+          <w:rFonts w:ascii="BIZ UDPゴシック" w:cs="BIZ UDPゴシック" w:eastAsia="BIZ UDPゴシック" w:hAnsi="BIZ UDPゴシック"/>
           <w:sz w:val="24"/>
           <w:szCs w:val="24"/>
         </w:rPr>
@@ -107,12 +107,12 @@
     </w:p>
     <w:p>
       <w:pPr>
-        <w:spacing w:after="100" w:line="300" w:lineRule="exact"/>
+        <w:spacing w:after="100" w:line="324" w:lineRule="atLeast"/>
         <w:jc w:val="center"/>
       </w:pPr>
       <w:r>
         <w:rPr>
-          <w:rFonts w:ascii="游ゴシック" w:cs="游ゴシック" w:eastAsia="游ゴシック" w:hAnsi="游ゴシック"/>
+          <w:rFonts w:ascii="BIZ UDPゴシック" w:cs="BIZ UDPゴシック" w:eastAsia="BIZ UDPゴシック" w:hAnsi="BIZ UDPゴシック"/>
           <w:sz w:val="24"/>
           <w:szCs w:val="24"/>
         </w:rPr>
@@ -121,12 +121,12 @@
     </w:p>
     <w:p>
       <w:pPr>
-        <w:spacing w:after="1600" w:line="300" w:lineRule="exact"/>
+        <w:spacing w:after="1600" w:line="324" w:lineRule="atLeast"/>
         <w:jc w:val="center"/>
       </w:pPr>
       <w:r>
         <w:rPr>
-          <w:rFonts w:ascii="游ゴシック" w:cs="游ゴシック" w:eastAsia="游ゴシック" w:hAnsi="游ゴシック"/>
+          <w:rFonts w:ascii="BIZ UDPゴシック" w:cs="BIZ UDPゴシック" w:eastAsia="BIZ UDPゴシック" w:hAnsi="BIZ UDPゴシック"/>
           <w:sz w:val="24"/>
           <w:szCs w:val="24"/>
         </w:rPr>
@@ -135,12 +135,12 @@
     </w:p>
     <w:p>
       <w:pPr>
-        <w:spacing w:after="120" w:line="300" w:lineRule="exact"/>
+        <w:spacing w:after="120" w:line="324" w:lineRule="atLeast"/>
         <w:jc w:val="center"/>
       </w:pPr>
       <w:r>
         <w:rPr>
-          <w:rFonts w:ascii="游ゴシック" w:cs="游ゴシック" w:eastAsia="游ゴシック" w:hAnsi="游ゴシック"/>
+          <w:rFonts w:ascii="BIZ UDPゴシック" w:cs="BIZ UDPゴシック" w:eastAsia="BIZ UDPゴシック" w:hAnsi="BIZ UDPゴシック"/>
           <w:sz w:val="24"/>
           <w:szCs w:val="24"/>
         </w:rPr>
@@ -149,12 +149,12 @@
     </w:p>
     <w:p>
       <w:pPr>
-        <w:spacing w:after="0" w:line="300" w:lineRule="exact"/>
+        <w:spacing w:after="0" w:line="378" w:lineRule="atLeast"/>
         <w:jc w:val="center"/>
       </w:pPr>
       <w:r>
         <w:rPr>
-          <w:rFonts w:ascii="游ゴシック" w:cs="游ゴシック" w:eastAsia="游ゴシック" w:hAnsi="游ゴシック"/>
+          <w:rFonts w:ascii="BIZ UDPゴシック" w:cs="BIZ UDPゴシック" w:eastAsia="BIZ UDPゴシック" w:hAnsi="BIZ UDPゴシック"/>
           <w:b/>
           <w:bCs/>
           <w:sz w:val="28"/>
@@ -170,11 +170,11 @@
     </w:p>
     <w:p>
       <w:pPr>
-        <w:spacing w:after="240" w:line="300" w:lineRule="exact"/>
+        <w:spacing w:after="240" w:line="378" w:lineRule="atLeast"/>
       </w:pPr>
       <w:r>
         <w:rPr>
-          <w:rFonts w:ascii="游ゴシック" w:cs="游ゴシック" w:eastAsia="游ゴシック" w:hAnsi="游ゴシック"/>
+          <w:rFonts w:ascii="BIZ UDPゴシック" w:cs="BIZ UDPゴシック" w:eastAsia="BIZ UDPゴシック" w:hAnsi="BIZ UDPゴシック"/>
           <w:b/>
           <w:bCs/>
           <w:color w:val="1F3864"/>
@@ -190,7 +190,7 @@
       </w:pPr>
       <w:r>
         <w:rPr>
-          <w:rFonts w:ascii="游ゴシック" w:cs="游ゴシック" w:eastAsia="游ゴシック" w:hAnsi="游ゴシック"/>
+          <w:rFonts w:ascii="BIZ UDPゴシック" w:cs="BIZ UDPゴシック" w:eastAsia="BIZ UDPゴシック" w:hAnsi="BIZ UDPゴシック"/>
           <w:sz w:val="21"/>
           <w:szCs w:val="21"/>
         </w:rPr>
@@ -237,7 +237,7 @@
             </w:pPr>
             <w:r>
               <w:rPr>
-                <w:rFonts w:ascii="游ゴシック" w:cs="游ゴシック" w:eastAsia="游ゴシック" w:hAnsi="游ゴシック"/>
+                <w:rFonts w:ascii="BIZ UDPゴシック" w:cs="BIZ UDPゴシック" w:eastAsia="BIZ UDPゴシック" w:hAnsi="BIZ UDPゴシック"/>
                 <w:b/>
                 <w:bCs/>
                 <w:color w:val="FFFFFF"/>
@@ -266,7 +266,7 @@
             </w:pPr>
             <w:r>
               <w:rPr>
-                <w:rFonts w:ascii="游ゴシック" w:cs="游ゴシック" w:eastAsia="游ゴシック" w:hAnsi="游ゴシック"/>
+                <w:rFonts w:ascii="BIZ UDPゴシック" w:cs="BIZ UDPゴシック" w:eastAsia="BIZ UDPゴシック" w:hAnsi="BIZ UDPゴシック"/>
                 <w:b/>
                 <w:bCs/>
                 <w:color w:val="FFFFFF"/>
@@ -299,7 +299,7 @@
             </w:pPr>
             <w:r>
               <w:rPr>
-                <w:rFonts w:ascii="游ゴシック" w:cs="游ゴシック" w:eastAsia="游ゴシック" w:hAnsi="游ゴシック"/>
+                <w:rFonts w:ascii="BIZ UDPゴシック" w:cs="BIZ UDPゴシック" w:eastAsia="BIZ UDPゴシック" w:hAnsi="BIZ UDPゴシック"/>
                 <w:b w:val="false"/>
                 <w:bCs w:val="false"/>
                 <w:color w:val="000000"/>
@@ -327,7 +327,7 @@
             </w:pPr>
             <w:r>
               <w:rPr>
-                <w:rFonts w:ascii="游ゴシック" w:cs="游ゴシック" w:eastAsia="游ゴシック" w:hAnsi="游ゴシック"/>
+                <w:rFonts w:ascii="BIZ UDPゴシック" w:cs="BIZ UDPゴシック" w:eastAsia="BIZ UDPゴシック" w:hAnsi="BIZ UDPゴシック"/>
                 <w:b w:val="false"/>
                 <w:bCs w:val="false"/>
                 <w:color w:val="000000"/>
@@ -361,7 +361,7 @@
             </w:pPr>
             <w:r>
               <w:rPr>
-                <w:rFonts w:ascii="游ゴシック" w:cs="游ゴシック" w:eastAsia="游ゴシック" w:hAnsi="游ゴシック"/>
+                <w:rFonts w:ascii="BIZ UDPゴシック" w:cs="BIZ UDPゴシック" w:eastAsia="BIZ UDPゴシック" w:hAnsi="BIZ UDPゴシック"/>
                 <w:b w:val="false"/>
                 <w:bCs w:val="false"/>
                 <w:color w:val="000000"/>
@@ -390,7 +390,7 @@
             </w:pPr>
             <w:r>
               <w:rPr>
-                <w:rFonts w:ascii="游ゴシック" w:cs="游ゴシック" w:eastAsia="游ゴシック" w:hAnsi="游ゴシック"/>
+                <w:rFonts w:ascii="BIZ UDPゴシック" w:cs="BIZ UDPゴシック" w:eastAsia="BIZ UDPゴシック" w:hAnsi="BIZ UDPゴシック"/>
                 <w:b w:val="false"/>
                 <w:bCs w:val="false"/>
                 <w:color w:val="000000"/>
@@ -423,7 +423,7 @@
             </w:pPr>
             <w:r>
               <w:rPr>
-                <w:rFonts w:ascii="游ゴシック" w:cs="游ゴシック" w:eastAsia="游ゴシック" w:hAnsi="游ゴシック"/>
+                <w:rFonts w:ascii="BIZ UDPゴシック" w:cs="BIZ UDPゴシック" w:eastAsia="BIZ UDPゴシック" w:hAnsi="BIZ UDPゴシック"/>
                 <w:b w:val="false"/>
                 <w:bCs w:val="false"/>
                 <w:color w:val="000000"/>
@@ -451,7 +451,7 @@
             </w:pPr>
             <w:r>
               <w:rPr>
-                <w:rFonts w:ascii="游ゴシック" w:cs="游ゴシック" w:eastAsia="游ゴシック" w:hAnsi="游ゴシック"/>
+                <w:rFonts w:ascii="BIZ UDPゴシック" w:cs="BIZ UDPゴシック" w:eastAsia="BIZ UDPゴシック" w:hAnsi="BIZ UDPゴシック"/>
                 <w:b w:val="false"/>
                 <w:bCs w:val="false"/>
                 <w:color w:val="000000"/>
@@ -470,7 +470,7 @@
       </w:pPr>
       <w:r>
         <w:rPr>
-          <w:rFonts w:ascii="游ゴシック" w:cs="游ゴシック" w:eastAsia="游ゴシック" w:hAnsi="游ゴシック"/>
+          <w:rFonts w:ascii="BIZ UDPゴシック" w:cs="BIZ UDPゴシック" w:eastAsia="BIZ UDPゴシック" w:hAnsi="BIZ UDPゴシック"/>
           <w:sz w:val="21"/>
           <w:szCs w:val="21"/>
         </w:rPr>
@@ -483,7 +483,7 @@
       </w:pPr>
       <w:r>
         <w:rPr>
-          <w:rFonts w:ascii="游ゴシック" w:cs="游ゴシック" w:eastAsia="游ゴシック" w:hAnsi="游ゴシック"/>
+          <w:rFonts w:ascii="BIZ UDPゴシック" w:cs="BIZ UDPゴシック" w:eastAsia="BIZ UDPゴシック" w:hAnsi="BIZ UDPゴシック"/>
           <w:sz w:val="21"/>
           <w:szCs w:val="21"/>
         </w:rPr>
@@ -496,7 +496,7 @@
       </w:pPr>
       <w:r>
         <w:rPr>
-          <w:rFonts w:ascii="游ゴシック" w:cs="游ゴシック" w:eastAsia="游ゴシック" w:hAnsi="游ゴシック"/>
+          <w:rFonts w:ascii="BIZ UDPゴシック" w:cs="BIZ UDPゴシック" w:eastAsia="BIZ UDPゴシック" w:hAnsi="BIZ UDPゴシック"/>
           <w:sz w:val="21"/>
           <w:szCs w:val="21"/>
         </w:rPr>
@@ -510,12 +510,12 @@
     </w:p>
     <w:p>
       <w:pPr>
-        <w:spacing w:after="360" w:line="300" w:lineRule="exact"/>
+        <w:spacing w:after="360" w:line="432" w:lineRule="atLeast"/>
         <w:jc w:val="center"/>
       </w:pPr>
       <w:r>
         <w:rPr>
-          <w:rFonts w:ascii="游ゴシック" w:cs="游ゴシック" w:eastAsia="游ゴシック" w:hAnsi="游ゴシック"/>
+          <w:rFonts w:ascii="BIZ UDPゴシック" w:cs="BIZ UDPゴシック" w:eastAsia="BIZ UDPゴシック" w:hAnsi="BIZ UDPゴシック"/>
           <w:b/>
           <w:bCs/>
           <w:color w:val="1F3864"/>
@@ -559,7 +559,7 @@
       </w:pPr>
       <w:r>
         <w:rPr>
-          <w:rFonts w:ascii="游ゴシック" w:cs="游ゴシック" w:eastAsia="游ゴシック" w:hAnsi="游ゴシック"/>
+          <w:rFonts w:ascii="BIZ UDPゴシック" w:cs="BIZ UDPゴシック" w:eastAsia="BIZ UDPゴシック" w:hAnsi="BIZ UDPゴシック"/>
           <w:b/>
           <w:bCs/>
           <w:color w:val="FFFFFF"/>
@@ -581,7 +581,7 @@
       </w:pPr>
       <w:r>
         <w:rPr>
-          <w:rFonts w:ascii="游ゴシック" w:cs="游ゴシック" w:eastAsia="游ゴシック" w:hAnsi="游ゴシック"/>
+          <w:rFonts w:ascii="BIZ UDPゴシック" w:cs="BIZ UDPゴシック" w:eastAsia="BIZ UDPゴシック" w:hAnsi="BIZ UDPゴシック"/>
           <w:b/>
           <w:bCs/>
           <w:color w:val="1F3864"/>
@@ -631,7 +631,7 @@
             </w:pPr>
             <w:r>
               <w:rPr>
-                <w:rFonts w:ascii="游ゴシック" w:cs="游ゴシック" w:eastAsia="游ゴシック" w:hAnsi="游ゴシック"/>
+                <w:rFonts w:ascii="BIZ UDPゴシック" w:cs="BIZ UDPゴシック" w:eastAsia="BIZ UDPゴシック" w:hAnsi="BIZ UDPゴシック"/>
                 <w:b/>
                 <w:bCs/>
                 <w:color w:val="FFFFFF"/>
@@ -660,7 +660,7 @@
             </w:pPr>
             <w:r>
               <w:rPr>
-                <w:rFonts w:ascii="游ゴシック" w:cs="游ゴシック" w:eastAsia="游ゴシック" w:hAnsi="游ゴシック"/>
+                <w:rFonts w:ascii="BIZ UDPゴシック" w:cs="BIZ UDPゴシック" w:eastAsia="BIZ UDPゴシック" w:hAnsi="BIZ UDPゴシック"/>
                 <w:b/>
                 <w:bCs/>
                 <w:color w:val="FFFFFF"/>
@@ -693,7 +693,7 @@
             </w:pPr>
             <w:r>
               <w:rPr>
-                <w:rFonts w:ascii="游ゴシック" w:cs="游ゴシック" w:eastAsia="游ゴシック" w:hAnsi="游ゴシック"/>
+                <w:rFonts w:ascii="BIZ UDPゴシック" w:cs="BIZ UDPゴシック" w:eastAsia="BIZ UDPゴシック" w:hAnsi="BIZ UDPゴシック"/>
                 <w:b w:val="false"/>
                 <w:bCs w:val="false"/>
                 <w:color w:val="000000"/>
@@ -721,7 +721,7 @@
             </w:pPr>
             <w:r>
               <w:rPr>
-                <w:rFonts w:ascii="游ゴシック" w:cs="游ゴシック" w:eastAsia="游ゴシック" w:hAnsi="游ゴシック"/>
+                <w:rFonts w:ascii="BIZ UDPゴシック" w:cs="BIZ UDPゴシック" w:eastAsia="BIZ UDPゴシック" w:hAnsi="BIZ UDPゴシック"/>
                 <w:b w:val="false"/>
                 <w:bCs w:val="false"/>
                 <w:color w:val="000000"/>
@@ -754,7 +754,7 @@
             </w:pPr>
             <w:r>
               <w:rPr>
-                <w:rFonts w:ascii="游ゴシック" w:cs="游ゴシック" w:eastAsia="游ゴシック" w:hAnsi="游ゴシック"/>
+                <w:rFonts w:ascii="BIZ UDPゴシック" w:cs="BIZ UDPゴシック" w:eastAsia="BIZ UDPゴシック" w:hAnsi="BIZ UDPゴシック"/>
                 <w:b w:val="false"/>
                 <w:bCs w:val="false"/>
                 <w:color w:val="000000"/>
@@ -782,7 +782,7 @@
             </w:pPr>
             <w:r>
               <w:rPr>
-                <w:rFonts w:ascii="游ゴシック" w:cs="游ゴシック" w:eastAsia="游ゴシック" w:hAnsi="游ゴシック"/>
+                <w:rFonts w:ascii="BIZ UDPゴシック" w:cs="BIZ UDPゴシック" w:eastAsia="BIZ UDPゴシック" w:hAnsi="BIZ UDPゴシック"/>
                 <w:b w:val="false"/>
                 <w:bCs w:val="false"/>
                 <w:color w:val="000000"/>
@@ -815,7 +815,7 @@
             </w:pPr>
             <w:r>
               <w:rPr>
-                <w:rFonts w:ascii="游ゴシック" w:cs="游ゴシック" w:eastAsia="游ゴシック" w:hAnsi="游ゴシック"/>
+                <w:rFonts w:ascii="BIZ UDPゴシック" w:cs="BIZ UDPゴシック" w:eastAsia="BIZ UDPゴシック" w:hAnsi="BIZ UDPゴシック"/>
                 <w:b w:val="false"/>
                 <w:bCs w:val="false"/>
                 <w:color w:val="000000"/>
@@ -843,7 +843,7 @@
             </w:pPr>
             <w:r>
               <w:rPr>
-                <w:rFonts w:ascii="游ゴシック" w:cs="游ゴシック" w:eastAsia="游ゴシック" w:hAnsi="游ゴシック"/>
+                <w:rFonts w:ascii="BIZ UDPゴシック" w:cs="BIZ UDPゴシック" w:eastAsia="BIZ UDPゴシック" w:hAnsi="BIZ UDPゴシック"/>
                 <w:b w:val="false"/>
                 <w:bCs w:val="false"/>
                 <w:color w:val="000000"/>
@@ -876,7 +876,7 @@
             </w:pPr>
             <w:r>
               <w:rPr>
-                <w:rFonts w:ascii="游ゴシック" w:cs="游ゴシック" w:eastAsia="游ゴシック" w:hAnsi="游ゴシック"/>
+                <w:rFonts w:ascii="BIZ UDPゴシック" w:cs="BIZ UDPゴシック" w:eastAsia="BIZ UDPゴシック" w:hAnsi="BIZ UDPゴシック"/>
                 <w:b w:val="false"/>
                 <w:bCs w:val="false"/>
                 <w:color w:val="000000"/>
@@ -904,7 +904,7 @@
             </w:pPr>
             <w:r>
               <w:rPr>
-                <w:rFonts w:ascii="游ゴシック" w:cs="游ゴシック" w:eastAsia="游ゴシック" w:hAnsi="游ゴシック"/>
+                <w:rFonts w:ascii="BIZ UDPゴシック" w:cs="BIZ UDPゴシック" w:eastAsia="BIZ UDPゴシック" w:hAnsi="BIZ UDPゴシック"/>
                 <w:b w:val="false"/>
                 <w:bCs w:val="false"/>
                 <w:color w:val="000000"/>
@@ -937,7 +937,7 @@
             </w:pPr>
             <w:r>
               <w:rPr>
-                <w:rFonts w:ascii="游ゴシック" w:cs="游ゴシック" w:eastAsia="游ゴシック" w:hAnsi="游ゴシック"/>
+                <w:rFonts w:ascii="BIZ UDPゴシック" w:cs="BIZ UDPゴシック" w:eastAsia="BIZ UDPゴシック" w:hAnsi="BIZ UDPゴシック"/>
                 <w:b w:val="false"/>
                 <w:bCs w:val="false"/>
                 <w:color w:val="000000"/>
@@ -965,7 +965,7 @@
             </w:pPr>
             <w:r>
               <w:rPr>
-                <w:rFonts w:ascii="游ゴシック" w:cs="游ゴシック" w:eastAsia="游ゴシック" w:hAnsi="游ゴシック"/>
+                <w:rFonts w:ascii="BIZ UDPゴシック" w:cs="BIZ UDPゴシック" w:eastAsia="BIZ UDPゴシック" w:hAnsi="BIZ UDPゴシック"/>
                 <w:b w:val="false"/>
                 <w:bCs w:val="false"/>
                 <w:color w:val="000000"/>
@@ -998,7 +998,7 @@
             </w:pPr>
             <w:r>
               <w:rPr>
-                <w:rFonts w:ascii="游ゴシック" w:cs="游ゴシック" w:eastAsia="游ゴシック" w:hAnsi="游ゴシック"/>
+                <w:rFonts w:ascii="BIZ UDPゴシック" w:cs="BIZ UDPゴシック" w:eastAsia="BIZ UDPゴシック" w:hAnsi="BIZ UDPゴシック"/>
                 <w:b w:val="false"/>
                 <w:bCs w:val="false"/>
                 <w:color w:val="000000"/>
@@ -1026,7 +1026,7 @@
             </w:pPr>
             <w:r>
               <w:rPr>
-                <w:rFonts w:ascii="游ゴシック" w:cs="游ゴシック" w:eastAsia="游ゴシック" w:hAnsi="游ゴシック"/>
+                <w:rFonts w:ascii="BIZ UDPゴシック" w:cs="BIZ UDPゴシック" w:eastAsia="BIZ UDPゴシック" w:hAnsi="BIZ UDPゴシック"/>
                 <w:b w:val="false"/>
                 <w:bCs w:val="false"/>
                 <w:color w:val="000000"/>
@@ -1059,7 +1059,7 @@
             </w:pPr>
             <w:r>
               <w:rPr>
-                <w:rFonts w:ascii="游ゴシック" w:cs="游ゴシック" w:eastAsia="游ゴシック" w:hAnsi="游ゴシック"/>
+                <w:rFonts w:ascii="BIZ UDPゴシック" w:cs="BIZ UDPゴシック" w:eastAsia="BIZ UDPゴシック" w:hAnsi="BIZ UDPゴシック"/>
                 <w:b w:val="false"/>
                 <w:bCs w:val="false"/>
                 <w:color w:val="000000"/>
@@ -1087,7 +1087,7 @@
             </w:pPr>
             <w:r>
               <w:rPr>
-                <w:rFonts w:ascii="游ゴシック" w:cs="游ゴシック" w:eastAsia="游ゴシック" w:hAnsi="游ゴシック"/>
+                <w:rFonts w:ascii="BIZ UDPゴシック" w:cs="BIZ UDPゴシック" w:eastAsia="BIZ UDPゴシック" w:hAnsi="BIZ UDPゴシック"/>
                 <w:b w:val="false"/>
                 <w:bCs w:val="false"/>
                 <w:color w:val="000000"/>
@@ -1121,7 +1121,7 @@
             </w:pPr>
             <w:r>
               <w:rPr>
-                <w:rFonts w:ascii="游ゴシック" w:cs="游ゴシック" w:eastAsia="游ゴシック" w:hAnsi="游ゴシック"/>
+                <w:rFonts w:ascii="BIZ UDPゴシック" w:cs="BIZ UDPゴシック" w:eastAsia="BIZ UDPゴシック" w:hAnsi="BIZ UDPゴシック"/>
                 <w:b w:val="false"/>
                 <w:bCs w:val="false"/>
                 <w:color w:val="000000"/>
@@ -1150,7 +1150,7 @@
             </w:pPr>
             <w:r>
               <w:rPr>
-                <w:rFonts w:ascii="游ゴシック" w:cs="游ゴシック" w:eastAsia="游ゴシック" w:hAnsi="游ゴシック"/>
+                <w:rFonts w:ascii="BIZ UDPゴシック" w:cs="BIZ UDPゴシック" w:eastAsia="BIZ UDPゴシック" w:hAnsi="BIZ UDPゴシック"/>
                 <w:b w:val="false"/>
                 <w:bCs w:val="false"/>
                 <w:color w:val="000000"/>
@@ -1183,7 +1183,7 @@
             </w:pPr>
             <w:r>
               <w:rPr>
-                <w:rFonts w:ascii="游ゴシック" w:cs="游ゴシック" w:eastAsia="游ゴシック" w:hAnsi="游ゴシック"/>
+                <w:rFonts w:ascii="BIZ UDPゴシック" w:cs="BIZ UDPゴシック" w:eastAsia="BIZ UDPゴシック" w:hAnsi="BIZ UDPゴシック"/>
                 <w:b w:val="false"/>
                 <w:bCs w:val="false"/>
                 <w:color w:val="000000"/>
@@ -1211,7 +1211,7 @@
             </w:pPr>
             <w:r>
               <w:rPr>
-                <w:rFonts w:ascii="游ゴシック" w:cs="游ゴシック" w:eastAsia="游ゴシック" w:hAnsi="游ゴシック"/>
+                <w:rFonts w:ascii="BIZ UDPゴシック" w:cs="BIZ UDPゴシック" w:eastAsia="BIZ UDPゴシック" w:hAnsi="BIZ UDPゴシック"/>
                 <w:b w:val="false"/>
                 <w:bCs w:val="false"/>
                 <w:color w:val="000000"/>
@@ -1230,7 +1230,7 @@
       </w:pPr>
       <w:r>
         <w:rPr>
-          <w:rFonts w:ascii="游ゴシック" w:cs="游ゴシック" w:eastAsia="游ゴシック" w:hAnsi="游ゴシック"/>
+          <w:rFonts w:ascii="BIZ UDPゴシック" w:cs="BIZ UDPゴシック" w:eastAsia="BIZ UDPゴシック" w:hAnsi="BIZ UDPゴシック"/>
           <w:sz w:val="21"/>
           <w:szCs w:val="21"/>
         </w:rPr>
@@ -1248,7 +1248,7 @@
       </w:pPr>
       <w:r>
         <w:rPr>
-          <w:rFonts w:ascii="游ゴシック" w:cs="游ゴシック" w:eastAsia="游ゴシック" w:hAnsi="游ゴシック"/>
+          <w:rFonts w:ascii="BIZ UDPゴシック" w:cs="BIZ UDPゴシック" w:eastAsia="BIZ UDPゴシック" w:hAnsi="BIZ UDPゴシック"/>
           <w:color w:val="595959"/>
           <w:sz w:val="17"/>
           <w:szCs w:val="17"/>
@@ -1268,7 +1268,7 @@
       </w:pPr>
       <w:r>
         <w:rPr>
-          <w:rFonts w:ascii="游ゴシック" w:cs="游ゴシック" w:eastAsia="游ゴシック" w:hAnsi="游ゴシック"/>
+          <w:rFonts w:ascii="BIZ UDPゴシック" w:cs="BIZ UDPゴシック" w:eastAsia="BIZ UDPゴシック" w:hAnsi="BIZ UDPゴシック"/>
           <w:b/>
           <w:bCs/>
           <w:color w:val="1F3864"/>
@@ -1284,7 +1284,7 @@
       </w:pPr>
       <w:r>
         <w:rPr>
-          <w:rFonts w:ascii="游ゴシック" w:cs="游ゴシック" w:eastAsia="游ゴシック" w:hAnsi="游ゴシック"/>
+          <w:rFonts w:ascii="BIZ UDPゴシック" w:cs="BIZ UDPゴシック" w:eastAsia="BIZ UDPゴシック" w:hAnsi="BIZ UDPゴシック"/>
           <w:sz w:val="21"/>
           <w:szCs w:val="21"/>
         </w:rPr>
@@ -1332,7 +1332,7 @@
             </w:pPr>
             <w:r>
               <w:rPr>
-                <w:rFonts w:ascii="游ゴシック" w:cs="游ゴシック" w:eastAsia="游ゴシック" w:hAnsi="游ゴシック"/>
+                <w:rFonts w:ascii="BIZ UDPゴシック" w:cs="BIZ UDPゴシック" w:eastAsia="BIZ UDPゴシック" w:hAnsi="BIZ UDPゴシック"/>
                 <w:b/>
                 <w:bCs/>
                 <w:color w:val="FFFFFF"/>
@@ -1361,7 +1361,7 @@
             </w:pPr>
             <w:r>
               <w:rPr>
-                <w:rFonts w:ascii="游ゴシック" w:cs="游ゴシック" w:eastAsia="游ゴシック" w:hAnsi="游ゴシック"/>
+                <w:rFonts w:ascii="BIZ UDPゴシック" w:cs="BIZ UDPゴシック" w:eastAsia="BIZ UDPゴシック" w:hAnsi="BIZ UDPゴシック"/>
                 <w:b/>
                 <w:bCs/>
                 <w:color w:val="FFFFFF"/>
@@ -1390,7 +1390,7 @@
             </w:pPr>
             <w:r>
               <w:rPr>
-                <w:rFonts w:ascii="游ゴシック" w:cs="游ゴシック" w:eastAsia="游ゴシック" w:hAnsi="游ゴシック"/>
+                <w:rFonts w:ascii="BIZ UDPゴシック" w:cs="BIZ UDPゴシック" w:eastAsia="BIZ UDPゴシック" w:hAnsi="BIZ UDPゴシック"/>
                 <w:b/>
                 <w:bCs/>
                 <w:color w:val="FFFFFF"/>
@@ -1423,7 +1423,7 @@
             </w:pPr>
             <w:r>
               <w:rPr>
-                <w:rFonts w:ascii="游ゴシック" w:cs="游ゴシック" w:eastAsia="游ゴシック" w:hAnsi="游ゴシック"/>
+                <w:rFonts w:ascii="BIZ UDPゴシック" w:cs="BIZ UDPゴシック" w:eastAsia="BIZ UDPゴシック" w:hAnsi="BIZ UDPゴシック"/>
                 <w:b w:val="false"/>
                 <w:bCs w:val="false"/>
                 <w:color w:val="000000"/>
@@ -1451,7 +1451,7 @@
             </w:pPr>
             <w:r>
               <w:rPr>
-                <w:rFonts w:ascii="游ゴシック" w:cs="游ゴシック" w:eastAsia="游ゴシック" w:hAnsi="游ゴシック"/>
+                <w:rFonts w:ascii="BIZ UDPゴシック" w:cs="BIZ UDPゴシック" w:eastAsia="BIZ UDPゴシック" w:hAnsi="BIZ UDPゴシック"/>
                 <w:b w:val="false"/>
                 <w:bCs w:val="false"/>
                 <w:color w:val="000000"/>
@@ -1479,7 +1479,7 @@
             </w:pPr>
             <w:r>
               <w:rPr>
-                <w:rFonts w:ascii="游ゴシック" w:cs="游ゴシック" w:eastAsia="游ゴシック" w:hAnsi="游ゴシック"/>
+                <w:rFonts w:ascii="BIZ UDPゴシック" w:cs="BIZ UDPゴシック" w:eastAsia="BIZ UDPゴシック" w:hAnsi="BIZ UDPゴシック"/>
                 <w:b w:val="false"/>
                 <w:bCs w:val="false"/>
                 <w:color w:val="000000"/>
@@ -1512,7 +1512,7 @@
             </w:pPr>
             <w:r>
               <w:rPr>
-                <w:rFonts w:ascii="游ゴシック" w:cs="游ゴシック" w:eastAsia="游ゴシック" w:hAnsi="游ゴシック"/>
+                <w:rFonts w:ascii="BIZ UDPゴシック" w:cs="BIZ UDPゴシック" w:eastAsia="BIZ UDPゴシック" w:hAnsi="BIZ UDPゴシック"/>
                 <w:b w:val="false"/>
                 <w:bCs w:val="false"/>
                 <w:color w:val="000000"/>
@@ -1540,7 +1540,7 @@
             </w:pPr>
             <w:r>
               <w:rPr>
-                <w:rFonts w:ascii="游ゴシック" w:cs="游ゴシック" w:eastAsia="游ゴシック" w:hAnsi="游ゴシック"/>
+                <w:rFonts w:ascii="BIZ UDPゴシック" w:cs="BIZ UDPゴシック" w:eastAsia="BIZ UDPゴシック" w:hAnsi="BIZ UDPゴシック"/>
                 <w:b w:val="false"/>
                 <w:bCs w:val="false"/>
                 <w:color w:val="000000"/>
@@ -1568,7 +1568,7 @@
             </w:pPr>
             <w:r>
               <w:rPr>
-                <w:rFonts w:ascii="游ゴシック" w:cs="游ゴシック" w:eastAsia="游ゴシック" w:hAnsi="游ゴシック"/>
+                <w:rFonts w:ascii="BIZ UDPゴシック" w:cs="BIZ UDPゴシック" w:eastAsia="BIZ UDPゴシック" w:hAnsi="BIZ UDPゴシック"/>
                 <w:b w:val="false"/>
                 <w:bCs w:val="false"/>
                 <w:color w:val="000000"/>
@@ -1601,7 +1601,7 @@
             </w:pPr>
             <w:r>
               <w:rPr>
-                <w:rFonts w:ascii="游ゴシック" w:cs="游ゴシック" w:eastAsia="游ゴシック" w:hAnsi="游ゴシック"/>
+                <w:rFonts w:ascii="BIZ UDPゴシック" w:cs="BIZ UDPゴシック" w:eastAsia="BIZ UDPゴシック" w:hAnsi="BIZ UDPゴシック"/>
                 <w:b w:val="false"/>
                 <w:bCs w:val="false"/>
                 <w:color w:val="000000"/>
@@ -1629,7 +1629,7 @@
             </w:pPr>
             <w:r>
               <w:rPr>
-                <w:rFonts w:ascii="游ゴシック" w:cs="游ゴシック" w:eastAsia="游ゴシック" w:hAnsi="游ゴシック"/>
+                <w:rFonts w:ascii="BIZ UDPゴシック" w:cs="BIZ UDPゴシック" w:eastAsia="BIZ UDPゴシック" w:hAnsi="BIZ UDPゴシック"/>
                 <w:b w:val="false"/>
                 <w:bCs w:val="false"/>
                 <w:color w:val="000000"/>
@@ -1657,7 +1657,7 @@
             </w:pPr>
             <w:r>
               <w:rPr>
-                <w:rFonts w:ascii="游ゴシック" w:cs="游ゴシック" w:eastAsia="游ゴシック" w:hAnsi="游ゴシック"/>
+                <w:rFonts w:ascii="BIZ UDPゴシック" w:cs="BIZ UDPゴシック" w:eastAsia="BIZ UDPゴシック" w:hAnsi="BIZ UDPゴシック"/>
                 <w:b w:val="false"/>
                 <w:bCs w:val="false"/>
                 <w:color w:val="000000"/>
@@ -1691,7 +1691,7 @@
             </w:pPr>
             <w:r>
               <w:rPr>
-                <w:rFonts w:ascii="游ゴシック" w:cs="游ゴシック" w:eastAsia="游ゴシック" w:hAnsi="游ゴシック"/>
+                <w:rFonts w:ascii="BIZ UDPゴシック" w:cs="BIZ UDPゴシック" w:eastAsia="BIZ UDPゴシック" w:hAnsi="BIZ UDPゴシック"/>
                 <w:b w:val="false"/>
                 <w:bCs w:val="false"/>
                 <w:color w:val="000000"/>
@@ -1720,7 +1720,7 @@
             </w:pPr>
             <w:r>
               <w:rPr>
-                <w:rFonts w:ascii="游ゴシック" w:cs="游ゴシック" w:eastAsia="游ゴシック" w:hAnsi="游ゴシック"/>
+                <w:rFonts w:ascii="BIZ UDPゴシック" w:cs="BIZ UDPゴシック" w:eastAsia="BIZ UDPゴシック" w:hAnsi="BIZ UDPゴシック"/>
                 <w:b w:val="false"/>
                 <w:bCs w:val="false"/>
                 <w:color w:val="000000"/>
@@ -1749,7 +1749,7 @@
             </w:pPr>
             <w:r>
               <w:rPr>
-                <w:rFonts w:ascii="游ゴシック" w:cs="游ゴシック" w:eastAsia="游ゴシック" w:hAnsi="游ゴシック"/>
+                <w:rFonts w:ascii="BIZ UDPゴシック" w:cs="BIZ UDPゴシック" w:eastAsia="BIZ UDPゴシック" w:hAnsi="BIZ UDPゴシック"/>
                 <w:b w:val="false"/>
                 <w:bCs w:val="false"/>
                 <w:color w:val="000000"/>
@@ -1782,7 +1782,7 @@
             </w:pPr>
             <w:r>
               <w:rPr>
-                <w:rFonts w:ascii="游ゴシック" w:cs="游ゴシック" w:eastAsia="游ゴシック" w:hAnsi="游ゴシック"/>
+                <w:rFonts w:ascii="BIZ UDPゴシック" w:cs="BIZ UDPゴシック" w:eastAsia="BIZ UDPゴシック" w:hAnsi="BIZ UDPゴシック"/>
                 <w:b w:val="false"/>
                 <w:bCs w:val="false"/>
                 <w:color w:val="000000"/>
@@ -1810,7 +1810,7 @@
             </w:pPr>
             <w:r>
               <w:rPr>
-                <w:rFonts w:ascii="游ゴシック" w:cs="游ゴシック" w:eastAsia="游ゴシック" w:hAnsi="游ゴシック"/>
+                <w:rFonts w:ascii="BIZ UDPゴシック" w:cs="BIZ UDPゴシック" w:eastAsia="BIZ UDPゴシック" w:hAnsi="BIZ UDPゴシック"/>
                 <w:b w:val="false"/>
                 <w:bCs w:val="false"/>
                 <w:color w:val="000000"/>
@@ -1838,7 +1838,7 @@
             </w:pPr>
             <w:r>
               <w:rPr>
-                <w:rFonts w:ascii="游ゴシック" w:cs="游ゴシック" w:eastAsia="游ゴシック" w:hAnsi="游ゴシック"/>
+                <w:rFonts w:ascii="BIZ UDPゴシック" w:cs="BIZ UDPゴシック" w:eastAsia="BIZ UDPゴシック" w:hAnsi="BIZ UDPゴシック"/>
                 <w:b w:val="false"/>
                 <w:bCs w:val="false"/>
                 <w:color w:val="000000"/>
@@ -1857,7 +1857,7 @@
       </w:pPr>
       <w:r>
         <w:rPr>
-          <w:rFonts w:ascii="游ゴシック" w:cs="游ゴシック" w:eastAsia="游ゴシック" w:hAnsi="游ゴシック"/>
+          <w:rFonts w:ascii="BIZ UDPゴシック" w:cs="BIZ UDPゴシック" w:eastAsia="BIZ UDPゴシック" w:hAnsi="BIZ UDPゴシック"/>
           <w:sz w:val="21"/>
           <w:szCs w:val="21"/>
         </w:rPr>
@@ -1875,7 +1875,7 @@
       </w:pPr>
       <w:r>
         <w:rPr>
-          <w:rFonts w:ascii="游ゴシック" w:cs="游ゴシック" w:eastAsia="游ゴシック" w:hAnsi="游ゴシック"/>
+          <w:rFonts w:ascii="BIZ UDPゴシック" w:cs="BIZ UDPゴシック" w:eastAsia="BIZ UDPゴシック" w:hAnsi="BIZ UDPゴシック"/>
           <w:b/>
           <w:bCs/>
           <w:sz w:val="20"/>
@@ -1896,7 +1896,7 @@
       </w:pPr>
       <w:r>
         <w:rPr>
-          <w:rFonts w:ascii="游ゴシック" w:cs="游ゴシック" w:eastAsia="游ゴシック" w:hAnsi="游ゴシック"/>
+          <w:rFonts w:ascii="BIZ UDPゴシック" w:cs="BIZ UDPゴシック" w:eastAsia="BIZ UDPゴシック" w:hAnsi="BIZ UDPゴシック"/>
           <w:b/>
           <w:bCs/>
           <w:color w:val="1F3864"/>
@@ -1917,7 +1917,7 @@
       </w:pPr>
       <w:r>
         <w:rPr>
-          <w:rFonts w:ascii="游ゴシック" w:cs="游ゴシック" w:eastAsia="游ゴシック" w:hAnsi="游ゴシック"/>
+          <w:rFonts w:ascii="BIZ UDPゴシック" w:cs="BIZ UDPゴシック" w:eastAsia="BIZ UDPゴシック" w:hAnsi="BIZ UDPゴシック"/>
           <w:color w:val="595959"/>
           <w:sz w:val="17"/>
           <w:szCs w:val="17"/>
@@ -1940,7 +1940,7 @@
       </w:pPr>
       <w:r>
         <w:rPr>
-          <w:rFonts w:ascii="游ゴシック" w:cs="游ゴシック" w:eastAsia="游ゴシック" w:hAnsi="游ゴシック"/>
+          <w:rFonts w:ascii="BIZ UDPゴシック" w:cs="BIZ UDPゴシック" w:eastAsia="BIZ UDPゴシック" w:hAnsi="BIZ UDPゴシック"/>
           <w:b/>
           <w:bCs/>
           <w:color w:val="FFFFFF"/>
@@ -1962,7 +1962,7 @@
       </w:pPr>
       <w:r>
         <w:rPr>
-          <w:rFonts w:ascii="游ゴシック" w:cs="游ゴシック" w:eastAsia="游ゴシック" w:hAnsi="游ゴシック"/>
+          <w:rFonts w:ascii="BIZ UDPゴシック" w:cs="BIZ UDPゴシック" w:eastAsia="BIZ UDPゴシック" w:hAnsi="BIZ UDPゴシック"/>
           <w:b/>
           <w:bCs/>
           <w:color w:val="1F3864"/>
@@ -1978,7 +1978,7 @@
       </w:pPr>
       <w:r>
         <w:rPr>
-          <w:rFonts w:ascii="游ゴシック" w:cs="游ゴシック" w:eastAsia="游ゴシック" w:hAnsi="游ゴシック"/>
+          <w:rFonts w:ascii="BIZ UDPゴシック" w:cs="BIZ UDPゴシック" w:eastAsia="BIZ UDPゴシック" w:hAnsi="BIZ UDPゴシック"/>
           <w:sz w:val="21"/>
           <w:szCs w:val="21"/>
         </w:rPr>
@@ -1996,7 +1996,7 @@
       </w:pPr>
       <w:r>
         <w:rPr>
-          <w:rFonts w:ascii="游ゴシック" w:cs="游ゴシック" w:eastAsia="游ゴシック" w:hAnsi="游ゴシック"/>
+          <w:rFonts w:ascii="BIZ UDPゴシック" w:cs="BIZ UDPゴシック" w:eastAsia="BIZ UDPゴシック" w:hAnsi="BIZ UDPゴシック"/>
           <w:color w:val="595959"/>
           <w:sz w:val="17"/>
           <w:szCs w:val="17"/>
@@ -2045,7 +2045,7 @@
             </w:pPr>
             <w:r>
               <w:rPr>
-                <w:rFonts w:ascii="游ゴシック" w:cs="游ゴシック" w:eastAsia="游ゴシック" w:hAnsi="游ゴシック"/>
+                <w:rFonts w:ascii="BIZ UDPゴシック" w:cs="BIZ UDPゴシック" w:eastAsia="BIZ UDPゴシック" w:hAnsi="BIZ UDPゴシック"/>
                 <w:b/>
                 <w:bCs/>
                 <w:color w:val="FFFFFF"/>
@@ -2074,7 +2074,7 @@
             </w:pPr>
             <w:r>
               <w:rPr>
-                <w:rFonts w:ascii="游ゴシック" w:cs="游ゴシック" w:eastAsia="游ゴシック" w:hAnsi="游ゴシック"/>
+                <w:rFonts w:ascii="BIZ UDPゴシック" w:cs="BIZ UDPゴシック" w:eastAsia="BIZ UDPゴシック" w:hAnsi="BIZ UDPゴシック"/>
                 <w:b/>
                 <w:bCs/>
                 <w:color w:val="FFFFFF"/>
@@ -2103,7 +2103,7 @@
             </w:pPr>
             <w:r>
               <w:rPr>
-                <w:rFonts w:ascii="游ゴシック" w:cs="游ゴシック" w:eastAsia="游ゴシック" w:hAnsi="游ゴシック"/>
+                <w:rFonts w:ascii="BIZ UDPゴシック" w:cs="BIZ UDPゴシック" w:eastAsia="BIZ UDPゴシック" w:hAnsi="BIZ UDPゴシック"/>
                 <w:b/>
                 <w:bCs/>
                 <w:color w:val="FFFFFF"/>
@@ -2136,7 +2136,7 @@
             </w:pPr>
             <w:r>
               <w:rPr>
-                <w:rFonts w:ascii="游ゴシック" w:cs="游ゴシック" w:eastAsia="游ゴシック" w:hAnsi="游ゴシック"/>
+                <w:rFonts w:ascii="BIZ UDPゴシック" w:cs="BIZ UDPゴシック" w:eastAsia="BIZ UDPゴシック" w:hAnsi="BIZ UDPゴシック"/>
                 <w:b w:val="false"/>
                 <w:bCs w:val="false"/>
                 <w:color w:val="000000"/>
@@ -2164,7 +2164,7 @@
             </w:pPr>
             <w:r>
               <w:rPr>
-                <w:rFonts w:ascii="游ゴシック" w:cs="游ゴシック" w:eastAsia="游ゴシック" w:hAnsi="游ゴシック"/>
+                <w:rFonts w:ascii="BIZ UDPゴシック" w:cs="BIZ UDPゴシック" w:eastAsia="BIZ UDPゴシック" w:hAnsi="BIZ UDPゴシック"/>
                 <w:b w:val="false"/>
                 <w:bCs w:val="false"/>
                 <w:color w:val="000000"/>
@@ -2192,7 +2192,7 @@
             </w:pPr>
             <w:r>
               <w:rPr>
-                <w:rFonts w:ascii="游ゴシック" w:cs="游ゴシック" w:eastAsia="游ゴシック" w:hAnsi="游ゴシック"/>
+                <w:rFonts w:ascii="BIZ UDPゴシック" w:cs="BIZ UDPゴシック" w:eastAsia="BIZ UDPゴシック" w:hAnsi="BIZ UDPゴシック"/>
                 <w:b w:val="false"/>
                 <w:bCs w:val="false"/>
                 <w:color w:val="000000"/>
@@ -2211,7 +2211,7 @@
       </w:pPr>
       <w:r>
         <w:rPr>
-          <w:rFonts w:ascii="游ゴシック" w:cs="游ゴシック" w:eastAsia="游ゴシック" w:hAnsi="游ゴシック"/>
+          <w:rFonts w:ascii="BIZ UDPゴシック" w:cs="BIZ UDPゴシック" w:eastAsia="BIZ UDPゴシック" w:hAnsi="BIZ UDPゴシック"/>
           <w:sz w:val="21"/>
           <w:szCs w:val="21"/>
         </w:rPr>
@@ -2230,7 +2230,7 @@
       </w:pPr>
       <w:r>
         <w:rPr>
-          <w:rFonts w:ascii="游ゴシック" w:cs="游ゴシック" w:eastAsia="游ゴシック" w:hAnsi="游ゴシック"/>
+          <w:rFonts w:ascii="BIZ UDPゴシック" w:cs="BIZ UDPゴシック" w:eastAsia="BIZ UDPゴシック" w:hAnsi="BIZ UDPゴシック"/>
           <w:b/>
           <w:bCs/>
           <w:color w:val="1F3864"/>
@@ -2246,7 +2246,7 @@
       </w:pPr>
       <w:r>
         <w:rPr>
-          <w:rFonts w:ascii="游ゴシック" w:cs="游ゴシック" w:eastAsia="游ゴシック" w:hAnsi="游ゴシック"/>
+          <w:rFonts w:ascii="BIZ UDPゴシック" w:cs="BIZ UDPゴシック" w:eastAsia="BIZ UDPゴシック" w:hAnsi="BIZ UDPゴシック"/>
           <w:sz w:val="21"/>
           <w:szCs w:val="21"/>
         </w:rPr>
@@ -2264,7 +2264,7 @@
       </w:pPr>
       <w:r>
         <w:rPr>
-          <w:rFonts w:ascii="游ゴシック" w:cs="游ゴシック" w:eastAsia="游ゴシック" w:hAnsi="游ゴシック"/>
+          <w:rFonts w:ascii="BIZ UDPゴシック" w:cs="BIZ UDPゴシック" w:eastAsia="BIZ UDPゴシック" w:hAnsi="BIZ UDPゴシック"/>
           <w:color w:val="595959"/>
           <w:sz w:val="17"/>
           <w:szCs w:val="17"/>
@@ -2278,7 +2278,7 @@
       </w:pPr>
       <w:r>
         <w:rPr>
-          <w:rFonts w:ascii="游ゴシック" w:cs="游ゴシック" w:eastAsia="游ゴシック" w:hAnsi="游ゴシック"/>
+          <w:rFonts w:ascii="BIZ UDPゴシック" w:cs="BIZ UDPゴシック" w:eastAsia="BIZ UDPゴシック" w:hAnsi="BIZ UDPゴシック"/>
           <w:sz w:val="21"/>
           <w:szCs w:val="21"/>
         </w:rPr>
@@ -2326,7 +2326,7 @@
             </w:pPr>
             <w:r>
               <w:rPr>
-                <w:rFonts w:ascii="游ゴシック" w:cs="游ゴシック" w:eastAsia="游ゴシック" w:hAnsi="游ゴシック"/>
+                <w:rFonts w:ascii="BIZ UDPゴシック" w:cs="BIZ UDPゴシック" w:eastAsia="BIZ UDPゴシック" w:hAnsi="BIZ UDPゴシック"/>
                 <w:b/>
                 <w:bCs/>
                 <w:color w:val="FFFFFF"/>
@@ -2355,7 +2355,7 @@
             </w:pPr>
             <w:r>
               <w:rPr>
-                <w:rFonts w:ascii="游ゴシック" w:cs="游ゴシック" w:eastAsia="游ゴシック" w:hAnsi="游ゴシック"/>
+                <w:rFonts w:ascii="BIZ UDPゴシック" w:cs="BIZ UDPゴシック" w:eastAsia="BIZ UDPゴシック" w:hAnsi="BIZ UDPゴシック"/>
                 <w:b/>
                 <w:bCs/>
                 <w:color w:val="FFFFFF"/>
@@ -2384,7 +2384,7 @@
             </w:pPr>
             <w:r>
               <w:rPr>
-                <w:rFonts w:ascii="游ゴシック" w:cs="游ゴシック" w:eastAsia="游ゴシック" w:hAnsi="游ゴシック"/>
+                <w:rFonts w:ascii="BIZ UDPゴシック" w:cs="BIZ UDPゴシック" w:eastAsia="BIZ UDPゴシック" w:hAnsi="BIZ UDPゴシック"/>
                 <w:b/>
                 <w:bCs/>
                 <w:color w:val="FFFFFF"/>
@@ -2417,7 +2417,7 @@
             </w:pPr>
             <w:r>
               <w:rPr>
-                <w:rFonts w:ascii="游ゴシック" w:cs="游ゴシック" w:eastAsia="游ゴシック" w:hAnsi="游ゴシック"/>
+                <w:rFonts w:ascii="BIZ UDPゴシック" w:cs="BIZ UDPゴシック" w:eastAsia="BIZ UDPゴシック" w:hAnsi="BIZ UDPゴシック"/>
                 <w:b w:val="false"/>
                 <w:bCs w:val="false"/>
                 <w:color w:val="000000"/>
@@ -2445,7 +2445,7 @@
             </w:pPr>
             <w:r>
               <w:rPr>
-                <w:rFonts w:ascii="游ゴシック" w:cs="游ゴシック" w:eastAsia="游ゴシック" w:hAnsi="游ゴシック"/>
+                <w:rFonts w:ascii="BIZ UDPゴシック" w:cs="BIZ UDPゴシック" w:eastAsia="BIZ UDPゴシック" w:hAnsi="BIZ UDPゴシック"/>
                 <w:b w:val="false"/>
                 <w:bCs w:val="false"/>
                 <w:color w:val="000000"/>
@@ -2473,7 +2473,7 @@
             </w:pPr>
             <w:r>
               <w:rPr>
-                <w:rFonts w:ascii="游ゴシック" w:cs="游ゴシック" w:eastAsia="游ゴシック" w:hAnsi="游ゴシック"/>
+                <w:rFonts w:ascii="BIZ UDPゴシック" w:cs="BIZ UDPゴシック" w:eastAsia="BIZ UDPゴシック" w:hAnsi="BIZ UDPゴシック"/>
                 <w:b w:val="false"/>
                 <w:bCs w:val="false"/>
                 <w:color w:val="000000"/>
@@ -2506,7 +2506,7 @@
             </w:pPr>
             <w:r>
               <w:rPr>
-                <w:rFonts w:ascii="游ゴシック" w:cs="游ゴシック" w:eastAsia="游ゴシック" w:hAnsi="游ゴシック"/>
+                <w:rFonts w:ascii="BIZ UDPゴシック" w:cs="BIZ UDPゴシック" w:eastAsia="BIZ UDPゴシック" w:hAnsi="BIZ UDPゴシック"/>
                 <w:b w:val="false"/>
                 <w:bCs w:val="false"/>
                 <w:color w:val="000000"/>
@@ -2534,7 +2534,7 @@
             </w:pPr>
             <w:r>
               <w:rPr>
-                <w:rFonts w:ascii="游ゴシック" w:cs="游ゴシック" w:eastAsia="游ゴシック" w:hAnsi="游ゴシック"/>
+                <w:rFonts w:ascii="BIZ UDPゴシック" w:cs="BIZ UDPゴシック" w:eastAsia="BIZ UDPゴシック" w:hAnsi="BIZ UDPゴシック"/>
                 <w:b w:val="false"/>
                 <w:bCs w:val="false"/>
                 <w:color w:val="000000"/>
@@ -2562,7 +2562,7 @@
             </w:pPr>
             <w:r>
               <w:rPr>
-                <w:rFonts w:ascii="游ゴシック" w:cs="游ゴシック" w:eastAsia="游ゴシック" w:hAnsi="游ゴシック"/>
+                <w:rFonts w:ascii="BIZ UDPゴシック" w:cs="BIZ UDPゴシック" w:eastAsia="BIZ UDPゴシック" w:hAnsi="BIZ UDPゴシック"/>
                 <w:b w:val="false"/>
                 <w:bCs w:val="false"/>
                 <w:color w:val="000000"/>
@@ -2595,7 +2595,7 @@
             </w:pPr>
             <w:r>
               <w:rPr>
-                <w:rFonts w:ascii="游ゴシック" w:cs="游ゴシック" w:eastAsia="游ゴシック" w:hAnsi="游ゴシック"/>
+                <w:rFonts w:ascii="BIZ UDPゴシック" w:cs="BIZ UDPゴシック" w:eastAsia="BIZ UDPゴシック" w:hAnsi="BIZ UDPゴシック"/>
                 <w:b w:val="false"/>
                 <w:bCs w:val="false"/>
                 <w:color w:val="000000"/>
@@ -2623,7 +2623,7 @@
             </w:pPr>
             <w:r>
               <w:rPr>
-                <w:rFonts w:ascii="游ゴシック" w:cs="游ゴシック" w:eastAsia="游ゴシック" w:hAnsi="游ゴシック"/>
+                <w:rFonts w:ascii="BIZ UDPゴシック" w:cs="BIZ UDPゴシック" w:eastAsia="BIZ UDPゴシック" w:hAnsi="BIZ UDPゴシック"/>
                 <w:b w:val="false"/>
                 <w:bCs w:val="false"/>
                 <w:color w:val="000000"/>
@@ -2651,7 +2651,7 @@
             </w:pPr>
             <w:r>
               <w:rPr>
-                <w:rFonts w:ascii="游ゴシック" w:cs="游ゴシック" w:eastAsia="游ゴシック" w:hAnsi="游ゴシック"/>
+                <w:rFonts w:ascii="BIZ UDPゴシック" w:cs="BIZ UDPゴシック" w:eastAsia="BIZ UDPゴシック" w:hAnsi="BIZ UDPゴシック"/>
                 <w:b w:val="false"/>
                 <w:bCs w:val="false"/>
                 <w:color w:val="000000"/>
@@ -2684,7 +2684,7 @@
             </w:pPr>
             <w:r>
               <w:rPr>
-                <w:rFonts w:ascii="游ゴシック" w:cs="游ゴシック" w:eastAsia="游ゴシック" w:hAnsi="游ゴシック"/>
+                <w:rFonts w:ascii="BIZ UDPゴシック" w:cs="BIZ UDPゴシック" w:eastAsia="BIZ UDPゴシック" w:hAnsi="BIZ UDPゴシック"/>
                 <w:b w:val="false"/>
                 <w:bCs w:val="false"/>
                 <w:color w:val="000000"/>
@@ -2712,7 +2712,7 @@
             </w:pPr>
             <w:r>
               <w:rPr>
-                <w:rFonts w:ascii="游ゴシック" w:cs="游ゴシック" w:eastAsia="游ゴシック" w:hAnsi="游ゴシック"/>
+                <w:rFonts w:ascii="BIZ UDPゴシック" w:cs="BIZ UDPゴシック" w:eastAsia="BIZ UDPゴシック" w:hAnsi="BIZ UDPゴシック"/>
                 <w:b w:val="false"/>
                 <w:bCs w:val="false"/>
                 <w:color w:val="000000"/>
@@ -2740,7 +2740,7 @@
             </w:pPr>
             <w:r>
               <w:rPr>
-                <w:rFonts w:ascii="游ゴシック" w:cs="游ゴシック" w:eastAsia="游ゴシック" w:hAnsi="游ゴシック"/>
+                <w:rFonts w:ascii="BIZ UDPゴシック" w:cs="BIZ UDPゴシック" w:eastAsia="BIZ UDPゴシック" w:hAnsi="BIZ UDPゴシック"/>
                 <w:b w:val="false"/>
                 <w:bCs w:val="false"/>
                 <w:color w:val="000000"/>
@@ -2773,7 +2773,7 @@
             </w:pPr>
             <w:r>
               <w:rPr>
-                <w:rFonts w:ascii="游ゴシック" w:cs="游ゴシック" w:eastAsia="游ゴシック" w:hAnsi="游ゴシック"/>
+                <w:rFonts w:ascii="BIZ UDPゴシック" w:cs="BIZ UDPゴシック" w:eastAsia="BIZ UDPゴシック" w:hAnsi="BIZ UDPゴシック"/>
                 <w:b w:val="false"/>
                 <w:bCs w:val="false"/>
                 <w:color w:val="000000"/>
@@ -2801,7 +2801,7 @@
             </w:pPr>
             <w:r>
               <w:rPr>
-                <w:rFonts w:ascii="游ゴシック" w:cs="游ゴシック" w:eastAsia="游ゴシック" w:hAnsi="游ゴシック"/>
+                <w:rFonts w:ascii="BIZ UDPゴシック" w:cs="BIZ UDPゴシック" w:eastAsia="BIZ UDPゴシック" w:hAnsi="BIZ UDPゴシック"/>
                 <w:b w:val="false"/>
                 <w:bCs w:val="false"/>
                 <w:color w:val="000000"/>
@@ -2829,7 +2829,7 @@
             </w:pPr>
             <w:r>
               <w:rPr>
-                <w:rFonts w:ascii="游ゴシック" w:cs="游ゴシック" w:eastAsia="游ゴシック" w:hAnsi="游ゴシック"/>
+                <w:rFonts w:ascii="BIZ UDPゴシック" w:cs="BIZ UDPゴシック" w:eastAsia="BIZ UDPゴシック" w:hAnsi="BIZ UDPゴシック"/>
                 <w:b w:val="false"/>
                 <w:bCs w:val="false"/>
                 <w:color w:val="000000"/>
@@ -2862,7 +2862,7 @@
             </w:pPr>
             <w:r>
               <w:rPr>
-                <w:rFonts w:ascii="游ゴシック" w:cs="游ゴシック" w:eastAsia="游ゴシック" w:hAnsi="游ゴシック"/>
+                <w:rFonts w:ascii="BIZ UDPゴシック" w:cs="BIZ UDPゴシック" w:eastAsia="BIZ UDPゴシック" w:hAnsi="BIZ UDPゴシック"/>
                 <w:b w:val="false"/>
                 <w:bCs w:val="false"/>
                 <w:color w:val="000000"/>
@@ -2890,7 +2890,7 @@
             </w:pPr>
             <w:r>
               <w:rPr>
-                <w:rFonts w:ascii="游ゴシック" w:cs="游ゴシック" w:eastAsia="游ゴシック" w:hAnsi="游ゴシック"/>
+                <w:rFonts w:ascii="BIZ UDPゴシック" w:cs="BIZ UDPゴシック" w:eastAsia="BIZ UDPゴシック" w:hAnsi="BIZ UDPゴシック"/>
                 <w:b w:val="false"/>
                 <w:bCs w:val="false"/>
                 <w:color w:val="000000"/>
@@ -2918,7 +2918,7 @@
             </w:pPr>
             <w:r>
               <w:rPr>
-                <w:rFonts w:ascii="游ゴシック" w:cs="游ゴシック" w:eastAsia="游ゴシック" w:hAnsi="游ゴシック"/>
+                <w:rFonts w:ascii="BIZ UDPゴシック" w:cs="BIZ UDPゴシック" w:eastAsia="BIZ UDPゴシック" w:hAnsi="BIZ UDPゴシック"/>
                 <w:b w:val="false"/>
                 <w:bCs w:val="false"/>
                 <w:color w:val="000000"/>
@@ -2951,7 +2951,7 @@
             </w:pPr>
             <w:r>
               <w:rPr>
-                <w:rFonts w:ascii="游ゴシック" w:cs="游ゴシック" w:eastAsia="游ゴシック" w:hAnsi="游ゴシック"/>
+                <w:rFonts w:ascii="BIZ UDPゴシック" w:cs="BIZ UDPゴシック" w:eastAsia="BIZ UDPゴシック" w:hAnsi="BIZ UDPゴシック"/>
                 <w:b w:val="false"/>
                 <w:bCs w:val="false"/>
                 <w:color w:val="000000"/>
@@ -2979,7 +2979,7 @@
             </w:pPr>
             <w:r>
               <w:rPr>
-                <w:rFonts w:ascii="游ゴシック" w:cs="游ゴシック" w:eastAsia="游ゴシック" w:hAnsi="游ゴシック"/>
+                <w:rFonts w:ascii="BIZ UDPゴシック" w:cs="BIZ UDPゴシック" w:eastAsia="BIZ UDPゴシック" w:hAnsi="BIZ UDPゴシック"/>
                 <w:b w:val="false"/>
                 <w:bCs w:val="false"/>
                 <w:color w:val="000000"/>
@@ -3007,7 +3007,7 @@
             </w:pPr>
             <w:r>
               <w:rPr>
-                <w:rFonts w:ascii="游ゴシック" w:cs="游ゴシック" w:eastAsia="游ゴシック" w:hAnsi="游ゴシック"/>
+                <w:rFonts w:ascii="BIZ UDPゴシック" w:cs="BIZ UDPゴシック" w:eastAsia="BIZ UDPゴシック" w:hAnsi="BIZ UDPゴシック"/>
                 <w:b w:val="false"/>
                 <w:bCs w:val="false"/>
                 <w:color w:val="000000"/>
@@ -3040,7 +3040,7 @@
             </w:pPr>
             <w:r>
               <w:rPr>
-                <w:rFonts w:ascii="游ゴシック" w:cs="游ゴシック" w:eastAsia="游ゴシック" w:hAnsi="游ゴシック"/>
+                <w:rFonts w:ascii="BIZ UDPゴシック" w:cs="BIZ UDPゴシック" w:eastAsia="BIZ UDPゴシック" w:hAnsi="BIZ UDPゴシック"/>
                 <w:b w:val="false"/>
                 <w:bCs w:val="false"/>
                 <w:color w:val="000000"/>
@@ -3068,7 +3068,7 @@
             </w:pPr>
             <w:r>
               <w:rPr>
-                <w:rFonts w:ascii="游ゴシック" w:cs="游ゴシック" w:eastAsia="游ゴシック" w:hAnsi="游ゴシック"/>
+                <w:rFonts w:ascii="BIZ UDPゴシック" w:cs="BIZ UDPゴシック" w:eastAsia="BIZ UDPゴシック" w:hAnsi="BIZ UDPゴシック"/>
                 <w:b w:val="false"/>
                 <w:bCs w:val="false"/>
                 <w:color w:val="000000"/>
@@ -3096,7 +3096,7 @@
             </w:pPr>
             <w:r>
               <w:rPr>
-                <w:rFonts w:ascii="游ゴシック" w:cs="游ゴシック" w:eastAsia="游ゴシック" w:hAnsi="游ゴシック"/>
+                <w:rFonts w:ascii="BIZ UDPゴシック" w:cs="BIZ UDPゴシック" w:eastAsia="BIZ UDPゴシック" w:hAnsi="BIZ UDPゴシック"/>
                 <w:b w:val="false"/>
                 <w:bCs w:val="false"/>
                 <w:color w:val="000000"/>
@@ -3129,7 +3129,7 @@
             </w:pPr>
             <w:r>
               <w:rPr>
-                <w:rFonts w:ascii="游ゴシック" w:cs="游ゴシック" w:eastAsia="游ゴシック" w:hAnsi="游ゴシック"/>
+                <w:rFonts w:ascii="BIZ UDPゴシック" w:cs="BIZ UDPゴシック" w:eastAsia="BIZ UDPゴシック" w:hAnsi="BIZ UDPゴシック"/>
                 <w:b w:val="false"/>
                 <w:bCs w:val="false"/>
                 <w:color w:val="000000"/>
@@ -3157,7 +3157,7 @@
             </w:pPr>
             <w:r>
               <w:rPr>
-                <w:rFonts w:ascii="游ゴシック" w:cs="游ゴシック" w:eastAsia="游ゴシック" w:hAnsi="游ゴシック"/>
+                <w:rFonts w:ascii="BIZ UDPゴシック" w:cs="BIZ UDPゴシック" w:eastAsia="BIZ UDPゴシック" w:hAnsi="BIZ UDPゴシック"/>
                 <w:b w:val="false"/>
                 <w:bCs w:val="false"/>
                 <w:color w:val="000000"/>
@@ -3185,7 +3185,7 @@
             </w:pPr>
             <w:r>
               <w:rPr>
-                <w:rFonts w:ascii="游ゴシック" w:cs="游ゴシック" w:eastAsia="游ゴシック" w:hAnsi="游ゴシック"/>
+                <w:rFonts w:ascii="BIZ UDPゴシック" w:cs="BIZ UDPゴシック" w:eastAsia="BIZ UDPゴシック" w:hAnsi="BIZ UDPゴシック"/>
                 <w:b w:val="false"/>
                 <w:bCs w:val="false"/>
                 <w:color w:val="000000"/>
@@ -3219,7 +3219,7 @@
             </w:pPr>
             <w:r>
               <w:rPr>
-                <w:rFonts w:ascii="游ゴシック" w:cs="游ゴシック" w:eastAsia="游ゴシック" w:hAnsi="游ゴシック"/>
+                <w:rFonts w:ascii="BIZ UDPゴシック" w:cs="BIZ UDPゴシック" w:eastAsia="BIZ UDPゴシック" w:hAnsi="BIZ UDPゴシック"/>
                 <w:b w:val="false"/>
                 <w:bCs w:val="false"/>
                 <w:color w:val="000000"/>
@@ -3248,7 +3248,7 @@
             </w:pPr>
             <w:r>
               <w:rPr>
-                <w:rFonts w:ascii="游ゴシック" w:cs="游ゴシック" w:eastAsia="游ゴシック" w:hAnsi="游ゴシック"/>
+                <w:rFonts w:ascii="BIZ UDPゴシック" w:cs="BIZ UDPゴシック" w:eastAsia="BIZ UDPゴシック" w:hAnsi="BIZ UDPゴシック"/>
                 <w:b w:val="false"/>
                 <w:bCs w:val="false"/>
                 <w:color w:val="000000"/>
@@ -3277,7 +3277,7 @@
             </w:pPr>
             <w:r>
               <w:rPr>
-                <w:rFonts w:ascii="游ゴシック" w:cs="游ゴシック" w:eastAsia="游ゴシック" w:hAnsi="游ゴシック"/>
+                <w:rFonts w:ascii="BIZ UDPゴシック" w:cs="BIZ UDPゴシック" w:eastAsia="BIZ UDPゴシック" w:hAnsi="BIZ UDPゴシック"/>
                 <w:b w:val="false"/>
                 <w:bCs w:val="false"/>
                 <w:color w:val="000000"/>
@@ -3310,7 +3310,7 @@
             </w:pPr>
             <w:r>
               <w:rPr>
-                <w:rFonts w:ascii="游ゴシック" w:cs="游ゴシック" w:eastAsia="游ゴシック" w:hAnsi="游ゴシック"/>
+                <w:rFonts w:ascii="BIZ UDPゴシック" w:cs="BIZ UDPゴシック" w:eastAsia="BIZ UDPゴシック" w:hAnsi="BIZ UDPゴシック"/>
                 <w:b w:val="false"/>
                 <w:bCs w:val="false"/>
                 <w:color w:val="000000"/>
@@ -3338,7 +3338,7 @@
             </w:pPr>
             <w:r>
               <w:rPr>
-                <w:rFonts w:ascii="游ゴシック" w:cs="游ゴシック" w:eastAsia="游ゴシック" w:hAnsi="游ゴシック"/>
+                <w:rFonts w:ascii="BIZ UDPゴシック" w:cs="BIZ UDPゴシック" w:eastAsia="BIZ UDPゴシック" w:hAnsi="BIZ UDPゴシック"/>
                 <w:b w:val="false"/>
                 <w:bCs w:val="false"/>
                 <w:color w:val="000000"/>
@@ -3366,7 +3366,7 @@
             </w:pPr>
             <w:r>
               <w:rPr>
-                <w:rFonts w:ascii="游ゴシック" w:cs="游ゴシック" w:eastAsia="游ゴシック" w:hAnsi="游ゴシック"/>
+                <w:rFonts w:ascii="BIZ UDPゴシック" w:cs="BIZ UDPゴシック" w:eastAsia="BIZ UDPゴシック" w:hAnsi="BIZ UDPゴシック"/>
                 <w:b w:val="false"/>
                 <w:bCs w:val="false"/>
                 <w:color w:val="000000"/>
@@ -3385,7 +3385,7 @@
       </w:pPr>
       <w:r>
         <w:rPr>
-          <w:rFonts w:ascii="游ゴシック" w:cs="游ゴシック" w:eastAsia="游ゴシック" w:hAnsi="游ゴシック"/>
+          <w:rFonts w:ascii="BIZ UDPゴシック" w:cs="BIZ UDPゴシック" w:eastAsia="BIZ UDPゴシック" w:hAnsi="BIZ UDPゴシック"/>
           <w:sz w:val="21"/>
           <w:szCs w:val="21"/>
         </w:rPr>
@@ -3403,7 +3403,7 @@
       </w:pPr>
       <w:r>
         <w:rPr>
-          <w:rFonts w:ascii="游ゴシック" w:cs="游ゴシック" w:eastAsia="游ゴシック" w:hAnsi="游ゴシック"/>
+          <w:rFonts w:ascii="BIZ UDPゴシック" w:cs="BIZ UDPゴシック" w:eastAsia="BIZ UDPゴシック" w:hAnsi="BIZ UDPゴシック"/>
           <w:color w:val="595959"/>
           <w:sz w:val="17"/>
           <w:szCs w:val="17"/>
@@ -3426,7 +3426,7 @@
       </w:pPr>
       <w:r>
         <w:rPr>
-          <w:rFonts w:ascii="游ゴシック" w:cs="游ゴシック" w:eastAsia="游ゴシック" w:hAnsi="游ゴシック"/>
+          <w:rFonts w:ascii="BIZ UDPゴシック" w:cs="BIZ UDPゴシック" w:eastAsia="BIZ UDPゴシック" w:hAnsi="BIZ UDPゴシック"/>
           <w:b/>
           <w:bCs/>
           <w:color w:val="FFFFFF"/>
@@ -3448,7 +3448,7 @@
       </w:pPr>
       <w:r>
         <w:rPr>
-          <w:rFonts w:ascii="游ゴシック" w:cs="游ゴシック" w:eastAsia="游ゴシック" w:hAnsi="游ゴシック"/>
+          <w:rFonts w:ascii="BIZ UDPゴシック" w:cs="BIZ UDPゴシック" w:eastAsia="BIZ UDPゴシック" w:hAnsi="BIZ UDPゴシック"/>
           <w:b/>
           <w:bCs/>
           <w:color w:val="1F3864"/>
@@ -3464,7 +3464,7 @@
       </w:pPr>
       <w:r>
         <w:rPr>
-          <w:rFonts w:ascii="游ゴシック" w:cs="游ゴシック" w:eastAsia="游ゴシック" w:hAnsi="游ゴシック"/>
+          <w:rFonts w:ascii="BIZ UDPゴシック" w:cs="BIZ UDPゴシック" w:eastAsia="BIZ UDPゴシック" w:hAnsi="BIZ UDPゴシック"/>
           <w:sz w:val="21"/>
           <w:szCs w:val="21"/>
         </w:rPr>
@@ -3482,7 +3482,7 @@
       </w:pPr>
       <w:r>
         <w:rPr>
-          <w:rFonts w:ascii="游ゴシック" w:cs="游ゴシック" w:eastAsia="游ゴシック" w:hAnsi="游ゴシック"/>
+          <w:rFonts w:ascii="BIZ UDPゴシック" w:cs="BIZ UDPゴシック" w:eastAsia="BIZ UDPゴシック" w:hAnsi="BIZ UDPゴシック"/>
           <w:color w:val="595959"/>
           <w:sz w:val="17"/>
           <w:szCs w:val="17"/>
@@ -3531,7 +3531,7 @@
             </w:pPr>
             <w:r>
               <w:rPr>
-                <w:rFonts w:ascii="游ゴシック" w:cs="游ゴシック" w:eastAsia="游ゴシック" w:hAnsi="游ゴシック"/>
+                <w:rFonts w:ascii="BIZ UDPゴシック" w:cs="BIZ UDPゴシック" w:eastAsia="BIZ UDPゴシック" w:hAnsi="BIZ UDPゴシック"/>
                 <w:b/>
                 <w:bCs/>
                 <w:color w:val="FFFFFF"/>
@@ -3560,7 +3560,7 @@
             </w:pPr>
             <w:r>
               <w:rPr>
-                <w:rFonts w:ascii="游ゴシック" w:cs="游ゴシック" w:eastAsia="游ゴシック" w:hAnsi="游ゴシック"/>
+                <w:rFonts w:ascii="BIZ UDPゴシック" w:cs="BIZ UDPゴシック" w:eastAsia="BIZ UDPゴシック" w:hAnsi="BIZ UDPゴシック"/>
                 <w:b/>
                 <w:bCs/>
                 <w:color w:val="FFFFFF"/>
@@ -3589,7 +3589,7 @@
             </w:pPr>
             <w:r>
               <w:rPr>
-                <w:rFonts w:ascii="游ゴシック" w:cs="游ゴシック" w:eastAsia="游ゴシック" w:hAnsi="游ゴシック"/>
+                <w:rFonts w:ascii="BIZ UDPゴシック" w:cs="BIZ UDPゴシック" w:eastAsia="BIZ UDPゴシック" w:hAnsi="BIZ UDPゴシック"/>
                 <w:b/>
                 <w:bCs/>
                 <w:color w:val="FFFFFF"/>
@@ -3622,7 +3622,7 @@
             </w:pPr>
             <w:r>
               <w:rPr>
-                <w:rFonts w:ascii="游ゴシック" w:cs="游ゴシック" w:eastAsia="游ゴシック" w:hAnsi="游ゴシック"/>
+                <w:rFonts w:ascii="BIZ UDPゴシック" w:cs="BIZ UDPゴシック" w:eastAsia="BIZ UDPゴシック" w:hAnsi="BIZ UDPゴシック"/>
                 <w:b w:val="false"/>
                 <w:bCs w:val="false"/>
                 <w:color w:val="000000"/>
@@ -3650,7 +3650,7 @@
             </w:pPr>
             <w:r>
               <w:rPr>
-                <w:rFonts w:ascii="游ゴシック" w:cs="游ゴシック" w:eastAsia="游ゴシック" w:hAnsi="游ゴシック"/>
+                <w:rFonts w:ascii="BIZ UDPゴシック" w:cs="BIZ UDPゴシック" w:eastAsia="BIZ UDPゴシック" w:hAnsi="BIZ UDPゴシック"/>
                 <w:b w:val="false"/>
                 <w:bCs w:val="false"/>
                 <w:color w:val="000000"/>
@@ -3678,7 +3678,7 @@
             </w:pPr>
             <w:r>
               <w:rPr>
-                <w:rFonts w:ascii="游ゴシック" w:cs="游ゴシック" w:eastAsia="游ゴシック" w:hAnsi="游ゴシック"/>
+                <w:rFonts w:ascii="BIZ UDPゴシック" w:cs="BIZ UDPゴシック" w:eastAsia="BIZ UDPゴシック" w:hAnsi="BIZ UDPゴシック"/>
                 <w:b w:val="false"/>
                 <w:bCs w:val="false"/>
                 <w:color w:val="000000"/>
@@ -3712,7 +3712,7 @@
             </w:pPr>
             <w:r>
               <w:rPr>
-                <w:rFonts w:ascii="游ゴシック" w:cs="游ゴシック" w:eastAsia="游ゴシック" w:hAnsi="游ゴシック"/>
+                <w:rFonts w:ascii="BIZ UDPゴシック" w:cs="BIZ UDPゴシック" w:eastAsia="BIZ UDPゴシック" w:hAnsi="BIZ UDPゴシック"/>
                 <w:b w:val="false"/>
                 <w:bCs w:val="false"/>
                 <w:color w:val="000000"/>
@@ -3741,7 +3741,7 @@
             </w:pPr>
             <w:r>
               <w:rPr>
-                <w:rFonts w:ascii="游ゴシック" w:cs="游ゴシック" w:eastAsia="游ゴシック" w:hAnsi="游ゴシック"/>
+                <w:rFonts w:ascii="BIZ UDPゴシック" w:cs="BIZ UDPゴシック" w:eastAsia="BIZ UDPゴシック" w:hAnsi="BIZ UDPゴシック"/>
                 <w:b w:val="false"/>
                 <w:bCs w:val="false"/>
                 <w:color w:val="000000"/>
@@ -3770,7 +3770,7 @@
             </w:pPr>
             <w:r>
               <w:rPr>
-                <w:rFonts w:ascii="游ゴシック" w:cs="游ゴシック" w:eastAsia="游ゴシック" w:hAnsi="游ゴシック"/>
+                <w:rFonts w:ascii="BIZ UDPゴシック" w:cs="BIZ UDPゴシック" w:eastAsia="BIZ UDPゴシック" w:hAnsi="BIZ UDPゴシック"/>
                 <w:b w:val="false"/>
                 <w:bCs w:val="false"/>
                 <w:color w:val="000000"/>
@@ -3803,7 +3803,7 @@
             </w:pPr>
             <w:r>
               <w:rPr>
-                <w:rFonts w:ascii="游ゴシック" w:cs="游ゴシック" w:eastAsia="游ゴシック" w:hAnsi="游ゴシック"/>
+                <w:rFonts w:ascii="BIZ UDPゴシック" w:cs="BIZ UDPゴシック" w:eastAsia="BIZ UDPゴシック" w:hAnsi="BIZ UDPゴシック"/>
                 <w:b w:val="false"/>
                 <w:bCs w:val="false"/>
                 <w:color w:val="000000"/>
@@ -3831,7 +3831,7 @@
             </w:pPr>
             <w:r>
               <w:rPr>
-                <w:rFonts w:ascii="游ゴシック" w:cs="游ゴシック" w:eastAsia="游ゴシック" w:hAnsi="游ゴシック"/>
+                <w:rFonts w:ascii="BIZ UDPゴシック" w:cs="BIZ UDPゴシック" w:eastAsia="BIZ UDPゴシック" w:hAnsi="BIZ UDPゴシック"/>
                 <w:b w:val="false"/>
                 <w:bCs w:val="false"/>
                 <w:color w:val="000000"/>
@@ -3859,7 +3859,7 @@
             </w:pPr>
             <w:r>
               <w:rPr>
-                <w:rFonts w:ascii="游ゴシック" w:cs="游ゴシック" w:eastAsia="游ゴシック" w:hAnsi="游ゴシック"/>
+                <w:rFonts w:ascii="BIZ UDPゴシック" w:cs="BIZ UDPゴシック" w:eastAsia="BIZ UDPゴシック" w:hAnsi="BIZ UDPゴシック"/>
                 <w:b w:val="false"/>
                 <w:bCs w:val="false"/>
                 <w:color w:val="000000"/>
@@ -3878,7 +3878,7 @@
       </w:pPr>
       <w:r>
         <w:rPr>
-          <w:rFonts w:ascii="游ゴシック" w:cs="游ゴシック" w:eastAsia="游ゴシック" w:hAnsi="游ゴシック"/>
+          <w:rFonts w:ascii="BIZ UDPゴシック" w:cs="BIZ UDPゴシック" w:eastAsia="BIZ UDPゴシック" w:hAnsi="BIZ UDPゴシック"/>
           <w:sz w:val="21"/>
           <w:szCs w:val="21"/>
         </w:rPr>
@@ -3897,7 +3897,7 @@
       </w:pPr>
       <w:r>
         <w:rPr>
-          <w:rFonts w:ascii="游ゴシック" w:cs="游ゴシック" w:eastAsia="游ゴシック" w:hAnsi="游ゴシック"/>
+          <w:rFonts w:ascii="BIZ UDPゴシック" w:cs="BIZ UDPゴシック" w:eastAsia="BIZ UDPゴシック" w:hAnsi="BIZ UDPゴシック"/>
           <w:b/>
           <w:bCs/>
           <w:color w:val="1F3864"/>
@@ -3913,7 +3913,7 @@
       </w:pPr>
       <w:r>
         <w:rPr>
-          <w:rFonts w:ascii="游ゴシック" w:cs="游ゴシック" w:eastAsia="游ゴシック" w:hAnsi="游ゴシック"/>
+          <w:rFonts w:ascii="BIZ UDPゴシック" w:cs="BIZ UDPゴシック" w:eastAsia="BIZ UDPゴシック" w:hAnsi="BIZ UDPゴシック"/>
           <w:sz w:val="21"/>
           <w:szCs w:val="21"/>
         </w:rPr>
@@ -3931,7 +3931,7 @@
       </w:pPr>
       <w:r>
         <w:rPr>
-          <w:rFonts w:ascii="游ゴシック" w:cs="游ゴシック" w:eastAsia="游ゴシック" w:hAnsi="游ゴシック"/>
+          <w:rFonts w:ascii="BIZ UDPゴシック" w:cs="BIZ UDPゴシック" w:eastAsia="BIZ UDPゴシック" w:hAnsi="BIZ UDPゴシック"/>
           <w:color w:val="595959"/>
           <w:sz w:val="17"/>
           <w:szCs w:val="17"/>
@@ -3954,7 +3954,7 @@
       </w:pPr>
       <w:r>
         <w:rPr>
-          <w:rFonts w:ascii="游ゴシック" w:cs="游ゴシック" w:eastAsia="游ゴシック" w:hAnsi="游ゴシック"/>
+          <w:rFonts w:ascii="BIZ UDPゴシック" w:cs="BIZ UDPゴシック" w:eastAsia="BIZ UDPゴシック" w:hAnsi="BIZ UDPゴシック"/>
           <w:b/>
           <w:bCs/>
           <w:color w:val="FFFFFF"/>
@@ -3976,7 +3976,7 @@
       </w:pPr>
       <w:r>
         <w:rPr>
-          <w:rFonts w:ascii="游ゴシック" w:cs="游ゴシック" w:eastAsia="游ゴシック" w:hAnsi="游ゴシック"/>
+          <w:rFonts w:ascii="BIZ UDPゴシック" w:cs="BIZ UDPゴシック" w:eastAsia="BIZ UDPゴシック" w:hAnsi="BIZ UDPゴシック"/>
           <w:b/>
           <w:bCs/>
           <w:color w:val="1F3864"/>
@@ -3992,7 +3992,7 @@
       </w:pPr>
       <w:r>
         <w:rPr>
-          <w:rFonts w:ascii="游ゴシック" w:cs="游ゴシック" w:eastAsia="游ゴシック" w:hAnsi="游ゴシック"/>
+          <w:rFonts w:ascii="BIZ UDPゴシック" w:cs="BIZ UDPゴシック" w:eastAsia="BIZ UDPゴシック" w:hAnsi="BIZ UDPゴシック"/>
           <w:sz w:val="21"/>
           <w:szCs w:val="21"/>
         </w:rPr>
@@ -4040,7 +4040,7 @@
             </w:pPr>
             <w:r>
               <w:rPr>
-                <w:rFonts w:ascii="游ゴシック" w:cs="游ゴシック" w:eastAsia="游ゴシック" w:hAnsi="游ゴシック"/>
+                <w:rFonts w:ascii="BIZ UDPゴシック" w:cs="BIZ UDPゴシック" w:eastAsia="BIZ UDPゴシック" w:hAnsi="BIZ UDPゴシック"/>
                 <w:b/>
                 <w:bCs/>
                 <w:color w:val="FFFFFF"/>
@@ -4069,7 +4069,7 @@
             </w:pPr>
             <w:r>
               <w:rPr>
-                <w:rFonts w:ascii="游ゴシック" w:cs="游ゴシック" w:eastAsia="游ゴシック" w:hAnsi="游ゴシック"/>
+                <w:rFonts w:ascii="BIZ UDPゴシック" w:cs="BIZ UDPゴシック" w:eastAsia="BIZ UDPゴシック" w:hAnsi="BIZ UDPゴシック"/>
                 <w:b/>
                 <w:bCs/>
                 <w:color w:val="FFFFFF"/>
@@ -4098,7 +4098,7 @@
             </w:pPr>
             <w:r>
               <w:rPr>
-                <w:rFonts w:ascii="游ゴシック" w:cs="游ゴシック" w:eastAsia="游ゴシック" w:hAnsi="游ゴシック"/>
+                <w:rFonts w:ascii="BIZ UDPゴシック" w:cs="BIZ UDPゴシック" w:eastAsia="BIZ UDPゴシック" w:hAnsi="BIZ UDPゴシック"/>
                 <w:b/>
                 <w:bCs/>
                 <w:color w:val="FFFFFF"/>
@@ -4131,7 +4131,7 @@
             </w:pPr>
             <w:r>
               <w:rPr>
-                <w:rFonts w:ascii="游ゴシック" w:cs="游ゴシック" w:eastAsia="游ゴシック" w:hAnsi="游ゴシック"/>
+                <w:rFonts w:ascii="BIZ UDPゴシック" w:cs="BIZ UDPゴシック" w:eastAsia="BIZ UDPゴシック" w:hAnsi="BIZ UDPゴシック"/>
                 <w:b w:val="false"/>
                 <w:bCs w:val="false"/>
                 <w:color w:val="000000"/>
@@ -4159,7 +4159,7 @@
             </w:pPr>
             <w:r>
               <w:rPr>
-                <w:rFonts w:ascii="游ゴシック" w:cs="游ゴシック" w:eastAsia="游ゴシック" w:hAnsi="游ゴシック"/>
+                <w:rFonts w:ascii="BIZ UDPゴシック" w:cs="BIZ UDPゴシック" w:eastAsia="BIZ UDPゴシック" w:hAnsi="BIZ UDPゴシック"/>
                 <w:b w:val="false"/>
                 <w:bCs w:val="false"/>
                 <w:color w:val="000000"/>
@@ -4187,7 +4187,7 @@
             </w:pPr>
             <w:r>
               <w:rPr>
-                <w:rFonts w:ascii="游ゴシック" w:cs="游ゴシック" w:eastAsia="游ゴシック" w:hAnsi="游ゴシック"/>
+                <w:rFonts w:ascii="BIZ UDPゴシック" w:cs="BIZ UDPゴシック" w:eastAsia="BIZ UDPゴシック" w:hAnsi="BIZ UDPゴシック"/>
                 <w:b w:val="false"/>
                 <w:bCs w:val="false"/>
                 <w:color w:val="000000"/>
@@ -4220,7 +4220,7 @@
             </w:pPr>
             <w:r>
               <w:rPr>
-                <w:rFonts w:ascii="游ゴシック" w:cs="游ゴシック" w:eastAsia="游ゴシック" w:hAnsi="游ゴシック"/>
+                <w:rFonts w:ascii="BIZ UDPゴシック" w:cs="BIZ UDPゴシック" w:eastAsia="BIZ UDPゴシック" w:hAnsi="BIZ UDPゴシック"/>
                 <w:b w:val="false"/>
                 <w:bCs w:val="false"/>
                 <w:color w:val="000000"/>
@@ -4248,7 +4248,7 @@
             </w:pPr>
             <w:r>
               <w:rPr>
-                <w:rFonts w:ascii="游ゴシック" w:cs="游ゴシック" w:eastAsia="游ゴシック" w:hAnsi="游ゴシック"/>
+                <w:rFonts w:ascii="BIZ UDPゴシック" w:cs="BIZ UDPゴシック" w:eastAsia="BIZ UDPゴシック" w:hAnsi="BIZ UDPゴシック"/>
                 <w:b w:val="false"/>
                 <w:bCs w:val="false"/>
                 <w:color w:val="000000"/>
@@ -4276,7 +4276,7 @@
             </w:pPr>
             <w:r>
               <w:rPr>
-                <w:rFonts w:ascii="游ゴシック" w:cs="游ゴシック" w:eastAsia="游ゴシック" w:hAnsi="游ゴシック"/>
+                <w:rFonts w:ascii="BIZ UDPゴシック" w:cs="BIZ UDPゴシック" w:eastAsia="BIZ UDPゴシック" w:hAnsi="BIZ UDPゴシック"/>
                 <w:b w:val="false"/>
                 <w:bCs w:val="false"/>
                 <w:color w:val="000000"/>
@@ -4309,7 +4309,7 @@
             </w:pPr>
             <w:r>
               <w:rPr>
-                <w:rFonts w:ascii="游ゴシック" w:cs="游ゴシック" w:eastAsia="游ゴシック" w:hAnsi="游ゴシック"/>
+                <w:rFonts w:ascii="BIZ UDPゴシック" w:cs="BIZ UDPゴシック" w:eastAsia="BIZ UDPゴシック" w:hAnsi="BIZ UDPゴシック"/>
                 <w:b w:val="false"/>
                 <w:bCs w:val="false"/>
                 <w:color w:val="000000"/>
@@ -4337,7 +4337,7 @@
             </w:pPr>
             <w:r>
               <w:rPr>
-                <w:rFonts w:ascii="游ゴシック" w:cs="游ゴシック" w:eastAsia="游ゴシック" w:hAnsi="游ゴシック"/>
+                <w:rFonts w:ascii="BIZ UDPゴシック" w:cs="BIZ UDPゴシック" w:eastAsia="BIZ UDPゴシック" w:hAnsi="BIZ UDPゴシック"/>
                 <w:b w:val="false"/>
                 <w:bCs w:val="false"/>
                 <w:color w:val="000000"/>
@@ -4365,7 +4365,7 @@
             </w:pPr>
             <w:r>
               <w:rPr>
-                <w:rFonts w:ascii="游ゴシック" w:cs="游ゴシック" w:eastAsia="游ゴシック" w:hAnsi="游ゴシック"/>
+                <w:rFonts w:ascii="BIZ UDPゴシック" w:cs="BIZ UDPゴシック" w:eastAsia="BIZ UDPゴシック" w:hAnsi="BIZ UDPゴシック"/>
                 <w:b w:val="false"/>
                 <w:bCs w:val="false"/>
                 <w:color w:val="000000"/>
@@ -4398,7 +4398,7 @@
             </w:pPr>
             <w:r>
               <w:rPr>
-                <w:rFonts w:ascii="游ゴシック" w:cs="游ゴシック" w:eastAsia="游ゴシック" w:hAnsi="游ゴシック"/>
+                <w:rFonts w:ascii="BIZ UDPゴシック" w:cs="BIZ UDPゴシック" w:eastAsia="BIZ UDPゴシック" w:hAnsi="BIZ UDPゴシック"/>
                 <w:b w:val="false"/>
                 <w:bCs w:val="false"/>
                 <w:color w:val="000000"/>
@@ -4426,7 +4426,7 @@
             </w:pPr>
             <w:r>
               <w:rPr>
-                <w:rFonts w:ascii="游ゴシック" w:cs="游ゴシック" w:eastAsia="游ゴシック" w:hAnsi="游ゴシック"/>
+                <w:rFonts w:ascii="BIZ UDPゴシック" w:cs="BIZ UDPゴシック" w:eastAsia="BIZ UDPゴシック" w:hAnsi="BIZ UDPゴシック"/>
                 <w:b w:val="false"/>
                 <w:bCs w:val="false"/>
                 <w:color w:val="000000"/>
@@ -4454,7 +4454,7 @@
             </w:pPr>
             <w:r>
               <w:rPr>
-                <w:rFonts w:ascii="游ゴシック" w:cs="游ゴシック" w:eastAsia="游ゴシック" w:hAnsi="游ゴシック"/>
+                <w:rFonts w:ascii="BIZ UDPゴシック" w:cs="BIZ UDPゴシック" w:eastAsia="BIZ UDPゴシック" w:hAnsi="BIZ UDPゴシック"/>
                 <w:b w:val="false"/>
                 <w:bCs w:val="false"/>
                 <w:color w:val="000000"/>
@@ -4487,7 +4487,7 @@
             </w:pPr>
             <w:r>
               <w:rPr>
-                <w:rFonts w:ascii="游ゴシック" w:cs="游ゴシック" w:eastAsia="游ゴシック" w:hAnsi="游ゴシック"/>
+                <w:rFonts w:ascii="BIZ UDPゴシック" w:cs="BIZ UDPゴシック" w:eastAsia="BIZ UDPゴシック" w:hAnsi="BIZ UDPゴシック"/>
                 <w:b w:val="false"/>
                 <w:bCs w:val="false"/>
                 <w:color w:val="000000"/>
@@ -4515,7 +4515,7 @@
             </w:pPr>
             <w:r>
               <w:rPr>
-                <w:rFonts w:ascii="游ゴシック" w:cs="游ゴシック" w:eastAsia="游ゴシック" w:hAnsi="游ゴシック"/>
+                <w:rFonts w:ascii="BIZ UDPゴシック" w:cs="BIZ UDPゴシック" w:eastAsia="BIZ UDPゴシック" w:hAnsi="BIZ UDPゴシック"/>
                 <w:b w:val="false"/>
                 <w:bCs w:val="false"/>
                 <w:color w:val="000000"/>
@@ -4543,7 +4543,7 @@
             </w:pPr>
             <w:r>
               <w:rPr>
-                <w:rFonts w:ascii="游ゴシック" w:cs="游ゴシック" w:eastAsia="游ゴシック" w:hAnsi="游ゴシック"/>
+                <w:rFonts w:ascii="BIZ UDPゴシック" w:cs="BIZ UDPゴシック" w:eastAsia="BIZ UDPゴシック" w:hAnsi="BIZ UDPゴシック"/>
                 <w:b w:val="false"/>
                 <w:bCs w:val="false"/>
                 <w:color w:val="000000"/>
@@ -4576,7 +4576,7 @@
             </w:pPr>
             <w:r>
               <w:rPr>
-                <w:rFonts w:ascii="游ゴシック" w:cs="游ゴシック" w:eastAsia="游ゴシック" w:hAnsi="游ゴシック"/>
+                <w:rFonts w:ascii="BIZ UDPゴシック" w:cs="BIZ UDPゴシック" w:eastAsia="BIZ UDPゴシック" w:hAnsi="BIZ UDPゴシック"/>
                 <w:b w:val="false"/>
                 <w:bCs w:val="false"/>
                 <w:color w:val="000000"/>
@@ -4604,7 +4604,7 @@
             </w:pPr>
             <w:r>
               <w:rPr>
-                <w:rFonts w:ascii="游ゴシック" w:cs="游ゴシック" w:eastAsia="游ゴシック" w:hAnsi="游ゴシック"/>
+                <w:rFonts w:ascii="BIZ UDPゴシック" w:cs="BIZ UDPゴシック" w:eastAsia="BIZ UDPゴシック" w:hAnsi="BIZ UDPゴシック"/>
                 <w:b w:val="false"/>
                 <w:bCs w:val="false"/>
                 <w:color w:val="000000"/>
@@ -4632,7 +4632,7 @@
             </w:pPr>
             <w:r>
               <w:rPr>
-                <w:rFonts w:ascii="游ゴシック" w:cs="游ゴシック" w:eastAsia="游ゴシック" w:hAnsi="游ゴシック"/>
+                <w:rFonts w:ascii="BIZ UDPゴシック" w:cs="BIZ UDPゴシック" w:eastAsia="BIZ UDPゴシック" w:hAnsi="BIZ UDPゴシック"/>
                 <w:b w:val="false"/>
                 <w:bCs w:val="false"/>
                 <w:color w:val="000000"/>
@@ -4665,7 +4665,7 @@
             </w:pPr>
             <w:r>
               <w:rPr>
-                <w:rFonts w:ascii="游ゴシック" w:cs="游ゴシック" w:eastAsia="游ゴシック" w:hAnsi="游ゴシック"/>
+                <w:rFonts w:ascii="BIZ UDPゴシック" w:cs="BIZ UDPゴシック" w:eastAsia="BIZ UDPゴシック" w:hAnsi="BIZ UDPゴシック"/>
                 <w:b w:val="false"/>
                 <w:bCs w:val="false"/>
                 <w:color w:val="000000"/>
@@ -4693,7 +4693,7 @@
             </w:pPr>
             <w:r>
               <w:rPr>
-                <w:rFonts w:ascii="游ゴシック" w:cs="游ゴシック" w:eastAsia="游ゴシック" w:hAnsi="游ゴシック"/>
+                <w:rFonts w:ascii="BIZ UDPゴシック" w:cs="BIZ UDPゴシック" w:eastAsia="BIZ UDPゴシック" w:hAnsi="BIZ UDPゴシック"/>
                 <w:b w:val="false"/>
                 <w:bCs w:val="false"/>
                 <w:color w:val="000000"/>
@@ -4721,7 +4721,7 @@
             </w:pPr>
             <w:r>
               <w:rPr>
-                <w:rFonts w:ascii="游ゴシック" w:cs="游ゴシック" w:eastAsia="游ゴシック" w:hAnsi="游ゴシック"/>
+                <w:rFonts w:ascii="BIZ UDPゴシック" w:cs="BIZ UDPゴシック" w:eastAsia="BIZ UDPゴシック" w:hAnsi="BIZ UDPゴシック"/>
                 <w:b w:val="false"/>
                 <w:bCs w:val="false"/>
                 <w:color w:val="000000"/>
@@ -4755,7 +4755,7 @@
             </w:pPr>
             <w:r>
               <w:rPr>
-                <w:rFonts w:ascii="游ゴシック" w:cs="游ゴシック" w:eastAsia="游ゴシック" w:hAnsi="游ゴシック"/>
+                <w:rFonts w:ascii="BIZ UDPゴシック" w:cs="BIZ UDPゴシック" w:eastAsia="BIZ UDPゴシック" w:hAnsi="BIZ UDPゴシック"/>
                 <w:b w:val="false"/>
                 <w:bCs w:val="false"/>
                 <w:color w:val="000000"/>
@@ -4784,7 +4784,7 @@
             </w:pPr>
             <w:r>
               <w:rPr>
-                <w:rFonts w:ascii="游ゴシック" w:cs="游ゴシック" w:eastAsia="游ゴシック" w:hAnsi="游ゴシック"/>
+                <w:rFonts w:ascii="BIZ UDPゴシック" w:cs="BIZ UDPゴシック" w:eastAsia="BIZ UDPゴシック" w:hAnsi="BIZ UDPゴシック"/>
                 <w:b w:val="false"/>
                 <w:bCs w:val="false"/>
                 <w:color w:val="000000"/>
@@ -4813,7 +4813,7 @@
             </w:pPr>
             <w:r>
               <w:rPr>
-                <w:rFonts w:ascii="游ゴシック" w:cs="游ゴシック" w:eastAsia="游ゴシック" w:hAnsi="游ゴシック"/>
+                <w:rFonts w:ascii="BIZ UDPゴシック" w:cs="BIZ UDPゴシック" w:eastAsia="BIZ UDPゴシック" w:hAnsi="BIZ UDPゴシック"/>
                 <w:b w:val="false"/>
                 <w:bCs w:val="false"/>
                 <w:color w:val="000000"/>
@@ -4846,7 +4846,7 @@
             </w:pPr>
             <w:r>
               <w:rPr>
-                <w:rFonts w:ascii="游ゴシック" w:cs="游ゴシック" w:eastAsia="游ゴシック" w:hAnsi="游ゴシック"/>
+                <w:rFonts w:ascii="BIZ UDPゴシック" w:cs="BIZ UDPゴシック" w:eastAsia="BIZ UDPゴシック" w:hAnsi="BIZ UDPゴシック"/>
                 <w:b w:val="false"/>
                 <w:bCs w:val="false"/>
                 <w:color w:val="000000"/>
@@ -4874,7 +4874,7 @@
             </w:pPr>
             <w:r>
               <w:rPr>
-                <w:rFonts w:ascii="游ゴシック" w:cs="游ゴシック" w:eastAsia="游ゴシック" w:hAnsi="游ゴシック"/>
+                <w:rFonts w:ascii="BIZ UDPゴシック" w:cs="BIZ UDPゴシック" w:eastAsia="BIZ UDPゴシック" w:hAnsi="BIZ UDPゴシック"/>
                 <w:b w:val="false"/>
                 <w:bCs w:val="false"/>
                 <w:color w:val="000000"/>
@@ -4902,7 +4902,7 @@
             </w:pPr>
             <w:r>
               <w:rPr>
-                <w:rFonts w:ascii="游ゴシック" w:cs="游ゴシック" w:eastAsia="游ゴシック" w:hAnsi="游ゴシック"/>
+                <w:rFonts w:ascii="BIZ UDPゴシック" w:cs="BIZ UDPゴシック" w:eastAsia="BIZ UDPゴシック" w:hAnsi="BIZ UDPゴシック"/>
                 <w:b w:val="false"/>
                 <w:bCs w:val="false"/>
                 <w:color w:val="000000"/>
@@ -4921,7 +4921,7 @@
       </w:pPr>
       <w:r>
         <w:rPr>
-          <w:rFonts w:ascii="游ゴシック" w:cs="游ゴシック" w:eastAsia="游ゴシック" w:hAnsi="游ゴシック"/>
+          <w:rFonts w:ascii="BIZ UDPゴシック" w:cs="BIZ UDPゴシック" w:eastAsia="BIZ UDPゴシック" w:hAnsi="BIZ UDPゴシック"/>
           <w:sz w:val="21"/>
           <w:szCs w:val="21"/>
         </w:rPr>
@@ -4939,7 +4939,7 @@
       </w:pPr>
       <w:r>
         <w:rPr>
-          <w:rFonts w:ascii="游ゴシック" w:cs="游ゴシック" w:eastAsia="游ゴシック" w:hAnsi="游ゴシック"/>
+          <w:rFonts w:ascii="BIZ UDPゴシック" w:cs="BIZ UDPゴシック" w:eastAsia="BIZ UDPゴシック" w:hAnsi="BIZ UDPゴシック"/>
           <w:color w:val="595959"/>
           <w:sz w:val="17"/>
           <w:szCs w:val="17"/>
@@ -4959,7 +4959,7 @@
       </w:pPr>
       <w:r>
         <w:rPr>
-          <w:rFonts w:ascii="游ゴシック" w:cs="游ゴシック" w:eastAsia="游ゴシック" w:hAnsi="游ゴシック"/>
+          <w:rFonts w:ascii="BIZ UDPゴシック" w:cs="BIZ UDPゴシック" w:eastAsia="BIZ UDPゴシック" w:hAnsi="BIZ UDPゴシック"/>
           <w:b/>
           <w:bCs/>
           <w:color w:val="1F3864"/>
@@ -4975,7 +4975,7 @@
       </w:pPr>
       <w:r>
         <w:rPr>
-          <w:rFonts w:ascii="游ゴシック" w:cs="游ゴシック" w:eastAsia="游ゴシック" w:hAnsi="游ゴシック"/>
+          <w:rFonts w:ascii="BIZ UDPゴシック" w:cs="BIZ UDPゴシック" w:eastAsia="BIZ UDPゴシック" w:hAnsi="BIZ UDPゴシック"/>
           <w:sz w:val="21"/>
           <w:szCs w:val="21"/>
         </w:rPr>
@@ -4993,7 +4993,7 @@
       </w:pPr>
       <w:r>
         <w:rPr>
-          <w:rFonts w:ascii="游ゴシック" w:cs="游ゴシック" w:eastAsia="游ゴシック" w:hAnsi="游ゴシック"/>
+          <w:rFonts w:ascii="BIZ UDPゴシック" w:cs="BIZ UDPゴシック" w:eastAsia="BIZ UDPゴシック" w:hAnsi="BIZ UDPゴシック"/>
           <w:color w:val="595959"/>
           <w:sz w:val="17"/>
           <w:szCs w:val="17"/>
@@ -5016,7 +5016,7 @@
       </w:pPr>
       <w:r>
         <w:rPr>
-          <w:rFonts w:ascii="游ゴシック" w:cs="游ゴシック" w:eastAsia="游ゴシック" w:hAnsi="游ゴシック"/>
+          <w:rFonts w:ascii="BIZ UDPゴシック" w:cs="BIZ UDPゴシック" w:eastAsia="BIZ UDPゴシック" w:hAnsi="BIZ UDPゴシック"/>
           <w:b/>
           <w:bCs/>
           <w:color w:val="FFFFFF"/>
@@ -5038,7 +5038,7 @@
       </w:pPr>
       <w:r>
         <w:rPr>
-          <w:rFonts w:ascii="游ゴシック" w:cs="游ゴシック" w:eastAsia="游ゴシック" w:hAnsi="游ゴシック"/>
+          <w:rFonts w:ascii="BIZ UDPゴシック" w:cs="BIZ UDPゴシック" w:eastAsia="BIZ UDPゴシック" w:hAnsi="BIZ UDPゴシック"/>
           <w:b/>
           <w:bCs/>
           <w:color w:val="1F3864"/>
@@ -5054,7 +5054,7 @@
       </w:pPr>
       <w:r>
         <w:rPr>
-          <w:rFonts w:ascii="游ゴシック" w:cs="游ゴシック" w:eastAsia="游ゴシック" w:hAnsi="游ゴシック"/>
+          <w:rFonts w:ascii="BIZ UDPゴシック" w:cs="BIZ UDPゴシック" w:eastAsia="BIZ UDPゴシック" w:hAnsi="BIZ UDPゴシック"/>
           <w:sz w:val="21"/>
           <w:szCs w:val="21"/>
         </w:rPr>
@@ -5072,7 +5072,7 @@
       </w:pPr>
       <w:r>
         <w:rPr>
-          <w:rFonts w:ascii="游ゴシック" w:cs="游ゴシック" w:eastAsia="游ゴシック" w:hAnsi="游ゴシック"/>
+          <w:rFonts w:ascii="BIZ UDPゴシック" w:cs="BIZ UDPゴシック" w:eastAsia="BIZ UDPゴシック" w:hAnsi="BIZ UDPゴシック"/>
           <w:color w:val="595959"/>
           <w:sz w:val="17"/>
           <w:szCs w:val="17"/>
@@ -5121,7 +5121,7 @@
             </w:pPr>
             <w:r>
               <w:rPr>
-                <w:rFonts w:ascii="游ゴシック" w:cs="游ゴシック" w:eastAsia="游ゴシック" w:hAnsi="游ゴシック"/>
+                <w:rFonts w:ascii="BIZ UDPゴシック" w:cs="BIZ UDPゴシック" w:eastAsia="BIZ UDPゴシック" w:hAnsi="BIZ UDPゴシック"/>
                 <w:b/>
                 <w:bCs/>
                 <w:color w:val="FFFFFF"/>
@@ -5150,7 +5150,7 @@
             </w:pPr>
             <w:r>
               <w:rPr>
-                <w:rFonts w:ascii="游ゴシック" w:cs="游ゴシック" w:eastAsia="游ゴシック" w:hAnsi="游ゴシック"/>
+                <w:rFonts w:ascii="BIZ UDPゴシック" w:cs="BIZ UDPゴシック" w:eastAsia="BIZ UDPゴシック" w:hAnsi="BIZ UDPゴシック"/>
                 <w:b/>
                 <w:bCs/>
                 <w:color w:val="FFFFFF"/>
@@ -5179,7 +5179,7 @@
             </w:pPr>
             <w:r>
               <w:rPr>
-                <w:rFonts w:ascii="游ゴシック" w:cs="游ゴシック" w:eastAsia="游ゴシック" w:hAnsi="游ゴシック"/>
+                <w:rFonts w:ascii="BIZ UDPゴシック" w:cs="BIZ UDPゴシック" w:eastAsia="BIZ UDPゴシック" w:hAnsi="BIZ UDPゴシック"/>
                 <w:b/>
                 <w:bCs/>
                 <w:color w:val="FFFFFF"/>
@@ -5212,7 +5212,7 @@
             </w:pPr>
             <w:r>
               <w:rPr>
-                <w:rFonts w:ascii="游ゴシック" w:cs="游ゴシック" w:eastAsia="游ゴシック" w:hAnsi="游ゴシック"/>
+                <w:rFonts w:ascii="BIZ UDPゴシック" w:cs="BIZ UDPゴシック" w:eastAsia="BIZ UDPゴシック" w:hAnsi="BIZ UDPゴシック"/>
                 <w:b w:val="false"/>
                 <w:bCs w:val="false"/>
                 <w:color w:val="000000"/>
@@ -5240,7 +5240,7 @@
             </w:pPr>
             <w:r>
               <w:rPr>
-                <w:rFonts w:ascii="游ゴシック" w:cs="游ゴシック" w:eastAsia="游ゴシック" w:hAnsi="游ゴシック"/>
+                <w:rFonts w:ascii="BIZ UDPゴシック" w:cs="BIZ UDPゴシック" w:eastAsia="BIZ UDPゴシック" w:hAnsi="BIZ UDPゴシック"/>
                 <w:b w:val="false"/>
                 <w:bCs w:val="false"/>
                 <w:color w:val="000000"/>
@@ -5268,7 +5268,7 @@
             </w:pPr>
             <w:r>
               <w:rPr>
-                <w:rFonts w:ascii="游ゴシック" w:cs="游ゴシック" w:eastAsia="游ゴシック" w:hAnsi="游ゴシック"/>
+                <w:rFonts w:ascii="BIZ UDPゴシック" w:cs="BIZ UDPゴシック" w:eastAsia="BIZ UDPゴシック" w:hAnsi="BIZ UDPゴシック"/>
                 <w:b w:val="false"/>
                 <w:bCs w:val="false"/>
                 <w:color w:val="000000"/>
@@ -5302,7 +5302,7 @@
             </w:pPr>
             <w:r>
               <w:rPr>
-                <w:rFonts w:ascii="游ゴシック" w:cs="游ゴシック" w:eastAsia="游ゴシック" w:hAnsi="游ゴシック"/>
+                <w:rFonts w:ascii="BIZ UDPゴシック" w:cs="BIZ UDPゴシック" w:eastAsia="BIZ UDPゴシック" w:hAnsi="BIZ UDPゴシック"/>
                 <w:b w:val="false"/>
                 <w:bCs w:val="false"/>
                 <w:color w:val="000000"/>
@@ -5331,7 +5331,7 @@
             </w:pPr>
             <w:r>
               <w:rPr>
-                <w:rFonts w:ascii="游ゴシック" w:cs="游ゴシック" w:eastAsia="游ゴシック" w:hAnsi="游ゴシック"/>
+                <w:rFonts w:ascii="BIZ UDPゴシック" w:cs="BIZ UDPゴシック" w:eastAsia="BIZ UDPゴシック" w:hAnsi="BIZ UDPゴシック"/>
                 <w:b w:val="false"/>
                 <w:bCs w:val="false"/>
                 <w:color w:val="000000"/>
@@ -5360,7 +5360,7 @@
             </w:pPr>
             <w:r>
               <w:rPr>
-                <w:rFonts w:ascii="游ゴシック" w:cs="游ゴシック" w:eastAsia="游ゴシック" w:hAnsi="游ゴシック"/>
+                <w:rFonts w:ascii="BIZ UDPゴシック" w:cs="BIZ UDPゴシック" w:eastAsia="BIZ UDPゴシック" w:hAnsi="BIZ UDPゴシック"/>
                 <w:b w:val="false"/>
                 <w:bCs w:val="false"/>
                 <w:color w:val="000000"/>
@@ -5393,7 +5393,7 @@
             </w:pPr>
             <w:r>
               <w:rPr>
-                <w:rFonts w:ascii="游ゴシック" w:cs="游ゴシック" w:eastAsia="游ゴシック" w:hAnsi="游ゴシック"/>
+                <w:rFonts w:ascii="BIZ UDPゴシック" w:cs="BIZ UDPゴシック" w:eastAsia="BIZ UDPゴシック" w:hAnsi="BIZ UDPゴシック"/>
                 <w:b w:val="false"/>
                 <w:bCs w:val="false"/>
                 <w:color w:val="000000"/>
@@ -5421,7 +5421,7 @@
             </w:pPr>
             <w:r>
               <w:rPr>
-                <w:rFonts w:ascii="游ゴシック" w:cs="游ゴシック" w:eastAsia="游ゴシック" w:hAnsi="游ゴシック"/>
+                <w:rFonts w:ascii="BIZ UDPゴシック" w:cs="BIZ UDPゴシック" w:eastAsia="BIZ UDPゴシック" w:hAnsi="BIZ UDPゴシック"/>
                 <w:b w:val="false"/>
                 <w:bCs w:val="false"/>
                 <w:color w:val="000000"/>
@@ -5449,7 +5449,7 @@
             </w:pPr>
             <w:r>
               <w:rPr>
-                <w:rFonts w:ascii="游ゴシック" w:cs="游ゴシック" w:eastAsia="游ゴシック" w:hAnsi="游ゴシック"/>
+                <w:rFonts w:ascii="BIZ UDPゴシック" w:cs="BIZ UDPゴシック" w:eastAsia="BIZ UDPゴシック" w:hAnsi="BIZ UDPゴシック"/>
                 <w:b w:val="false"/>
                 <w:bCs w:val="false"/>
                 <w:color w:val="000000"/>
@@ -5468,7 +5468,7 @@
       </w:pPr>
       <w:r>
         <w:rPr>
-          <w:rFonts w:ascii="游ゴシック" w:cs="游ゴシック" w:eastAsia="游ゴシック" w:hAnsi="游ゴシック"/>
+          <w:rFonts w:ascii="BIZ UDPゴシック" w:cs="BIZ UDPゴシック" w:eastAsia="BIZ UDPゴシック" w:hAnsi="BIZ UDPゴシック"/>
           <w:sz w:val="21"/>
           <w:szCs w:val="21"/>
         </w:rPr>
@@ -5516,7 +5516,7 @@
             </w:pPr>
             <w:r>
               <w:rPr>
-                <w:rFonts w:ascii="游ゴシック" w:cs="游ゴシック" w:eastAsia="游ゴシック" w:hAnsi="游ゴシック"/>
+                <w:rFonts w:ascii="BIZ UDPゴシック" w:cs="BIZ UDPゴシック" w:eastAsia="BIZ UDPゴシック" w:hAnsi="BIZ UDPゴシック"/>
                 <w:b/>
                 <w:bCs/>
                 <w:color w:val="FFFFFF"/>
@@ -5545,7 +5545,7 @@
             </w:pPr>
             <w:r>
               <w:rPr>
-                <w:rFonts w:ascii="游ゴシック" w:cs="游ゴシック" w:eastAsia="游ゴシック" w:hAnsi="游ゴシック"/>
+                <w:rFonts w:ascii="BIZ UDPゴシック" w:cs="BIZ UDPゴシック" w:eastAsia="BIZ UDPゴシック" w:hAnsi="BIZ UDPゴシック"/>
                 <w:b/>
                 <w:bCs/>
                 <w:color w:val="FFFFFF"/>
@@ -5574,7 +5574,7 @@
             </w:pPr>
             <w:r>
               <w:rPr>
-                <w:rFonts w:ascii="游ゴシック" w:cs="游ゴシック" w:eastAsia="游ゴシック" w:hAnsi="游ゴシック"/>
+                <w:rFonts w:ascii="BIZ UDPゴシック" w:cs="BIZ UDPゴシック" w:eastAsia="BIZ UDPゴシック" w:hAnsi="BIZ UDPゴシック"/>
                 <w:b/>
                 <w:bCs/>
                 <w:color w:val="FFFFFF"/>
@@ -5607,7 +5607,7 @@
             </w:pPr>
             <w:r>
               <w:rPr>
-                <w:rFonts w:ascii="游ゴシック" w:cs="游ゴシック" w:eastAsia="游ゴシック" w:hAnsi="游ゴシック"/>
+                <w:rFonts w:ascii="BIZ UDPゴシック" w:cs="BIZ UDPゴシック" w:eastAsia="BIZ UDPゴシック" w:hAnsi="BIZ UDPゴシック"/>
                 <w:b w:val="false"/>
                 <w:bCs w:val="false"/>
                 <w:color w:val="000000"/>
@@ -5635,7 +5635,7 @@
             </w:pPr>
             <w:r>
               <w:rPr>
-                <w:rFonts w:ascii="游ゴシック" w:cs="游ゴシック" w:eastAsia="游ゴシック" w:hAnsi="游ゴシック"/>
+                <w:rFonts w:ascii="BIZ UDPゴシック" w:cs="BIZ UDPゴシック" w:eastAsia="BIZ UDPゴシック" w:hAnsi="BIZ UDPゴシック"/>
                 <w:b w:val="false"/>
                 <w:bCs w:val="false"/>
                 <w:color w:val="000000"/>
@@ -5663,7 +5663,7 @@
             </w:pPr>
             <w:r>
               <w:rPr>
-                <w:rFonts w:ascii="游ゴシック" w:cs="游ゴシック" w:eastAsia="游ゴシック" w:hAnsi="游ゴシック"/>
+                <w:rFonts w:ascii="BIZ UDPゴシック" w:cs="BIZ UDPゴシック" w:eastAsia="BIZ UDPゴシック" w:hAnsi="BIZ UDPゴシック"/>
                 <w:b w:val="false"/>
                 <w:bCs w:val="false"/>
                 <w:color w:val="000000"/>
@@ -5696,7 +5696,7 @@
             </w:pPr>
             <w:r>
               <w:rPr>
-                <w:rFonts w:ascii="游ゴシック" w:cs="游ゴシック" w:eastAsia="游ゴシック" w:hAnsi="游ゴシック"/>
+                <w:rFonts w:ascii="BIZ UDPゴシック" w:cs="BIZ UDPゴシック" w:eastAsia="BIZ UDPゴシック" w:hAnsi="BIZ UDPゴシック"/>
                 <w:b w:val="false"/>
                 <w:bCs w:val="false"/>
                 <w:color w:val="000000"/>
@@ -5724,7 +5724,7 @@
             </w:pPr>
             <w:r>
               <w:rPr>
-                <w:rFonts w:ascii="游ゴシック" w:cs="游ゴシック" w:eastAsia="游ゴシック" w:hAnsi="游ゴシック"/>
+                <w:rFonts w:ascii="BIZ UDPゴシック" w:cs="BIZ UDPゴシック" w:eastAsia="BIZ UDPゴシック" w:hAnsi="BIZ UDPゴシック"/>
                 <w:b w:val="false"/>
                 <w:bCs w:val="false"/>
                 <w:color w:val="000000"/>
@@ -5752,7 +5752,7 @@
             </w:pPr>
             <w:r>
               <w:rPr>
-                <w:rFonts w:ascii="游ゴシック" w:cs="游ゴシック" w:eastAsia="游ゴシック" w:hAnsi="游ゴシック"/>
+                <w:rFonts w:ascii="BIZ UDPゴシック" w:cs="BIZ UDPゴシック" w:eastAsia="BIZ UDPゴシック" w:hAnsi="BIZ UDPゴシック"/>
                 <w:b w:val="false"/>
                 <w:bCs w:val="false"/>
                 <w:color w:val="000000"/>
@@ -5786,7 +5786,7 @@
             </w:pPr>
             <w:r>
               <w:rPr>
-                <w:rFonts w:ascii="游ゴシック" w:cs="游ゴシック" w:eastAsia="游ゴシック" w:hAnsi="游ゴシック"/>
+                <w:rFonts w:ascii="BIZ UDPゴシック" w:cs="BIZ UDPゴシック" w:eastAsia="BIZ UDPゴシック" w:hAnsi="BIZ UDPゴシック"/>
                 <w:b w:val="false"/>
                 <w:bCs w:val="false"/>
                 <w:color w:val="000000"/>
@@ -5815,7 +5815,7 @@
             </w:pPr>
             <w:r>
               <w:rPr>
-                <w:rFonts w:ascii="游ゴシック" w:cs="游ゴシック" w:eastAsia="游ゴシック" w:hAnsi="游ゴシック"/>
+                <w:rFonts w:ascii="BIZ UDPゴシック" w:cs="BIZ UDPゴシック" w:eastAsia="BIZ UDPゴシック" w:hAnsi="BIZ UDPゴシック"/>
                 <w:b w:val="false"/>
                 <w:bCs w:val="false"/>
                 <w:color w:val="000000"/>
@@ -5844,7 +5844,7 @@
             </w:pPr>
             <w:r>
               <w:rPr>
-                <w:rFonts w:ascii="游ゴシック" w:cs="游ゴシック" w:eastAsia="游ゴシック" w:hAnsi="游ゴシック"/>
+                <w:rFonts w:ascii="BIZ UDPゴシック" w:cs="BIZ UDPゴシック" w:eastAsia="BIZ UDPゴシック" w:hAnsi="BIZ UDPゴシック"/>
                 <w:b w:val="false"/>
                 <w:bCs w:val="false"/>
                 <w:color w:val="000000"/>
@@ -5877,7 +5877,7 @@
             </w:pPr>
             <w:r>
               <w:rPr>
-                <w:rFonts w:ascii="游ゴシック" w:cs="游ゴシック" w:eastAsia="游ゴシック" w:hAnsi="游ゴシック"/>
+                <w:rFonts w:ascii="BIZ UDPゴシック" w:cs="BIZ UDPゴシック" w:eastAsia="BIZ UDPゴシック" w:hAnsi="BIZ UDPゴシック"/>
                 <w:b w:val="false"/>
                 <w:bCs w:val="false"/>
                 <w:color w:val="000000"/>
@@ -5905,7 +5905,7 @@
             </w:pPr>
             <w:r>
               <w:rPr>
-                <w:rFonts w:ascii="游ゴシック" w:cs="游ゴシック" w:eastAsia="游ゴシック" w:hAnsi="游ゴシック"/>
+                <w:rFonts w:ascii="BIZ UDPゴシック" w:cs="BIZ UDPゴシック" w:eastAsia="BIZ UDPゴシック" w:hAnsi="BIZ UDPゴシック"/>
                 <w:b w:val="false"/>
                 <w:bCs w:val="false"/>
                 <w:color w:val="000000"/>
@@ -5933,7 +5933,7 @@
             </w:pPr>
             <w:r>
               <w:rPr>
-                <w:rFonts w:ascii="游ゴシック" w:cs="游ゴシック" w:eastAsia="游ゴシック" w:hAnsi="游ゴシック"/>
+                <w:rFonts w:ascii="BIZ UDPゴシック" w:cs="BIZ UDPゴシック" w:eastAsia="BIZ UDPゴシック" w:hAnsi="BIZ UDPゴシック"/>
                 <w:b w:val="false"/>
                 <w:bCs w:val="false"/>
                 <w:color w:val="000000"/>
@@ -5952,7 +5952,7 @@
       </w:pPr>
       <w:r>
         <w:rPr>
-          <w:rFonts w:ascii="游ゴシック" w:cs="游ゴシック" w:eastAsia="游ゴシック" w:hAnsi="游ゴシック"/>
+          <w:rFonts w:ascii="BIZ UDPゴシック" w:cs="BIZ UDPゴシック" w:eastAsia="BIZ UDPゴシック" w:hAnsi="BIZ UDPゴシック"/>
           <w:sz w:val="21"/>
           <w:szCs w:val="21"/>
         </w:rPr>
@@ -5971,7 +5971,7 @@
       </w:pPr>
       <w:r>
         <w:rPr>
-          <w:rFonts w:ascii="游ゴシック" w:cs="游ゴシック" w:eastAsia="游ゴシック" w:hAnsi="游ゴシック"/>
+          <w:rFonts w:ascii="BIZ UDPゴシック" w:cs="BIZ UDPゴシック" w:eastAsia="BIZ UDPゴシック" w:hAnsi="BIZ UDPゴシック"/>
           <w:b/>
           <w:bCs/>
           <w:color w:val="1F3864"/>
@@ -5987,7 +5987,7 @@
       </w:pPr>
       <w:r>
         <w:rPr>
-          <w:rFonts w:ascii="游ゴシック" w:cs="游ゴシック" w:eastAsia="游ゴシック" w:hAnsi="游ゴシック"/>
+          <w:rFonts w:ascii="BIZ UDPゴシック" w:cs="BIZ UDPゴシック" w:eastAsia="BIZ UDPゴシック" w:hAnsi="BIZ UDPゴシック"/>
           <w:sz w:val="21"/>
           <w:szCs w:val="21"/>
         </w:rPr>
@@ -6000,7 +6000,7 @@
       </w:pPr>
       <w:r>
         <w:rPr>
-          <w:rFonts w:ascii="游ゴシック" w:cs="游ゴシック" w:eastAsia="游ゴシック" w:hAnsi="游ゴシック"/>
+          <w:rFonts w:ascii="BIZ UDPゴシック" w:cs="BIZ UDPゴシック" w:eastAsia="BIZ UDPゴシック" w:hAnsi="BIZ UDPゴシック"/>
           <w:sz w:val="21"/>
           <w:szCs w:val="21"/>
         </w:rPr>
@@ -6048,7 +6048,7 @@
             </w:pPr>
             <w:r>
               <w:rPr>
-                <w:rFonts w:ascii="游ゴシック" w:cs="游ゴシック" w:eastAsia="游ゴシック" w:hAnsi="游ゴシック"/>
+                <w:rFonts w:ascii="BIZ UDPゴシック" w:cs="BIZ UDPゴシック" w:eastAsia="BIZ UDPゴシック" w:hAnsi="BIZ UDPゴシック"/>
                 <w:b/>
                 <w:bCs/>
                 <w:color w:val="FFFFFF"/>
@@ -6077,7 +6077,7 @@
             </w:pPr>
             <w:r>
               <w:rPr>
-                <w:rFonts w:ascii="游ゴシック" w:cs="游ゴシック" w:eastAsia="游ゴシック" w:hAnsi="游ゴシック"/>
+                <w:rFonts w:ascii="BIZ UDPゴシック" w:cs="BIZ UDPゴシック" w:eastAsia="BIZ UDPゴシック" w:hAnsi="BIZ UDPゴシック"/>
                 <w:b/>
                 <w:bCs/>
                 <w:color w:val="FFFFFF"/>
@@ -6106,7 +6106,7 @@
             </w:pPr>
             <w:r>
               <w:rPr>
-                <w:rFonts w:ascii="游ゴシック" w:cs="游ゴシック" w:eastAsia="游ゴシック" w:hAnsi="游ゴシック"/>
+                <w:rFonts w:ascii="BIZ UDPゴシック" w:cs="BIZ UDPゴシック" w:eastAsia="BIZ UDPゴシック" w:hAnsi="BIZ UDPゴシック"/>
                 <w:b/>
                 <w:bCs/>
                 <w:color w:val="FFFFFF"/>
@@ -6140,7 +6140,7 @@
             </w:pPr>
             <w:r>
               <w:rPr>
-                <w:rFonts w:ascii="游ゴシック" w:cs="游ゴシック" w:eastAsia="游ゴシック" w:hAnsi="游ゴシック"/>
+                <w:rFonts w:ascii="BIZ UDPゴシック" w:cs="BIZ UDPゴシック" w:eastAsia="BIZ UDPゴシック" w:hAnsi="BIZ UDPゴシック"/>
                 <w:b w:val="false"/>
                 <w:bCs w:val="false"/>
                 <w:color w:val="000000"/>
@@ -6169,7 +6169,7 @@
             </w:pPr>
             <w:r>
               <w:rPr>
-                <w:rFonts w:ascii="游ゴシック" w:cs="游ゴシック" w:eastAsia="游ゴシック" w:hAnsi="游ゴシック"/>
+                <w:rFonts w:ascii="BIZ UDPゴシック" w:cs="BIZ UDPゴシック" w:eastAsia="BIZ UDPゴシック" w:hAnsi="BIZ UDPゴシック"/>
                 <w:b w:val="false"/>
                 <w:bCs w:val="false"/>
                 <w:color w:val="000000"/>
@@ -6198,7 +6198,7 @@
             </w:pPr>
             <w:r>
               <w:rPr>
-                <w:rFonts w:ascii="游ゴシック" w:cs="游ゴシック" w:eastAsia="游ゴシック" w:hAnsi="游ゴシック"/>
+                <w:rFonts w:ascii="BIZ UDPゴシック" w:cs="BIZ UDPゴシック" w:eastAsia="BIZ UDPゴシック" w:hAnsi="BIZ UDPゴシック"/>
                 <w:b w:val="false"/>
                 <w:bCs w:val="false"/>
                 <w:color w:val="000000"/>
@@ -6231,7 +6231,7 @@
             </w:pPr>
             <w:r>
               <w:rPr>
-                <w:rFonts w:ascii="游ゴシック" w:cs="游ゴシック" w:eastAsia="游ゴシック" w:hAnsi="游ゴシック"/>
+                <w:rFonts w:ascii="BIZ UDPゴシック" w:cs="BIZ UDPゴシック" w:eastAsia="BIZ UDPゴシック" w:hAnsi="BIZ UDPゴシック"/>
                 <w:b w:val="false"/>
                 <w:bCs w:val="false"/>
                 <w:color w:val="000000"/>
@@ -6259,7 +6259,7 @@
             </w:pPr>
             <w:r>
               <w:rPr>
-                <w:rFonts w:ascii="游ゴシック" w:cs="游ゴシック" w:eastAsia="游ゴシック" w:hAnsi="游ゴシック"/>
+                <w:rFonts w:ascii="BIZ UDPゴシック" w:cs="BIZ UDPゴシック" w:eastAsia="BIZ UDPゴシック" w:hAnsi="BIZ UDPゴシック"/>
                 <w:b w:val="false"/>
                 <w:bCs w:val="false"/>
                 <w:color w:val="000000"/>
@@ -6287,7 +6287,7 @@
             </w:pPr>
             <w:r>
               <w:rPr>
-                <w:rFonts w:ascii="游ゴシック" w:cs="游ゴシック" w:eastAsia="游ゴシック" w:hAnsi="游ゴシック"/>
+                <w:rFonts w:ascii="BIZ UDPゴシック" w:cs="BIZ UDPゴシック" w:eastAsia="BIZ UDPゴシック" w:hAnsi="BIZ UDPゴシック"/>
                 <w:b w:val="false"/>
                 <w:bCs w:val="false"/>
                 <w:color w:val="000000"/>
@@ -6306,7 +6306,7 @@
       </w:pPr>
       <w:r>
         <w:rPr>
-          <w:rFonts w:ascii="游ゴシック" w:cs="游ゴシック" w:eastAsia="游ゴシック" w:hAnsi="游ゴシック"/>
+          <w:rFonts w:ascii="BIZ UDPゴシック" w:cs="BIZ UDPゴシック" w:eastAsia="BIZ UDPゴシック" w:hAnsi="BIZ UDPゴシック"/>
           <w:sz w:val="21"/>
           <w:szCs w:val="21"/>
         </w:rPr>
@@ -6319,7 +6319,7 @@
       </w:pPr>
       <w:r>
         <w:rPr>
-          <w:rFonts w:ascii="游ゴシック" w:cs="游ゴシック" w:eastAsia="游ゴシック" w:hAnsi="游ゴシック"/>
+          <w:rFonts w:ascii="BIZ UDPゴシック" w:cs="BIZ UDPゴシック" w:eastAsia="BIZ UDPゴシック" w:hAnsi="BIZ UDPゴシック"/>
           <w:sz w:val="21"/>
           <w:szCs w:val="21"/>
         </w:rPr>
@@ -6367,7 +6367,7 @@
             </w:pPr>
             <w:r>
               <w:rPr>
-                <w:rFonts w:ascii="游ゴシック" w:cs="游ゴシック" w:eastAsia="游ゴシック" w:hAnsi="游ゴシック"/>
+                <w:rFonts w:ascii="BIZ UDPゴシック" w:cs="BIZ UDPゴシック" w:eastAsia="BIZ UDPゴシック" w:hAnsi="BIZ UDPゴシック"/>
                 <w:b/>
                 <w:bCs/>
                 <w:color w:val="FFFFFF"/>
@@ -6396,7 +6396,7 @@
             </w:pPr>
             <w:r>
               <w:rPr>
-                <w:rFonts w:ascii="游ゴシック" w:cs="游ゴシック" w:eastAsia="游ゴシック" w:hAnsi="游ゴシック"/>
+                <w:rFonts w:ascii="BIZ UDPゴシック" w:cs="BIZ UDPゴシック" w:eastAsia="BIZ UDPゴシック" w:hAnsi="BIZ UDPゴシック"/>
                 <w:b/>
                 <w:bCs/>
                 <w:color w:val="FFFFFF"/>
@@ -6425,7 +6425,7 @@
             </w:pPr>
             <w:r>
               <w:rPr>
-                <w:rFonts w:ascii="游ゴシック" w:cs="游ゴシック" w:eastAsia="游ゴシック" w:hAnsi="游ゴシック"/>
+                <w:rFonts w:ascii="BIZ UDPゴシック" w:cs="BIZ UDPゴシック" w:eastAsia="BIZ UDPゴシック" w:hAnsi="BIZ UDPゴシック"/>
                 <w:b/>
                 <w:bCs/>
                 <w:color w:val="FFFFFF"/>
@@ -6458,7 +6458,7 @@
             </w:pPr>
             <w:r>
               <w:rPr>
-                <w:rFonts w:ascii="游ゴシック" w:cs="游ゴシック" w:eastAsia="游ゴシック" w:hAnsi="游ゴシック"/>
+                <w:rFonts w:ascii="BIZ UDPゴシック" w:cs="BIZ UDPゴシック" w:eastAsia="BIZ UDPゴシック" w:hAnsi="BIZ UDPゴシック"/>
                 <w:b w:val="false"/>
                 <w:bCs w:val="false"/>
                 <w:color w:val="000000"/>
@@ -6486,7 +6486,7 @@
             </w:pPr>
             <w:r>
               <w:rPr>
-                <w:rFonts w:ascii="游ゴシック" w:cs="游ゴシック" w:eastAsia="游ゴシック" w:hAnsi="游ゴシック"/>
+                <w:rFonts w:ascii="BIZ UDPゴシック" w:cs="BIZ UDPゴシック" w:eastAsia="BIZ UDPゴシック" w:hAnsi="BIZ UDPゴシック"/>
                 <w:b w:val="false"/>
                 <w:bCs w:val="false"/>
                 <w:color w:val="000000"/>
@@ -6514,7 +6514,7 @@
             </w:pPr>
             <w:r>
               <w:rPr>
-                <w:rFonts w:ascii="游ゴシック" w:cs="游ゴシック" w:eastAsia="游ゴシック" w:hAnsi="游ゴシック"/>
+                <w:rFonts w:ascii="BIZ UDPゴシック" w:cs="BIZ UDPゴシック" w:eastAsia="BIZ UDPゴシック" w:hAnsi="BIZ UDPゴシック"/>
                 <w:b w:val="false"/>
                 <w:bCs w:val="false"/>
                 <w:color w:val="000000"/>
@@ -6533,7 +6533,7 @@
       </w:pPr>
       <w:r>
         <w:rPr>
-          <w:rFonts w:ascii="游ゴシック" w:cs="游ゴシック" w:eastAsia="游ゴシック" w:hAnsi="游ゴシック"/>
+          <w:rFonts w:ascii="BIZ UDPゴシック" w:cs="BIZ UDPゴシック" w:eastAsia="BIZ UDPゴシック" w:hAnsi="BIZ UDPゴシック"/>
           <w:sz w:val="21"/>
           <w:szCs w:val="21"/>
         </w:rPr>
@@ -6551,7 +6551,7 @@
       </w:pPr>
       <w:r>
         <w:rPr>
-          <w:rFonts w:ascii="游ゴシック" w:cs="游ゴシック" w:eastAsia="游ゴシック" w:hAnsi="游ゴシック"/>
+          <w:rFonts w:ascii="BIZ UDPゴシック" w:cs="BIZ UDPゴシック" w:eastAsia="BIZ UDPゴシック" w:hAnsi="BIZ UDPゴシック"/>
           <w:color w:val="595959"/>
           <w:sz w:val="17"/>
           <w:szCs w:val="17"/>
@@ -6574,7 +6574,7 @@
       </w:pPr>
       <w:r>
         <w:rPr>
-          <w:rFonts w:ascii="游ゴシック" w:cs="游ゴシック" w:eastAsia="游ゴシック" w:hAnsi="游ゴシック"/>
+          <w:rFonts w:ascii="BIZ UDPゴシック" w:cs="BIZ UDPゴシック" w:eastAsia="BIZ UDPゴシック" w:hAnsi="BIZ UDPゴシック"/>
           <w:b/>
           <w:bCs/>
           <w:color w:val="FFFFFF"/>
@@ -6596,7 +6596,7 @@
       </w:pPr>
       <w:r>
         <w:rPr>
-          <w:rFonts w:ascii="游ゴシック" w:cs="游ゴシック" w:eastAsia="游ゴシック" w:hAnsi="游ゴシック"/>
+          <w:rFonts w:ascii="BIZ UDPゴシック" w:cs="BIZ UDPゴシック" w:eastAsia="BIZ UDPゴシック" w:hAnsi="BIZ UDPゴシック"/>
           <w:b/>
           <w:bCs/>
           <w:color w:val="1F3864"/>
@@ -6612,7 +6612,7 @@
       </w:pPr>
       <w:r>
         <w:rPr>
-          <w:rFonts w:ascii="游ゴシック" w:cs="游ゴシック" w:eastAsia="游ゴシック" w:hAnsi="游ゴシック"/>
+          <w:rFonts w:ascii="BIZ UDPゴシック" w:cs="BIZ UDPゴシック" w:eastAsia="BIZ UDPゴシック" w:hAnsi="BIZ UDPゴシック"/>
           <w:sz w:val="21"/>
           <w:szCs w:val="21"/>
         </w:rPr>
@@ -6630,7 +6630,7 @@
       </w:pPr>
       <w:r>
         <w:rPr>
-          <w:rFonts w:ascii="游ゴシック" w:cs="游ゴシック" w:eastAsia="游ゴシック" w:hAnsi="游ゴシック"/>
+          <w:rFonts w:ascii="BIZ UDPゴシック" w:cs="BIZ UDPゴシック" w:eastAsia="BIZ UDPゴシック" w:hAnsi="BIZ UDPゴシック"/>
           <w:color w:val="595959"/>
           <w:sz w:val="17"/>
           <w:szCs w:val="17"/>
@@ -6679,7 +6679,7 @@
             </w:pPr>
             <w:r>
               <w:rPr>
-                <w:rFonts w:ascii="游ゴシック" w:cs="游ゴシック" w:eastAsia="游ゴシック" w:hAnsi="游ゴシック"/>
+                <w:rFonts w:ascii="BIZ UDPゴシック" w:cs="BIZ UDPゴシック" w:eastAsia="BIZ UDPゴシック" w:hAnsi="BIZ UDPゴシック"/>
                 <w:b/>
                 <w:bCs/>
                 <w:color w:val="FFFFFF"/>
@@ -6708,7 +6708,7 @@
             </w:pPr>
             <w:r>
               <w:rPr>
-                <w:rFonts w:ascii="游ゴシック" w:cs="游ゴシック" w:eastAsia="游ゴシック" w:hAnsi="游ゴシック"/>
+                <w:rFonts w:ascii="BIZ UDPゴシック" w:cs="BIZ UDPゴシック" w:eastAsia="BIZ UDPゴシック" w:hAnsi="BIZ UDPゴシック"/>
                 <w:b/>
                 <w:bCs/>
                 <w:color w:val="FFFFFF"/>
@@ -6737,7 +6737,7 @@
             </w:pPr>
             <w:r>
               <w:rPr>
-                <w:rFonts w:ascii="游ゴシック" w:cs="游ゴシック" w:eastAsia="游ゴシック" w:hAnsi="游ゴシック"/>
+                <w:rFonts w:ascii="BIZ UDPゴシック" w:cs="BIZ UDPゴシック" w:eastAsia="BIZ UDPゴシック" w:hAnsi="BIZ UDPゴシック"/>
                 <w:b/>
                 <w:bCs/>
                 <w:color w:val="FFFFFF"/>
@@ -6770,7 +6770,7 @@
             </w:pPr>
             <w:r>
               <w:rPr>
-                <w:rFonts w:ascii="游ゴシック" w:cs="游ゴシック" w:eastAsia="游ゴシック" w:hAnsi="游ゴシック"/>
+                <w:rFonts w:ascii="BIZ UDPゴシック" w:cs="BIZ UDPゴシック" w:eastAsia="BIZ UDPゴシック" w:hAnsi="BIZ UDPゴシック"/>
                 <w:b w:val="false"/>
                 <w:bCs w:val="false"/>
                 <w:color w:val="000000"/>
@@ -6798,7 +6798,7 @@
             </w:pPr>
             <w:r>
               <w:rPr>
-                <w:rFonts w:ascii="游ゴシック" w:cs="游ゴシック" w:eastAsia="游ゴシック" w:hAnsi="游ゴシック"/>
+                <w:rFonts w:ascii="BIZ UDPゴシック" w:cs="BIZ UDPゴシック" w:eastAsia="BIZ UDPゴシック" w:hAnsi="BIZ UDPゴシック"/>
                 <w:b w:val="false"/>
                 <w:bCs w:val="false"/>
                 <w:color w:val="000000"/>
@@ -6826,7 +6826,7 @@
             </w:pPr>
             <w:r>
               <w:rPr>
-                <w:rFonts w:ascii="游ゴシック" w:cs="游ゴシック" w:eastAsia="游ゴシック" w:hAnsi="游ゴシック"/>
+                <w:rFonts w:ascii="BIZ UDPゴシック" w:cs="BIZ UDPゴシック" w:eastAsia="BIZ UDPゴシック" w:hAnsi="BIZ UDPゴシック"/>
                 <w:b w:val="false"/>
                 <w:bCs w:val="false"/>
                 <w:color w:val="000000"/>
@@ -6859,7 +6859,7 @@
             </w:pPr>
             <w:r>
               <w:rPr>
-                <w:rFonts w:ascii="游ゴシック" w:cs="游ゴシック" w:eastAsia="游ゴシック" w:hAnsi="游ゴシック"/>
+                <w:rFonts w:ascii="BIZ UDPゴシック" w:cs="BIZ UDPゴシック" w:eastAsia="BIZ UDPゴシック" w:hAnsi="BIZ UDPゴシック"/>
                 <w:b w:val="false"/>
                 <w:bCs w:val="false"/>
                 <w:color w:val="000000"/>
@@ -6887,7 +6887,7 @@
             </w:pPr>
             <w:r>
               <w:rPr>
-                <w:rFonts w:ascii="游ゴシック" w:cs="游ゴシック" w:eastAsia="游ゴシック" w:hAnsi="游ゴシック"/>
+                <w:rFonts w:ascii="BIZ UDPゴシック" w:cs="BIZ UDPゴシック" w:eastAsia="BIZ UDPゴシック" w:hAnsi="BIZ UDPゴシック"/>
                 <w:b w:val="false"/>
                 <w:bCs w:val="false"/>
                 <w:color w:val="000000"/>
@@ -6915,7 +6915,7 @@
             </w:pPr>
             <w:r>
               <w:rPr>
-                <w:rFonts w:ascii="游ゴシック" w:cs="游ゴシック" w:eastAsia="游ゴシック" w:hAnsi="游ゴシック"/>
+                <w:rFonts w:ascii="BIZ UDPゴシック" w:cs="BIZ UDPゴシック" w:eastAsia="BIZ UDPゴシック" w:hAnsi="BIZ UDPゴシック"/>
                 <w:b w:val="false"/>
                 <w:bCs w:val="false"/>
                 <w:color w:val="000000"/>
@@ -6949,7 +6949,7 @@
             </w:pPr>
             <w:r>
               <w:rPr>
-                <w:rFonts w:ascii="游ゴシック" w:cs="游ゴシック" w:eastAsia="游ゴシック" w:hAnsi="游ゴシック"/>
+                <w:rFonts w:ascii="BIZ UDPゴシック" w:cs="BIZ UDPゴシック" w:eastAsia="BIZ UDPゴシック" w:hAnsi="BIZ UDPゴシック"/>
                 <w:b w:val="false"/>
                 <w:bCs w:val="false"/>
                 <w:color w:val="000000"/>
@@ -6978,7 +6978,7 @@
             </w:pPr>
             <w:r>
               <w:rPr>
-                <w:rFonts w:ascii="游ゴシック" w:cs="游ゴシック" w:eastAsia="游ゴシック" w:hAnsi="游ゴシック"/>
+                <w:rFonts w:ascii="BIZ UDPゴシック" w:cs="BIZ UDPゴシック" w:eastAsia="BIZ UDPゴシック" w:hAnsi="BIZ UDPゴシック"/>
                 <w:b w:val="false"/>
                 <w:bCs w:val="false"/>
                 <w:color w:val="000000"/>
@@ -7007,7 +7007,7 @@
             </w:pPr>
             <w:r>
               <w:rPr>
-                <w:rFonts w:ascii="游ゴシック" w:cs="游ゴシック" w:eastAsia="游ゴシック" w:hAnsi="游ゴシック"/>
+                <w:rFonts w:ascii="BIZ UDPゴシック" w:cs="BIZ UDPゴシック" w:eastAsia="BIZ UDPゴシック" w:hAnsi="BIZ UDPゴシック"/>
                 <w:b w:val="false"/>
                 <w:bCs w:val="false"/>
                 <w:color w:val="000000"/>
@@ -7040,7 +7040,7 @@
             </w:pPr>
             <w:r>
               <w:rPr>
-                <w:rFonts w:ascii="游ゴシック" w:cs="游ゴシック" w:eastAsia="游ゴシック" w:hAnsi="游ゴシック"/>
+                <w:rFonts w:ascii="BIZ UDPゴシック" w:cs="BIZ UDPゴシック" w:eastAsia="BIZ UDPゴシック" w:hAnsi="BIZ UDPゴシック"/>
                 <w:b w:val="false"/>
                 <w:bCs w:val="false"/>
                 <w:color w:val="000000"/>
@@ -7068,7 +7068,7 @@
             </w:pPr>
             <w:r>
               <w:rPr>
-                <w:rFonts w:ascii="游ゴシック" w:cs="游ゴシック" w:eastAsia="游ゴシック" w:hAnsi="游ゴシック"/>
+                <w:rFonts w:ascii="BIZ UDPゴシック" w:cs="BIZ UDPゴシック" w:eastAsia="BIZ UDPゴシック" w:hAnsi="BIZ UDPゴシック"/>
                 <w:b w:val="false"/>
                 <w:bCs w:val="false"/>
                 <w:color w:val="000000"/>
@@ -7096,7 +7096,7 @@
             </w:pPr>
             <w:r>
               <w:rPr>
-                <w:rFonts w:ascii="游ゴシック" w:cs="游ゴシック" w:eastAsia="游ゴシック" w:hAnsi="游ゴシック"/>
+                <w:rFonts w:ascii="BIZ UDPゴシック" w:cs="BIZ UDPゴシック" w:eastAsia="BIZ UDPゴシック" w:hAnsi="BIZ UDPゴシック"/>
                 <w:b w:val="false"/>
                 <w:bCs w:val="false"/>
                 <w:color w:val="000000"/>
@@ -7115,7 +7115,7 @@
       </w:pPr>
       <w:r>
         <w:rPr>
-          <w:rFonts w:ascii="游ゴシック" w:cs="游ゴシック" w:eastAsia="游ゴシック" w:hAnsi="游ゴシック"/>
+          <w:rFonts w:ascii="BIZ UDPゴシック" w:cs="BIZ UDPゴシック" w:eastAsia="BIZ UDPゴシック" w:hAnsi="BIZ UDPゴシック"/>
           <w:sz w:val="21"/>
           <w:szCs w:val="21"/>
         </w:rPr>
@@ -7128,7 +7128,7 @@
       </w:pPr>
       <w:r>
         <w:rPr>
-          <w:rFonts w:ascii="游ゴシック" w:cs="游ゴシック" w:eastAsia="游ゴシック" w:hAnsi="游ゴシック"/>
+          <w:rFonts w:ascii="BIZ UDPゴシック" w:cs="BIZ UDPゴシック" w:eastAsia="BIZ UDPゴシック" w:hAnsi="BIZ UDPゴシック"/>
           <w:sz w:val="21"/>
           <w:szCs w:val="21"/>
         </w:rPr>
@@ -7181,7 +7181,7 @@
             </w:pPr>
             <w:r>
               <w:rPr>
-                <w:rFonts w:ascii="游ゴシック" w:cs="游ゴシック" w:eastAsia="游ゴシック" w:hAnsi="游ゴシック"/>
+                <w:rFonts w:ascii="BIZ UDPゴシック" w:cs="BIZ UDPゴシック" w:eastAsia="BIZ UDPゴシック" w:hAnsi="BIZ UDPゴシック"/>
                 <w:b/>
                 <w:bCs/>
                 <w:color w:val="FFFFFF"/>
@@ -7210,7 +7210,7 @@
             </w:pPr>
             <w:r>
               <w:rPr>
-                <w:rFonts w:ascii="游ゴシック" w:cs="游ゴシック" w:eastAsia="游ゴシック" w:hAnsi="游ゴシック"/>
+                <w:rFonts w:ascii="BIZ UDPゴシック" w:cs="BIZ UDPゴシック" w:eastAsia="BIZ UDPゴシック" w:hAnsi="BIZ UDPゴシック"/>
                 <w:b/>
                 <w:bCs/>
                 <w:color w:val="FFFFFF"/>
@@ -7239,7 +7239,7 @@
             </w:pPr>
             <w:r>
               <w:rPr>
-                <w:rFonts w:ascii="游ゴシック" w:cs="游ゴシック" w:eastAsia="游ゴシック" w:hAnsi="游ゴシック"/>
+                <w:rFonts w:ascii="BIZ UDPゴシック" w:cs="BIZ UDPゴシック" w:eastAsia="BIZ UDPゴシック" w:hAnsi="BIZ UDPゴシック"/>
                 <w:b/>
                 <w:bCs/>
                 <w:color w:val="FFFFFF"/>
@@ -7268,7 +7268,7 @@
             </w:pPr>
             <w:r>
               <w:rPr>
-                <w:rFonts w:ascii="游ゴシック" w:cs="游ゴシック" w:eastAsia="游ゴシック" w:hAnsi="游ゴシック"/>
+                <w:rFonts w:ascii="BIZ UDPゴシック" w:cs="BIZ UDPゴシック" w:eastAsia="BIZ UDPゴシック" w:hAnsi="BIZ UDPゴシック"/>
                 <w:b/>
                 <w:bCs/>
                 <w:color w:val="FFFFFF"/>
@@ -7297,7 +7297,7 @@
             </w:pPr>
             <w:r>
               <w:rPr>
-                <w:rFonts w:ascii="游ゴシック" w:cs="游ゴシック" w:eastAsia="游ゴシック" w:hAnsi="游ゴシック"/>
+                <w:rFonts w:ascii="BIZ UDPゴシック" w:cs="BIZ UDPゴシック" w:eastAsia="BIZ UDPゴシック" w:hAnsi="BIZ UDPゴシック"/>
                 <w:b/>
                 <w:bCs/>
                 <w:color w:val="FFFFFF"/>
@@ -7326,7 +7326,7 @@
             </w:pPr>
             <w:r>
               <w:rPr>
-                <w:rFonts w:ascii="游ゴシック" w:cs="游ゴシック" w:eastAsia="游ゴシック" w:hAnsi="游ゴシック"/>
+                <w:rFonts w:ascii="BIZ UDPゴシック" w:cs="BIZ UDPゴシック" w:eastAsia="BIZ UDPゴシック" w:hAnsi="BIZ UDPゴシック"/>
                 <w:b/>
                 <w:bCs/>
                 <w:color w:val="FFFFFF"/>
@@ -7355,7 +7355,7 @@
             </w:pPr>
             <w:r>
               <w:rPr>
-                <w:rFonts w:ascii="游ゴシック" w:cs="游ゴシック" w:eastAsia="游ゴシック" w:hAnsi="游ゴシック"/>
+                <w:rFonts w:ascii="BIZ UDPゴシック" w:cs="BIZ UDPゴシック" w:eastAsia="BIZ UDPゴシック" w:hAnsi="BIZ UDPゴシック"/>
                 <w:b/>
                 <w:bCs/>
                 <w:color w:val="FFFFFF"/>
@@ -7384,7 +7384,7 @@
             </w:pPr>
             <w:r>
               <w:rPr>
-                <w:rFonts w:ascii="游ゴシック" w:cs="游ゴシック" w:eastAsia="游ゴシック" w:hAnsi="游ゴシック"/>
+                <w:rFonts w:ascii="BIZ UDPゴシック" w:cs="BIZ UDPゴシック" w:eastAsia="BIZ UDPゴシック" w:hAnsi="BIZ UDPゴシック"/>
                 <w:b/>
                 <w:bCs/>
                 <w:color w:val="FFFFFF"/>
@@ -7417,7 +7417,7 @@
             </w:pPr>
             <w:r>
               <w:rPr>
-                <w:rFonts w:ascii="游ゴシック" w:cs="游ゴシック" w:eastAsia="游ゴシック" w:hAnsi="游ゴシック"/>
+                <w:rFonts w:ascii="BIZ UDPゴシック" w:cs="BIZ UDPゴシック" w:eastAsia="BIZ UDPゴシック" w:hAnsi="BIZ UDPゴシック"/>
                 <w:b w:val="false"/>
                 <w:bCs w:val="false"/>
                 <w:color w:val="000000"/>
@@ -7445,7 +7445,7 @@
             </w:pPr>
             <w:r>
               <w:rPr>
-                <w:rFonts w:ascii="游ゴシック" w:cs="游ゴシック" w:eastAsia="游ゴシック" w:hAnsi="游ゴシック"/>
+                <w:rFonts w:ascii="BIZ UDPゴシック" w:cs="BIZ UDPゴシック" w:eastAsia="BIZ UDPゴシック" w:hAnsi="BIZ UDPゴシック"/>
                 <w:b w:val="false"/>
                 <w:bCs w:val="false"/>
                 <w:color w:val="000000"/>
@@ -7473,7 +7473,7 @@
             </w:pPr>
             <w:r>
               <w:rPr>
-                <w:rFonts w:ascii="游ゴシック" w:cs="游ゴシック" w:eastAsia="游ゴシック" w:hAnsi="游ゴシック"/>
+                <w:rFonts w:ascii="BIZ UDPゴシック" w:cs="BIZ UDPゴシック" w:eastAsia="BIZ UDPゴシック" w:hAnsi="BIZ UDPゴシック"/>
                 <w:b w:val="false"/>
                 <w:bCs w:val="false"/>
                 <w:color w:val="000000"/>
@@ -7501,7 +7501,7 @@
             </w:pPr>
             <w:r>
               <w:rPr>
-                <w:rFonts w:ascii="游ゴシック" w:cs="游ゴシック" w:eastAsia="游ゴシック" w:hAnsi="游ゴシック"/>
+                <w:rFonts w:ascii="BIZ UDPゴシック" w:cs="BIZ UDPゴシック" w:eastAsia="BIZ UDPゴシック" w:hAnsi="BIZ UDPゴシック"/>
                 <w:b w:val="false"/>
                 <w:bCs w:val="false"/>
                 <w:color w:val="000000"/>
@@ -7529,7 +7529,7 @@
             </w:pPr>
             <w:r>
               <w:rPr>
-                <w:rFonts w:ascii="游ゴシック" w:cs="游ゴシック" w:eastAsia="游ゴシック" w:hAnsi="游ゴシック"/>
+                <w:rFonts w:ascii="BIZ UDPゴシック" w:cs="BIZ UDPゴシック" w:eastAsia="BIZ UDPゴシック" w:hAnsi="BIZ UDPゴシック"/>
                 <w:b w:val="false"/>
                 <w:bCs w:val="false"/>
                 <w:color w:val="000000"/>
@@ -7557,7 +7557,7 @@
             </w:pPr>
             <w:r>
               <w:rPr>
-                <w:rFonts w:ascii="游ゴシック" w:cs="游ゴシック" w:eastAsia="游ゴシック" w:hAnsi="游ゴシック"/>
+                <w:rFonts w:ascii="BIZ UDPゴシック" w:cs="BIZ UDPゴシック" w:eastAsia="BIZ UDPゴシック" w:hAnsi="BIZ UDPゴシック"/>
                 <w:b w:val="false"/>
                 <w:bCs w:val="false"/>
                 <w:color w:val="000000"/>
@@ -7585,7 +7585,7 @@
             </w:pPr>
             <w:r>
               <w:rPr>
-                <w:rFonts w:ascii="游ゴシック" w:cs="游ゴシック" w:eastAsia="游ゴシック" w:hAnsi="游ゴシック"/>
+                <w:rFonts w:ascii="BIZ UDPゴシック" w:cs="BIZ UDPゴシック" w:eastAsia="BIZ UDPゴシック" w:hAnsi="BIZ UDPゴシック"/>
                 <w:b w:val="false"/>
                 <w:bCs w:val="false"/>
                 <w:color w:val="000000"/>
@@ -7613,7 +7613,7 @@
             </w:pPr>
             <w:r>
               <w:rPr>
-                <w:rFonts w:ascii="游ゴシック" w:cs="游ゴシック" w:eastAsia="游ゴシック" w:hAnsi="游ゴシック"/>
+                <w:rFonts w:ascii="BIZ UDPゴシック" w:cs="BIZ UDPゴシック" w:eastAsia="BIZ UDPゴシック" w:hAnsi="BIZ UDPゴシック"/>
                 <w:b w:val="false"/>
                 <w:bCs w:val="false"/>
                 <w:color w:val="000000"/>
@@ -7647,7 +7647,7 @@
             </w:pPr>
             <w:r>
               <w:rPr>
-                <w:rFonts w:ascii="游ゴシック" w:cs="游ゴシック" w:eastAsia="游ゴシック" w:hAnsi="游ゴシック"/>
+                <w:rFonts w:ascii="BIZ UDPゴシック" w:cs="BIZ UDPゴシック" w:eastAsia="BIZ UDPゴシック" w:hAnsi="BIZ UDPゴシック"/>
                 <w:b w:val="false"/>
                 <w:bCs w:val="false"/>
                 <w:color w:val="000000"/>
@@ -7676,7 +7676,7 @@
             </w:pPr>
             <w:r>
               <w:rPr>
-                <w:rFonts w:ascii="游ゴシック" w:cs="游ゴシック" w:eastAsia="游ゴシック" w:hAnsi="游ゴシック"/>
+                <w:rFonts w:ascii="BIZ UDPゴシック" w:cs="BIZ UDPゴシック" w:eastAsia="BIZ UDPゴシック" w:hAnsi="BIZ UDPゴシック"/>
                 <w:b w:val="false"/>
                 <w:bCs w:val="false"/>
                 <w:color w:val="000000"/>
@@ -7705,7 +7705,7 @@
             </w:pPr>
             <w:r>
               <w:rPr>
-                <w:rFonts w:ascii="游ゴシック" w:cs="游ゴシック" w:eastAsia="游ゴシック" w:hAnsi="游ゴシック"/>
+                <w:rFonts w:ascii="BIZ UDPゴシック" w:cs="BIZ UDPゴシック" w:eastAsia="BIZ UDPゴシック" w:hAnsi="BIZ UDPゴシック"/>
                 <w:b w:val="false"/>
                 <w:bCs w:val="false"/>
                 <w:color w:val="000000"/>
@@ -7734,7 +7734,7 @@
             </w:pPr>
             <w:r>
               <w:rPr>
-                <w:rFonts w:ascii="游ゴシック" w:cs="游ゴシック" w:eastAsia="游ゴシック" w:hAnsi="游ゴシック"/>
+                <w:rFonts w:ascii="BIZ UDPゴシック" w:cs="BIZ UDPゴシック" w:eastAsia="BIZ UDPゴシック" w:hAnsi="BIZ UDPゴシック"/>
                 <w:b w:val="false"/>
                 <w:bCs w:val="false"/>
                 <w:color w:val="000000"/>
@@ -7763,7 +7763,7 @@
             </w:pPr>
             <w:r>
               <w:rPr>
-                <w:rFonts w:ascii="游ゴシック" w:cs="游ゴシック" w:eastAsia="游ゴシック" w:hAnsi="游ゴシック"/>
+                <w:rFonts w:ascii="BIZ UDPゴシック" w:cs="BIZ UDPゴシック" w:eastAsia="BIZ UDPゴシック" w:hAnsi="BIZ UDPゴシック"/>
                 <w:b w:val="false"/>
                 <w:bCs w:val="false"/>
                 <w:color w:val="000000"/>
@@ -7792,7 +7792,7 @@
             </w:pPr>
             <w:r>
               <w:rPr>
-                <w:rFonts w:ascii="游ゴシック" w:cs="游ゴシック" w:eastAsia="游ゴシック" w:hAnsi="游ゴシック"/>
+                <w:rFonts w:ascii="BIZ UDPゴシック" w:cs="BIZ UDPゴシック" w:eastAsia="BIZ UDPゴシック" w:hAnsi="BIZ UDPゴシック"/>
                 <w:b w:val="false"/>
                 <w:bCs w:val="false"/>
                 <w:color w:val="000000"/>
@@ -7821,7 +7821,7 @@
             </w:pPr>
             <w:r>
               <w:rPr>
-                <w:rFonts w:ascii="游ゴシック" w:cs="游ゴシック" w:eastAsia="游ゴシック" w:hAnsi="游ゴシック"/>
+                <w:rFonts w:ascii="BIZ UDPゴシック" w:cs="BIZ UDPゴシック" w:eastAsia="BIZ UDPゴシック" w:hAnsi="BIZ UDPゴシック"/>
                 <w:b w:val="false"/>
                 <w:bCs w:val="false"/>
                 <w:color w:val="000000"/>
@@ -7850,7 +7850,7 @@
             </w:pPr>
             <w:r>
               <w:rPr>
-                <w:rFonts w:ascii="游ゴシック" w:cs="游ゴシック" w:eastAsia="游ゴシック" w:hAnsi="游ゴシック"/>
+                <w:rFonts w:ascii="BIZ UDPゴシック" w:cs="BIZ UDPゴシック" w:eastAsia="BIZ UDPゴシック" w:hAnsi="BIZ UDPゴシック"/>
                 <w:b w:val="false"/>
                 <w:bCs w:val="false"/>
                 <w:color w:val="000000"/>
@@ -7883,7 +7883,7 @@
             </w:pPr>
             <w:r>
               <w:rPr>
-                <w:rFonts w:ascii="游ゴシック" w:cs="游ゴシック" w:eastAsia="游ゴシック" w:hAnsi="游ゴシック"/>
+                <w:rFonts w:ascii="BIZ UDPゴシック" w:cs="BIZ UDPゴシック" w:eastAsia="BIZ UDPゴシック" w:hAnsi="BIZ UDPゴシック"/>
                 <w:b w:val="false"/>
                 <w:bCs w:val="false"/>
                 <w:color w:val="000000"/>
@@ -7911,7 +7911,7 @@
             </w:pPr>
             <w:r>
               <w:rPr>
-                <w:rFonts w:ascii="游ゴシック" w:cs="游ゴシック" w:eastAsia="游ゴシック" w:hAnsi="游ゴシック"/>
+                <w:rFonts w:ascii="BIZ UDPゴシック" w:cs="BIZ UDPゴシック" w:eastAsia="BIZ UDPゴシック" w:hAnsi="BIZ UDPゴシック"/>
                 <w:b w:val="false"/>
                 <w:bCs w:val="false"/>
                 <w:color w:val="000000"/>
@@ -7939,7 +7939,7 @@
             </w:pPr>
             <w:r>
               <w:rPr>
-                <w:rFonts w:ascii="游ゴシック" w:cs="游ゴシック" w:eastAsia="游ゴシック" w:hAnsi="游ゴシック"/>
+                <w:rFonts w:ascii="BIZ UDPゴシック" w:cs="BIZ UDPゴシック" w:eastAsia="BIZ UDPゴシック" w:hAnsi="BIZ UDPゴシック"/>
                 <w:b w:val="false"/>
                 <w:bCs w:val="false"/>
                 <w:color w:val="000000"/>
@@ -7967,7 +7967,7 @@
             </w:pPr>
             <w:r>
               <w:rPr>
-                <w:rFonts w:ascii="游ゴシック" w:cs="游ゴシック" w:eastAsia="游ゴシック" w:hAnsi="游ゴシック"/>
+                <w:rFonts w:ascii="BIZ UDPゴシック" w:cs="BIZ UDPゴシック" w:eastAsia="BIZ UDPゴシック" w:hAnsi="BIZ UDPゴシック"/>
                 <w:b w:val="false"/>
                 <w:bCs w:val="false"/>
                 <w:color w:val="000000"/>
@@ -7995,7 +7995,7 @@
             </w:pPr>
             <w:r>
               <w:rPr>
-                <w:rFonts w:ascii="游ゴシック" w:cs="游ゴシック" w:eastAsia="游ゴシック" w:hAnsi="游ゴシック"/>
+                <w:rFonts w:ascii="BIZ UDPゴシック" w:cs="BIZ UDPゴシック" w:eastAsia="BIZ UDPゴシック" w:hAnsi="BIZ UDPゴシック"/>
                 <w:b w:val="false"/>
                 <w:bCs w:val="false"/>
                 <w:color w:val="000000"/>
@@ -8023,7 +8023,7 @@
             </w:pPr>
             <w:r>
               <w:rPr>
-                <w:rFonts w:ascii="游ゴシック" w:cs="游ゴシック" w:eastAsia="游ゴシック" w:hAnsi="游ゴシック"/>
+                <w:rFonts w:ascii="BIZ UDPゴシック" w:cs="BIZ UDPゴシック" w:eastAsia="BIZ UDPゴシック" w:hAnsi="BIZ UDPゴシック"/>
                 <w:b w:val="false"/>
                 <w:bCs w:val="false"/>
                 <w:color w:val="000000"/>
@@ -8051,7 +8051,7 @@
             </w:pPr>
             <w:r>
               <w:rPr>
-                <w:rFonts w:ascii="游ゴシック" w:cs="游ゴシック" w:eastAsia="游ゴシック" w:hAnsi="游ゴシック"/>
+                <w:rFonts w:ascii="BIZ UDPゴシック" w:cs="BIZ UDPゴシック" w:eastAsia="BIZ UDPゴシック" w:hAnsi="BIZ UDPゴシック"/>
                 <w:b w:val="false"/>
                 <w:bCs w:val="false"/>
                 <w:color w:val="000000"/>
@@ -8079,7 +8079,7 @@
             </w:pPr>
             <w:r>
               <w:rPr>
-                <w:rFonts w:ascii="游ゴシック" w:cs="游ゴシック" w:eastAsia="游ゴシック" w:hAnsi="游ゴシック"/>
+                <w:rFonts w:ascii="BIZ UDPゴシック" w:cs="BIZ UDPゴシック" w:eastAsia="BIZ UDPゴシック" w:hAnsi="BIZ UDPゴシック"/>
                 <w:b w:val="false"/>
                 <w:bCs w:val="false"/>
                 <w:color w:val="000000"/>
@@ -8098,7 +8098,7 @@
       </w:pPr>
       <w:r>
         <w:rPr>
-          <w:rFonts w:ascii="游ゴシック" w:cs="游ゴシック" w:eastAsia="游ゴシック" w:hAnsi="游ゴシック"/>
+          <w:rFonts w:ascii="BIZ UDPゴシック" w:cs="BIZ UDPゴシック" w:eastAsia="BIZ UDPゴシック" w:hAnsi="BIZ UDPゴシック"/>
           <w:sz w:val="21"/>
           <w:szCs w:val="21"/>
         </w:rPr>
@@ -8116,7 +8116,7 @@
       </w:pPr>
       <w:r>
         <w:rPr>
-          <w:rFonts w:ascii="游ゴシック" w:cs="游ゴシック" w:eastAsia="游ゴシック" w:hAnsi="游ゴシック"/>
+          <w:rFonts w:ascii="BIZ UDPゴシック" w:cs="BIZ UDPゴシック" w:eastAsia="BIZ UDPゴシック" w:hAnsi="BIZ UDPゴシック"/>
           <w:b/>
           <w:bCs/>
           <w:sz w:val="20"/>
@@ -8166,7 +8166,7 @@
             </w:pPr>
             <w:r>
               <w:rPr>
-                <w:rFonts w:ascii="游ゴシック" w:cs="游ゴシック" w:eastAsia="游ゴシック" w:hAnsi="游ゴシック"/>
+                <w:rFonts w:ascii="BIZ UDPゴシック" w:cs="BIZ UDPゴシック" w:eastAsia="BIZ UDPゴシック" w:hAnsi="BIZ UDPゴシック"/>
                 <w:b/>
                 <w:bCs/>
                 <w:color w:val="FFFFFF"/>
@@ -8195,7 +8195,7 @@
             </w:pPr>
             <w:r>
               <w:rPr>
-                <w:rFonts w:ascii="游ゴシック" w:cs="游ゴシック" w:eastAsia="游ゴシック" w:hAnsi="游ゴシック"/>
+                <w:rFonts w:ascii="BIZ UDPゴシック" w:cs="BIZ UDPゴシック" w:eastAsia="BIZ UDPゴシック" w:hAnsi="BIZ UDPゴシック"/>
                 <w:b/>
                 <w:bCs/>
                 <w:color w:val="FFFFFF"/>
@@ -8224,7 +8224,7 @@
             </w:pPr>
             <w:r>
               <w:rPr>
-                <w:rFonts w:ascii="游ゴシック" w:cs="游ゴシック" w:eastAsia="游ゴシック" w:hAnsi="游ゴシック"/>
+                <w:rFonts w:ascii="BIZ UDPゴシック" w:cs="BIZ UDPゴシック" w:eastAsia="BIZ UDPゴシック" w:hAnsi="BIZ UDPゴシック"/>
                 <w:b/>
                 <w:bCs/>
                 <w:color w:val="FFFFFF"/>
@@ -8258,7 +8258,7 @@
             </w:pPr>
             <w:r>
               <w:rPr>
-                <w:rFonts w:ascii="游ゴシック" w:cs="游ゴシック" w:eastAsia="游ゴシック" w:hAnsi="游ゴシック"/>
+                <w:rFonts w:ascii="BIZ UDPゴシック" w:cs="BIZ UDPゴシック" w:eastAsia="BIZ UDPゴシック" w:hAnsi="BIZ UDPゴシック"/>
                 <w:b w:val="false"/>
                 <w:bCs w:val="false"/>
                 <w:color w:val="000000"/>
@@ -8287,7 +8287,7 @@
             </w:pPr>
             <w:r>
               <w:rPr>
-                <w:rFonts w:ascii="游ゴシック" w:cs="游ゴシック" w:eastAsia="游ゴシック" w:hAnsi="游ゴシック"/>
+                <w:rFonts w:ascii="BIZ UDPゴシック" w:cs="BIZ UDPゴシック" w:eastAsia="BIZ UDPゴシック" w:hAnsi="BIZ UDPゴシック"/>
                 <w:b w:val="false"/>
                 <w:bCs w:val="false"/>
                 <w:color w:val="000000"/>
@@ -8316,7 +8316,7 @@
             </w:pPr>
             <w:r>
               <w:rPr>
-                <w:rFonts w:ascii="游ゴシック" w:cs="游ゴシック" w:eastAsia="游ゴシック" w:hAnsi="游ゴシック"/>
+                <w:rFonts w:ascii="BIZ UDPゴシック" w:cs="BIZ UDPゴシック" w:eastAsia="BIZ UDPゴシック" w:hAnsi="BIZ UDPゴシック"/>
                 <w:b w:val="false"/>
                 <w:bCs w:val="false"/>
                 <w:color w:val="000000"/>
@@ -8349,7 +8349,7 @@
             </w:pPr>
             <w:r>
               <w:rPr>
-                <w:rFonts w:ascii="游ゴシック" w:cs="游ゴシック" w:eastAsia="游ゴシック" w:hAnsi="游ゴシック"/>
+                <w:rFonts w:ascii="BIZ UDPゴシック" w:cs="BIZ UDPゴシック" w:eastAsia="BIZ UDPゴシック" w:hAnsi="BIZ UDPゴシック"/>
                 <w:b w:val="false"/>
                 <w:bCs w:val="false"/>
                 <w:color w:val="000000"/>
@@ -8377,7 +8377,7 @@
             </w:pPr>
             <w:r>
               <w:rPr>
-                <w:rFonts w:ascii="游ゴシック" w:cs="游ゴシック" w:eastAsia="游ゴシック" w:hAnsi="游ゴシック"/>
+                <w:rFonts w:ascii="BIZ UDPゴシック" w:cs="BIZ UDPゴシック" w:eastAsia="BIZ UDPゴシック" w:hAnsi="BIZ UDPゴシック"/>
                 <w:b w:val="false"/>
                 <w:bCs w:val="false"/>
                 <w:color w:val="000000"/>
@@ -8405,7 +8405,7 @@
             </w:pPr>
             <w:r>
               <w:rPr>
-                <w:rFonts w:ascii="游ゴシック" w:cs="游ゴシック" w:eastAsia="游ゴシック" w:hAnsi="游ゴシック"/>
+                <w:rFonts w:ascii="BIZ UDPゴシック" w:cs="BIZ UDPゴシック" w:eastAsia="BIZ UDPゴシック" w:hAnsi="BIZ UDPゴシック"/>
                 <w:b w:val="false"/>
                 <w:bCs w:val="false"/>
                 <w:color w:val="000000"/>
@@ -8424,7 +8424,7 @@
       </w:pPr>
       <w:r>
         <w:rPr>
-          <w:rFonts w:ascii="游ゴシック" w:cs="游ゴシック" w:eastAsia="游ゴシック" w:hAnsi="游ゴシック"/>
+          <w:rFonts w:ascii="BIZ UDPゴシック" w:cs="BIZ UDPゴシック" w:eastAsia="BIZ UDPゴシック" w:hAnsi="BIZ UDPゴシック"/>
           <w:sz w:val="21"/>
           <w:szCs w:val="21"/>
         </w:rPr>
@@ -8443,7 +8443,7 @@
       </w:pPr>
       <w:r>
         <w:rPr>
-          <w:rFonts w:ascii="游ゴシック" w:cs="游ゴシック" w:eastAsia="游ゴシック" w:hAnsi="游ゴシック"/>
+          <w:rFonts w:ascii="BIZ UDPゴシック" w:cs="BIZ UDPゴシック" w:eastAsia="BIZ UDPゴシック" w:hAnsi="BIZ UDPゴシック"/>
           <w:b/>
           <w:bCs/>
           <w:color w:val="1F3864"/>
@@ -8459,7 +8459,7 @@
       </w:pPr>
       <w:r>
         <w:rPr>
-          <w:rFonts w:ascii="游ゴシック" w:cs="游ゴシック" w:eastAsia="游ゴシック" w:hAnsi="游ゴシック"/>
+          <w:rFonts w:ascii="BIZ UDPゴシック" w:cs="BIZ UDPゴシック" w:eastAsia="BIZ UDPゴシック" w:hAnsi="BIZ UDPゴシック"/>
           <w:sz w:val="21"/>
           <w:szCs w:val="21"/>
         </w:rPr>
@@ -8507,7 +8507,7 @@
             </w:pPr>
             <w:r>
               <w:rPr>
-                <w:rFonts w:ascii="游ゴシック" w:cs="游ゴシック" w:eastAsia="游ゴシック" w:hAnsi="游ゴシック"/>
+                <w:rFonts w:ascii="BIZ UDPゴシック" w:cs="BIZ UDPゴシック" w:eastAsia="BIZ UDPゴシック" w:hAnsi="BIZ UDPゴシック"/>
                 <w:b/>
                 <w:bCs/>
                 <w:color w:val="FFFFFF"/>
@@ -8536,7 +8536,7 @@
             </w:pPr>
             <w:r>
               <w:rPr>
-                <w:rFonts w:ascii="游ゴシック" w:cs="游ゴシック" w:eastAsia="游ゴシック" w:hAnsi="游ゴシック"/>
+                <w:rFonts w:ascii="BIZ UDPゴシック" w:cs="BIZ UDPゴシック" w:eastAsia="BIZ UDPゴシック" w:hAnsi="BIZ UDPゴシック"/>
                 <w:b/>
                 <w:bCs/>
                 <w:color w:val="FFFFFF"/>
@@ -8565,7 +8565,7 @@
             </w:pPr>
             <w:r>
               <w:rPr>
-                <w:rFonts w:ascii="游ゴシック" w:cs="游ゴシック" w:eastAsia="游ゴシック" w:hAnsi="游ゴシック"/>
+                <w:rFonts w:ascii="BIZ UDPゴシック" w:cs="BIZ UDPゴシック" w:eastAsia="BIZ UDPゴシック" w:hAnsi="BIZ UDPゴシック"/>
                 <w:b/>
                 <w:bCs/>
                 <w:color w:val="FFFFFF"/>
@@ -8599,7 +8599,7 @@
             </w:pPr>
             <w:r>
               <w:rPr>
-                <w:rFonts w:ascii="游ゴシック" w:cs="游ゴシック" w:eastAsia="游ゴシック" w:hAnsi="游ゴシック"/>
+                <w:rFonts w:ascii="BIZ UDPゴシック" w:cs="BIZ UDPゴシック" w:eastAsia="BIZ UDPゴシック" w:hAnsi="BIZ UDPゴシック"/>
                 <w:b w:val="false"/>
                 <w:bCs w:val="false"/>
                 <w:color w:val="000000"/>
@@ -8628,7 +8628,7 @@
             </w:pPr>
             <w:r>
               <w:rPr>
-                <w:rFonts w:ascii="游ゴシック" w:cs="游ゴシック" w:eastAsia="游ゴシック" w:hAnsi="游ゴシック"/>
+                <w:rFonts w:ascii="BIZ UDPゴシック" w:cs="BIZ UDPゴシック" w:eastAsia="BIZ UDPゴシック" w:hAnsi="BIZ UDPゴシック"/>
                 <w:b w:val="false"/>
                 <w:bCs w:val="false"/>
                 <w:color w:val="000000"/>
@@ -8657,7 +8657,7 @@
             </w:pPr>
             <w:r>
               <w:rPr>
-                <w:rFonts w:ascii="游ゴシック" w:cs="游ゴシック" w:eastAsia="游ゴシック" w:hAnsi="游ゴシック"/>
+                <w:rFonts w:ascii="BIZ UDPゴシック" w:cs="BIZ UDPゴシック" w:eastAsia="BIZ UDPゴシック" w:hAnsi="BIZ UDPゴシック"/>
                 <w:b w:val="false"/>
                 <w:bCs w:val="false"/>
                 <w:color w:val="000000"/>
@@ -8690,7 +8690,7 @@
             </w:pPr>
             <w:r>
               <w:rPr>
-                <w:rFonts w:ascii="游ゴシック" w:cs="游ゴシック" w:eastAsia="游ゴシック" w:hAnsi="游ゴシック"/>
+                <w:rFonts w:ascii="BIZ UDPゴシック" w:cs="BIZ UDPゴシック" w:eastAsia="BIZ UDPゴシック" w:hAnsi="BIZ UDPゴシック"/>
                 <w:b w:val="false"/>
                 <w:bCs w:val="false"/>
                 <w:color w:val="000000"/>
@@ -8718,7 +8718,7 @@
             </w:pPr>
             <w:r>
               <w:rPr>
-                <w:rFonts w:ascii="游ゴシック" w:cs="游ゴシック" w:eastAsia="游ゴシック" w:hAnsi="游ゴシック"/>
+                <w:rFonts w:ascii="BIZ UDPゴシック" w:cs="BIZ UDPゴシック" w:eastAsia="BIZ UDPゴシック" w:hAnsi="BIZ UDPゴシック"/>
                 <w:b w:val="false"/>
                 <w:bCs w:val="false"/>
                 <w:color w:val="000000"/>
@@ -8746,7 +8746,7 @@
             </w:pPr>
             <w:r>
               <w:rPr>
-                <w:rFonts w:ascii="游ゴシック" w:cs="游ゴシック" w:eastAsia="游ゴシック" w:hAnsi="游ゴシック"/>
+                <w:rFonts w:ascii="BIZ UDPゴシック" w:cs="BIZ UDPゴシック" w:eastAsia="BIZ UDPゴシック" w:hAnsi="BIZ UDPゴシック"/>
                 <w:b w:val="false"/>
                 <w:bCs w:val="false"/>
                 <w:color w:val="000000"/>
@@ -8765,7 +8765,7 @@
       </w:pPr>
       <w:r>
         <w:rPr>
-          <w:rFonts w:ascii="游ゴシック" w:cs="游ゴシック" w:eastAsia="游ゴシック" w:hAnsi="游ゴシック"/>
+          <w:rFonts w:ascii="BIZ UDPゴシック" w:cs="BIZ UDPゴシック" w:eastAsia="BIZ UDPゴシック" w:hAnsi="BIZ UDPゴシック"/>
           <w:sz w:val="21"/>
           <w:szCs w:val="21"/>
         </w:rPr>
@@ -8813,7 +8813,7 @@
             </w:pPr>
             <w:r>
               <w:rPr>
-                <w:rFonts w:ascii="游ゴシック" w:cs="游ゴシック" w:eastAsia="游ゴシック" w:hAnsi="游ゴシック"/>
+                <w:rFonts w:ascii="BIZ UDPゴシック" w:cs="BIZ UDPゴシック" w:eastAsia="BIZ UDPゴシック" w:hAnsi="BIZ UDPゴシック"/>
                 <w:b/>
                 <w:bCs/>
                 <w:color w:val="FFFFFF"/>
@@ -8842,7 +8842,7 @@
             </w:pPr>
             <w:r>
               <w:rPr>
-                <w:rFonts w:ascii="游ゴシック" w:cs="游ゴシック" w:eastAsia="游ゴシック" w:hAnsi="游ゴシック"/>
+                <w:rFonts w:ascii="BIZ UDPゴシック" w:cs="BIZ UDPゴシック" w:eastAsia="BIZ UDPゴシック" w:hAnsi="BIZ UDPゴシック"/>
                 <w:b/>
                 <w:bCs/>
                 <w:color w:val="FFFFFF"/>
@@ -8871,7 +8871,7 @@
             </w:pPr>
             <w:r>
               <w:rPr>
-                <w:rFonts w:ascii="游ゴシック" w:cs="游ゴシック" w:eastAsia="游ゴシック" w:hAnsi="游ゴシック"/>
+                <w:rFonts w:ascii="BIZ UDPゴシック" w:cs="BIZ UDPゴシック" w:eastAsia="BIZ UDPゴシック" w:hAnsi="BIZ UDPゴシック"/>
                 <w:b/>
                 <w:bCs/>
                 <w:color w:val="FFFFFF"/>
@@ -8905,7 +8905,7 @@
             </w:pPr>
             <w:r>
               <w:rPr>
-                <w:rFonts w:ascii="游ゴシック" w:cs="游ゴシック" w:eastAsia="游ゴシック" w:hAnsi="游ゴシック"/>
+                <w:rFonts w:ascii="BIZ UDPゴシック" w:cs="BIZ UDPゴシック" w:eastAsia="BIZ UDPゴシック" w:hAnsi="BIZ UDPゴシック"/>
                 <w:b w:val="false"/>
                 <w:bCs w:val="false"/>
                 <w:color w:val="000000"/>
@@ -8934,7 +8934,7 @@
             </w:pPr>
             <w:r>
               <w:rPr>
-                <w:rFonts w:ascii="游ゴシック" w:cs="游ゴシック" w:eastAsia="游ゴシック" w:hAnsi="游ゴシック"/>
+                <w:rFonts w:ascii="BIZ UDPゴシック" w:cs="BIZ UDPゴシック" w:eastAsia="BIZ UDPゴシック" w:hAnsi="BIZ UDPゴシック"/>
                 <w:b w:val="false"/>
                 <w:bCs w:val="false"/>
                 <w:color w:val="000000"/>
@@ -8963,7 +8963,7 @@
             </w:pPr>
             <w:r>
               <w:rPr>
-                <w:rFonts w:ascii="游ゴシック" w:cs="游ゴシック" w:eastAsia="游ゴシック" w:hAnsi="游ゴシック"/>
+                <w:rFonts w:ascii="BIZ UDPゴシック" w:cs="BIZ UDPゴシック" w:eastAsia="BIZ UDPゴシック" w:hAnsi="BIZ UDPゴシック"/>
                 <w:b w:val="false"/>
                 <w:bCs w:val="false"/>
                 <w:color w:val="000000"/>
@@ -8996,7 +8996,7 @@
             </w:pPr>
             <w:r>
               <w:rPr>
-                <w:rFonts w:ascii="游ゴシック" w:cs="游ゴシック" w:eastAsia="游ゴシック" w:hAnsi="游ゴシック"/>
+                <w:rFonts w:ascii="BIZ UDPゴシック" w:cs="BIZ UDPゴシック" w:eastAsia="BIZ UDPゴシック" w:hAnsi="BIZ UDPゴシック"/>
                 <w:b w:val="false"/>
                 <w:bCs w:val="false"/>
                 <w:color w:val="000000"/>
@@ -9024,7 +9024,7 @@
             </w:pPr>
             <w:r>
               <w:rPr>
-                <w:rFonts w:ascii="游ゴシック" w:cs="游ゴシック" w:eastAsia="游ゴシック" w:hAnsi="游ゴシック"/>
+                <w:rFonts w:ascii="BIZ UDPゴシック" w:cs="BIZ UDPゴシック" w:eastAsia="BIZ UDPゴシック" w:hAnsi="BIZ UDPゴシック"/>
                 <w:b w:val="false"/>
                 <w:bCs w:val="false"/>
                 <w:color w:val="000000"/>
@@ -9052,7 +9052,7 @@
             </w:pPr>
             <w:r>
               <w:rPr>
-                <w:rFonts w:ascii="游ゴシック" w:cs="游ゴシック" w:eastAsia="游ゴシック" w:hAnsi="游ゴシック"/>
+                <w:rFonts w:ascii="BIZ UDPゴシック" w:cs="BIZ UDPゴシック" w:eastAsia="BIZ UDPゴシック" w:hAnsi="BIZ UDPゴシック"/>
                 <w:b w:val="false"/>
                 <w:bCs w:val="false"/>
                 <w:color w:val="000000"/>
@@ -9071,7 +9071,7 @@
       </w:pPr>
       <w:r>
         <w:rPr>
-          <w:rFonts w:ascii="游ゴシック" w:cs="游ゴシック" w:eastAsia="游ゴシック" w:hAnsi="游ゴシック"/>
+          <w:rFonts w:ascii="BIZ UDPゴシック" w:cs="BIZ UDPゴシック" w:eastAsia="BIZ UDPゴシック" w:hAnsi="BIZ UDPゴシック"/>
           <w:sz w:val="21"/>
           <w:szCs w:val="21"/>
         </w:rPr>
@@ -9090,7 +9090,7 @@
       </w:pPr>
       <w:r>
         <w:rPr>
-          <w:rFonts w:ascii="游ゴシック" w:cs="游ゴシック" w:eastAsia="游ゴシック" w:hAnsi="游ゴシック"/>
+          <w:rFonts w:ascii="BIZ UDPゴシック" w:cs="BIZ UDPゴシック" w:eastAsia="BIZ UDPゴシック" w:hAnsi="BIZ UDPゴシック"/>
           <w:b/>
           <w:bCs/>
           <w:color w:val="1F3864"/>
@@ -9106,7 +9106,7 @@
       </w:pPr>
       <w:r>
         <w:rPr>
-          <w:rFonts w:ascii="游ゴシック" w:cs="游ゴシック" w:eastAsia="游ゴシック" w:hAnsi="游ゴシック"/>
+          <w:rFonts w:ascii="BIZ UDPゴシック" w:cs="BIZ UDPゴシック" w:eastAsia="BIZ UDPゴシック" w:hAnsi="BIZ UDPゴシック"/>
           <w:sz w:val="21"/>
           <w:szCs w:val="21"/>
         </w:rPr>
@@ -9124,7 +9124,7 @@
       </w:pPr>
       <w:r>
         <w:rPr>
-          <w:rFonts w:ascii="游ゴシック" w:cs="游ゴシック" w:eastAsia="游ゴシック" w:hAnsi="游ゴシック"/>
+          <w:rFonts w:ascii="BIZ UDPゴシック" w:cs="BIZ UDPゴシック" w:eastAsia="BIZ UDPゴシック" w:hAnsi="BIZ UDPゴシック"/>
           <w:color w:val="595959"/>
           <w:sz w:val="17"/>
           <w:szCs w:val="17"/>
@@ -9147,7 +9147,7 @@
       </w:pPr>
       <w:r>
         <w:rPr>
-          <w:rFonts w:ascii="游ゴシック" w:cs="游ゴシック" w:eastAsia="游ゴシック" w:hAnsi="游ゴシック"/>
+          <w:rFonts w:ascii="BIZ UDPゴシック" w:cs="BIZ UDPゴシック" w:eastAsia="BIZ UDPゴシック" w:hAnsi="BIZ UDPゴシック"/>
           <w:b/>
           <w:bCs/>
           <w:color w:val="FFFFFF"/>
@@ -9169,7 +9169,7 @@
       </w:pPr>
       <w:r>
         <w:rPr>
-          <w:rFonts w:ascii="游ゴシック" w:cs="游ゴシック" w:eastAsia="游ゴシック" w:hAnsi="游ゴシック"/>
+          <w:rFonts w:ascii="BIZ UDPゴシック" w:cs="BIZ UDPゴシック" w:eastAsia="BIZ UDPゴシック" w:hAnsi="BIZ UDPゴシック"/>
           <w:b/>
           <w:bCs/>
           <w:color w:val="1F3864"/>
@@ -9185,7 +9185,7 @@
       </w:pPr>
       <w:r>
         <w:rPr>
-          <w:rFonts w:ascii="游ゴシック" w:cs="游ゴシック" w:eastAsia="游ゴシック" w:hAnsi="游ゴシック"/>
+          <w:rFonts w:ascii="BIZ UDPゴシック" w:cs="BIZ UDPゴシック" w:eastAsia="BIZ UDPゴシック" w:hAnsi="BIZ UDPゴシック"/>
           <w:sz w:val="21"/>
           <w:szCs w:val="21"/>
         </w:rPr>
@@ -9203,7 +9203,7 @@
       </w:pPr>
       <w:r>
         <w:rPr>
-          <w:rFonts w:ascii="游ゴシック" w:cs="游ゴシック" w:eastAsia="游ゴシック" w:hAnsi="游ゴシック"/>
+          <w:rFonts w:ascii="BIZ UDPゴシック" w:cs="BIZ UDPゴシック" w:eastAsia="BIZ UDPゴシック" w:hAnsi="BIZ UDPゴシック"/>
           <w:color w:val="595959"/>
           <w:sz w:val="17"/>
           <w:szCs w:val="17"/>
@@ -9252,7 +9252,7 @@
             </w:pPr>
             <w:r>
               <w:rPr>
-                <w:rFonts w:ascii="游ゴシック" w:cs="游ゴシック" w:eastAsia="游ゴシック" w:hAnsi="游ゴシック"/>
+                <w:rFonts w:ascii="BIZ UDPゴシック" w:cs="BIZ UDPゴシック" w:eastAsia="BIZ UDPゴシック" w:hAnsi="BIZ UDPゴシック"/>
                 <w:b/>
                 <w:bCs/>
                 <w:color w:val="FFFFFF"/>
@@ -9281,7 +9281,7 @@
             </w:pPr>
             <w:r>
               <w:rPr>
-                <w:rFonts w:ascii="游ゴシック" w:cs="游ゴシック" w:eastAsia="游ゴシック" w:hAnsi="游ゴシック"/>
+                <w:rFonts w:ascii="BIZ UDPゴシック" w:cs="BIZ UDPゴシック" w:eastAsia="BIZ UDPゴシック" w:hAnsi="BIZ UDPゴシック"/>
                 <w:b/>
                 <w:bCs/>
                 <w:color w:val="FFFFFF"/>
@@ -9310,7 +9310,7 @@
             </w:pPr>
             <w:r>
               <w:rPr>
-                <w:rFonts w:ascii="游ゴシック" w:cs="游ゴシック" w:eastAsia="游ゴシック" w:hAnsi="游ゴシック"/>
+                <w:rFonts w:ascii="BIZ UDPゴシック" w:cs="BIZ UDPゴシック" w:eastAsia="BIZ UDPゴシック" w:hAnsi="BIZ UDPゴシック"/>
                 <w:b/>
                 <w:bCs/>
                 <w:color w:val="FFFFFF"/>
@@ -9344,7 +9344,7 @@
             </w:pPr>
             <w:r>
               <w:rPr>
-                <w:rFonts w:ascii="游ゴシック" w:cs="游ゴシック" w:eastAsia="游ゴシック" w:hAnsi="游ゴシック"/>
+                <w:rFonts w:ascii="BIZ UDPゴシック" w:cs="BIZ UDPゴシック" w:eastAsia="BIZ UDPゴシック" w:hAnsi="BIZ UDPゴシック"/>
                 <w:b w:val="false"/>
                 <w:bCs w:val="false"/>
                 <w:color w:val="000000"/>
@@ -9373,7 +9373,7 @@
             </w:pPr>
             <w:r>
               <w:rPr>
-                <w:rFonts w:ascii="游ゴシック" w:cs="游ゴシック" w:eastAsia="游ゴシック" w:hAnsi="游ゴシック"/>
+                <w:rFonts w:ascii="BIZ UDPゴシック" w:cs="BIZ UDPゴシック" w:eastAsia="BIZ UDPゴシック" w:hAnsi="BIZ UDPゴシック"/>
                 <w:b w:val="false"/>
                 <w:bCs w:val="false"/>
                 <w:color w:val="000000"/>
@@ -9402,7 +9402,7 @@
             </w:pPr>
             <w:r>
               <w:rPr>
-                <w:rFonts w:ascii="游ゴシック" w:cs="游ゴシック" w:eastAsia="游ゴシック" w:hAnsi="游ゴシック"/>
+                <w:rFonts w:ascii="BIZ UDPゴシック" w:cs="BIZ UDPゴシック" w:eastAsia="BIZ UDPゴシック" w:hAnsi="BIZ UDPゴシック"/>
                 <w:b w:val="false"/>
                 <w:bCs w:val="false"/>
                 <w:color w:val="000000"/>
@@ -9435,7 +9435,7 @@
             </w:pPr>
             <w:r>
               <w:rPr>
-                <w:rFonts w:ascii="游ゴシック" w:cs="游ゴシック" w:eastAsia="游ゴシック" w:hAnsi="游ゴシック"/>
+                <w:rFonts w:ascii="BIZ UDPゴシック" w:cs="BIZ UDPゴシック" w:eastAsia="BIZ UDPゴシック" w:hAnsi="BIZ UDPゴシック"/>
                 <w:b w:val="false"/>
                 <w:bCs w:val="false"/>
                 <w:color w:val="000000"/>
@@ -9463,7 +9463,7 @@
             </w:pPr>
             <w:r>
               <w:rPr>
-                <w:rFonts w:ascii="游ゴシック" w:cs="游ゴシック" w:eastAsia="游ゴシック" w:hAnsi="游ゴシック"/>
+                <w:rFonts w:ascii="BIZ UDPゴシック" w:cs="BIZ UDPゴシック" w:eastAsia="BIZ UDPゴシック" w:hAnsi="BIZ UDPゴシック"/>
                 <w:b w:val="false"/>
                 <w:bCs w:val="false"/>
                 <w:color w:val="000000"/>
@@ -9491,7 +9491,7 @@
             </w:pPr>
             <w:r>
               <w:rPr>
-                <w:rFonts w:ascii="游ゴシック" w:cs="游ゴシック" w:eastAsia="游ゴシック" w:hAnsi="游ゴシック"/>
+                <w:rFonts w:ascii="BIZ UDPゴシック" w:cs="BIZ UDPゴシック" w:eastAsia="BIZ UDPゴシック" w:hAnsi="BIZ UDPゴシック"/>
                 <w:b w:val="false"/>
                 <w:bCs w:val="false"/>
                 <w:color w:val="000000"/>
@@ -9510,7 +9510,7 @@
       </w:pPr>
       <w:r>
         <w:rPr>
-          <w:rFonts w:ascii="游ゴシック" w:cs="游ゴシック" w:eastAsia="游ゴシック" w:hAnsi="游ゴシック"/>
+          <w:rFonts w:ascii="BIZ UDPゴシック" w:cs="BIZ UDPゴシック" w:eastAsia="BIZ UDPゴシック" w:hAnsi="BIZ UDPゴシック"/>
           <w:sz w:val="21"/>
           <w:szCs w:val="21"/>
         </w:rPr>
@@ -9529,7 +9529,7 @@
       </w:pPr>
       <w:r>
         <w:rPr>
-          <w:rFonts w:ascii="游ゴシック" w:cs="游ゴシック" w:eastAsia="游ゴシック" w:hAnsi="游ゴシック"/>
+          <w:rFonts w:ascii="BIZ UDPゴシック" w:cs="BIZ UDPゴシック" w:eastAsia="BIZ UDPゴシック" w:hAnsi="BIZ UDPゴシック"/>
           <w:b/>
           <w:bCs/>
           <w:color w:val="1F3864"/>
@@ -9545,7 +9545,7 @@
       </w:pPr>
       <w:r>
         <w:rPr>
-          <w:rFonts w:ascii="游ゴシック" w:cs="游ゴシック" w:eastAsia="游ゴシック" w:hAnsi="游ゴシック"/>
+          <w:rFonts w:ascii="BIZ UDPゴシック" w:cs="BIZ UDPゴシック" w:eastAsia="BIZ UDPゴシック" w:hAnsi="BIZ UDPゴシック"/>
           <w:sz w:val="21"/>
           <w:szCs w:val="21"/>
         </w:rPr>
@@ -9593,7 +9593,7 @@
             </w:pPr>
             <w:r>
               <w:rPr>
-                <w:rFonts w:ascii="游ゴシック" w:cs="游ゴシック" w:eastAsia="游ゴシック" w:hAnsi="游ゴシック"/>
+                <w:rFonts w:ascii="BIZ UDPゴシック" w:cs="BIZ UDPゴシック" w:eastAsia="BIZ UDPゴシック" w:hAnsi="BIZ UDPゴシック"/>
                 <w:b/>
                 <w:bCs/>
                 <w:color w:val="FFFFFF"/>
@@ -9622,7 +9622,7 @@
             </w:pPr>
             <w:r>
               <w:rPr>
-                <w:rFonts w:ascii="游ゴシック" w:cs="游ゴシック" w:eastAsia="游ゴシック" w:hAnsi="游ゴシック"/>
+                <w:rFonts w:ascii="BIZ UDPゴシック" w:cs="BIZ UDPゴシック" w:eastAsia="BIZ UDPゴシック" w:hAnsi="BIZ UDPゴシック"/>
                 <w:b/>
                 <w:bCs/>
                 <w:color w:val="FFFFFF"/>
@@ -9651,7 +9651,7 @@
             </w:pPr>
             <w:r>
               <w:rPr>
-                <w:rFonts w:ascii="游ゴシック" w:cs="游ゴシック" w:eastAsia="游ゴシック" w:hAnsi="游ゴシック"/>
+                <w:rFonts w:ascii="BIZ UDPゴシック" w:cs="BIZ UDPゴシック" w:eastAsia="BIZ UDPゴシック" w:hAnsi="BIZ UDPゴシック"/>
                 <w:b/>
                 <w:bCs/>
                 <w:color w:val="FFFFFF"/>
@@ -9684,7 +9684,7 @@
             </w:pPr>
             <w:r>
               <w:rPr>
-                <w:rFonts w:ascii="游ゴシック" w:cs="游ゴシック" w:eastAsia="游ゴシック" w:hAnsi="游ゴシック"/>
+                <w:rFonts w:ascii="BIZ UDPゴシック" w:cs="BIZ UDPゴシック" w:eastAsia="BIZ UDPゴシック" w:hAnsi="BIZ UDPゴシック"/>
                 <w:b w:val="false"/>
                 <w:bCs w:val="false"/>
                 <w:color w:val="000000"/>
@@ -9712,7 +9712,7 @@
             </w:pPr>
             <w:r>
               <w:rPr>
-                <w:rFonts w:ascii="游ゴシック" w:cs="游ゴシック" w:eastAsia="游ゴシック" w:hAnsi="游ゴシック"/>
+                <w:rFonts w:ascii="BIZ UDPゴシック" w:cs="BIZ UDPゴシック" w:eastAsia="BIZ UDPゴシック" w:hAnsi="BIZ UDPゴシック"/>
                 <w:b w:val="false"/>
                 <w:bCs w:val="false"/>
                 <w:color w:val="000000"/>
@@ -9740,7 +9740,7 @@
             </w:pPr>
             <w:r>
               <w:rPr>
-                <w:rFonts w:ascii="游ゴシック" w:cs="游ゴシック" w:eastAsia="游ゴシック" w:hAnsi="游ゴシック"/>
+                <w:rFonts w:ascii="BIZ UDPゴシック" w:cs="BIZ UDPゴシック" w:eastAsia="BIZ UDPゴシック" w:hAnsi="BIZ UDPゴシック"/>
                 <w:b w:val="false"/>
                 <w:bCs w:val="false"/>
                 <w:color w:val="000000"/>
@@ -9774,7 +9774,7 @@
             </w:pPr>
             <w:r>
               <w:rPr>
-                <w:rFonts w:ascii="游ゴシック" w:cs="游ゴシック" w:eastAsia="游ゴシック" w:hAnsi="游ゴシック"/>
+                <w:rFonts w:ascii="BIZ UDPゴシック" w:cs="BIZ UDPゴシック" w:eastAsia="BIZ UDPゴシック" w:hAnsi="BIZ UDPゴシック"/>
                 <w:b w:val="false"/>
                 <w:bCs w:val="false"/>
                 <w:color w:val="000000"/>
@@ -9803,7 +9803,7 @@
             </w:pPr>
             <w:r>
               <w:rPr>
-                <w:rFonts w:ascii="游ゴシック" w:cs="游ゴシック" w:eastAsia="游ゴシック" w:hAnsi="游ゴシック"/>
+                <w:rFonts w:ascii="BIZ UDPゴシック" w:cs="BIZ UDPゴシック" w:eastAsia="BIZ UDPゴシック" w:hAnsi="BIZ UDPゴシック"/>
                 <w:b w:val="false"/>
                 <w:bCs w:val="false"/>
                 <w:color w:val="000000"/>
@@ -9832,7 +9832,7 @@
             </w:pPr>
             <w:r>
               <w:rPr>
-                <w:rFonts w:ascii="游ゴシック" w:cs="游ゴシック" w:eastAsia="游ゴシック" w:hAnsi="游ゴシック"/>
+                <w:rFonts w:ascii="BIZ UDPゴシック" w:cs="BIZ UDPゴシック" w:eastAsia="BIZ UDPゴシック" w:hAnsi="BIZ UDPゴシック"/>
                 <w:b w:val="false"/>
                 <w:bCs w:val="false"/>
                 <w:color w:val="000000"/>
@@ -9865,7 +9865,7 @@
             </w:pPr>
             <w:r>
               <w:rPr>
-                <w:rFonts w:ascii="游ゴシック" w:cs="游ゴシック" w:eastAsia="游ゴシック" w:hAnsi="游ゴシック"/>
+                <w:rFonts w:ascii="BIZ UDPゴシック" w:cs="BIZ UDPゴシック" w:eastAsia="BIZ UDPゴシック" w:hAnsi="BIZ UDPゴシック"/>
                 <w:b w:val="false"/>
                 <w:bCs w:val="false"/>
                 <w:color w:val="000000"/>
@@ -9893,7 +9893,7 @@
             </w:pPr>
             <w:r>
               <w:rPr>
-                <w:rFonts w:ascii="游ゴシック" w:cs="游ゴシック" w:eastAsia="游ゴシック" w:hAnsi="游ゴシック"/>
+                <w:rFonts w:ascii="BIZ UDPゴシック" w:cs="BIZ UDPゴシック" w:eastAsia="BIZ UDPゴシック" w:hAnsi="BIZ UDPゴシック"/>
                 <w:b w:val="false"/>
                 <w:bCs w:val="false"/>
                 <w:color w:val="000000"/>
@@ -9921,7 +9921,7 @@
             </w:pPr>
             <w:r>
               <w:rPr>
-                <w:rFonts w:ascii="游ゴシック" w:cs="游ゴシック" w:eastAsia="游ゴシック" w:hAnsi="游ゴシック"/>
+                <w:rFonts w:ascii="BIZ UDPゴシック" w:cs="BIZ UDPゴシック" w:eastAsia="BIZ UDPゴシック" w:hAnsi="BIZ UDPゴシック"/>
                 <w:b w:val="false"/>
                 <w:bCs w:val="false"/>
                 <w:color w:val="000000"/>
@@ -9940,7 +9940,7 @@
       </w:pPr>
       <w:r>
         <w:rPr>
-          <w:rFonts w:ascii="游ゴシック" w:cs="游ゴシック" w:eastAsia="游ゴシック" w:hAnsi="游ゴシック"/>
+          <w:rFonts w:ascii="BIZ UDPゴシック" w:cs="BIZ UDPゴシック" w:eastAsia="BIZ UDPゴシック" w:hAnsi="BIZ UDPゴシック"/>
           <w:sz w:val="21"/>
           <w:szCs w:val="21"/>
         </w:rPr>
@@ -9959,7 +9959,7 @@
       </w:pPr>
       <w:r>
         <w:rPr>
-          <w:rFonts w:ascii="游ゴシック" w:cs="游ゴシック" w:eastAsia="游ゴシック" w:hAnsi="游ゴシック"/>
+          <w:rFonts w:ascii="BIZ UDPゴシック" w:cs="BIZ UDPゴシック" w:eastAsia="BIZ UDPゴシック" w:hAnsi="BIZ UDPゴシック"/>
           <w:b/>
           <w:bCs/>
           <w:color w:val="1F3864"/>
@@ -9975,7 +9975,7 @@
       </w:pPr>
       <w:r>
         <w:rPr>
-          <w:rFonts w:ascii="游ゴシック" w:cs="游ゴシック" w:eastAsia="游ゴシック" w:hAnsi="游ゴシック"/>
+          <w:rFonts w:ascii="BIZ UDPゴシック" w:cs="BIZ UDPゴシック" w:eastAsia="BIZ UDPゴシック" w:hAnsi="BIZ UDPゴシック"/>
           <w:sz w:val="21"/>
           <w:szCs w:val="21"/>
         </w:rPr>
@@ -9993,7 +9993,7 @@
       </w:pPr>
       <w:r>
         <w:rPr>
-          <w:rFonts w:ascii="游ゴシック" w:cs="游ゴシック" w:eastAsia="游ゴシック" w:hAnsi="游ゴシック"/>
+          <w:rFonts w:ascii="BIZ UDPゴシック" w:cs="BIZ UDPゴシック" w:eastAsia="BIZ UDPゴシック" w:hAnsi="BIZ UDPゴシック"/>
           <w:color w:val="595959"/>
           <w:sz w:val="17"/>
           <w:szCs w:val="17"/>
@@ -10016,7 +10016,7 @@
       </w:pPr>
       <w:r>
         <w:rPr>
-          <w:rFonts w:ascii="游ゴシック" w:cs="游ゴシック" w:eastAsia="游ゴシック" w:hAnsi="游ゴシック"/>
+          <w:rFonts w:ascii="BIZ UDPゴシック" w:cs="BIZ UDPゴシック" w:eastAsia="BIZ UDPゴシック" w:hAnsi="BIZ UDPゴシック"/>
           <w:b/>
           <w:bCs/>
           <w:color w:val="FFFFFF"/>
@@ -10038,7 +10038,7 @@
       </w:pPr>
       <w:r>
         <w:rPr>
-          <w:rFonts w:ascii="游ゴシック" w:cs="游ゴシック" w:eastAsia="游ゴシック" w:hAnsi="游ゴシック"/>
+          <w:rFonts w:ascii="BIZ UDPゴシック" w:cs="BIZ UDPゴシック" w:eastAsia="BIZ UDPゴシック" w:hAnsi="BIZ UDPゴシック"/>
           <w:b/>
           <w:bCs/>
           <w:color w:val="1F3864"/>
@@ -10054,7 +10054,7 @@
       </w:pPr>
       <w:r>
         <w:rPr>
-          <w:rFonts w:ascii="游ゴシック" w:cs="游ゴシック" w:eastAsia="游ゴシック" w:hAnsi="游ゴシック"/>
+          <w:rFonts w:ascii="BIZ UDPゴシック" w:cs="BIZ UDPゴシック" w:eastAsia="BIZ UDPゴシック" w:hAnsi="BIZ UDPゴシック"/>
           <w:sz w:val="21"/>
           <w:szCs w:val="21"/>
         </w:rPr>
@@ -10102,7 +10102,7 @@
             </w:pPr>
             <w:r>
               <w:rPr>
-                <w:rFonts w:ascii="游ゴシック" w:cs="游ゴシック" w:eastAsia="游ゴシック" w:hAnsi="游ゴシック"/>
+                <w:rFonts w:ascii="BIZ UDPゴシック" w:cs="BIZ UDPゴシック" w:eastAsia="BIZ UDPゴシック" w:hAnsi="BIZ UDPゴシック"/>
                 <w:b/>
                 <w:bCs/>
                 <w:color w:val="FFFFFF"/>
@@ -10131,7 +10131,7 @@
             </w:pPr>
             <w:r>
               <w:rPr>
-                <w:rFonts w:ascii="游ゴシック" w:cs="游ゴシック" w:eastAsia="游ゴシック" w:hAnsi="游ゴシック"/>
+                <w:rFonts w:ascii="BIZ UDPゴシック" w:cs="BIZ UDPゴシック" w:eastAsia="BIZ UDPゴシック" w:hAnsi="BIZ UDPゴシック"/>
                 <w:b/>
                 <w:bCs/>
                 <w:color w:val="FFFFFF"/>
@@ -10160,7 +10160,7 @@
             </w:pPr>
             <w:r>
               <w:rPr>
-                <w:rFonts w:ascii="游ゴシック" w:cs="游ゴシック" w:eastAsia="游ゴシック" w:hAnsi="游ゴシック"/>
+                <w:rFonts w:ascii="BIZ UDPゴシック" w:cs="BIZ UDPゴシック" w:eastAsia="BIZ UDPゴシック" w:hAnsi="BIZ UDPゴシック"/>
                 <w:b/>
                 <w:bCs/>
                 <w:color w:val="FFFFFF"/>
@@ -10194,7 +10194,7 @@
             </w:pPr>
             <w:r>
               <w:rPr>
-                <w:rFonts w:ascii="游ゴシック" w:cs="游ゴシック" w:eastAsia="游ゴシック" w:hAnsi="游ゴシック"/>
+                <w:rFonts w:ascii="BIZ UDPゴシック" w:cs="BIZ UDPゴシック" w:eastAsia="BIZ UDPゴシック" w:hAnsi="BIZ UDPゴシック"/>
                 <w:b w:val="false"/>
                 <w:bCs w:val="false"/>
                 <w:color w:val="000000"/>
@@ -10223,7 +10223,7 @@
             </w:pPr>
             <w:r>
               <w:rPr>
-                <w:rFonts w:ascii="游ゴシック" w:cs="游ゴシック" w:eastAsia="游ゴシック" w:hAnsi="游ゴシック"/>
+                <w:rFonts w:ascii="BIZ UDPゴシック" w:cs="BIZ UDPゴシック" w:eastAsia="BIZ UDPゴシック" w:hAnsi="BIZ UDPゴシック"/>
                 <w:b w:val="false"/>
                 <w:bCs w:val="false"/>
                 <w:color w:val="000000"/>
@@ -10252,7 +10252,7 @@
             </w:pPr>
             <w:r>
               <w:rPr>
-                <w:rFonts w:ascii="游ゴシック" w:cs="游ゴシック" w:eastAsia="游ゴシック" w:hAnsi="游ゴシック"/>
+                <w:rFonts w:ascii="BIZ UDPゴシック" w:cs="BIZ UDPゴシック" w:eastAsia="BIZ UDPゴシック" w:hAnsi="BIZ UDPゴシック"/>
                 <w:b w:val="false"/>
                 <w:bCs w:val="false"/>
                 <w:color w:val="000000"/>
@@ -10285,7 +10285,7 @@
             </w:pPr>
             <w:r>
               <w:rPr>
-                <w:rFonts w:ascii="游ゴシック" w:cs="游ゴシック" w:eastAsia="游ゴシック" w:hAnsi="游ゴシック"/>
+                <w:rFonts w:ascii="BIZ UDPゴシック" w:cs="BIZ UDPゴシック" w:eastAsia="BIZ UDPゴシック" w:hAnsi="BIZ UDPゴシック"/>
                 <w:b w:val="false"/>
                 <w:bCs w:val="false"/>
                 <w:color w:val="000000"/>
@@ -10313,7 +10313,7 @@
             </w:pPr>
             <w:r>
               <w:rPr>
-                <w:rFonts w:ascii="游ゴシック" w:cs="游ゴシック" w:eastAsia="游ゴシック" w:hAnsi="游ゴシック"/>
+                <w:rFonts w:ascii="BIZ UDPゴシック" w:cs="BIZ UDPゴシック" w:eastAsia="BIZ UDPゴシック" w:hAnsi="BIZ UDPゴシック"/>
                 <w:b w:val="false"/>
                 <w:bCs w:val="false"/>
                 <w:color w:val="000000"/>
@@ -10341,7 +10341,7 @@
             </w:pPr>
             <w:r>
               <w:rPr>
-                <w:rFonts w:ascii="游ゴシック" w:cs="游ゴシック" w:eastAsia="游ゴシック" w:hAnsi="游ゴシック"/>
+                <w:rFonts w:ascii="BIZ UDPゴシック" w:cs="BIZ UDPゴシック" w:eastAsia="BIZ UDPゴシック" w:hAnsi="BIZ UDPゴシック"/>
                 <w:b w:val="false"/>
                 <w:bCs w:val="false"/>
                 <w:color w:val="000000"/>
@@ -10360,7 +10360,7 @@
       </w:pPr>
       <w:r>
         <w:rPr>
-          <w:rFonts w:ascii="游ゴシック" w:cs="游ゴシック" w:eastAsia="游ゴシック" w:hAnsi="游ゴシック"/>
+          <w:rFonts w:ascii="BIZ UDPゴシック" w:cs="BIZ UDPゴシック" w:eastAsia="BIZ UDPゴシック" w:hAnsi="BIZ UDPゴシック"/>
           <w:sz w:val="21"/>
           <w:szCs w:val="21"/>
         </w:rPr>
@@ -10378,7 +10378,7 @@
       </w:pPr>
       <w:r>
         <w:rPr>
-          <w:rFonts w:ascii="游ゴシック" w:cs="游ゴシック" w:eastAsia="游ゴシック" w:hAnsi="游ゴシック"/>
+          <w:rFonts w:ascii="BIZ UDPゴシック" w:cs="BIZ UDPゴシック" w:eastAsia="BIZ UDPゴシック" w:hAnsi="BIZ UDPゴシック"/>
           <w:color w:val="595959"/>
           <w:sz w:val="17"/>
           <w:szCs w:val="17"/>
@@ -10398,7 +10398,7 @@
       </w:pPr>
       <w:r>
         <w:rPr>
-          <w:rFonts w:ascii="游ゴシック" w:cs="游ゴシック" w:eastAsia="游ゴシック" w:hAnsi="游ゴシック"/>
+          <w:rFonts w:ascii="BIZ UDPゴシック" w:cs="BIZ UDPゴシック" w:eastAsia="BIZ UDPゴシック" w:hAnsi="BIZ UDPゴシック"/>
           <w:b/>
           <w:bCs/>
           <w:color w:val="1F3864"/>
@@ -10414,7 +10414,7 @@
       </w:pPr>
       <w:r>
         <w:rPr>
-          <w:rFonts w:ascii="游ゴシック" w:cs="游ゴシック" w:eastAsia="游ゴシック" w:hAnsi="游ゴシック"/>
+          <w:rFonts w:ascii="BIZ UDPゴシック" w:cs="BIZ UDPゴシック" w:eastAsia="BIZ UDPゴシック" w:hAnsi="BIZ UDPゴシック"/>
           <w:sz w:val="21"/>
           <w:szCs w:val="21"/>
         </w:rPr>
@@ -10461,7 +10461,7 @@
             </w:pPr>
             <w:r>
               <w:rPr>
-                <w:rFonts w:ascii="游ゴシック" w:cs="游ゴシック" w:eastAsia="游ゴシック" w:hAnsi="游ゴシック"/>
+                <w:rFonts w:ascii="BIZ UDPゴシック" w:cs="BIZ UDPゴシック" w:eastAsia="BIZ UDPゴシック" w:hAnsi="BIZ UDPゴシック"/>
                 <w:b/>
                 <w:bCs/>
                 <w:color w:val="FFFFFF"/>
@@ -10490,7 +10490,7 @@
             </w:pPr>
             <w:r>
               <w:rPr>
-                <w:rFonts w:ascii="游ゴシック" w:cs="游ゴシック" w:eastAsia="游ゴシック" w:hAnsi="游ゴシック"/>
+                <w:rFonts w:ascii="BIZ UDPゴシック" w:cs="BIZ UDPゴシック" w:eastAsia="BIZ UDPゴシック" w:hAnsi="BIZ UDPゴシック"/>
                 <w:b/>
                 <w:bCs/>
                 <w:color w:val="FFFFFF"/>
@@ -10523,7 +10523,7 @@
             </w:pPr>
             <w:r>
               <w:rPr>
-                <w:rFonts w:ascii="游ゴシック" w:cs="游ゴシック" w:eastAsia="游ゴシック" w:hAnsi="游ゴシック"/>
+                <w:rFonts w:ascii="BIZ UDPゴシック" w:cs="BIZ UDPゴシック" w:eastAsia="BIZ UDPゴシック" w:hAnsi="BIZ UDPゴシック"/>
                 <w:b w:val="false"/>
                 <w:bCs w:val="false"/>
                 <w:color w:val="000000"/>
@@ -10551,7 +10551,7 @@
             </w:pPr>
             <w:r>
               <w:rPr>
-                <w:rFonts w:ascii="游ゴシック" w:cs="游ゴシック" w:eastAsia="游ゴシック" w:hAnsi="游ゴシック"/>
+                <w:rFonts w:ascii="BIZ UDPゴシック" w:cs="BIZ UDPゴシック" w:eastAsia="BIZ UDPゴシック" w:hAnsi="BIZ UDPゴシック"/>
                 <w:b w:val="false"/>
                 <w:bCs w:val="false"/>
                 <w:color w:val="000000"/>
@@ -10584,7 +10584,7 @@
             </w:pPr>
             <w:r>
               <w:rPr>
-                <w:rFonts w:ascii="游ゴシック" w:cs="游ゴシック" w:eastAsia="游ゴシック" w:hAnsi="游ゴシック"/>
+                <w:rFonts w:ascii="BIZ UDPゴシック" w:cs="BIZ UDPゴシック" w:eastAsia="BIZ UDPゴシック" w:hAnsi="BIZ UDPゴシック"/>
                 <w:b w:val="false"/>
                 <w:bCs w:val="false"/>
                 <w:color w:val="000000"/>
@@ -10612,7 +10612,7 @@
             </w:pPr>
             <w:r>
               <w:rPr>
-                <w:rFonts w:ascii="游ゴシック" w:cs="游ゴシック" w:eastAsia="游ゴシック" w:hAnsi="游ゴシック"/>
+                <w:rFonts w:ascii="BIZ UDPゴシック" w:cs="BIZ UDPゴシック" w:eastAsia="BIZ UDPゴシック" w:hAnsi="BIZ UDPゴシック"/>
                 <w:b w:val="false"/>
                 <w:bCs w:val="false"/>
                 <w:color w:val="000000"/>
@@ -10645,7 +10645,7 @@
             </w:pPr>
             <w:r>
               <w:rPr>
-                <w:rFonts w:ascii="游ゴシック" w:cs="游ゴシック" w:eastAsia="游ゴシック" w:hAnsi="游ゴシック"/>
+                <w:rFonts w:ascii="BIZ UDPゴシック" w:cs="BIZ UDPゴシック" w:eastAsia="BIZ UDPゴシック" w:hAnsi="BIZ UDPゴシック"/>
                 <w:b w:val="false"/>
                 <w:bCs w:val="false"/>
                 <w:color w:val="000000"/>
@@ -10673,7 +10673,7 @@
             </w:pPr>
             <w:r>
               <w:rPr>
-                <w:rFonts w:ascii="游ゴシック" w:cs="游ゴシック" w:eastAsia="游ゴシック" w:hAnsi="游ゴシック"/>
+                <w:rFonts w:ascii="BIZ UDPゴシック" w:cs="BIZ UDPゴシック" w:eastAsia="BIZ UDPゴシック" w:hAnsi="BIZ UDPゴシック"/>
                 <w:b w:val="false"/>
                 <w:bCs w:val="false"/>
                 <w:color w:val="000000"/>
@@ -10706,7 +10706,7 @@
             </w:pPr>
             <w:r>
               <w:rPr>
-                <w:rFonts w:ascii="游ゴシック" w:cs="游ゴシック" w:eastAsia="游ゴシック" w:hAnsi="游ゴシック"/>
+                <w:rFonts w:ascii="BIZ UDPゴシック" w:cs="BIZ UDPゴシック" w:eastAsia="BIZ UDPゴシック" w:hAnsi="BIZ UDPゴシック"/>
                 <w:b w:val="false"/>
                 <w:bCs w:val="false"/>
                 <w:color w:val="000000"/>
@@ -10734,7 +10734,7 @@
             </w:pPr>
             <w:r>
               <w:rPr>
-                <w:rFonts w:ascii="游ゴシック" w:cs="游ゴシック" w:eastAsia="游ゴシック" w:hAnsi="游ゴシック"/>
+                <w:rFonts w:ascii="BIZ UDPゴシック" w:cs="BIZ UDPゴシック" w:eastAsia="BIZ UDPゴシック" w:hAnsi="BIZ UDPゴシック"/>
                 <w:b w:val="false"/>
                 <w:bCs w:val="false"/>
                 <w:color w:val="000000"/>
@@ -10768,7 +10768,7 @@
             </w:pPr>
             <w:r>
               <w:rPr>
-                <w:rFonts w:ascii="游ゴシック" w:cs="游ゴシック" w:eastAsia="游ゴシック" w:hAnsi="游ゴシック"/>
+                <w:rFonts w:ascii="BIZ UDPゴシック" w:cs="BIZ UDPゴシック" w:eastAsia="BIZ UDPゴシック" w:hAnsi="BIZ UDPゴシック"/>
                 <w:b w:val="false"/>
                 <w:bCs w:val="false"/>
                 <w:color w:val="000000"/>
@@ -10797,7 +10797,7 @@
             </w:pPr>
             <w:r>
               <w:rPr>
-                <w:rFonts w:ascii="游ゴシック" w:cs="游ゴシック" w:eastAsia="游ゴシック" w:hAnsi="游ゴシック"/>
+                <w:rFonts w:ascii="BIZ UDPゴシック" w:cs="BIZ UDPゴシック" w:eastAsia="BIZ UDPゴシック" w:hAnsi="BIZ UDPゴシック"/>
                 <w:b w:val="false"/>
                 <w:bCs w:val="false"/>
                 <w:color w:val="000000"/>
@@ -10830,7 +10830,7 @@
             </w:pPr>
             <w:r>
               <w:rPr>
-                <w:rFonts w:ascii="游ゴシック" w:cs="游ゴシック" w:eastAsia="游ゴシック" w:hAnsi="游ゴシック"/>
+                <w:rFonts w:ascii="BIZ UDPゴシック" w:cs="BIZ UDPゴシック" w:eastAsia="BIZ UDPゴシック" w:hAnsi="BIZ UDPゴシック"/>
                 <w:b w:val="false"/>
                 <w:bCs w:val="false"/>
                 <w:color w:val="000000"/>
@@ -10858,7 +10858,7 @@
             </w:pPr>
             <w:r>
               <w:rPr>
-                <w:rFonts w:ascii="游ゴシック" w:cs="游ゴシック" w:eastAsia="游ゴシック" w:hAnsi="游ゴシック"/>
+                <w:rFonts w:ascii="BIZ UDPゴシック" w:cs="BIZ UDPゴシック" w:eastAsia="BIZ UDPゴシック" w:hAnsi="BIZ UDPゴシック"/>
                 <w:b w:val="false"/>
                 <w:bCs w:val="false"/>
                 <w:color w:val="000000"/>
@@ -10877,7 +10877,7 @@
       </w:pPr>
       <w:r>
         <w:rPr>
-          <w:rFonts w:ascii="游ゴシック" w:cs="游ゴシック" w:eastAsia="游ゴシック" w:hAnsi="游ゴシック"/>
+          <w:rFonts w:ascii="BIZ UDPゴシック" w:cs="BIZ UDPゴシック" w:eastAsia="BIZ UDPゴシック" w:hAnsi="BIZ UDPゴシック"/>
           <w:sz w:val="21"/>
           <w:szCs w:val="21"/>
         </w:rPr>
@@ -10895,7 +10895,7 @@
       </w:pPr>
       <w:r>
         <w:rPr>
-          <w:rFonts w:ascii="游ゴシック" w:cs="游ゴシック" w:eastAsia="游ゴシック" w:hAnsi="游ゴシック"/>
+          <w:rFonts w:ascii="BIZ UDPゴシック" w:cs="BIZ UDPゴシック" w:eastAsia="BIZ UDPゴシック" w:hAnsi="BIZ UDPゴシック"/>
           <w:color w:val="595959"/>
           <w:sz w:val="17"/>
           <w:szCs w:val="17"/>
@@ -10905,9 +10905,11 @@
     </w:p>
     <w:sectPr>
       <w:footerReference w:type="default" r:id="rId7"/>
+      <w:footerReference w:type="first" r:id="rId8"/>
       <w:pgSz w:w="11906" w:h="16838" w:orient="portrait"/>
       <w:pgMar w:top="1134" w:right="1134" w:bottom="1134" w:left="1134" w:header="708" w:footer="708" w:gutter="0"/>
       <w:pgNumType/>
+      <w:titlePg/>
       <w:docGrid w:linePitch="360"/>
     </w:sectPr>
   </w:body>
@@ -10963,7 +10965,7 @@
     </w:pPr>
     <w:r>
       <w:rPr>
-        <w:rFonts w:ascii="游ゴシック" w:cs="游ゴシック" w:eastAsia="游ゴシック" w:hAnsi="游ゴシック"/>
+        <w:rFonts w:ascii="BIZ UDPゴシック" w:cs="BIZ UDPゴシック" w:eastAsia="BIZ UDPゴシック" w:hAnsi="BIZ UDPゴシック"/>
         <w:color w:val="595959"/>
         <w:sz w:val="18"/>
         <w:szCs w:val="18"/>
@@ -10972,6 +10974,16 @@
       <w:instrText xml:space="preserve">PAGE</w:instrText>
       <w:fldChar w:fldCharType="separate"/>
       <w:fldChar w:fldCharType="end"/>
+    </w:r>
+  </w:p>
+</w:ftr>
+</file>
+
+<file path=word/footer2.xml><?xml version="1.0" encoding="utf-8"?>
+<w:ftr xmlns:wpc="http://schemas.microsoft.com/office/word/2010/wordprocessingCanvas" xmlns:mc="http://schemas.openxmlformats.org/markup-compatibility/2006" xmlns:o="urn:schemas-microsoft-com:office:office" xmlns:r="http://schemas.openxmlformats.org/officeDocument/2006/relationships" xmlns:m="http://schemas.openxmlformats.org/officeDocument/2006/math" xmlns:v="urn:schemas-microsoft-com:vml" xmlns:wp14="http://schemas.microsoft.com/office/word/2010/wordprocessingDrawing" xmlns:wp="http://schemas.openxmlformats.org/drawingml/2006/wordprocessingDrawing" xmlns:w10="urn:schemas-microsoft-com:office:word" xmlns:w="http://schemas.openxmlformats.org/wordprocessingml/2006/main" xmlns:w14="http://schemas.microsoft.com/office/word/2010/wordml" xmlns:w15="http://schemas.microsoft.com/office/word/2012/wordml" xmlns:wpg="http://schemas.microsoft.com/office/word/2010/wordprocessingGroup" xmlns:wpi="http://schemas.microsoft.com/office/word/2010/wordprocessingInk" xmlns:wne="http://schemas.microsoft.com/office/word/2006/wordml" xmlns:wps="http://schemas.microsoft.com/office/word/2010/wordprocessingShape">
+  <w:p>
+    <w:r>
+      <w:t xml:space="preserve"/>
     </w:r>
   </w:p>
 </w:ftr>
@@ -11126,7 +11138,7 @@
   <w:docDefaults>
     <w:rPrDefault>
       <w:rPr>
-        <w:rFonts w:ascii="游ゴシック" w:cs="游ゴシック" w:eastAsia="游ゴシック" w:hAnsi="游ゴシック"/>
+        <w:rFonts w:ascii="BIZ UDPゴシック" w:cs="BIZ UDPゴシック" w:eastAsia="BIZ UDPゴシック" w:hAnsi="BIZ UDPゴシック"/>
         <w:sz w:val="21"/>
         <w:szCs w:val="21"/>
       </w:rPr>
@@ -11149,7 +11161,7 @@
     <w:next w:val="Normal"/>
     <w:qFormat/>
     <w:rPr>
-      <w:rFonts w:ascii="游ゴシック" w:cs="游ゴシック" w:eastAsia="游ゴシック" w:hAnsi="游ゴシック"/>
+      <w:rFonts w:ascii="BIZ UDPゴシック" w:cs="BIZ UDPゴシック" w:eastAsia="BIZ UDPゴシック" w:hAnsi="BIZ UDPゴシック"/>
       <w:b/>
       <w:bCs/>
       <w:color w:val="FFFFFF"/>
@@ -11163,7 +11175,7 @@
     <w:next w:val="Normal"/>
     <w:qFormat/>
     <w:rPr>
-      <w:rFonts w:ascii="游ゴシック" w:cs="游ゴシック" w:eastAsia="游ゴシック" w:hAnsi="游ゴシック"/>
+      <w:rFonts w:ascii="BIZ UDPゴシック" w:cs="BIZ UDPゴシック" w:eastAsia="BIZ UDPゴシック" w:hAnsi="BIZ UDPゴシック"/>
       <w:b/>
       <w:bCs/>
       <w:color w:val="1F3864"/>

--- a/output/12_北塩原村第10期_第3回策定委員会資料.docx
+++ b/output/12_北塩原村第10期_第3回策定委員会資料.docx
@@ -11151,8 +11151,7 @@
     <w:next w:val="Normal"/>
     <w:qFormat/>
     <w:rPr>
-      <w:sz w:val="56"/>
-      <w:szCs w:val="56"/>
+      <w:color w:val="1F3864"/>
     </w:rPr>
   </w:style>
   <w:style w:type="paragraph" w:styleId="Heading1">
@@ -11189,9 +11188,7 @@
     <w:next w:val="Normal"/>
     <w:qFormat/>
     <w:rPr>
-      <w:color w:val="1F4D78"/>
-      <w:sz w:val="24"/>
-      <w:szCs w:val="24"/>
+      <w:color w:val="1F3864"/>
     </w:rPr>
   </w:style>
   <w:style w:type="paragraph" w:styleId="Heading4">
@@ -11200,9 +11197,7 @@
     <w:next w:val="Normal"/>
     <w:qFormat/>
     <w:rPr>
-      <w:i/>
-      <w:iCs/>
-      <w:color w:val="2E74B5"/>
+      <w:color w:val="1F3864"/>
     </w:rPr>
   </w:style>
   <w:style w:type="paragraph" w:styleId="Heading5">
@@ -11211,7 +11206,7 @@
     <w:next w:val="Normal"/>
     <w:qFormat/>
     <w:rPr>
-      <w:color w:val="2E74B5"/>
+      <w:color w:val="1F3864"/>
     </w:rPr>
   </w:style>
   <w:style w:type="paragraph" w:styleId="Heading6">
@@ -11220,7 +11215,7 @@
     <w:next w:val="Normal"/>
     <w:qFormat/>
     <w:rPr>
-      <w:color w:val="1F4D78"/>
+      <w:color w:val="1F3864"/>
     </w:rPr>
   </w:style>
   <w:style w:type="paragraph" w:styleId="Strong">
@@ -11245,7 +11240,6 @@
     <w:unhideWhenUsed/>
     <w:rPr>
       <w:color w:val="0563C1"/>
-      <w:u w:val="single"/>
     </w:rPr>
   </w:style>
   <w:style w:type="character" w:styleId="FootnoteReference">

--- a/output/12_北塩原村第10期_第3回策定委員会資料.docx
+++ b/output/12_北塩原村第10期_第3回策定委員会資料.docx
@@ -6556,7 +6556,7 @@
           <w:sz w:val="17"/>
           <w:szCs w:val="17"/>
         </w:rPr>
-        <w:t xml:space="preserve">※ 村内の認知症対応型共同生活介護は定員27人の1施設のみである。必要利用定員総数そのものは確定したが、計画期間を通じて到達率100%（満床）の見込みであり、待機者がいる場合は村外または在宅での対応になる。待機の状況が把握できていないため、増床の要否を判断する材料がそろっていない（確認事項）。</w:t>
+        <w:t xml:space="preserve">※ 村内の認知症対応型共同生活介護は2事業所・定員27人のみである。必要利用定員総数は27人とする案であるが、計画期間を通じて到達率100%（満床）の見込みであり、待機者がいる場合は村外または在宅での対応になる。待機の状況が把握できていないため、増床の要否を判断する材料がそろっていない（確認事項）。</w:t>
       </w:r>
     </w:p>
     <w:p>

--- a/output/12_北塩原村第10期_第3回策定委員会資料.docx
+++ b/output/12_北塩原村第10期_第3回策定委員会資料.docx
@@ -487,7 +487,7 @@
           <w:sz w:val="21"/>
           <w:szCs w:val="21"/>
         </w:rPr>
-        <w:t xml:space="preserve">資料5・6は決定案です。第2回でお示しした複数のパターンから前提を1つに定めています。第2回以降に確定した事項は資料2-2に一覧で示しています。</w:t>
+        <w:t xml:space="preserve">資料5・6は決定案です。第2回でお示しした複数のパターンから前提を1つに定めています。第2回以降に値が得られた事項（入力値の取得・確定の条件待ちを含む）は資料2-2に一覧で示しています。</w:t>
       </w:r>
     </w:p>
     <w:p>
@@ -2237,7 +2237,7 @@
           <w:sz w:val="25"/>
           <w:szCs w:val="25"/>
         </w:rPr>
-        <w:t xml:space="preserve">2-2　第2回以降に確定した事項</w:t>
+        <w:t xml:space="preserve">2-2　第2回以降に値が得られた事項</w:t>
       </w:r>
     </w:p>
     <w:p>
@@ -2250,7 +2250,7 @@
           <w:sz w:val="21"/>
           <w:szCs w:val="21"/>
         </w:rPr>
-        <w:t xml:space="preserve">第2回の時点で確定していなかった項目のうち、本日までに確定したものをお示しします。</w:t>
+        <w:t xml:space="preserve">第2回の時点で値が得られていなかった項目のうち、本日までに値が得られたものをお示しします。値が得られたことと、決定したことは区別して示します。</w:t>
       </w:r>
     </w:p>
     <w:p>
@@ -2282,7 +2282,7 @@
           <w:sz w:val="21"/>
           <w:szCs w:val="21"/>
         </w:rPr>
-        <w:t xml:space="preserve">骨子を作った時点で確定していなかった事項は22件でした。国の推計ワークシートと県の整備量見込みシートの受領により、次の11件が確定し、本資料の該当箇所に反映しています。確定していない事項の枠は20件になりました（確定により消えた枠が3件、問いが狭まった枠が2件、新たに生じた枠が1件）。各資料の「確定していない事項」の欄でお示しします。</w:t>
+        <w:t xml:space="preserve">骨子を作った時点で値が得られていなかった事項は22件でした。国の推計ワークシートと県の整備量見込みシートの受領により、次の11件は値が得られ、本資料の該当箇所に反映しています。ただし、いずれも村が県に提出した入力値または現時点の値であり、政令・告示や村の決定、本委員会の決定を経たものではありません。それぞれの段階を出どころの欄に示しています。確定していない事項の枠は20件になりました（確定により消えた枠が3件、問いが狭まった枠が2件、新たに生じた枠が1件）。各資料の「確定していない事項」の欄でお示しします。</w:t>
       </w:r>
     </w:p>
     <w:tbl>
@@ -2362,7 +2362,7 @@
                 <w:sz w:val="17"/>
                 <w:szCs w:val="17"/>
               </w:rPr>
-              <w:t xml:space="preserve">確定した事項</w:t>
+              <w:t xml:space="preserve">値が得られた事項</w:t>
             </w:r>
           </w:p>
         </w:tc>
@@ -5077,7 +5077,7 @@
           <w:sz w:val="17"/>
           <w:szCs w:val="17"/>
         </w:rPr>
-        <w:t xml:space="preserve">※ 素案5-4の表をそのまま用いる。第2回では現行単価による試算をお示ししており、本日は確定した前提による。</w:t>
+        <w:t xml:space="preserve">※ 素案5-4の表をそのまま用いる。第2回では現行単価による試算をお示ししており、本日は第2回以降に得られた値（下表。段階を併記）による。</w:t>
       </w:r>
     </w:p>
     <w:tbl>
@@ -5128,7 +5128,7 @@
                 <w:sz w:val="17"/>
                 <w:szCs w:val="17"/>
               </w:rPr>
-              <w:t xml:space="preserve">確定した事項</w:t>
+              <w:t xml:space="preserve">値が得られた事項</w:t>
             </w:r>
           </w:p>
         </w:tc>
@@ -5157,7 +5157,7 @@
                 <w:sz w:val="17"/>
                 <w:szCs w:val="17"/>
               </w:rPr>
-              <w:t xml:space="preserve">確定した内容</w:t>
+              <w:t xml:space="preserve">現時点の値</w:t>
             </w:r>
           </w:p>
         </w:tc>
@@ -5186,7 +5186,7 @@
                 <w:sz w:val="17"/>
                 <w:szCs w:val="17"/>
               </w:rPr>
-              <w:t xml:space="preserve">出どころ</w:t>
+              <w:t xml:space="preserve">出どころ（段階）</w:t>
             </w:r>
           </w:p>
         </w:tc>
@@ -5275,7 +5275,7 @@
                 <w:sz w:val="17"/>
                 <w:szCs w:val="17"/>
               </w:rPr>
-              <w:t xml:space="preserve">村提供（国の推計ワークシート）</w:t>
+              <w:t xml:space="preserve">村提供（国の推計ワークシート。暫定の入力値）</w:t>
             </w:r>
           </w:p>
         </w:tc>
@@ -5338,7 +5338,7 @@
                 <w:sz w:val="17"/>
                 <w:szCs w:val="17"/>
               </w:rPr>
-              <w:t xml:space="preserve">県の整備量見込みシート（令和8年10月6日提出）の値に置き換えた。記入要領は「令和6〜8年度は月平均の実績人数（四捨五入）」であり、当方の算出は四捨五入の範囲で一致した</w:t>
+              <w:t xml:space="preserve">県の整備量見込みシート（令和8年10月6日提出）の値に置き換えた。記入要領は「令和6〜8年度は月平均の実績人数（四捨五入）」であり、当方の算出は四捨五入の範囲で一致した。認知症対応型共同生活介護はワークシートの値（27人・28人・29人）と1〜2人の差があり、村に確認中</w:t>
             </w:r>
           </w:p>
         </w:tc>
@@ -5367,7 +5367,7 @@
                 <w:sz w:val="17"/>
                 <w:szCs w:val="17"/>
               </w:rPr>
-              <w:t xml:space="preserve">村提供（県の整備量見込みシート）</w:t>
+              <w:t xml:space="preserve">村提供（県の整備量見込みシート。県への提出値）</w:t>
             </w:r>
           </w:p>
         </w:tc>
@@ -6055,7 +6055,7 @@
                 <w:sz w:val="17"/>
                 <w:szCs w:val="17"/>
               </w:rPr>
-              <w:t xml:space="preserve">確定した事項</w:t>
+              <w:t xml:space="preserve">値が得られた事項</w:t>
             </w:r>
           </w:p>
         </w:tc>
@@ -6084,7 +6084,7 @@
                 <w:sz w:val="17"/>
                 <w:szCs w:val="17"/>
               </w:rPr>
-              <w:t xml:space="preserve">確定した内容</w:t>
+              <w:t xml:space="preserve">現時点の値</w:t>
             </w:r>
           </w:p>
         </w:tc>
@@ -6113,7 +6113,7 @@
                 <w:sz w:val="17"/>
                 <w:szCs w:val="17"/>
               </w:rPr>
-              <w:t xml:space="preserve">出どころ</w:t>
+              <w:t xml:space="preserve">出どころ（段階）</w:t>
             </w:r>
           </w:p>
         </w:tc>
@@ -6205,7 +6205,7 @@
                 <w:sz w:val="17"/>
                 <w:szCs w:val="17"/>
               </w:rPr>
-              <w:t xml:space="preserve">村提供（県の整備量見込みシート）</w:t>
+              <w:t xml:space="preserve">村提供（県への提出値。計画に定める値は本日ご決定いただく）</w:t>
             </w:r>
           </w:p>
         </w:tc>
@@ -6686,7 +6686,7 @@
                 <w:sz w:val="17"/>
                 <w:szCs w:val="17"/>
               </w:rPr>
-              <w:t xml:space="preserve">確定した事項</w:t>
+              <w:t xml:space="preserve">値が得られた事項</w:t>
             </w:r>
           </w:p>
         </w:tc>
@@ -6715,7 +6715,7 @@
                 <w:sz w:val="17"/>
                 <w:szCs w:val="17"/>
               </w:rPr>
-              <w:t xml:space="preserve">確定した内容</w:t>
+              <w:t xml:space="preserve">現時点の値</w:t>
             </w:r>
           </w:p>
         </w:tc>
@@ -6744,7 +6744,7 @@
                 <w:sz w:val="17"/>
                 <w:szCs w:val="17"/>
               </w:rPr>
-              <w:t xml:space="preserve">出どころ</w:t>
+              <w:t xml:space="preserve">出どころ（段階）</w:t>
             </w:r>
           </w:p>
         </w:tc>
@@ -6805,7 +6805,7 @@
                 <w:sz w:val="17"/>
                 <w:szCs w:val="17"/>
               </w:rPr>
-              <w:t xml:space="preserve">第10期は23%で、第9期と同じ水準に据え置かれる。本村では1ポイントで月額約294円であるため、上昇要因として働かない</w:t>
+              <w:t xml:space="preserve">国の推計ワークシートでは23%（第9期と同じ）が置かれている。本村では1ポイントで月額約294円である</w:t>
             </w:r>
           </w:p>
         </w:tc>
@@ -6833,7 +6833,7 @@
                 <w:sz w:val="17"/>
                 <w:szCs w:val="17"/>
               </w:rPr>
-              <w:t xml:space="preserve">国の推計ワークシート（参考シート）</w:t>
+              <w:t xml:space="preserve">国の推計ワークシート（参考シート）。正式には政令で定まる（確定の条件待ち）</w:t>
             </w:r>
           </w:p>
         </w:tc>
@@ -6922,7 +6922,7 @@
                 <w:sz w:val="17"/>
                 <w:szCs w:val="17"/>
               </w:rPr>
-              <w:t xml:space="preserve">国の推計ワークシート</w:t>
+              <w:t xml:space="preserve">国の推計ワークシートへの入力値。令和6年度末の決算残高20,461,007円からの積算の根拠を村に確認中（確定の条件待ち）</w:t>
             </w:r>
           </w:p>
         </w:tc>
@@ -8514,7 +8514,7 @@
                 <w:sz w:val="17"/>
                 <w:szCs w:val="17"/>
               </w:rPr>
-              <w:t xml:space="preserve">確定した事項</w:t>
+              <w:t xml:space="preserve">値が得られた事項</w:t>
             </w:r>
           </w:p>
         </w:tc>
@@ -8543,7 +8543,7 @@
                 <w:sz w:val="17"/>
                 <w:szCs w:val="17"/>
               </w:rPr>
-              <w:t xml:space="preserve">確定した内容</w:t>
+              <w:t xml:space="preserve">現時点の値</w:t>
             </w:r>
           </w:p>
         </w:tc>
@@ -8572,7 +8572,7 @@
                 <w:sz w:val="17"/>
                 <w:szCs w:val="17"/>
               </w:rPr>
-              <w:t xml:space="preserve">出どころ</w:t>
+              <w:t xml:space="preserve">出どころ（段階）</w:t>
             </w:r>
           </w:p>
         </w:tc>
@@ -9900,7 +9900,7 @@
                 <w:sz w:val="17"/>
                 <w:szCs w:val="17"/>
               </w:rPr>
-              <w:t xml:space="preserve">61点が取れる11項目の取組可否の村の判断</w:t>
+              <w:t xml:space="preserve">取得をめざす11項目62点（認知症施策推進計画の5点を加え12項目67点）の取組可否の村の判断</w:t>
             </w:r>
           </w:p>
         </w:tc>
@@ -9928,7 +9928,7 @@
                 <w:sz w:val="17"/>
                 <w:szCs w:val="17"/>
               </w:rPr>
-              <w:t xml:space="preserve">資料7-2・素案5-9</w:t>
+              <w:t xml:space="preserve">資料7-2・素案6-3</w:t>
             </w:r>
           </w:p>
         </w:tc>
